--- a/informe/Sumativa3_Fase4_Sebastian_Antunez.docx
+++ b/informe/Sumativa3_Fase4_Sebastian_Antunez.docx
@@ -12,7 +12,7 @@
           <w:noProof/>
         </w:rPr>
         <w:drawing>
-          <wp:inline distT="0" distB="0" distL="0" distR="0" wp14:anchorId="6D1BFC07" wp14:editId="65A093F3">
+          <wp:inline distT="0" distB="0" distL="0" distR="0" wp14:anchorId="79E73F64" wp14:editId="3777E7C6">
             <wp:extent cx="1285875" cy="1285875"/>
             <wp:effectExtent l="0" t="0" r="0" b="0"/>
             <wp:docPr id="1" name="Picture 1"/>
@@ -1053,7 +1053,7 @@
     <w:sdt>
       <w:sdtPr>
         <w:alias w:val="Índice de contenidos"/>
-        <w:id w:val="-2045436070"/>
+        <w:id w:val="-888735226"/>
       </w:sdtPr>
       <w:sdtEndPr/>
       <w:sdtContent>
@@ -1081,7 +1081,7 @@
           <w:r>
             <w:fldChar w:fldCharType="separate"/>
           </w:r>
-          <w:hyperlink w:anchor="_Toc241409900" w:history="1">
+          <w:hyperlink w:anchor="_Toc241524499" w:history="1">
             <w:r>
               <w:rPr>
                 <w:rStyle w:val="Hyperlink"/>
@@ -1105,7 +1105,7 @@
               <w:rPr>
                 <w:noProof/>
               </w:rPr>
-              <w:instrText xml:space="preserve"> PAGEREF _Toc241409900 \h </w:instrText>
+              <w:instrText xml:space="preserve"> PAGEREF _Toc241524499 \h </w:instrText>
             </w:r>
             <w:r>
               <w:rPr>
@@ -1147,7 +1147,7 @@
               <w14:ligatures w14:val="standardContextual"/>
             </w:rPr>
           </w:pPr>
-          <w:hyperlink w:anchor="_Toc241409901" w:history="1">
+          <w:hyperlink w:anchor="_Toc241524500" w:history="1">
             <w:r>
               <w:rPr>
                 <w:rStyle w:val="Hyperlink"/>
@@ -1171,7 +1171,7 @@
               <w:rPr>
                 <w:noProof/>
               </w:rPr>
-              <w:instrText xml:space="preserve"> PAGEREF _Toc241409901 \h </w:instrText>
+              <w:instrText xml:space="preserve"> PAGEREF _Toc241524500 \h </w:instrText>
             </w:r>
             <w:r>
               <w:rPr>
@@ -1213,7 +1213,7 @@
               <w14:ligatures w14:val="standardContextual"/>
             </w:rPr>
           </w:pPr>
-          <w:hyperlink w:anchor="_Toc241409902" w:history="1">
+          <w:hyperlink w:anchor="_Toc241524501" w:history="1">
             <w:r>
               <w:rPr>
                 <w:rStyle w:val="Hyperlink"/>
@@ -1237,7 +1237,7 @@
               <w:rPr>
                 <w:noProof/>
               </w:rPr>
-              <w:instrText xml:space="preserve"> PAGEREF _Toc241409902 \h </w:instrText>
+              <w:instrText xml:space="preserve"> PAGEREF _Toc241524501 \h </w:instrText>
             </w:r>
             <w:r>
               <w:rPr>
@@ -1279,7 +1279,7 @@
               <w14:ligatures w14:val="standardContextual"/>
             </w:rPr>
           </w:pPr>
-          <w:hyperlink w:anchor="_Toc241409903" w:history="1">
+          <w:hyperlink w:anchor="_Toc241524502" w:history="1">
             <w:r>
               <w:rPr>
                 <w:rStyle w:val="Hyperlink"/>
@@ -1303,7 +1303,7 @@
               <w:rPr>
                 <w:noProof/>
               </w:rPr>
-              <w:instrText xml:space="preserve"> PAGEREF _Toc241409903 \h </w:instrText>
+              <w:instrText xml:space="preserve"> PAGEREF _Toc241524502 \h </w:instrText>
             </w:r>
             <w:r>
               <w:rPr>
@@ -1345,7 +1345,7 @@
               <w14:ligatures w14:val="standardContextual"/>
             </w:rPr>
           </w:pPr>
-          <w:hyperlink w:anchor="_Toc241409904" w:history="1">
+          <w:hyperlink w:anchor="_Toc241524503" w:history="1">
             <w:r>
               <w:rPr>
                 <w:rStyle w:val="Hyperlink"/>
@@ -1369,7 +1369,7 @@
               <w:rPr>
                 <w:noProof/>
               </w:rPr>
-              <w:instrText xml:space="preserve"> PAGEREF _Toc241409904 \h </w:instrText>
+              <w:instrText xml:space="preserve"> PAGEREF _Toc241524503 \h </w:instrText>
             </w:r>
             <w:r>
               <w:rPr>
@@ -1411,7 +1411,7 @@
               <w14:ligatures w14:val="standardContextual"/>
             </w:rPr>
           </w:pPr>
-          <w:hyperlink w:anchor="_Toc241409905" w:history="1">
+          <w:hyperlink w:anchor="_Toc241524504" w:history="1">
             <w:r>
               <w:rPr>
                 <w:rStyle w:val="Hyperlink"/>
@@ -1435,7 +1435,7 @@
               <w:rPr>
                 <w:noProof/>
               </w:rPr>
-              <w:instrText xml:space="preserve"> PAGEREF _Toc241409905 \h </w:instrText>
+              <w:instrText xml:space="preserve"> PAGEREF _Toc241524504 \h </w:instrText>
             </w:r>
             <w:r>
               <w:rPr>
@@ -1477,7 +1477,7 @@
               <w14:ligatures w14:val="standardContextual"/>
             </w:rPr>
           </w:pPr>
-          <w:hyperlink w:anchor="_Toc241409906" w:history="1">
+          <w:hyperlink w:anchor="_Toc241524505" w:history="1">
             <w:r>
               <w:rPr>
                 <w:rStyle w:val="Hyperlink"/>
@@ -1501,7 +1501,7 @@
               <w:rPr>
                 <w:noProof/>
               </w:rPr>
-              <w:instrText xml:space="preserve"> PAGEREF _Toc241409906 \h </w:instrText>
+              <w:instrText xml:space="preserve"> PAGEREF _Toc241524505 \h </w:instrText>
             </w:r>
             <w:r>
               <w:rPr>
@@ -1543,7 +1543,7 @@
               <w14:ligatures w14:val="standardContextual"/>
             </w:rPr>
           </w:pPr>
-          <w:hyperlink w:anchor="_Toc241409907" w:history="1">
+          <w:hyperlink w:anchor="_Toc241524506" w:history="1">
             <w:r>
               <w:rPr>
                 <w:rStyle w:val="Hyperlink"/>
@@ -1567,7 +1567,7 @@
               <w:rPr>
                 <w:noProof/>
               </w:rPr>
-              <w:instrText xml:space="preserve"> PAGEREF _Toc241409907 \h </w:instrText>
+              <w:instrText xml:space="preserve"> PAGEREF _Toc241524506 \h </w:instrText>
             </w:r>
             <w:r>
               <w:rPr>
@@ -1609,7 +1609,7 @@
               <w14:ligatures w14:val="standardContextual"/>
             </w:rPr>
           </w:pPr>
-          <w:hyperlink w:anchor="_Toc241409908" w:history="1">
+          <w:hyperlink w:anchor="_Toc241524507" w:history="1">
             <w:r>
               <w:rPr>
                 <w:rStyle w:val="Hyperlink"/>
@@ -1633,7 +1633,7 @@
               <w:rPr>
                 <w:noProof/>
               </w:rPr>
-              <w:instrText xml:space="preserve"> PAGEREF _Toc241409908 \h </w:instrText>
+              <w:instrText xml:space="preserve"> PAGEREF _Toc241524507 \h </w:instrText>
             </w:r>
             <w:r>
               <w:rPr>
@@ -1675,7 +1675,7 @@
               <w14:ligatures w14:val="standardContextual"/>
             </w:rPr>
           </w:pPr>
-          <w:hyperlink w:anchor="_Toc241409909" w:history="1">
+          <w:hyperlink w:anchor="_Toc241524508" w:history="1">
             <w:r>
               <w:rPr>
                 <w:rStyle w:val="Hyperlink"/>
@@ -1699,7 +1699,7 @@
               <w:rPr>
                 <w:noProof/>
               </w:rPr>
-              <w:instrText xml:space="preserve"> PAGEREF _Toc241409909 \h </w:instrText>
+              <w:instrText xml:space="preserve"> PAGEREF _Toc241524508 \h </w:instrText>
             </w:r>
             <w:r>
               <w:rPr>
@@ -1741,7 +1741,7 @@
               <w14:ligatures w14:val="standardContextual"/>
             </w:rPr>
           </w:pPr>
-          <w:hyperlink w:anchor="_Toc241409910" w:history="1">
+          <w:hyperlink w:anchor="_Toc241524509" w:history="1">
             <w:r>
               <w:rPr>
                 <w:rStyle w:val="Hyperlink"/>
@@ -1765,7 +1765,7 @@
               <w:rPr>
                 <w:noProof/>
               </w:rPr>
-              <w:instrText xml:space="preserve"> PAGEREF _Toc241409910 \h </w:instrText>
+              <w:instrText xml:space="preserve"> PAGEREF _Toc241524509 \h </w:instrText>
             </w:r>
             <w:r>
               <w:rPr>
@@ -1807,7 +1807,7 @@
               <w14:ligatures w14:val="standardContextual"/>
             </w:rPr>
           </w:pPr>
-          <w:hyperlink w:anchor="_Toc241409911" w:history="1">
+          <w:hyperlink w:anchor="_Toc241524510" w:history="1">
             <w:r>
               <w:rPr>
                 <w:rStyle w:val="Hyperlink"/>
@@ -1831,7 +1831,7 @@
               <w:rPr>
                 <w:noProof/>
               </w:rPr>
-              <w:instrText xml:space="preserve"> PAGEREF _Toc241409911 \h </w:instrText>
+              <w:instrText xml:space="preserve"> PAGEREF _Toc241524510 \h </w:instrText>
             </w:r>
             <w:r>
               <w:rPr>
@@ -1873,7 +1873,7 @@
               <w14:ligatures w14:val="standardContextual"/>
             </w:rPr>
           </w:pPr>
-          <w:hyperlink w:anchor="_Toc241409912" w:history="1">
+          <w:hyperlink w:anchor="_Toc241524511" w:history="1">
             <w:r>
               <w:rPr>
                 <w:rStyle w:val="Hyperlink"/>
@@ -1897,7 +1897,7 @@
               <w:rPr>
                 <w:noProof/>
               </w:rPr>
-              <w:instrText xml:space="preserve"> PAGEREF _Toc241409912 \h </w:instrText>
+              <w:instrText xml:space="preserve"> PAGEREF _Toc241524511 \h </w:instrText>
             </w:r>
             <w:r>
               <w:rPr>
@@ -1939,7 +1939,7 @@
               <w14:ligatures w14:val="standardContextual"/>
             </w:rPr>
           </w:pPr>
-          <w:hyperlink w:anchor="_Toc241409913" w:history="1">
+          <w:hyperlink w:anchor="_Toc241524512" w:history="1">
             <w:r>
               <w:rPr>
                 <w:rStyle w:val="Hyperlink"/>
@@ -1963,7 +1963,7 @@
               <w:rPr>
                 <w:noProof/>
               </w:rPr>
-              <w:instrText xml:space="preserve"> PAGEREF _Toc241409913 \h </w:instrText>
+              <w:instrText xml:space="preserve"> PAGEREF _Toc241524512 \h </w:instrText>
             </w:r>
             <w:r>
               <w:rPr>
@@ -2005,7 +2005,7 @@
               <w14:ligatures w14:val="standardContextual"/>
             </w:rPr>
           </w:pPr>
-          <w:hyperlink w:anchor="_Toc241409914" w:history="1">
+          <w:hyperlink w:anchor="_Toc241524513" w:history="1">
             <w:r>
               <w:rPr>
                 <w:rStyle w:val="Hyperlink"/>
@@ -2029,7 +2029,7 @@
               <w:rPr>
                 <w:noProof/>
               </w:rPr>
-              <w:instrText xml:space="preserve"> PAGEREF _Toc241409914 \h </w:instrText>
+              <w:instrText xml:space="preserve"> PAGEREF _Toc241524513 \h </w:instrText>
             </w:r>
             <w:r>
               <w:rPr>
@@ -2071,7 +2071,7 @@
               <w14:ligatures w14:val="standardContextual"/>
             </w:rPr>
           </w:pPr>
-          <w:hyperlink w:anchor="_Toc241409915" w:history="1">
+          <w:hyperlink w:anchor="_Toc241524514" w:history="1">
             <w:r>
               <w:rPr>
                 <w:rStyle w:val="Hyperlink"/>
@@ -2095,7 +2095,7 @@
               <w:rPr>
                 <w:noProof/>
               </w:rPr>
-              <w:instrText xml:space="preserve"> PAGEREF _Toc241409915 \h </w:instrText>
+              <w:instrText xml:space="preserve"> PAGEREF _Toc241524514 \h </w:instrText>
             </w:r>
             <w:r>
               <w:rPr>
@@ -2137,7 +2137,7 @@
               <w14:ligatures w14:val="standardContextual"/>
             </w:rPr>
           </w:pPr>
-          <w:hyperlink w:anchor="_Toc241409916" w:history="1">
+          <w:hyperlink w:anchor="_Toc241524515" w:history="1">
             <w:r>
               <w:rPr>
                 <w:rStyle w:val="Hyperlink"/>
@@ -2161,7 +2161,7 @@
               <w:rPr>
                 <w:noProof/>
               </w:rPr>
-              <w:instrText xml:space="preserve"> PAGEREF _Toc241409916 \h </w:instrText>
+              <w:instrText xml:space="preserve"> PAGEREF _Toc241524515 \h </w:instrText>
             </w:r>
             <w:r>
               <w:rPr>
@@ -2203,7 +2203,7 @@
               <w14:ligatures w14:val="standardContextual"/>
             </w:rPr>
           </w:pPr>
-          <w:hyperlink w:anchor="_Toc241409917" w:history="1">
+          <w:hyperlink w:anchor="_Toc241524516" w:history="1">
             <w:r>
               <w:rPr>
                 <w:rStyle w:val="Hyperlink"/>
@@ -2227,7 +2227,7 @@
               <w:rPr>
                 <w:noProof/>
               </w:rPr>
-              <w:instrText xml:space="preserve"> PAGEREF _Toc241409917 \h </w:instrText>
+              <w:instrText xml:space="preserve"> PAGEREF _Toc241524516 \h </w:instrText>
             </w:r>
             <w:r>
               <w:rPr>
@@ -2269,7 +2269,7 @@
               <w14:ligatures w14:val="standardContextual"/>
             </w:rPr>
           </w:pPr>
-          <w:hyperlink w:anchor="_Toc241409918" w:history="1">
+          <w:hyperlink w:anchor="_Toc241524517" w:history="1">
             <w:r>
               <w:rPr>
                 <w:rStyle w:val="Hyperlink"/>
@@ -2293,7 +2293,7 @@
               <w:rPr>
                 <w:noProof/>
               </w:rPr>
-              <w:instrText xml:space="preserve"> PAGEREF _Toc241409918 \h </w:instrText>
+              <w:instrText xml:space="preserve"> PAGEREF _Toc241524517 \h </w:instrText>
             </w:r>
             <w:r>
               <w:rPr>
@@ -2335,7 +2335,7 @@
               <w14:ligatures w14:val="standardContextual"/>
             </w:rPr>
           </w:pPr>
-          <w:hyperlink w:anchor="_Toc241409919" w:history="1">
+          <w:hyperlink w:anchor="_Toc241524518" w:history="1">
             <w:r>
               <w:rPr>
                 <w:rStyle w:val="Hyperlink"/>
@@ -2359,7 +2359,7 @@
               <w:rPr>
                 <w:noProof/>
               </w:rPr>
-              <w:instrText xml:space="preserve"> PAGEREF _Toc241409919 \h </w:instrText>
+              <w:instrText xml:space="preserve"> PAGEREF _Toc241524518 \h </w:instrText>
             </w:r>
             <w:r>
               <w:rPr>
@@ -2401,7 +2401,7 @@
               <w14:ligatures w14:val="standardContextual"/>
             </w:rPr>
           </w:pPr>
-          <w:hyperlink w:anchor="_Toc241409920" w:history="1">
+          <w:hyperlink w:anchor="_Toc241524519" w:history="1">
             <w:r>
               <w:rPr>
                 <w:rStyle w:val="Hyperlink"/>
@@ -2425,7 +2425,7 @@
               <w:rPr>
                 <w:noProof/>
               </w:rPr>
-              <w:instrText xml:space="preserve"> PAGEREF _Toc241409920 \h </w:instrText>
+              <w:instrText xml:space="preserve"> PAGEREF _Toc241524519 \h </w:instrText>
             </w:r>
             <w:r>
               <w:rPr>
@@ -2467,7 +2467,7 @@
               <w14:ligatures w14:val="standardContextual"/>
             </w:rPr>
           </w:pPr>
-          <w:hyperlink w:anchor="_Toc241409921" w:history="1">
+          <w:hyperlink w:anchor="_Toc241524520" w:history="1">
             <w:r>
               <w:rPr>
                 <w:rStyle w:val="Hyperlink"/>
@@ -2491,7 +2491,7 @@
               <w:rPr>
                 <w:noProof/>
               </w:rPr>
-              <w:instrText xml:space="preserve"> PAGEREF _Toc241409921 \h </w:instrText>
+              <w:instrText xml:space="preserve"> PAGEREF _Toc241524520 \h </w:instrText>
             </w:r>
             <w:r>
               <w:rPr>
@@ -2533,7 +2533,7 @@
               <w14:ligatures w14:val="standardContextual"/>
             </w:rPr>
           </w:pPr>
-          <w:hyperlink w:anchor="_Toc241409922" w:history="1">
+          <w:hyperlink w:anchor="_Toc241524521" w:history="1">
             <w:r>
               <w:rPr>
                 <w:rStyle w:val="Hyperlink"/>
@@ -2557,7 +2557,7 @@
               <w:rPr>
                 <w:noProof/>
               </w:rPr>
-              <w:instrText xml:space="preserve"> PAGEREF _Toc241409922 \h </w:instrText>
+              <w:instrText xml:space="preserve"> PAGEREF _Toc241524521 \h </w:instrText>
             </w:r>
             <w:r>
               <w:rPr>
@@ -2599,7 +2599,7 @@
               <w14:ligatures w14:val="standardContextual"/>
             </w:rPr>
           </w:pPr>
-          <w:hyperlink w:anchor="_Toc241409923" w:history="1">
+          <w:hyperlink w:anchor="_Toc241524522" w:history="1">
             <w:r>
               <w:rPr>
                 <w:rStyle w:val="Hyperlink"/>
@@ -2623,7 +2623,7 @@
               <w:rPr>
                 <w:noProof/>
               </w:rPr>
-              <w:instrText xml:space="preserve"> PAGEREF _Toc241409923 \h </w:instrText>
+              <w:instrText xml:space="preserve"> PAGEREF _Toc241524522 \h </w:instrText>
             </w:r>
             <w:r>
               <w:rPr>
@@ -2665,13 +2665,13 @@
               <w14:ligatures w14:val="standardContextual"/>
             </w:rPr>
           </w:pPr>
-          <w:hyperlink w:anchor="_Toc241409924" w:history="1">
+          <w:hyperlink w:anchor="_Toc241524523" w:history="1">
             <w:r>
               <w:rPr>
                 <w:rStyle w:val="Hyperlink"/>
                 <w:noProof/>
               </w:rPr>
-              <w:t>4.2 Distribución de la sobreduración</w:t>
+              <w:t>4.2 La magnitud del rezago (OE4)</w:t>
             </w:r>
             <w:r>
               <w:rPr>
@@ -2689,7 +2689,7 @@
               <w:rPr>
                 <w:noProof/>
               </w:rPr>
-              <w:instrText xml:space="preserve"> PAGEREF _Toc241409924 \h </w:instrText>
+              <w:instrText xml:space="preserve"> PAGEREF _Toc241524523 \h </w:instrText>
             </w:r>
             <w:r>
               <w:rPr>
@@ -2731,13 +2731,13 @@
               <w14:ligatures w14:val="standardContextual"/>
             </w:rPr>
           </w:pPr>
-          <w:hyperlink w:anchor="_Toc241409925" w:history="1">
+          <w:hyperlink w:anchor="_Toc241524524" w:history="1">
             <w:r>
               <w:rPr>
                 <w:rStyle w:val="Hyperlink"/>
                 <w:noProof/>
               </w:rPr>
-              <w:t>4.3 Factores asociados: área, institución y género</w:t>
+              <w:t>4.3 Dónde se concentra el rezago (OE5)</w:t>
             </w:r>
             <w:r>
               <w:rPr>
@@ -2755,7 +2755,7 @@
               <w:rPr>
                 <w:noProof/>
               </w:rPr>
-              <w:instrText xml:space="preserve"> PAGEREF _Toc241409925 \h </w:instrText>
+              <w:instrText xml:space="preserve"> PAGEREF _Toc241524524 \h </w:instrText>
             </w:r>
             <w:r>
               <w:rPr>
@@ -2773,6 +2773,72 @@
                 <w:noProof/>
               </w:rPr>
               <w:t>21</w:t>
+            </w:r>
+            <w:r>
+              <w:rPr>
+                <w:noProof/>
+              </w:rPr>
+              <w:fldChar w:fldCharType="end"/>
+            </w:r>
+          </w:hyperlink>
+        </w:p>
+        <w:p>
+          <w:pPr>
+            <w:pStyle w:val="TOC3"/>
+            <w:tabs>
+              <w:tab w:val="right" w:leader="dot" w:pos="8828"/>
+            </w:tabs>
+            <w:rPr>
+              <w:rFonts w:asciiTheme="minorHAnsi" w:eastAsiaTheme="minorEastAsia" w:hAnsiTheme="minorHAnsi" w:cstheme="minorBidi"/>
+              <w:noProof/>
+              <w:kern w:val="2"/>
+              <w:sz w:val="24"/>
+              <w:szCs w:val="24"/>
+              <w14:ligatures w14:val="standardContextual"/>
+            </w:rPr>
+          </w:pPr>
+          <w:hyperlink w:anchor="_Toc241524525" w:history="1">
+            <w:r>
+              <w:rPr>
+                <w:rStyle w:val="Hyperlink"/>
+                <w:noProof/>
+              </w:rPr>
+              <w:t>La brecha de género resiste la estratificación</w:t>
+            </w:r>
+            <w:r>
+              <w:rPr>
+                <w:noProof/>
+              </w:rPr>
+              <w:tab/>
+            </w:r>
+            <w:r>
+              <w:rPr>
+                <w:noProof/>
+              </w:rPr>
+              <w:fldChar w:fldCharType="begin"/>
+            </w:r>
+            <w:r>
+              <w:rPr>
+                <w:noProof/>
+              </w:rPr>
+              <w:instrText xml:space="preserve"> PAGEREF _Toc241524525 \h </w:instrText>
+            </w:r>
+            <w:r>
+              <w:rPr>
+                <w:noProof/>
+              </w:rPr>
+            </w:r>
+            <w:r>
+              <w:rPr>
+                <w:noProof/>
+              </w:rPr>
+              <w:fldChar w:fldCharType="separate"/>
+            </w:r>
+            <w:r>
+              <w:rPr>
+                <w:noProof/>
+              </w:rPr>
+              <w:t>22</w:t>
             </w:r>
             <w:r>
               <w:rPr>
@@ -2797,13 +2863,13 @@
               <w14:ligatures w14:val="standardContextual"/>
             </w:rPr>
           </w:pPr>
-          <w:hyperlink w:anchor="_Toc241409926" w:history="1">
+          <w:hyperlink w:anchor="_Toc241524526" w:history="1">
             <w:r>
               <w:rPr>
                 <w:rStyle w:val="Hyperlink"/>
                 <w:noProof/>
               </w:rPr>
-              <w:t>4.4 Modalidad y territorio</w:t>
+              <w:t>4.4 La evolución temporal y sus límites (OE6)</w:t>
             </w:r>
             <w:r>
               <w:rPr>
@@ -2821,7 +2887,7 @@
               <w:rPr>
                 <w:noProof/>
               </w:rPr>
-              <w:instrText xml:space="preserve"> PAGEREF _Toc241409926 \h </w:instrText>
+              <w:instrText xml:space="preserve"> PAGEREF _Toc241524526 \h </w:instrText>
             </w:r>
             <w:r>
               <w:rPr>
@@ -2838,7 +2904,7 @@
               <w:rPr>
                 <w:noProof/>
               </w:rPr>
-              <w:t>22</w:t>
+              <w:t>23</w:t>
             </w:r>
             <w:r>
               <w:rPr>
@@ -2863,13 +2929,13 @@
               <w14:ligatures w14:val="standardContextual"/>
             </w:rPr>
           </w:pPr>
-          <w:hyperlink w:anchor="_Toc241409927" w:history="1">
+          <w:hyperlink w:anchor="_Toc241524527" w:history="1">
             <w:r>
               <w:rPr>
                 <w:rStyle w:val="Hyperlink"/>
                 <w:noProof/>
               </w:rPr>
-              <w:t>4.5 Evolución temporal: el efecto de la pandemia</w:t>
+              <w:t>4.5 El sesgo que limita la lectura longitudinal</w:t>
             </w:r>
             <w:r>
               <w:rPr>
@@ -2887,7 +2953,7 @@
               <w:rPr>
                 <w:noProof/>
               </w:rPr>
-              <w:instrText xml:space="preserve"> PAGEREF _Toc241409927 \h </w:instrText>
+              <w:instrText xml:space="preserve"> PAGEREF _Toc241524527 \h </w:instrText>
             </w:r>
             <w:r>
               <w:rPr>
@@ -2904,7 +2970,7 @@
               <w:rPr>
                 <w:noProof/>
               </w:rPr>
-              <w:t>23</w:t>
+              <w:t>24</w:t>
             </w:r>
             <w:r>
               <w:rPr>
@@ -2929,13 +2995,13 @@
               <w14:ligatures w14:val="standardContextual"/>
             </w:rPr>
           </w:pPr>
-          <w:hyperlink w:anchor="_Toc241409928" w:history="1">
+          <w:hyperlink w:anchor="_Toc241524528" w:history="1">
             <w:r>
               <w:rPr>
                 <w:rStyle w:val="Hyperlink"/>
                 <w:noProof/>
               </w:rPr>
-              <w:t>4.6 Sesgo de truncamiento por cohorte</w:t>
+              <w:t>4.6 Otros cortes examinados</w:t>
             </w:r>
             <w:r>
               <w:rPr>
@@ -2953,7 +3019,7 @@
               <w:rPr>
                 <w:noProof/>
               </w:rPr>
-              <w:instrText xml:space="preserve"> PAGEREF _Toc241409928 \h </w:instrText>
+              <w:instrText xml:space="preserve"> PAGEREF _Toc241524528 \h </w:instrText>
             </w:r>
             <w:r>
               <w:rPr>
@@ -2970,7 +3036,7 @@
               <w:rPr>
                 <w:noProof/>
               </w:rPr>
-              <w:t>24</w:t>
+              <w:t>26</w:t>
             </w:r>
             <w:r>
               <w:rPr>
@@ -2995,7 +3061,7 @@
               <w14:ligatures w14:val="standardContextual"/>
             </w:rPr>
           </w:pPr>
-          <w:hyperlink w:anchor="_Toc241409929" w:history="1">
+          <w:hyperlink w:anchor="_Toc241524529" w:history="1">
             <w:r>
               <w:rPr>
                 <w:rStyle w:val="Hyperlink"/>
@@ -3019,7 +3085,7 @@
               <w:rPr>
                 <w:noProof/>
               </w:rPr>
-              <w:instrText xml:space="preserve"> PAGEREF _Toc241409929 \h </w:instrText>
+              <w:instrText xml:space="preserve"> PAGEREF _Toc241524529 \h </w:instrText>
             </w:r>
             <w:r>
               <w:rPr>
@@ -3036,7 +3102,73 @@
               <w:rPr>
                 <w:noProof/>
               </w:rPr>
-              <w:t>25</w:t>
+              <w:t>26</w:t>
+            </w:r>
+            <w:r>
+              <w:rPr>
+                <w:noProof/>
+              </w:rPr>
+              <w:fldChar w:fldCharType="end"/>
+            </w:r>
+          </w:hyperlink>
+        </w:p>
+        <w:p>
+          <w:pPr>
+            <w:pStyle w:val="TOC2"/>
+            <w:tabs>
+              <w:tab w:val="right" w:leader="dot" w:pos="8828"/>
+            </w:tabs>
+            <w:rPr>
+              <w:rFonts w:asciiTheme="minorHAnsi" w:eastAsiaTheme="minorEastAsia" w:hAnsiTheme="minorHAnsi" w:cstheme="minorBidi"/>
+              <w:noProof/>
+              <w:kern w:val="2"/>
+              <w:sz w:val="24"/>
+              <w:szCs w:val="24"/>
+              <w14:ligatures w14:val="standardContextual"/>
+            </w:rPr>
+          </w:pPr>
+          <w:hyperlink w:anchor="_Toc241524530" w:history="1">
+            <w:r>
+              <w:rPr>
+                <w:rStyle w:val="Hyperlink"/>
+                <w:noProof/>
+              </w:rPr>
+              <w:t>4.8 El relato de los hallazgos</w:t>
+            </w:r>
+            <w:r>
+              <w:rPr>
+                <w:noProof/>
+              </w:rPr>
+              <w:tab/>
+            </w:r>
+            <w:r>
+              <w:rPr>
+                <w:noProof/>
+              </w:rPr>
+              <w:fldChar w:fldCharType="begin"/>
+            </w:r>
+            <w:r>
+              <w:rPr>
+                <w:noProof/>
+              </w:rPr>
+              <w:instrText xml:space="preserve"> PAGEREF _Toc241524530 \h </w:instrText>
+            </w:r>
+            <w:r>
+              <w:rPr>
+                <w:noProof/>
+              </w:rPr>
+            </w:r>
+            <w:r>
+              <w:rPr>
+                <w:noProof/>
+              </w:rPr>
+              <w:fldChar w:fldCharType="separate"/>
+            </w:r>
+            <w:r>
+              <w:rPr>
+                <w:noProof/>
+              </w:rPr>
+              <w:t>27</w:t>
             </w:r>
             <w:r>
               <w:rPr>
@@ -3061,7 +3193,7 @@
               <w14:ligatures w14:val="standardContextual"/>
             </w:rPr>
           </w:pPr>
-          <w:hyperlink w:anchor="_Toc241409930" w:history="1">
+          <w:hyperlink w:anchor="_Toc241524531" w:history="1">
             <w:r>
               <w:rPr>
                 <w:rStyle w:val="Hyperlink"/>
@@ -3085,7 +3217,7 @@
               <w:rPr>
                 <w:noProof/>
               </w:rPr>
-              <w:instrText xml:space="preserve"> PAGEREF _Toc241409930 \h </w:instrText>
+              <w:instrText xml:space="preserve"> PAGEREF _Toc241524531 \h </w:instrText>
             </w:r>
             <w:r>
               <w:rPr>
@@ -3102,7 +3234,7 @@
               <w:rPr>
                 <w:noProof/>
               </w:rPr>
-              <w:t>27</w:t>
+              <w:t>28</w:t>
             </w:r>
             <w:r>
               <w:rPr>
@@ -3127,7 +3259,7 @@
               <w14:ligatures w14:val="standardContextual"/>
             </w:rPr>
           </w:pPr>
-          <w:hyperlink w:anchor="_Toc241409931" w:history="1">
+          <w:hyperlink w:anchor="_Toc241524532" w:history="1">
             <w:r>
               <w:rPr>
                 <w:rStyle w:val="Hyperlink"/>
@@ -3151,7 +3283,7 @@
               <w:rPr>
                 <w:noProof/>
               </w:rPr>
-              <w:instrText xml:space="preserve"> PAGEREF _Toc241409931 \h </w:instrText>
+              <w:instrText xml:space="preserve"> PAGEREF _Toc241524532 \h </w:instrText>
             </w:r>
             <w:r>
               <w:rPr>
@@ -3168,7 +3300,7 @@
               <w:rPr>
                 <w:noProof/>
               </w:rPr>
-              <w:t>27</w:t>
+              <w:t>28</w:t>
             </w:r>
             <w:r>
               <w:rPr>
@@ -3193,7 +3325,7 @@
               <w14:ligatures w14:val="standardContextual"/>
             </w:rPr>
           </w:pPr>
-          <w:hyperlink w:anchor="_Toc241409932" w:history="1">
+          <w:hyperlink w:anchor="_Toc241524533" w:history="1">
             <w:r>
               <w:rPr>
                 <w:rStyle w:val="Hyperlink"/>
@@ -3217,7 +3349,7 @@
               <w:rPr>
                 <w:noProof/>
               </w:rPr>
-              <w:instrText xml:space="preserve"> PAGEREF _Toc241409932 \h </w:instrText>
+              <w:instrText xml:space="preserve"> PAGEREF _Toc241524533 \h </w:instrText>
             </w:r>
             <w:r>
               <w:rPr>
@@ -3234,7 +3366,7 @@
               <w:rPr>
                 <w:noProof/>
               </w:rPr>
-              <w:t>27</w:t>
+              <w:t>29</w:t>
             </w:r>
             <w:r>
               <w:rPr>
@@ -3259,7 +3391,7 @@
               <w14:ligatures w14:val="standardContextual"/>
             </w:rPr>
           </w:pPr>
-          <w:hyperlink w:anchor="_Toc241409933" w:history="1">
+          <w:hyperlink w:anchor="_Toc241524534" w:history="1">
             <w:r>
               <w:rPr>
                 <w:rStyle w:val="Hyperlink"/>
@@ -3283,7 +3415,7 @@
               <w:rPr>
                 <w:noProof/>
               </w:rPr>
-              <w:instrText xml:space="preserve"> PAGEREF _Toc241409933 \h </w:instrText>
+              <w:instrText xml:space="preserve"> PAGEREF _Toc241524534 \h </w:instrText>
             </w:r>
             <w:r>
               <w:rPr>
@@ -3300,7 +3432,7 @@
               <w:rPr>
                 <w:noProof/>
               </w:rPr>
-              <w:t>28</w:t>
+              <w:t>29</w:t>
             </w:r>
             <w:r>
               <w:rPr>
@@ -3325,7 +3457,7 @@
               <w14:ligatures w14:val="standardContextual"/>
             </w:rPr>
           </w:pPr>
-          <w:hyperlink w:anchor="_Toc241409934" w:history="1">
+          <w:hyperlink w:anchor="_Toc241524535" w:history="1">
             <w:r>
               <w:rPr>
                 <w:rStyle w:val="Hyperlink"/>
@@ -3349,7 +3481,7 @@
               <w:rPr>
                 <w:noProof/>
               </w:rPr>
-              <w:instrText xml:space="preserve"> PAGEREF _Toc241409934 \h </w:instrText>
+              <w:instrText xml:space="preserve"> PAGEREF _Toc241524535 \h </w:instrText>
             </w:r>
             <w:r>
               <w:rPr>
@@ -3366,7 +3498,7 @@
               <w:rPr>
                 <w:noProof/>
               </w:rPr>
-              <w:t>29</w:t>
+              <w:t>31</w:t>
             </w:r>
             <w:r>
               <w:rPr>
@@ -3391,7 +3523,7 @@
               <w14:ligatures w14:val="standardContextual"/>
             </w:rPr>
           </w:pPr>
-          <w:hyperlink w:anchor="_Toc241409935" w:history="1">
+          <w:hyperlink w:anchor="_Toc241524536" w:history="1">
             <w:r>
               <w:rPr>
                 <w:rStyle w:val="Hyperlink"/>
@@ -3415,7 +3547,7 @@
               <w:rPr>
                 <w:noProof/>
               </w:rPr>
-              <w:instrText xml:space="preserve"> PAGEREF _Toc241409935 \h </w:instrText>
+              <w:instrText xml:space="preserve"> PAGEREF _Toc241524536 \h </w:instrText>
             </w:r>
             <w:r>
               <w:rPr>
@@ -3432,7 +3564,7 @@
               <w:rPr>
                 <w:noProof/>
               </w:rPr>
-              <w:t>29</w:t>
+              <w:t>31</w:t>
             </w:r>
             <w:r>
               <w:rPr>
@@ -3457,7 +3589,7 @@
               <w14:ligatures w14:val="standardContextual"/>
             </w:rPr>
           </w:pPr>
-          <w:hyperlink w:anchor="_Toc241409936" w:history="1">
+          <w:hyperlink w:anchor="_Toc241524537" w:history="1">
             <w:r>
               <w:rPr>
                 <w:rStyle w:val="Hyperlink"/>
@@ -3481,7 +3613,7 @@
               <w:rPr>
                 <w:noProof/>
               </w:rPr>
-              <w:instrText xml:space="preserve"> PAGEREF _Toc241409936 \h </w:instrText>
+              <w:instrText xml:space="preserve"> PAGEREF _Toc241524537 \h </w:instrText>
             </w:r>
             <w:r>
               <w:rPr>
@@ -3498,7 +3630,7 @@
               <w:rPr>
                 <w:noProof/>
               </w:rPr>
-              <w:t>29</w:t>
+              <w:t>31</w:t>
             </w:r>
             <w:r>
               <w:rPr>
@@ -3523,7 +3655,7 @@
               <w14:ligatures w14:val="standardContextual"/>
             </w:rPr>
           </w:pPr>
-          <w:hyperlink w:anchor="_Toc241409937" w:history="1">
+          <w:hyperlink w:anchor="_Toc241524538" w:history="1">
             <w:r>
               <w:rPr>
                 <w:rStyle w:val="Hyperlink"/>
@@ -3547,7 +3679,7 @@
               <w:rPr>
                 <w:noProof/>
               </w:rPr>
-              <w:instrText xml:space="preserve"> PAGEREF _Toc241409937 \h </w:instrText>
+              <w:instrText xml:space="preserve"> PAGEREF _Toc241524538 \h </w:instrText>
             </w:r>
             <w:r>
               <w:rPr>
@@ -3564,7 +3696,7 @@
               <w:rPr>
                 <w:noProof/>
               </w:rPr>
-              <w:t>30</w:t>
+              <w:t>32</w:t>
             </w:r>
             <w:r>
               <w:rPr>
@@ -3589,7 +3721,7 @@
               <w14:ligatures w14:val="standardContextual"/>
             </w:rPr>
           </w:pPr>
-          <w:hyperlink w:anchor="_Toc241409938" w:history="1">
+          <w:hyperlink w:anchor="_Toc241524539" w:history="1">
             <w:r>
               <w:rPr>
                 <w:rStyle w:val="Hyperlink"/>
@@ -3613,7 +3745,7 @@
               <w:rPr>
                 <w:noProof/>
               </w:rPr>
-              <w:instrText xml:space="preserve"> PAGEREF _Toc241409938 \h </w:instrText>
+              <w:instrText xml:space="preserve"> PAGEREF _Toc241524539 \h </w:instrText>
             </w:r>
             <w:r>
               <w:rPr>
@@ -3630,7 +3762,7 @@
               <w:rPr>
                 <w:noProof/>
               </w:rPr>
-              <w:t>30</w:t>
+              <w:t>32</w:t>
             </w:r>
             <w:r>
               <w:rPr>
@@ -3655,7 +3787,7 @@
               <w14:ligatures w14:val="standardContextual"/>
             </w:rPr>
           </w:pPr>
-          <w:hyperlink w:anchor="_Toc241409939" w:history="1">
+          <w:hyperlink w:anchor="_Toc241524540" w:history="1">
             <w:r>
               <w:rPr>
                 <w:rStyle w:val="Hyperlink"/>
@@ -3679,7 +3811,7 @@
               <w:rPr>
                 <w:noProof/>
               </w:rPr>
-              <w:instrText xml:space="preserve"> PAGEREF _Toc241409939 \h </w:instrText>
+              <w:instrText xml:space="preserve"> PAGEREF _Toc241524540 \h </w:instrText>
             </w:r>
             <w:r>
               <w:rPr>
@@ -3696,7 +3828,7 @@
               <w:rPr>
                 <w:noProof/>
               </w:rPr>
-              <w:t>32</w:t>
+              <w:t>34</w:t>
             </w:r>
             <w:r>
               <w:rPr>
@@ -3721,7 +3853,7 @@
               <w14:ligatures w14:val="standardContextual"/>
             </w:rPr>
           </w:pPr>
-          <w:hyperlink w:anchor="_Toc241409940" w:history="1">
+          <w:hyperlink w:anchor="_Toc241524541" w:history="1">
             <w:r>
               <w:rPr>
                 <w:rStyle w:val="Hyperlink"/>
@@ -3745,7 +3877,7 @@
               <w:rPr>
                 <w:noProof/>
               </w:rPr>
-              <w:instrText xml:space="preserve"> PAGEREF _Toc241409940 \h </w:instrText>
+              <w:instrText xml:space="preserve"> PAGEREF _Toc241524541 \h </w:instrText>
             </w:r>
             <w:r>
               <w:rPr>
@@ -3762,7 +3894,7 @@
               <w:rPr>
                 <w:noProof/>
               </w:rPr>
-              <w:t>33</w:t>
+              <w:t>35</w:t>
             </w:r>
             <w:r>
               <w:rPr>
@@ -3787,7 +3919,7 @@
               <w14:ligatures w14:val="standardContextual"/>
             </w:rPr>
           </w:pPr>
-          <w:hyperlink w:anchor="_Toc241409941" w:history="1">
+          <w:hyperlink w:anchor="_Toc241524542" w:history="1">
             <w:r>
               <w:rPr>
                 <w:rStyle w:val="Hyperlink"/>
@@ -3811,7 +3943,7 @@
               <w:rPr>
                 <w:noProof/>
               </w:rPr>
-              <w:instrText xml:space="preserve"> PAGEREF _Toc241409941 \h </w:instrText>
+              <w:instrText xml:space="preserve"> PAGEREF _Toc241524542 \h </w:instrText>
             </w:r>
             <w:r>
               <w:rPr>
@@ -3828,7 +3960,7 @@
               <w:rPr>
                 <w:noProof/>
               </w:rPr>
-              <w:t>33</w:t>
+              <w:t>35</w:t>
             </w:r>
             <w:r>
               <w:rPr>
@@ -3853,7 +3985,7 @@
               <w14:ligatures w14:val="standardContextual"/>
             </w:rPr>
           </w:pPr>
-          <w:hyperlink w:anchor="_Toc241409942" w:history="1">
+          <w:hyperlink w:anchor="_Toc241524543" w:history="1">
             <w:r>
               <w:rPr>
                 <w:rStyle w:val="Hyperlink"/>
@@ -3877,7 +4009,7 @@
               <w:rPr>
                 <w:noProof/>
               </w:rPr>
-              <w:instrText xml:space="preserve"> PAGEREF _Toc241409942 \h </w:instrText>
+              <w:instrText xml:space="preserve"> PAGEREF _Toc241524543 \h </w:instrText>
             </w:r>
             <w:r>
               <w:rPr>
@@ -3894,7 +4026,7 @@
               <w:rPr>
                 <w:noProof/>
               </w:rPr>
-              <w:t>33</w:t>
+              <w:t>35</w:t>
             </w:r>
             <w:r>
               <w:rPr>
@@ -3919,7 +4051,7 @@
               <w14:ligatures w14:val="standardContextual"/>
             </w:rPr>
           </w:pPr>
-          <w:hyperlink w:anchor="_Toc241409943" w:history="1">
+          <w:hyperlink w:anchor="_Toc241524544" w:history="1">
             <w:r>
               <w:rPr>
                 <w:rStyle w:val="Hyperlink"/>
@@ -3943,7 +4075,7 @@
               <w:rPr>
                 <w:noProof/>
               </w:rPr>
-              <w:instrText xml:space="preserve"> PAGEREF _Toc241409943 \h </w:instrText>
+              <w:instrText xml:space="preserve"> PAGEREF _Toc241524544 \h </w:instrText>
             </w:r>
             <w:r>
               <w:rPr>
@@ -3960,7 +4092,7 @@
               <w:rPr>
                 <w:noProof/>
               </w:rPr>
-              <w:t>35</w:t>
+              <w:t>37</w:t>
             </w:r>
             <w:r>
               <w:rPr>
@@ -3985,7 +4117,7 @@
               <w14:ligatures w14:val="standardContextual"/>
             </w:rPr>
           </w:pPr>
-          <w:hyperlink w:anchor="_Toc241409944" w:history="1">
+          <w:hyperlink w:anchor="_Toc241524545" w:history="1">
             <w:r>
               <w:rPr>
                 <w:rStyle w:val="Hyperlink"/>
@@ -4009,7 +4141,7 @@
               <w:rPr>
                 <w:noProof/>
               </w:rPr>
-              <w:instrText xml:space="preserve"> PAGEREF _Toc241409944 \h </w:instrText>
+              <w:instrText xml:space="preserve"> PAGEREF _Toc241524545 \h </w:instrText>
             </w:r>
             <w:r>
               <w:rPr>
@@ -4026,7 +4158,7 @@
               <w:rPr>
                 <w:noProof/>
               </w:rPr>
-              <w:t>35</w:t>
+              <w:t>37</w:t>
             </w:r>
             <w:r>
               <w:rPr>
@@ -4051,7 +4183,7 @@
               <w14:ligatures w14:val="standardContextual"/>
             </w:rPr>
           </w:pPr>
-          <w:hyperlink w:anchor="_Toc241409945" w:history="1">
+          <w:hyperlink w:anchor="_Toc241524546" w:history="1">
             <w:r>
               <w:rPr>
                 <w:rStyle w:val="Hyperlink"/>
@@ -4075,7 +4207,7 @@
               <w:rPr>
                 <w:noProof/>
               </w:rPr>
-              <w:instrText xml:space="preserve"> PAGEREF _Toc241409945 \h </w:instrText>
+              <w:instrText xml:space="preserve"> PAGEREF _Toc241524546 \h </w:instrText>
             </w:r>
             <w:r>
               <w:rPr>
@@ -4092,7 +4224,7 @@
               <w:rPr>
                 <w:noProof/>
               </w:rPr>
-              <w:t>35</w:t>
+              <w:t>37</w:t>
             </w:r>
             <w:r>
               <w:rPr>
@@ -4117,7 +4249,7 @@
               <w14:ligatures w14:val="standardContextual"/>
             </w:rPr>
           </w:pPr>
-          <w:hyperlink w:anchor="_Toc241409946" w:history="1">
+          <w:hyperlink w:anchor="_Toc241524547" w:history="1">
             <w:r>
               <w:rPr>
                 <w:rStyle w:val="Hyperlink"/>
@@ -4141,7 +4273,7 @@
               <w:rPr>
                 <w:noProof/>
               </w:rPr>
-              <w:instrText xml:space="preserve"> PAGEREF _Toc241409946 \h </w:instrText>
+              <w:instrText xml:space="preserve"> PAGEREF _Toc241524547 \h </w:instrText>
             </w:r>
             <w:r>
               <w:rPr>
@@ -4158,7 +4290,7 @@
               <w:rPr>
                 <w:noProof/>
               </w:rPr>
-              <w:t>35</w:t>
+              <w:t>37</w:t>
             </w:r>
             <w:r>
               <w:rPr>
@@ -4183,7 +4315,7 @@
               <w14:ligatures w14:val="standardContextual"/>
             </w:rPr>
           </w:pPr>
-          <w:hyperlink w:anchor="_Toc241409947" w:history="1">
+          <w:hyperlink w:anchor="_Toc241524548" w:history="1">
             <w:r>
               <w:rPr>
                 <w:rStyle w:val="Hyperlink"/>
@@ -4207,7 +4339,7 @@
               <w:rPr>
                 <w:noProof/>
               </w:rPr>
-              <w:instrText xml:space="preserve"> PAGEREF _Toc241409947 \h </w:instrText>
+              <w:instrText xml:space="preserve"> PAGEREF _Toc241524548 \h </w:instrText>
             </w:r>
             <w:r>
               <w:rPr>
@@ -4224,7 +4356,7 @@
               <w:rPr>
                 <w:noProof/>
               </w:rPr>
-              <w:t>35</w:t>
+              <w:t>37</w:t>
             </w:r>
             <w:r>
               <w:rPr>
@@ -4249,7 +4381,7 @@
               <w14:ligatures w14:val="standardContextual"/>
             </w:rPr>
           </w:pPr>
-          <w:hyperlink w:anchor="_Toc241409948" w:history="1">
+          <w:hyperlink w:anchor="_Toc241524549" w:history="1">
             <w:r>
               <w:rPr>
                 <w:rStyle w:val="Hyperlink"/>
@@ -4273,7 +4405,7 @@
               <w:rPr>
                 <w:noProof/>
               </w:rPr>
-              <w:instrText xml:space="preserve"> PAGEREF _Toc241409948 \h </w:instrText>
+              <w:instrText xml:space="preserve"> PAGEREF _Toc241524549 \h </w:instrText>
             </w:r>
             <w:r>
               <w:rPr>
@@ -4290,7 +4422,7 @@
               <w:rPr>
                 <w:noProof/>
               </w:rPr>
-              <w:t>37</w:t>
+              <w:t>39</w:t>
             </w:r>
             <w:r>
               <w:rPr>
@@ -4315,7 +4447,7 @@
               <w14:ligatures w14:val="standardContextual"/>
             </w:rPr>
           </w:pPr>
-          <w:hyperlink w:anchor="_Toc241409949" w:history="1">
+          <w:hyperlink w:anchor="_Toc241524550" w:history="1">
             <w:r>
               <w:rPr>
                 <w:rStyle w:val="Hyperlink"/>
@@ -4339,7 +4471,7 @@
               <w:rPr>
                 <w:noProof/>
               </w:rPr>
-              <w:instrText xml:space="preserve"> PAGEREF _Toc241409949 \h </w:instrText>
+              <w:instrText xml:space="preserve"> PAGEREF _Toc241524550 \h </w:instrText>
             </w:r>
             <w:r>
               <w:rPr>
@@ -4356,7 +4488,7 @@
               <w:rPr>
                 <w:noProof/>
               </w:rPr>
-              <w:t>37</w:t>
+              <w:t>39</w:t>
             </w:r>
             <w:r>
               <w:rPr>
@@ -4381,7 +4513,7 @@
               <w14:ligatures w14:val="standardContextual"/>
             </w:rPr>
           </w:pPr>
-          <w:hyperlink w:anchor="_Toc241409950" w:history="1">
+          <w:hyperlink w:anchor="_Toc241524551" w:history="1">
             <w:r>
               <w:rPr>
                 <w:rStyle w:val="Hyperlink"/>
@@ -4405,7 +4537,7 @@
               <w:rPr>
                 <w:noProof/>
               </w:rPr>
-              <w:instrText xml:space="preserve"> PAGEREF _Toc241409950 \h </w:instrText>
+              <w:instrText xml:space="preserve"> PAGEREF _Toc241524551 \h </w:instrText>
             </w:r>
             <w:r>
               <w:rPr>
@@ -4422,7 +4554,7 @@
               <w:rPr>
                 <w:noProof/>
               </w:rPr>
-              <w:t>38</w:t>
+              <w:t>40</w:t>
             </w:r>
             <w:r>
               <w:rPr>
@@ -4447,7 +4579,7 @@
               <w14:ligatures w14:val="standardContextual"/>
             </w:rPr>
           </w:pPr>
-          <w:hyperlink w:anchor="_Toc241409951" w:history="1">
+          <w:hyperlink w:anchor="_Toc241524552" w:history="1">
             <w:r>
               <w:rPr>
                 <w:rStyle w:val="Hyperlink"/>
@@ -4471,7 +4603,7 @@
               <w:rPr>
                 <w:noProof/>
               </w:rPr>
-              <w:instrText xml:space="preserve"> PAGEREF _Toc241409951 \h </w:instrText>
+              <w:instrText xml:space="preserve"> PAGEREF _Toc241524552 \h </w:instrText>
             </w:r>
             <w:r>
               <w:rPr>
@@ -4488,7 +4620,7 @@
               <w:rPr>
                 <w:noProof/>
               </w:rPr>
-              <w:t>39</w:t>
+              <w:t>41</w:t>
             </w:r>
             <w:r>
               <w:rPr>
@@ -4515,7 +4647,7 @@
         <w:pStyle w:val="Heading1"/>
         <w:spacing w:before="360" w:after="200"/>
       </w:pPr>
-      <w:bookmarkStart w:id="0" w:name="_Toc241409900"/>
+      <w:bookmarkStart w:id="0" w:name="_Toc241524499"/>
       <w:r>
         <w:lastRenderedPageBreak/>
         <w:t>1. Introducción y contextualización</w:t>
@@ -4605,7 +4737,7 @@
         <w:pStyle w:val="Heading1"/>
         <w:spacing w:before="360" w:after="200"/>
       </w:pPr>
-      <w:bookmarkStart w:id="1" w:name="_Toc241409901"/>
+      <w:bookmarkStart w:id="1" w:name="_Toc241524500"/>
       <w:r>
         <w:lastRenderedPageBreak/>
         <w:t>2. Definición de la problemática y objetivos</w:t>
@@ -4617,7 +4749,7 @@
         <w:pStyle w:val="Heading2"/>
         <w:spacing w:before="280" w:after="140"/>
       </w:pPr>
-      <w:bookmarkStart w:id="2" w:name="_Toc241409902"/>
+      <w:bookmarkStart w:id="2" w:name="_Toc241524501"/>
       <w:r>
         <w:t>2.1 Problemática y pregunta técnica</w:t>
       </w:r>
@@ -4668,7 +4800,7 @@
         <w:pStyle w:val="Heading2"/>
         <w:spacing w:before="280" w:after="140"/>
       </w:pPr>
-      <w:bookmarkStart w:id="3" w:name="_Toc241409903"/>
+      <w:bookmarkStart w:id="3" w:name="_Toc241524502"/>
       <w:r>
         <w:t>2.2 Objetivos</w:t>
       </w:r>
@@ -4699,7 +4831,7 @@
         <w:rPr>
           <w:color w:val="000000"/>
         </w:rPr>
-        <w:t>Objetivos específicos:</w:t>
+        <w:t>Objetivos específicos. Los tres primeros son instrumentales: producen el instrumento. Los tres últimos son analíticos y cada uno tiene su figura en el apartado 4.</w:t>
       </w:r>
     </w:p>
     <w:p>
@@ -4741,7 +4873,7 @@
         <w:jc w:val="both"/>
       </w:pPr>
       <w:r>
-        <w:t>Implementar desde primeros principios los algoritmos centrales del análisis, medir su complejidad temporal y espacial con métodos formales y justificar la elección final frente a las implementaciones de biblioteca.</w:t>
+        <w:t>Implementar desde primeros principios los algoritmos centrales del análisis, medir su complejidad con métodos formales, organizar el dominio con programación orientada a objetos y garantizar la reproducibilidad del conjunto.</w:t>
       </w:r>
     </w:p>
     <w:p>
@@ -4755,7 +4887,21 @@
         <w:jc w:val="both"/>
       </w:pPr>
       <w:r>
-        <w:t>Organizar el dominio con programación orientada a objetos, aplicando encapsulamiento, herencia, polimorfismo y patrones de diseño donde resuelvan un problema concreto.</w:t>
+        <w:t>Dimensionar la magnitud del rezago en el sistema de educación superior chileno.</w:t>
+      </w:r>
+    </w:p>
+    <w:p>
+      <w:pPr>
+        <w:pStyle w:val="ListParagraph"/>
+        <w:numPr>
+          <w:ilvl w:val="0"/>
+          <w:numId w:val="2"/>
+        </w:numPr>
+        <w:spacing w:after="100" w:line="360" w:lineRule="auto"/>
+        <w:jc w:val="both"/>
+      </w:pPr>
+      <w:r>
+        <w:t>Identificar qué factores institucionales y demográficos se asocian a un mayor rezago.</w:t>
       </w:r>
     </w:p>
     <w:p>
@@ -4770,21 +4916,398 @@
       </w:pPr>
       <w:r>
         <w:lastRenderedPageBreak/>
-        <w:t>Caracterizar el rezago por área de conocimiento, tipo de institución, género, modalidad, territorio y cohorte, y comunicar los resultados mediante visualizaciones analíticas.</w:t>
+        <w:t>Caracterizar la evolución temporal del rezago y delimitar hasta dónde la fuente permite leerla.</w:t>
       </w:r>
     </w:p>
     <w:p>
       <w:pPr>
-        <w:pStyle w:val="ListParagraph"/>
-        <w:numPr>
-          <w:ilvl w:val="0"/>
-          <w:numId w:val="2"/>
-        </w:numPr>
-        <w:spacing w:after="100" w:line="360" w:lineRule="auto"/>
+        <w:spacing w:before="220" w:after="80"/>
+      </w:pPr>
+      <w:r>
+        <w:rPr>
+          <w:b/>
+          <w:bCs/>
+          <w:sz w:val="19"/>
+          <w:szCs w:val="19"/>
+        </w:rPr>
+        <w:t xml:space="preserve">Tabla 1. </w:t>
+      </w:r>
+      <w:r>
+        <w:rPr>
+          <w:sz w:val="19"/>
+          <w:szCs w:val="19"/>
+        </w:rPr>
+        <w:t>Correspondencia entre objetivos analíticos y figuras</w:t>
+      </w:r>
+    </w:p>
+    <w:tbl>
+      <w:tblPr>
+        <w:tblW w:w="8838" w:type="dxa"/>
+        <w:tblBorders>
+          <w:top w:val="single" w:sz="4" w:space="0" w:color="BFC7CF"/>
+          <w:left w:val="single" w:sz="4" w:space="0" w:color="BFC7CF"/>
+          <w:bottom w:val="single" w:sz="4" w:space="0" w:color="BFC7CF"/>
+          <w:right w:val="single" w:sz="4" w:space="0" w:color="BFC7CF"/>
+          <w:insideH w:val="single" w:sz="4" w:space="0" w:color="BFC7CF"/>
+          <w:insideV w:val="single" w:sz="4" w:space="0" w:color="BFC7CF"/>
+        </w:tblBorders>
+        <w:tblCellMar>
+          <w:left w:w="10" w:type="dxa"/>
+          <w:right w:w="10" w:type="dxa"/>
+        </w:tblCellMar>
+        <w:tblLook w:val="04A0" w:firstRow="1" w:lastRow="0" w:firstColumn="1" w:lastColumn="0" w:noHBand="0" w:noVBand="1"/>
+      </w:tblPr>
+      <w:tblGrid>
+        <w:gridCol w:w="4242"/>
+        <w:gridCol w:w="3005"/>
+        <w:gridCol w:w="1591"/>
+      </w:tblGrid>
+      <w:tr>
+        <w:tblPrEx>
+          <w:tblCellMar>
+            <w:top w:w="0" w:type="dxa"/>
+            <w:bottom w:w="0" w:type="dxa"/>
+          </w:tblCellMar>
+        </w:tblPrEx>
+        <w:trPr>
+          <w:tblHeader/>
+        </w:trPr>
+        <w:tc>
+          <w:tcPr>
+            <w:tcW w:w="4242" w:type="dxa"/>
+            <w:shd w:val="clear" w:color="auto" w:fill="1F4E79"/>
+            <w:tcMar>
+              <w:top w:w="60" w:type="dxa"/>
+              <w:left w:w="100" w:type="dxa"/>
+              <w:bottom w:w="60" w:type="dxa"/>
+              <w:right w:w="100" w:type="dxa"/>
+            </w:tcMar>
+          </w:tcPr>
+          <w:p>
+            <w:pPr>
+              <w:spacing w:line="260" w:lineRule="auto"/>
+            </w:pPr>
+            <w:r>
+              <w:rPr>
+                <w:b/>
+                <w:bCs/>
+                <w:color w:val="FFFFFF"/>
+                <w:sz w:val="19"/>
+                <w:szCs w:val="19"/>
+              </w:rPr>
+              <w:t>Objetivo específico</w:t>
+            </w:r>
+          </w:p>
+        </w:tc>
+        <w:tc>
+          <w:tcPr>
+            <w:tcW w:w="3005" w:type="dxa"/>
+            <w:shd w:val="clear" w:color="auto" w:fill="1F4E79"/>
+            <w:tcMar>
+              <w:top w:w="60" w:type="dxa"/>
+              <w:left w:w="100" w:type="dxa"/>
+              <w:bottom w:w="60" w:type="dxa"/>
+              <w:right w:w="100" w:type="dxa"/>
+            </w:tcMar>
+          </w:tcPr>
+          <w:p>
+            <w:pPr>
+              <w:spacing w:line="260" w:lineRule="auto"/>
+            </w:pPr>
+            <w:r>
+              <w:rPr>
+                <w:b/>
+                <w:bCs/>
+                <w:color w:val="FFFFFF"/>
+                <w:sz w:val="19"/>
+                <w:szCs w:val="19"/>
+              </w:rPr>
+              <w:t>Figura que lo responde</w:t>
+            </w:r>
+          </w:p>
+        </w:tc>
+        <w:tc>
+          <w:tcPr>
+            <w:tcW w:w="1591" w:type="dxa"/>
+            <w:shd w:val="clear" w:color="auto" w:fill="1F4E79"/>
+            <w:tcMar>
+              <w:top w:w="60" w:type="dxa"/>
+              <w:left w:w="100" w:type="dxa"/>
+              <w:bottom w:w="60" w:type="dxa"/>
+              <w:right w:w="100" w:type="dxa"/>
+            </w:tcMar>
+          </w:tcPr>
+          <w:p>
+            <w:pPr>
+              <w:spacing w:line="260" w:lineRule="auto"/>
+            </w:pPr>
+            <w:r>
+              <w:rPr>
+                <w:b/>
+                <w:bCs/>
+                <w:color w:val="FFFFFF"/>
+                <w:sz w:val="19"/>
+                <w:szCs w:val="19"/>
+              </w:rPr>
+              <w:t>Apartado</w:t>
+            </w:r>
+          </w:p>
+        </w:tc>
+      </w:tr>
+      <w:tr>
+        <w:tblPrEx>
+          <w:tblCellMar>
+            <w:top w:w="0" w:type="dxa"/>
+            <w:bottom w:w="0" w:type="dxa"/>
+          </w:tblCellMar>
+        </w:tblPrEx>
+        <w:tc>
+          <w:tcPr>
+            <w:tcW w:w="4242" w:type="dxa"/>
+            <w:tcMar>
+              <w:top w:w="60" w:type="dxa"/>
+              <w:left w:w="100" w:type="dxa"/>
+              <w:bottom w:w="60" w:type="dxa"/>
+              <w:right w:w="100" w:type="dxa"/>
+            </w:tcMar>
+          </w:tcPr>
+          <w:p>
+            <w:pPr>
+              <w:spacing w:line="260" w:lineRule="auto"/>
+            </w:pPr>
+            <w:r>
+              <w:rPr>
+                <w:color w:val="000000"/>
+                <w:sz w:val="19"/>
+                <w:szCs w:val="19"/>
+              </w:rPr>
+              <w:t>OE4 · Dimensionar la magnitud del rezago</w:t>
+            </w:r>
+          </w:p>
+        </w:tc>
+        <w:tc>
+          <w:tcPr>
+            <w:tcW w:w="3005" w:type="dxa"/>
+            <w:tcMar>
+              <w:top w:w="60" w:type="dxa"/>
+              <w:left w:w="100" w:type="dxa"/>
+              <w:bottom w:w="60" w:type="dxa"/>
+              <w:right w:w="100" w:type="dxa"/>
+            </w:tcMar>
+          </w:tcPr>
+          <w:p>
+            <w:pPr>
+              <w:spacing w:line="260" w:lineRule="auto"/>
+            </w:pPr>
+            <w:r>
+              <w:rPr>
+                <w:color w:val="000000"/>
+                <w:sz w:val="19"/>
+                <w:szCs w:val="19"/>
+              </w:rPr>
+              <w:t>Figura 1 — distribución de la sobreduración</w:t>
+            </w:r>
+          </w:p>
+        </w:tc>
+        <w:tc>
+          <w:tcPr>
+            <w:tcW w:w="1591" w:type="dxa"/>
+            <w:tcMar>
+              <w:top w:w="60" w:type="dxa"/>
+              <w:left w:w="100" w:type="dxa"/>
+              <w:bottom w:w="60" w:type="dxa"/>
+              <w:right w:w="100" w:type="dxa"/>
+            </w:tcMar>
+          </w:tcPr>
+          <w:p>
+            <w:pPr>
+              <w:spacing w:line="260" w:lineRule="auto"/>
+            </w:pPr>
+            <w:r>
+              <w:rPr>
+                <w:color w:val="000000"/>
+                <w:sz w:val="19"/>
+                <w:szCs w:val="19"/>
+              </w:rPr>
+              <w:t>4.2</w:t>
+            </w:r>
+          </w:p>
+        </w:tc>
+      </w:tr>
+      <w:tr>
+        <w:tblPrEx>
+          <w:tblCellMar>
+            <w:top w:w="0" w:type="dxa"/>
+            <w:bottom w:w="0" w:type="dxa"/>
+          </w:tblCellMar>
+        </w:tblPrEx>
+        <w:tc>
+          <w:tcPr>
+            <w:tcW w:w="4242" w:type="dxa"/>
+            <w:shd w:val="clear" w:color="auto" w:fill="F2F5F8"/>
+            <w:tcMar>
+              <w:top w:w="60" w:type="dxa"/>
+              <w:left w:w="100" w:type="dxa"/>
+              <w:bottom w:w="60" w:type="dxa"/>
+              <w:right w:w="100" w:type="dxa"/>
+            </w:tcMar>
+          </w:tcPr>
+          <w:p>
+            <w:pPr>
+              <w:spacing w:line="260" w:lineRule="auto"/>
+            </w:pPr>
+            <w:r>
+              <w:rPr>
+                <w:color w:val="000000"/>
+                <w:sz w:val="19"/>
+                <w:szCs w:val="19"/>
+              </w:rPr>
+              <w:t>OE5 · Identificar qué factores se asocian al rezago</w:t>
+            </w:r>
+          </w:p>
+        </w:tc>
+        <w:tc>
+          <w:tcPr>
+            <w:tcW w:w="3005" w:type="dxa"/>
+            <w:shd w:val="clear" w:color="auto" w:fill="F2F5F8"/>
+            <w:tcMar>
+              <w:top w:w="60" w:type="dxa"/>
+              <w:left w:w="100" w:type="dxa"/>
+              <w:bottom w:w="60" w:type="dxa"/>
+              <w:right w:w="100" w:type="dxa"/>
+            </w:tcMar>
+          </w:tcPr>
+          <w:p>
+            <w:pPr>
+              <w:spacing w:line="260" w:lineRule="auto"/>
+            </w:pPr>
+            <w:r>
+              <w:rPr>
+                <w:color w:val="000000"/>
+                <w:sz w:val="19"/>
+                <w:szCs w:val="19"/>
+              </w:rPr>
+              <w:t>Figura 2 — sobreduración por área</w:t>
+            </w:r>
+          </w:p>
+        </w:tc>
+        <w:tc>
+          <w:tcPr>
+            <w:tcW w:w="1591" w:type="dxa"/>
+            <w:shd w:val="clear" w:color="auto" w:fill="F2F5F8"/>
+            <w:tcMar>
+              <w:top w:w="60" w:type="dxa"/>
+              <w:left w:w="100" w:type="dxa"/>
+              <w:bottom w:w="60" w:type="dxa"/>
+              <w:right w:w="100" w:type="dxa"/>
+            </w:tcMar>
+          </w:tcPr>
+          <w:p>
+            <w:pPr>
+              <w:spacing w:line="260" w:lineRule="auto"/>
+            </w:pPr>
+            <w:r>
+              <w:rPr>
+                <w:color w:val="000000"/>
+                <w:sz w:val="19"/>
+                <w:szCs w:val="19"/>
+              </w:rPr>
+              <w:t>4.3</w:t>
+            </w:r>
+          </w:p>
+        </w:tc>
+      </w:tr>
+      <w:tr>
+        <w:tblPrEx>
+          <w:tblCellMar>
+            <w:top w:w="0" w:type="dxa"/>
+            <w:bottom w:w="0" w:type="dxa"/>
+          </w:tblCellMar>
+        </w:tblPrEx>
+        <w:tc>
+          <w:tcPr>
+            <w:tcW w:w="4242" w:type="dxa"/>
+            <w:tcMar>
+              <w:top w:w="60" w:type="dxa"/>
+              <w:left w:w="100" w:type="dxa"/>
+              <w:bottom w:w="60" w:type="dxa"/>
+              <w:right w:w="100" w:type="dxa"/>
+            </w:tcMar>
+          </w:tcPr>
+          <w:p>
+            <w:pPr>
+              <w:spacing w:line="260" w:lineRule="auto"/>
+            </w:pPr>
+            <w:r>
+              <w:rPr>
+                <w:color w:val="000000"/>
+                <w:sz w:val="19"/>
+                <w:szCs w:val="19"/>
+              </w:rPr>
+              <w:t>OE6 · Caracterizar la evolución y delimitar su lectura</w:t>
+            </w:r>
+          </w:p>
+        </w:tc>
+        <w:tc>
+          <w:tcPr>
+            <w:tcW w:w="3005" w:type="dxa"/>
+            <w:tcMar>
+              <w:top w:w="60" w:type="dxa"/>
+              <w:left w:w="100" w:type="dxa"/>
+              <w:bottom w:w="60" w:type="dxa"/>
+              <w:right w:w="100" w:type="dxa"/>
+            </w:tcMar>
+          </w:tcPr>
+          <w:p>
+            <w:pPr>
+              <w:spacing w:line="260" w:lineRule="auto"/>
+            </w:pPr>
+            <w:r>
+              <w:rPr>
+                <w:color w:val="000000"/>
+                <w:sz w:val="19"/>
+                <w:szCs w:val="19"/>
+              </w:rPr>
+              <w:t>Figura 3 — serie semestral</w:t>
+            </w:r>
+          </w:p>
+        </w:tc>
+        <w:tc>
+          <w:tcPr>
+            <w:tcW w:w="1591" w:type="dxa"/>
+            <w:tcMar>
+              <w:top w:w="60" w:type="dxa"/>
+              <w:left w:w="100" w:type="dxa"/>
+              <w:bottom w:w="60" w:type="dxa"/>
+              <w:right w:w="100" w:type="dxa"/>
+            </w:tcMar>
+          </w:tcPr>
+          <w:p>
+            <w:pPr>
+              <w:spacing w:line="260" w:lineRule="auto"/>
+            </w:pPr>
+            <w:r>
+              <w:rPr>
+                <w:color w:val="000000"/>
+                <w:sz w:val="19"/>
+                <w:szCs w:val="19"/>
+              </w:rPr>
+              <w:t>4.4</w:t>
+            </w:r>
+          </w:p>
+        </w:tc>
+      </w:tr>
+    </w:tbl>
+    <w:p>
+      <w:pPr>
+        <w:spacing w:before="160" w:after="140" w:line="360" w:lineRule="auto"/>
         <w:jc w:val="both"/>
       </w:pPr>
       <w:r>
-        <w:t>Garantizar la reproducibilidad del proyecto completo mediante entorno virtual, dependencias fijadas, pruebas automatizadas y control de versiones con historial verificable.</w:t>
+        <w:rPr>
+          <w:color w:val="000000"/>
+        </w:rPr>
+        <w:t>Los objetivos instrumentales no tienen figura porque no formulan una pregunta sobre el fenómeno: producen las condiciones para formularla. Su evidencia son el repositorio, las pruebas automatizadas y las mediciones de eficiencia del apartado 3.</w:t>
       </w:r>
     </w:p>
     <w:p>
@@ -4792,7 +5315,7 @@
         <w:pStyle w:val="Heading2"/>
         <w:spacing w:before="280" w:after="140"/>
       </w:pPr>
-      <w:bookmarkStart w:id="4" w:name="_Toc241409904"/>
+      <w:bookmarkStart w:id="4" w:name="_Toc241524503"/>
       <w:r>
         <w:t>2.3 Alcance, restricciones y supuestos</w:t>
       </w:r>
@@ -4809,7 +5332,7 @@
           <w:sz w:val="19"/>
           <w:szCs w:val="19"/>
         </w:rPr>
-        <w:t xml:space="preserve">Tabla 1. </w:t>
+        <w:t xml:space="preserve">Tabla 2. </w:t>
       </w:r>
       <w:r>
         <w:rPr>
@@ -5405,6 +5928,7 @@
         <w:jc w:val="both"/>
       </w:pPr>
       <w:r>
+        <w:lastRenderedPageBreak/>
         <w:t>Los datos crudos (955 MB) no se versionan en el repositorio por límites de tamaño; se distribuye una muestra de 5.000 registros que permite ejecutar todo el flujo.</w:t>
       </w:r>
     </w:p>
@@ -5431,7 +5955,6 @@
         <w:jc w:val="both"/>
       </w:pPr>
       <w:r>
-        <w:lastRenderedPageBreak/>
         <w:t>La trayectoria entre el ingreso y la titulación se supone continua. La fuente no informa congelamientos, de modo que un semestre suspendido se contabiliza como tiempo transcurrido.</w:t>
       </w:r>
     </w:p>
@@ -5473,7 +5996,7 @@
         <w:pStyle w:val="Heading1"/>
         <w:spacing w:before="360" w:after="200"/>
       </w:pPr>
-      <w:bookmarkStart w:id="5" w:name="_Toc241409905"/>
+      <w:bookmarkStart w:id="5" w:name="_Toc241524504"/>
       <w:r>
         <w:lastRenderedPageBreak/>
         <w:t>3. Metodología del desarrollo técnico</w:t>
@@ -5497,7 +6020,7 @@
         <w:pStyle w:val="Heading2"/>
         <w:spacing w:before="280" w:after="140"/>
       </w:pPr>
-      <w:bookmarkStart w:id="6" w:name="_Toc241409906"/>
+      <w:bookmarkStart w:id="6" w:name="_Toc241524505"/>
       <w:r>
         <w:t>3.1 Herramientas del ecosistema científico de Python</w:t>
       </w:r>
@@ -5514,7 +6037,7 @@
           <w:sz w:val="19"/>
           <w:szCs w:val="19"/>
         </w:rPr>
-        <w:t xml:space="preserve">Tabla 2. </w:t>
+        <w:t xml:space="preserve">Tabla 3. </w:t>
       </w:r>
       <w:r>
         <w:rPr>
@@ -6388,7 +6911,7 @@
         <w:pStyle w:val="Heading2"/>
         <w:spacing w:before="280" w:after="140"/>
       </w:pPr>
-      <w:bookmarkStart w:id="7" w:name="_Toc241409907"/>
+      <w:bookmarkStart w:id="7" w:name="_Toc241524506"/>
       <w:r>
         <w:t>3.2 Reproducibilidad técnica</w:t>
       </w:r>
@@ -6724,7 +7247,7 @@
         <w:pStyle w:val="Heading2"/>
         <w:spacing w:before="280" w:after="140"/>
       </w:pPr>
-      <w:bookmarkStart w:id="8" w:name="_Toc241409908"/>
+      <w:bookmarkStart w:id="8" w:name="_Toc241524507"/>
       <w:r>
         <w:t>3.3 Control de versiones</w:t>
       </w:r>
@@ -6765,7 +7288,7 @@
           <w:sz w:val="19"/>
           <w:szCs w:val="19"/>
         </w:rPr>
-        <w:t xml:space="preserve">Tabla 3. </w:t>
+        <w:t xml:space="preserve">Tabla 4. </w:t>
       </w:r>
       <w:r>
         <w:rPr>
@@ -8282,7 +8805,7 @@
         <w:pStyle w:val="Heading2"/>
         <w:spacing w:before="280" w:after="140"/>
       </w:pPr>
-      <w:bookmarkStart w:id="9" w:name="_Toc241409909"/>
+      <w:bookmarkStart w:id="9" w:name="_Toc241524508"/>
       <w:r>
         <w:t>3.4 Fase 1 — Definición del problema y entorno</w:t>
       </w:r>
@@ -8305,7 +8828,7 @@
         <w:pStyle w:val="Heading2"/>
         <w:spacing w:before="280" w:after="140"/>
       </w:pPr>
-      <w:bookmarkStart w:id="10" w:name="_Toc241409910"/>
+      <w:bookmarkStart w:id="10" w:name="_Toc241524509"/>
       <w:r>
         <w:t>3.5 Fase 2 — Preprocesamiento y transformación del dataset</w:t>
       </w:r>
@@ -8334,7 +8857,7 @@
           <w:sz w:val="19"/>
           <w:szCs w:val="19"/>
         </w:rPr>
-        <w:t xml:space="preserve">Tabla 4. </w:t>
+        <w:t xml:space="preserve">Tabla 5. </w:t>
       </w:r>
       <w:r>
         <w:rPr>
@@ -9353,7 +9876,7 @@
         <w:pStyle w:val="Heading3"/>
         <w:spacing w:before="220" w:after="120"/>
       </w:pPr>
-      <w:bookmarkStart w:id="11" w:name="_Toc241409911"/>
+      <w:bookmarkStart w:id="11" w:name="_Toc241524510"/>
       <w:r>
         <w:t>La transformación central: reconstruir la duración real</w:t>
       </w:r>
@@ -9683,7 +10206,7 @@
         <w:pStyle w:val="Heading2"/>
         <w:spacing w:before="280" w:after="140"/>
       </w:pPr>
-      <w:bookmarkStart w:id="12" w:name="_Toc241409912"/>
+      <w:bookmarkStart w:id="12" w:name="_Toc241524511"/>
       <w:r>
         <w:t>3.6 Fase 3 — Núcleo algorítmico, eficiencia y orientación a objetos</w:t>
       </w:r>
@@ -9706,7 +10229,7 @@
         <w:pStyle w:val="Heading3"/>
         <w:spacing w:before="220" w:after="120"/>
       </w:pPr>
-      <w:bookmarkStart w:id="13" w:name="_Toc241409913"/>
+      <w:bookmarkStart w:id="13" w:name="_Toc241524512"/>
       <w:r>
         <w:t>Algoritmos implementados y verificados</w:t>
       </w:r>
@@ -10425,7 +10948,7 @@
         <w:pStyle w:val="Heading3"/>
         <w:spacing w:before="220" w:after="120"/>
       </w:pPr>
-      <w:bookmarkStart w:id="14" w:name="_Toc241409914"/>
+      <w:bookmarkStart w:id="14" w:name="_Toc241524513"/>
       <w:r>
         <w:t>Mediciones de eficiencia</w:t>
       </w:r>
@@ -10461,7 +10984,7 @@
           <w:sz w:val="19"/>
           <w:szCs w:val="19"/>
         </w:rPr>
-        <w:t xml:space="preserve">Tabla 5. </w:t>
+        <w:t xml:space="preserve">Tabla 6. </w:t>
       </w:r>
       <w:r>
         <w:rPr>
@@ -12134,7 +12657,7 @@
           <w:sz w:val="19"/>
           <w:szCs w:val="19"/>
         </w:rPr>
-        <w:t xml:space="preserve">Tabla 6. </w:t>
+        <w:t xml:space="preserve">Tabla 7. </w:t>
       </w:r>
       <w:r>
         <w:rPr>
@@ -12916,7 +13439,7 @@
         <w:pStyle w:val="Heading3"/>
         <w:spacing w:before="220" w:after="120"/>
       </w:pPr>
-      <w:bookmarkStart w:id="15" w:name="_Toc241409915"/>
+      <w:bookmarkStart w:id="15" w:name="_Toc241524514"/>
       <w:r>
         <w:t>Programación orientada a objetos</w:t>
       </w:r>
@@ -13642,7 +14165,7 @@
           <w:sz w:val="19"/>
           <w:szCs w:val="19"/>
         </w:rPr>
-        <w:t xml:space="preserve">Tabla 7. </w:t>
+        <w:t xml:space="preserve">Tabla 8. </w:t>
       </w:r>
       <w:r>
         <w:rPr>
@@ -14328,7 +14851,7 @@
         <w:pStyle w:val="Heading2"/>
         <w:spacing w:before="280" w:after="140"/>
       </w:pPr>
-      <w:bookmarkStart w:id="16" w:name="_Toc241409916"/>
+      <w:bookmarkStart w:id="16" w:name="_Toc241524515"/>
       <w:r>
         <w:t>3.7 Arquitectura del código</w:t>
       </w:r>
@@ -15093,7 +15616,7 @@
         <w:pStyle w:val="Heading2"/>
         <w:spacing w:before="280" w:after="140"/>
       </w:pPr>
-      <w:bookmarkStart w:id="17" w:name="_Toc241409917"/>
+      <w:bookmarkStart w:id="17" w:name="_Toc241524516"/>
       <w:r>
         <w:t>3.8 Validación técnica y verificación del código</w:t>
       </w:r>
@@ -15116,7 +15639,7 @@
         <w:pStyle w:val="Heading3"/>
         <w:spacing w:before="220" w:after="120"/>
       </w:pPr>
-      <w:bookmarkStart w:id="18" w:name="_Toc241409918"/>
+      <w:bookmarkStart w:id="18" w:name="_Toc241524517"/>
       <w:r>
         <w:t>Nivel 1: corrección contra referencias independientes</w:t>
       </w:r>
@@ -15139,7 +15662,7 @@
         <w:pStyle w:val="Heading3"/>
         <w:spacing w:before="220" w:after="120"/>
       </w:pPr>
-      <w:bookmarkStart w:id="19" w:name="_Toc241409919"/>
+      <w:bookmarkStart w:id="19" w:name="_Toc241524518"/>
       <w:r>
         <w:t>Nivel 2: pruebas automatizadas</w:t>
       </w:r>
@@ -15156,7 +15679,7 @@
           <w:sz w:val="19"/>
           <w:szCs w:val="19"/>
         </w:rPr>
-        <w:t xml:space="preserve">Tabla 8. </w:t>
+        <w:t xml:space="preserve">Tabla 9. </w:t>
       </w:r>
       <w:r>
         <w:rPr>
@@ -16077,7 +16600,7 @@
         <w:pStyle w:val="Heading3"/>
         <w:spacing w:before="220" w:after="120"/>
       </w:pPr>
-      <w:bookmarkStart w:id="20" w:name="_Toc241409920"/>
+      <w:bookmarkStart w:id="20" w:name="_Toc241524519"/>
       <w:r>
         <w:t>Nivel 3: reglas de coherencia del dominio</w:t>
       </w:r>
@@ -16106,7 +16629,7 @@
           <w:sz w:val="19"/>
           <w:szCs w:val="19"/>
         </w:rPr>
-        <w:t xml:space="preserve">Tabla 9. </w:t>
+        <w:t xml:space="preserve">Tabla 10. </w:t>
       </w:r>
       <w:r>
         <w:rPr>
@@ -16977,7 +17500,7 @@
         <w:pStyle w:val="Heading3"/>
         <w:spacing w:before="220" w:after="120"/>
       </w:pPr>
-      <w:bookmarkStart w:id="21" w:name="_Toc241409921"/>
+      <w:bookmarkStart w:id="21" w:name="_Toc241524520"/>
       <w:r>
         <w:t>Nivel 4: ejecución de extremo a extremo</w:t>
       </w:r>
@@ -17006,7 +17529,7 @@
         <w:pStyle w:val="Heading1"/>
         <w:spacing w:before="360" w:after="200"/>
       </w:pPr>
-      <w:bookmarkStart w:id="22" w:name="_Toc241409922"/>
+      <w:bookmarkStart w:id="22" w:name="_Toc241524521"/>
       <w:r>
         <w:lastRenderedPageBreak/>
         <w:t>4. Resultados</w:t>
@@ -17015,10 +17538,22 @@
     </w:p>
     <w:p>
       <w:pPr>
+        <w:spacing w:after="140" w:line="360" w:lineRule="auto"/>
+        <w:jc w:val="both"/>
+      </w:pPr>
+      <w:r>
+        <w:rPr>
+          <w:color w:val="000000"/>
+        </w:rPr>
+        <w:t>Las tres figuras de este apartado no son una selección estética: cada una responde uno de los objetivos analíticos declarados en 2.2, y las tres están encadenadas como un argumento. El título de cada figura enuncia el hallazgo en lugar de rotular el tema, y cada una se acompaña de cuatro lecturas: qué muestra, qué se infiere, qué límite tiene y qué papel cumple en la secuencia.</w:t>
+      </w:r>
+    </w:p>
+    <w:p>
+      <w:pPr>
         <w:pStyle w:val="Heading2"/>
         <w:spacing w:before="280" w:after="140"/>
       </w:pPr>
-      <w:bookmarkStart w:id="23" w:name="_Toc241409923"/>
+      <w:bookmarkStart w:id="23" w:name="_Toc241524522"/>
       <w:r>
         <w:t>4.1 Panorama general</w:t>
       </w:r>
@@ -17035,7 +17570,7 @@
           <w:sz w:val="19"/>
           <w:szCs w:val="19"/>
         </w:rPr>
-        <w:t xml:space="preserve">Tabla 10. </w:t>
+        <w:t xml:space="preserve">Tabla 11. </w:t>
       </w:r>
       <w:r>
         <w:rPr>
@@ -17822,24 +18357,12 @@
     </w:tbl>
     <w:p>
       <w:pPr>
-        <w:spacing w:before="160" w:after="140" w:line="360" w:lineRule="auto"/>
-        <w:jc w:val="both"/>
-      </w:pPr>
-      <w:r>
-        <w:rPr>
-          <w:color w:val="000000"/>
-        </w:rPr>
-        <w:t>El resultado central es inequívoco: cuatro de cada cinco titulados de pregrado en Chile egresan fuera del plazo que su propio plan de estudios declara. La distancia entre la media (2,76) y la mediana (1,0) anticipa lo que la Figura 1 confirma: la distribución es fuertemente asimétrica y una cola de rezago severo arrastra el promedio.</w:t>
-      </w:r>
-    </w:p>
-    <w:p>
-      <w:pPr>
         <w:pStyle w:val="Heading2"/>
         <w:spacing w:before="280" w:after="140"/>
       </w:pPr>
-      <w:bookmarkStart w:id="24" w:name="_Toc241409924"/>
+      <w:bookmarkStart w:id="24" w:name="_Toc241524523"/>
       <w:r>
-        <w:t>4.2 Distribución de la sobreduración</w:t>
+        <w:t>4.2 La magnitud del rezago (OE4)</w:t>
       </w:r>
       <w:bookmarkEnd w:id="24"/>
     </w:p>
@@ -17852,9 +18375,10 @@
         <w:rPr>
           <w:noProof/>
         </w:rPr>
+        <w:lastRenderedPageBreak/>
         <w:drawing>
-          <wp:inline distT="0" distB="0" distL="0" distR="0" wp14:anchorId="5C58B169" wp14:editId="519AE4B5">
-            <wp:extent cx="5476875" cy="2257425"/>
+          <wp:inline distT="0" distB="0" distL="0" distR="0" wp14:anchorId="0E0367EE" wp14:editId="33B6D680">
+            <wp:extent cx="5476875" cy="3095625"/>
             <wp:effectExtent l="0" t="0" r="0" b="0"/>
             <wp:docPr id="2" name="Picture 2"/>
             <wp:cNvGraphicFramePr>
@@ -17879,7 +18403,7 @@
                   <pic:spPr bwMode="auto">
                     <a:xfrm>
                       <a:off x="0" y="0"/>
-                      <a:ext cx="5476875" cy="2257425"/>
+                      <a:ext cx="5476875" cy="3095625"/>
                     </a:xfrm>
                     <a:prstGeom prst="rect">
                       <a:avLst/>
@@ -17911,7 +18435,7 @@
           <w:sz w:val="19"/>
           <w:szCs w:val="19"/>
         </w:rPr>
-        <w:t>Distribución de la sobreduración y composición por categoría de rezago. Fuente: elaboración propia a partir de SIES, Titulados de Educación Superior 2020-2025.</w:t>
+        <w:t>Solo el 19,0 % se titula en plazo y una proporción equivalente acumula rezago severo. Fuente: elaboración propia a partir de SIES, Titulados de Educación Superior 2020-2025 (n = 1.246.760).</w:t>
       </w:r>
     </w:p>
     <w:p>
@@ -17921,10 +18445,61 @@
       </w:pPr>
       <w:r>
         <w:rPr>
-          <w:color w:val="000000"/>
+          <w:b/>
+          <w:bCs/>
         </w:rPr>
-        <w:lastRenderedPageBreak/>
-        <w:t>La mayoría de los titulados se concentra en rezagos de uno a tres semestres, pero la cola derecha es larga y pesada. El rezago severo alcanza al 20,4 % —prácticamente la misma proporción que logra titularse en plazo (19,0 %)—, mientras que el rezago leve agrupa al 44,3 %. La lectura de política es directa: el rezago moderado es la norma, no la excepción, y la duración teórica declarada describe mal la trayectoria típica.</w:t>
+        <w:t xml:space="preserve">Qué muestra. </w:t>
+      </w:r>
+      <w:r>
+        <w:t>El reparto de la sobreduración entre los 1.246.760 titulados de pregrado del período, con el plazo teórico marcado en cero y la cola de rezago severo —más de cuatro semestres— destacada en color. La vista se recortó entre −4 y 20 semestres, intervalo que contiene al 99 % de los casos.</w:t>
+      </w:r>
+    </w:p>
+    <w:p>
+      <w:pPr>
+        <w:spacing w:after="140" w:line="360" w:lineRule="auto"/>
+        <w:jc w:val="both"/>
+      </w:pPr>
+      <w:r>
+        <w:rPr>
+          <w:b/>
+          <w:bCs/>
+        </w:rPr>
+        <w:t xml:space="preserve">Qué se infiere. </w:t>
+      </w:r>
+      <w:r>
+        <w:t>El rezago no es una anomalía sino la norma: cuatro de cada cinco titulados egresan fuera de plazo. La distribución es marcadamente asimétrica y una cola larga arrastra la media (2,76) muy por encima de la mediana (1,0). El grupo con rezago severo (20,4 %) es tan numeroso como el que se titula a tiempo (19,0 %).</w:t>
+      </w:r>
+    </w:p>
+    <w:p>
+      <w:pPr>
+        <w:spacing w:after="140" w:line="360" w:lineRule="auto"/>
+        <w:jc w:val="both"/>
+      </w:pPr>
+      <w:r>
+        <w:rPr>
+          <w:b/>
+          <w:bCs/>
+        </w:rPr>
+        <w:t xml:space="preserve">Qué límite tiene. </w:t>
+      </w:r>
+      <w:r>
+        <w:t>La figura describe a quienes se titularon: quien abandonó no aparece, de modo que la magnitud está subestimada en la dirección más grave. El recorte del eje deja fuera unos doce mil casos extremos que no alteran la forma pero sí el promedio.</w:t>
+      </w:r>
+    </w:p>
+    <w:p>
+      <w:pPr>
+        <w:spacing w:after="140" w:line="360" w:lineRule="auto"/>
+        <w:jc w:val="both"/>
+      </w:pPr>
+      <w:r>
+        <w:rPr>
+          <w:b/>
+          <w:bCs/>
+        </w:rPr>
+        <w:t xml:space="preserve">Cómo aporta al relato. </w:t>
+      </w:r>
+      <w:r>
+        <w:t>Es el movimiento de contexto: establece la magnitud del fenómeno y deja planteada la pregunta que la figura siguiente responde, si ese rezago se reparte de forma pareja o se concentra en algún grupo.</w:t>
       </w:r>
     </w:p>
     <w:p>
@@ -17932,9 +18507,9 @@
         <w:pStyle w:val="Heading2"/>
         <w:spacing w:before="280" w:after="140"/>
       </w:pPr>
-      <w:bookmarkStart w:id="25" w:name="_Toc241409925"/>
+      <w:bookmarkStart w:id="25" w:name="_Toc241524524"/>
       <w:r>
-        <w:t>4.3 Factores asociados: área, institución y género</w:t>
+        <w:t>4.3 Dónde se concentra el rezago (OE5)</w:t>
       </w:r>
       <w:bookmarkEnd w:id="25"/>
     </w:p>
@@ -17947,9 +18522,10 @@
         <w:rPr>
           <w:noProof/>
         </w:rPr>
+        <w:lastRenderedPageBreak/>
         <w:drawing>
-          <wp:inline distT="0" distB="0" distL="0" distR="0" wp14:anchorId="3E44CC3F" wp14:editId="705C5437">
-            <wp:extent cx="5476875" cy="1990725"/>
+          <wp:inline distT="0" distB="0" distL="0" distR="0" wp14:anchorId="084FB975" wp14:editId="758A5F85">
+            <wp:extent cx="5476875" cy="3219450"/>
             <wp:effectExtent l="0" t="0" r="0" b="0"/>
             <wp:docPr id="3" name="Picture 3"/>
             <wp:cNvGraphicFramePr>
@@ -17974,7 +18550,7 @@
                   <pic:spPr bwMode="auto">
                     <a:xfrm>
                       <a:off x="0" y="0"/>
-                      <a:ext cx="5476875" cy="1990725"/>
+                      <a:ext cx="5476875" cy="3219450"/>
                     </a:xfrm>
                     <a:prstGeom prst="rect">
                       <a:avLst/>
@@ -18006,7 +18582,95 @@
           <w:sz w:val="19"/>
           <w:szCs w:val="19"/>
         </w:rPr>
-        <w:t>Sobreduración media por área de conocimiento, tipo de institución y brecha de género por área. Fuente: elaboración propia a partir de SIES, Titulados de Educación Superior 2020-2025.</w:t>
+        <w:t>Derecho triplica a Educación: 5,77 frente a 1,93 semestres de exceso. Fuente: elaboración propia a partir de SIES, Titulados de Educación Superior 2020-2025 (n = 1.246.760).</w:t>
+      </w:r>
+    </w:p>
+    <w:p>
+      <w:pPr>
+        <w:spacing w:after="140" w:line="360" w:lineRule="auto"/>
+        <w:jc w:val="both"/>
+      </w:pPr>
+      <w:r>
+        <w:rPr>
+          <w:b/>
+          <w:bCs/>
+        </w:rPr>
+        <w:t xml:space="preserve">Qué muestra. </w:t>
+      </w:r>
+      <w:r>
+        <w:t>La sobreduración media de cada una de las diez áreas de conocimiento, ordenadas de menor a mayor, con el número de titulados junto a cada barra. El eje parte en cero, de modo que la longitud de la barra es proporcional a la magnitud.</w:t>
+      </w:r>
+    </w:p>
+    <w:p>
+      <w:pPr>
+        <w:spacing w:after="140" w:line="360" w:lineRule="auto"/>
+        <w:jc w:val="both"/>
+      </w:pPr>
+      <w:r>
+        <w:rPr>
+          <w:b/>
+          <w:bCs/>
+        </w:rPr>
+        <w:t xml:space="preserve">Qué se infiere. </w:t>
+      </w:r>
+      <w:r>
+        <w:t>El rezago se distribuye de forma muy desigual: casi cuatro semestres —dos años— separan al área más rezagada de la menos rezagada. El patrón se repite por tipo de institución (universidades 3,32 frente a institutos profesionales 2,05) y por género, donde las mujeres se titulan 0,93 semestres antes en las diez áreas sin excepción.</w:t>
+      </w:r>
+    </w:p>
+    <w:p>
+      <w:pPr>
+        <w:spacing w:after="140" w:line="360" w:lineRule="auto"/>
+        <w:jc w:val="both"/>
+      </w:pPr>
+      <w:r>
+        <w:rPr>
+          <w:b/>
+          <w:bCs/>
+        </w:rPr>
+        <w:t xml:space="preserve">Qué límite tiene. </w:t>
+      </w:r>
+      <w:r>
+        <w:t>Es una asociación, no una explicación. El área agrupa carreras heterogéneas y su duración teórica declarada puede ser sistemáticamente más optimista en unas que en otras: parte de la diferencia podría ser un artefacto de la declaración y no del comportamiento estudiantil. Todas las medias descansan sobre grupos grandes salvo Ciencias Básicas (13.505 titulados), la única cuya cifra conviene leer con más holgura.</w:t>
+      </w:r>
+    </w:p>
+    <w:p>
+      <w:pPr>
+        <w:spacing w:after="140" w:line="360" w:lineRule="auto"/>
+        <w:jc w:val="both"/>
+      </w:pPr>
+      <w:r>
+        <w:rPr>
+          <w:b/>
+          <w:bCs/>
+        </w:rPr>
+        <w:t xml:space="preserve">Cómo aporta al relato. </w:t>
+      </w:r>
+      <w:r>
+        <w:t>Es el movimiento de contraste: localiza dónde está la diferencia que la figura anterior dejó planteada y acota el fenómeno a grupos identificables sobre los que se podría intervenir.</w:t>
+      </w:r>
+    </w:p>
+    <w:p>
+      <w:pPr>
+        <w:pStyle w:val="Heading3"/>
+        <w:spacing w:before="220" w:after="120"/>
+      </w:pPr>
+      <w:bookmarkStart w:id="26" w:name="_Toc241524525"/>
+      <w:r>
+        <w:t>La brecha de género resiste la estratificación</w:t>
+      </w:r>
+      <w:bookmarkEnd w:id="26"/>
+    </w:p>
+    <w:p>
+      <w:pPr>
+        <w:spacing w:after="140" w:line="360" w:lineRule="auto"/>
+        <w:jc w:val="both"/>
+      </w:pPr>
+      <w:r>
+        <w:rPr>
+          <w:color w:val="000000"/>
+        </w:rPr>
+        <w:lastRenderedPageBreak/>
+        <w:t>Que las mujeres se titulen antes podría ser un efecto de composición: si estudiaran carreras más cortas, la diferencia no diría nada sobre su trayectoria. El procedimiento para descartar esa confusión es estratificar, es decir, dividir por la variable sospechosa y comprobar si la diferencia persiste dentro de cada estrato.</w:t>
       </w:r>
     </w:p>
     <w:p>
@@ -18020,14 +18684,14 @@
           <w:sz w:val="19"/>
           <w:szCs w:val="19"/>
         </w:rPr>
-        <w:t xml:space="preserve">Tabla 11. </w:t>
+        <w:t xml:space="preserve">Tabla 12. </w:t>
       </w:r>
       <w:r>
         <w:rPr>
           <w:sz w:val="19"/>
           <w:szCs w:val="19"/>
         </w:rPr>
-        <w:t>Sobreduración por área de conocimiento</w:t>
+        <w:t>Sobreduración media por género dentro de cada área de conocimiento</w:t>
       </w:r>
     </w:p>
     <w:tbl>
@@ -18113,7 +18777,7 @@
                 <w:sz w:val="19"/>
                 <w:szCs w:val="19"/>
               </w:rPr>
-              <w:t>Titulados</w:t>
+              <w:t>Hombres</w:t>
             </w:r>
           </w:p>
         </w:tc>
@@ -18140,7 +18804,7 @@
                 <w:sz w:val="19"/>
                 <w:szCs w:val="19"/>
               </w:rPr>
-              <w:t>Sobreduración media</w:t>
+              <w:t>Mujeres</w:t>
             </w:r>
           </w:p>
         </w:tc>
@@ -18167,7 +18831,7 @@
                 <w:sz w:val="19"/>
                 <w:szCs w:val="19"/>
               </w:rPr>
-              <w:t>Titulación oportuna</w:t>
+              <w:t>Diferencia</w:t>
             </w:r>
           </w:p>
         </w:tc>
@@ -18199,7 +18863,7 @@
                 <w:sz w:val="19"/>
                 <w:szCs w:val="19"/>
               </w:rPr>
-              <w:t>Derecho</w:t>
+              <w:t>Arte y Arquitectura</w:t>
             </w:r>
           </w:p>
         </w:tc>
@@ -18224,7 +18888,7 @@
                 <w:sz w:val="19"/>
                 <w:szCs w:val="19"/>
               </w:rPr>
-              <w:t>28.748</w:t>
+              <w:t>3,27 sem.</w:t>
             </w:r>
           </w:p>
         </w:tc>
@@ -18249,7 +18913,7 @@
                 <w:sz w:val="19"/>
                 <w:szCs w:val="19"/>
               </w:rPr>
-              <w:t>5,77 sem.</w:t>
+              <w:t>2,30 sem.</w:t>
             </w:r>
           </w:p>
         </w:tc>
@@ -18274,7 +18938,7 @@
                 <w:sz w:val="19"/>
                 <w:szCs w:val="19"/>
               </w:rPr>
-              <w:t>8,7 %</w:t>
+              <w:t>+0,97</w:t>
             </w:r>
           </w:p>
         </w:tc>
@@ -18307,7 +18971,7 @@
                 <w:sz w:val="19"/>
                 <w:szCs w:val="19"/>
               </w:rPr>
-              <w:t>Ciencias Básicas</w:t>
+              <w:t>Educación</w:t>
             </w:r>
           </w:p>
         </w:tc>
@@ -18333,7 +18997,7 @@
                 <w:sz w:val="19"/>
                 <w:szCs w:val="19"/>
               </w:rPr>
-              <w:t>13.505</w:t>
+              <w:t>2,63 sem.</w:t>
             </w:r>
           </w:p>
         </w:tc>
@@ -18359,7 +19023,7 @@
                 <w:sz w:val="19"/>
                 <w:szCs w:val="19"/>
               </w:rPr>
-              <w:t>4,50 sem.</w:t>
+              <w:t>1,75 sem.</w:t>
             </w:r>
           </w:p>
         </w:tc>
@@ -18385,7 +19049,7 @@
                 <w:sz w:val="19"/>
                 <w:szCs w:val="19"/>
               </w:rPr>
-              <w:t>6,3 %</w:t>
+              <w:t>+0,88</w:t>
             </w:r>
           </w:p>
         </w:tc>
@@ -18417,7 +19081,7 @@
                 <w:sz w:val="19"/>
                 <w:szCs w:val="19"/>
               </w:rPr>
-              <w:t>Tecnología</w:t>
+              <w:t>Derecho</w:t>
             </w:r>
           </w:p>
         </w:tc>
@@ -18442,7 +19106,7 @@
                 <w:sz w:val="19"/>
                 <w:szCs w:val="19"/>
               </w:rPr>
-              <w:t>317.385</w:t>
+              <w:t>6,14 sem.</w:t>
             </w:r>
           </w:p>
         </w:tc>
@@ -18467,7 +19131,7 @@
                 <w:sz w:val="19"/>
                 <w:szCs w:val="19"/>
               </w:rPr>
-              <w:t>3,63 sem.</w:t>
+              <w:t>5,48 sem.</w:t>
             </w:r>
           </w:p>
         </w:tc>
@@ -18492,7 +19156,7 @@
                 <w:sz w:val="19"/>
                 <w:szCs w:val="19"/>
               </w:rPr>
-              <w:t>14,1 %</w:t>
+              <w:t>+0,66</w:t>
             </w:r>
           </w:p>
         </w:tc>
@@ -18525,7 +19189,7 @@
                 <w:sz w:val="19"/>
                 <w:szCs w:val="19"/>
               </w:rPr>
-              <w:t>Agropecuaria</w:t>
+              <w:t>Ciencias Sociales</w:t>
             </w:r>
           </w:p>
         </w:tc>
@@ -18551,7 +19215,7 @@
                 <w:sz w:val="19"/>
                 <w:szCs w:val="19"/>
               </w:rPr>
-              <w:t>30.915</w:t>
+              <w:t>2,41 sem.</w:t>
             </w:r>
           </w:p>
         </w:tc>
@@ -18577,7 +19241,7 @@
                 <w:sz w:val="19"/>
                 <w:szCs w:val="19"/>
               </w:rPr>
-              <w:t>3,57 sem.</w:t>
+              <w:t>1,86 sem.</w:t>
             </w:r>
           </w:p>
         </w:tc>
@@ -18603,7 +19267,7 @@
                 <w:sz w:val="19"/>
                 <w:szCs w:val="19"/>
               </w:rPr>
-              <w:t>10,7 %</w:t>
+              <w:t>+0,55</w:t>
             </w:r>
           </w:p>
         </w:tc>
@@ -18635,7 +19299,7 @@
                 <w:sz w:val="19"/>
                 <w:szCs w:val="19"/>
               </w:rPr>
-              <w:t>Humanidades</w:t>
+              <w:t>Agropecuaria</w:t>
             </w:r>
           </w:p>
         </w:tc>
@@ -18660,7 +19324,7 @@
                 <w:sz w:val="19"/>
                 <w:szCs w:val="19"/>
               </w:rPr>
-              <w:t>7.813</w:t>
+              <w:t>3,87 sem.</w:t>
             </w:r>
           </w:p>
         </w:tc>
@@ -18685,7 +19349,7 @@
                 <w:sz w:val="19"/>
                 <w:szCs w:val="19"/>
               </w:rPr>
-              <w:t>2,72 sem.</w:t>
+              <w:t>3,35 sem.</w:t>
             </w:r>
           </w:p>
         </w:tc>
@@ -18710,7 +19374,7 @@
                 <w:sz w:val="19"/>
                 <w:szCs w:val="19"/>
               </w:rPr>
-              <w:t>15,9 %</w:t>
+              <w:t>+0,52</w:t>
             </w:r>
           </w:p>
         </w:tc>
@@ -18743,7 +19407,7 @@
                 <w:sz w:val="19"/>
                 <w:szCs w:val="19"/>
               </w:rPr>
-              <w:t>Arte y Arquitectura</w:t>
+              <w:t>Salud</w:t>
             </w:r>
           </w:p>
         </w:tc>
@@ -18769,7 +19433,7 @@
                 <w:sz w:val="19"/>
                 <w:szCs w:val="19"/>
               </w:rPr>
-              <w:t>54.065</w:t>
+              <w:t>2,72 sem.</w:t>
             </w:r>
           </w:p>
         </w:tc>
@@ -18795,7 +19459,7 @@
                 <w:sz w:val="19"/>
                 <w:szCs w:val="19"/>
               </w:rPr>
-              <w:t>2,65 sem.</w:t>
+              <w:t>2,28 sem.</w:t>
             </w:r>
           </w:p>
         </w:tc>
@@ -18821,7 +19485,7 @@
                 <w:sz w:val="19"/>
                 <w:szCs w:val="19"/>
               </w:rPr>
-              <w:t>19,0 %</w:t>
+              <w:t>+0,44</w:t>
             </w:r>
           </w:p>
         </w:tc>
@@ -18878,7 +19542,7 @@
                 <w:sz w:val="19"/>
                 <w:szCs w:val="19"/>
               </w:rPr>
-              <w:t>285.186</w:t>
+              <w:t>2,67 sem.</w:t>
             </w:r>
           </w:p>
         </w:tc>
@@ -18903,7 +19567,7 @@
                 <w:sz w:val="19"/>
                 <w:szCs w:val="19"/>
               </w:rPr>
-              <w:t>2,42 sem.</w:t>
+              <w:t>2,25 sem.</w:t>
             </w:r>
           </w:p>
         </w:tc>
@@ -18928,7 +19592,7 @@
                 <w:sz w:val="19"/>
                 <w:szCs w:val="19"/>
               </w:rPr>
-              <w:t>21,7 %</w:t>
+              <w:t>+0,42</w:t>
             </w:r>
           </w:p>
         </w:tc>
@@ -18961,7 +19625,7 @@
                 <w:sz w:val="19"/>
                 <w:szCs w:val="19"/>
               </w:rPr>
-              <w:t>Salud</w:t>
+              <w:t>Humanidades</w:t>
             </w:r>
           </w:p>
         </w:tc>
@@ -18987,7 +19651,7 @@
                 <w:sz w:val="19"/>
                 <w:szCs w:val="19"/>
               </w:rPr>
-              <w:t>232.468</w:t>
+              <w:t>2,91 sem.</w:t>
             </w:r>
           </w:p>
         </w:tc>
@@ -19013,7 +19677,7 @@
                 <w:sz w:val="19"/>
                 <w:szCs w:val="19"/>
               </w:rPr>
-              <w:t>2,37 sem.</w:t>
+              <w:t>2,62 sem.</w:t>
             </w:r>
           </w:p>
         </w:tc>
@@ -19039,7 +19703,7 @@
                 <w:sz w:val="19"/>
                 <w:szCs w:val="19"/>
               </w:rPr>
-              <w:t>21,9 %</w:t>
+              <w:t>+0,30</w:t>
             </w:r>
           </w:p>
         </w:tc>
@@ -19071,7 +19735,7 @@
                 <w:sz w:val="19"/>
                 <w:szCs w:val="19"/>
               </w:rPr>
-              <w:t>Ciencias Sociales</w:t>
+              <w:t>Tecnología</w:t>
             </w:r>
           </w:p>
         </w:tc>
@@ -19096,7 +19760,7 @@
                 <w:sz w:val="19"/>
                 <w:szCs w:val="19"/>
               </w:rPr>
-              <w:t>129.637</w:t>
+              <w:t>3,67 sem.</w:t>
             </w:r>
           </w:p>
         </w:tc>
@@ -19121,7 +19785,7 @@
                 <w:sz w:val="19"/>
                 <w:szCs w:val="19"/>
               </w:rPr>
-              <w:t>2,01 sem.</w:t>
+              <w:t>3,48 sem.</w:t>
             </w:r>
           </w:p>
         </w:tc>
@@ -19146,7 +19810,7 @@
                 <w:sz w:val="19"/>
                 <w:szCs w:val="19"/>
               </w:rPr>
-              <w:t>21,8 %</w:t>
+              <w:t>+0,18</w:t>
             </w:r>
           </w:p>
         </w:tc>
@@ -19179,7 +19843,7 @@
                 <w:sz w:val="19"/>
                 <w:szCs w:val="19"/>
               </w:rPr>
-              <w:t>Educación</w:t>
+              <w:t>Ciencias Básicas</w:t>
             </w:r>
           </w:p>
         </w:tc>
@@ -19205,7 +19869,7 @@
                 <w:sz w:val="19"/>
                 <w:szCs w:val="19"/>
               </w:rPr>
-              <w:t>147.038</w:t>
+              <w:t>4,56 sem.</w:t>
             </w:r>
           </w:p>
         </w:tc>
@@ -19231,7 +19895,7 @@
                 <w:sz w:val="19"/>
                 <w:szCs w:val="19"/>
               </w:rPr>
-              <w:t>1,93 sem.</w:t>
+              <w:t>4,42 sem.</w:t>
             </w:r>
           </w:p>
         </w:tc>
@@ -19257,715 +19921,7 @@
                 <w:sz w:val="19"/>
                 <w:szCs w:val="19"/>
               </w:rPr>
-              <w:t>22,4 %</w:t>
-            </w:r>
-          </w:p>
-        </w:tc>
-      </w:tr>
-    </w:tbl>
-    <w:p>
-      <w:pPr>
-        <w:spacing w:before="220" w:after="80"/>
-      </w:pPr>
-      <w:r>
-        <w:rPr>
-          <w:b/>
-          <w:bCs/>
-          <w:sz w:val="19"/>
-          <w:szCs w:val="19"/>
-        </w:rPr>
-        <w:t xml:space="preserve">Tabla 12. </w:t>
-      </w:r>
-      <w:r>
-        <w:rPr>
-          <w:sz w:val="19"/>
-          <w:szCs w:val="19"/>
-        </w:rPr>
-        <w:t>Sobreduración por tipo de institución y por género</w:t>
-      </w:r>
-    </w:p>
-    <w:tbl>
-      <w:tblPr>
-        <w:tblW w:w="8838" w:type="dxa"/>
-        <w:tblBorders>
-          <w:top w:val="single" w:sz="4" w:space="0" w:color="BFC7CF"/>
-          <w:left w:val="single" w:sz="4" w:space="0" w:color="BFC7CF"/>
-          <w:bottom w:val="single" w:sz="4" w:space="0" w:color="BFC7CF"/>
-          <w:right w:val="single" w:sz="4" w:space="0" w:color="BFC7CF"/>
-          <w:insideH w:val="single" w:sz="4" w:space="0" w:color="BFC7CF"/>
-          <w:insideV w:val="single" w:sz="4" w:space="0" w:color="BFC7CF"/>
-        </w:tblBorders>
-        <w:tblCellMar>
-          <w:left w:w="10" w:type="dxa"/>
-          <w:right w:w="10" w:type="dxa"/>
-        </w:tblCellMar>
-        <w:tblLook w:val="04A0" w:firstRow="1" w:lastRow="0" w:firstColumn="1" w:lastColumn="0" w:noHBand="0" w:noVBand="1"/>
-      </w:tblPr>
-      <w:tblGrid>
-        <w:gridCol w:w="3535"/>
-        <w:gridCol w:w="1768"/>
-        <w:gridCol w:w="1768"/>
-        <w:gridCol w:w="1767"/>
-      </w:tblGrid>
-      <w:tr>
-        <w:tblPrEx>
-          <w:tblCellMar>
-            <w:top w:w="0" w:type="dxa"/>
-            <w:bottom w:w="0" w:type="dxa"/>
-          </w:tblCellMar>
-        </w:tblPrEx>
-        <w:trPr>
-          <w:tblHeader/>
-        </w:trPr>
-        <w:tc>
-          <w:tcPr>
-            <w:tcW w:w="3535" w:type="dxa"/>
-            <w:shd w:val="clear" w:color="auto" w:fill="1F4E79"/>
-            <w:tcMar>
-              <w:top w:w="60" w:type="dxa"/>
-              <w:left w:w="100" w:type="dxa"/>
-              <w:bottom w:w="60" w:type="dxa"/>
-              <w:right w:w="100" w:type="dxa"/>
-            </w:tcMar>
-          </w:tcPr>
-          <w:p>
-            <w:pPr>
-              <w:spacing w:line="260" w:lineRule="auto"/>
-            </w:pPr>
-            <w:r>
-              <w:rPr>
-                <w:b/>
-                <w:bCs/>
-                <w:color w:val="FFFFFF"/>
-                <w:sz w:val="19"/>
-                <w:szCs w:val="19"/>
-              </w:rPr>
-              <w:t>Categoría</w:t>
-            </w:r>
-          </w:p>
-        </w:tc>
-        <w:tc>
-          <w:tcPr>
-            <w:tcW w:w="1768" w:type="dxa"/>
-            <w:shd w:val="clear" w:color="auto" w:fill="1F4E79"/>
-            <w:tcMar>
-              <w:top w:w="60" w:type="dxa"/>
-              <w:left w:w="100" w:type="dxa"/>
-              <w:bottom w:w="60" w:type="dxa"/>
-              <w:right w:w="100" w:type="dxa"/>
-            </w:tcMar>
-          </w:tcPr>
-          <w:p>
-            <w:pPr>
-              <w:spacing w:line="260" w:lineRule="auto"/>
-            </w:pPr>
-            <w:r>
-              <w:rPr>
-                <w:b/>
-                <w:bCs/>
-                <w:color w:val="FFFFFF"/>
-                <w:sz w:val="19"/>
-                <w:szCs w:val="19"/>
-              </w:rPr>
-              <w:t>Titulados</w:t>
-            </w:r>
-          </w:p>
-        </w:tc>
-        <w:tc>
-          <w:tcPr>
-            <w:tcW w:w="1768" w:type="dxa"/>
-            <w:shd w:val="clear" w:color="auto" w:fill="1F4E79"/>
-            <w:tcMar>
-              <w:top w:w="60" w:type="dxa"/>
-              <w:left w:w="100" w:type="dxa"/>
-              <w:bottom w:w="60" w:type="dxa"/>
-              <w:right w:w="100" w:type="dxa"/>
-            </w:tcMar>
-          </w:tcPr>
-          <w:p>
-            <w:pPr>
-              <w:spacing w:line="260" w:lineRule="auto"/>
-            </w:pPr>
-            <w:r>
-              <w:rPr>
-                <w:b/>
-                <w:bCs/>
-                <w:color w:val="FFFFFF"/>
-                <w:sz w:val="19"/>
-                <w:szCs w:val="19"/>
-              </w:rPr>
-              <w:t>Sobreduración media</w:t>
-            </w:r>
-          </w:p>
-        </w:tc>
-        <w:tc>
-          <w:tcPr>
-            <w:tcW w:w="1767" w:type="dxa"/>
-            <w:shd w:val="clear" w:color="auto" w:fill="1F4E79"/>
-            <w:tcMar>
-              <w:top w:w="60" w:type="dxa"/>
-              <w:left w:w="100" w:type="dxa"/>
-              <w:bottom w:w="60" w:type="dxa"/>
-              <w:right w:w="100" w:type="dxa"/>
-            </w:tcMar>
-          </w:tcPr>
-          <w:p>
-            <w:pPr>
-              <w:spacing w:line="260" w:lineRule="auto"/>
-            </w:pPr>
-            <w:r>
-              <w:rPr>
-                <w:b/>
-                <w:bCs/>
-                <w:color w:val="FFFFFF"/>
-                <w:sz w:val="19"/>
-                <w:szCs w:val="19"/>
-              </w:rPr>
-              <w:t>Titulación oportuna</w:t>
-            </w:r>
-          </w:p>
-        </w:tc>
-      </w:tr>
-      <w:tr>
-        <w:tblPrEx>
-          <w:tblCellMar>
-            <w:top w:w="0" w:type="dxa"/>
-            <w:bottom w:w="0" w:type="dxa"/>
-          </w:tblCellMar>
-        </w:tblPrEx>
-        <w:tc>
-          <w:tcPr>
-            <w:tcW w:w="3535" w:type="dxa"/>
-            <w:tcMar>
-              <w:top w:w="60" w:type="dxa"/>
-              <w:left w:w="100" w:type="dxa"/>
-              <w:bottom w:w="60" w:type="dxa"/>
-              <w:right w:w="100" w:type="dxa"/>
-            </w:tcMar>
-          </w:tcPr>
-          <w:p>
-            <w:pPr>
-              <w:spacing w:line="260" w:lineRule="auto"/>
-            </w:pPr>
-            <w:r>
-              <w:rPr>
-                <w:color w:val="000000"/>
-                <w:sz w:val="19"/>
-                <w:szCs w:val="19"/>
-              </w:rPr>
-              <w:t>Universidades</w:t>
-            </w:r>
-          </w:p>
-        </w:tc>
-        <w:tc>
-          <w:tcPr>
-            <w:tcW w:w="1768" w:type="dxa"/>
-            <w:tcMar>
-              <w:top w:w="60" w:type="dxa"/>
-              <w:left w:w="100" w:type="dxa"/>
-              <w:bottom w:w="60" w:type="dxa"/>
-              <w:right w:w="100" w:type="dxa"/>
-            </w:tcMar>
-          </w:tcPr>
-          <w:p>
-            <w:pPr>
-              <w:spacing w:line="260" w:lineRule="auto"/>
-              <w:jc w:val="right"/>
-            </w:pPr>
-            <w:r>
-              <w:rPr>
-                <w:color w:val="000000"/>
-                <w:sz w:val="19"/>
-                <w:szCs w:val="19"/>
-              </w:rPr>
-              <w:t>569.497</w:t>
-            </w:r>
-          </w:p>
-        </w:tc>
-        <w:tc>
-          <w:tcPr>
-            <w:tcW w:w="1768" w:type="dxa"/>
-            <w:tcMar>
-              <w:top w:w="60" w:type="dxa"/>
-              <w:left w:w="100" w:type="dxa"/>
-              <w:bottom w:w="60" w:type="dxa"/>
-              <w:right w:w="100" w:type="dxa"/>
-            </w:tcMar>
-          </w:tcPr>
-          <w:p>
-            <w:pPr>
-              <w:spacing w:line="260" w:lineRule="auto"/>
-              <w:jc w:val="right"/>
-            </w:pPr>
-            <w:r>
-              <w:rPr>
-                <w:color w:val="000000"/>
-                <w:sz w:val="19"/>
-                <w:szCs w:val="19"/>
-              </w:rPr>
-              <w:t>3,32 sem.</w:t>
-            </w:r>
-          </w:p>
-        </w:tc>
-        <w:tc>
-          <w:tcPr>
-            <w:tcW w:w="1767" w:type="dxa"/>
-            <w:tcMar>
-              <w:top w:w="60" w:type="dxa"/>
-              <w:left w:w="100" w:type="dxa"/>
-              <w:bottom w:w="60" w:type="dxa"/>
-              <w:right w:w="100" w:type="dxa"/>
-            </w:tcMar>
-          </w:tcPr>
-          <w:p>
-            <w:pPr>
-              <w:spacing w:line="260" w:lineRule="auto"/>
-              <w:jc w:val="right"/>
-            </w:pPr>
-            <w:r>
-              <w:rPr>
-                <w:color w:val="000000"/>
-                <w:sz w:val="19"/>
-                <w:szCs w:val="19"/>
-              </w:rPr>
-              <w:t>12,8 %</w:t>
-            </w:r>
-          </w:p>
-        </w:tc>
-      </w:tr>
-      <w:tr>
-        <w:tblPrEx>
-          <w:tblCellMar>
-            <w:top w:w="0" w:type="dxa"/>
-            <w:bottom w:w="0" w:type="dxa"/>
-          </w:tblCellMar>
-        </w:tblPrEx>
-        <w:tc>
-          <w:tcPr>
-            <w:tcW w:w="3535" w:type="dxa"/>
-            <w:shd w:val="clear" w:color="auto" w:fill="F2F5F8"/>
-            <w:tcMar>
-              <w:top w:w="60" w:type="dxa"/>
-              <w:left w:w="100" w:type="dxa"/>
-              <w:bottom w:w="60" w:type="dxa"/>
-              <w:right w:w="100" w:type="dxa"/>
-            </w:tcMar>
-          </w:tcPr>
-          <w:p>
-            <w:pPr>
-              <w:spacing w:line="260" w:lineRule="auto"/>
-            </w:pPr>
-            <w:r>
-              <w:rPr>
-                <w:color w:val="000000"/>
-                <w:sz w:val="19"/>
-                <w:szCs w:val="19"/>
-              </w:rPr>
-              <w:t>Centros de Formación Técnica</w:t>
-            </w:r>
-          </w:p>
-        </w:tc>
-        <w:tc>
-          <w:tcPr>
-            <w:tcW w:w="1768" w:type="dxa"/>
-            <w:shd w:val="clear" w:color="auto" w:fill="F2F5F8"/>
-            <w:tcMar>
-              <w:top w:w="60" w:type="dxa"/>
-              <w:left w:w="100" w:type="dxa"/>
-              <w:bottom w:w="60" w:type="dxa"/>
-              <w:right w:w="100" w:type="dxa"/>
-            </w:tcMar>
-          </w:tcPr>
-          <w:p>
-            <w:pPr>
-              <w:spacing w:line="260" w:lineRule="auto"/>
-              <w:jc w:val="right"/>
-            </w:pPr>
-            <w:r>
-              <w:rPr>
-                <w:color w:val="000000"/>
-                <w:sz w:val="19"/>
-                <w:szCs w:val="19"/>
-              </w:rPr>
-              <w:t>214.592</w:t>
-            </w:r>
-          </w:p>
-        </w:tc>
-        <w:tc>
-          <w:tcPr>
-            <w:tcW w:w="1768" w:type="dxa"/>
-            <w:shd w:val="clear" w:color="auto" w:fill="F2F5F8"/>
-            <w:tcMar>
-              <w:top w:w="60" w:type="dxa"/>
-              <w:left w:w="100" w:type="dxa"/>
-              <w:bottom w:w="60" w:type="dxa"/>
-              <w:right w:w="100" w:type="dxa"/>
-            </w:tcMar>
-          </w:tcPr>
-          <w:p>
-            <w:pPr>
-              <w:spacing w:line="260" w:lineRule="auto"/>
-              <w:jc w:val="right"/>
-            </w:pPr>
-            <w:r>
-              <w:rPr>
-                <w:color w:val="000000"/>
-                <w:sz w:val="19"/>
-                <w:szCs w:val="19"/>
-              </w:rPr>
-              <w:t>2,83 sem.</w:t>
-            </w:r>
-          </w:p>
-        </w:tc>
-        <w:tc>
-          <w:tcPr>
-            <w:tcW w:w="1767" w:type="dxa"/>
-            <w:shd w:val="clear" w:color="auto" w:fill="F2F5F8"/>
-            <w:tcMar>
-              <w:top w:w="60" w:type="dxa"/>
-              <w:left w:w="100" w:type="dxa"/>
-              <w:bottom w:w="60" w:type="dxa"/>
-              <w:right w:w="100" w:type="dxa"/>
-            </w:tcMar>
-          </w:tcPr>
-          <w:p>
-            <w:pPr>
-              <w:spacing w:line="260" w:lineRule="auto"/>
-              <w:jc w:val="right"/>
-            </w:pPr>
-            <w:r>
-              <w:rPr>
-                <w:color w:val="000000"/>
-                <w:sz w:val="19"/>
-                <w:szCs w:val="19"/>
-              </w:rPr>
-              <w:t>13,9 %</w:t>
-            </w:r>
-          </w:p>
-        </w:tc>
-      </w:tr>
-      <w:tr>
-        <w:tblPrEx>
-          <w:tblCellMar>
-            <w:top w:w="0" w:type="dxa"/>
-            <w:bottom w:w="0" w:type="dxa"/>
-          </w:tblCellMar>
-        </w:tblPrEx>
-        <w:tc>
-          <w:tcPr>
-            <w:tcW w:w="3535" w:type="dxa"/>
-            <w:tcMar>
-              <w:top w:w="60" w:type="dxa"/>
-              <w:left w:w="100" w:type="dxa"/>
-              <w:bottom w:w="60" w:type="dxa"/>
-              <w:right w:w="100" w:type="dxa"/>
-            </w:tcMar>
-          </w:tcPr>
-          <w:p>
-            <w:pPr>
-              <w:spacing w:line="260" w:lineRule="auto"/>
-            </w:pPr>
-            <w:r>
-              <w:rPr>
-                <w:color w:val="000000"/>
-                <w:sz w:val="19"/>
-                <w:szCs w:val="19"/>
-              </w:rPr>
-              <w:lastRenderedPageBreak/>
-              <w:t>Institutos Profesionales</w:t>
-            </w:r>
-          </w:p>
-        </w:tc>
-        <w:tc>
-          <w:tcPr>
-            <w:tcW w:w="1768" w:type="dxa"/>
-            <w:tcMar>
-              <w:top w:w="60" w:type="dxa"/>
-              <w:left w:w="100" w:type="dxa"/>
-              <w:bottom w:w="60" w:type="dxa"/>
-              <w:right w:w="100" w:type="dxa"/>
-            </w:tcMar>
-          </w:tcPr>
-          <w:p>
-            <w:pPr>
-              <w:spacing w:line="260" w:lineRule="auto"/>
-              <w:jc w:val="right"/>
-            </w:pPr>
-            <w:r>
-              <w:rPr>
-                <w:color w:val="000000"/>
-                <w:sz w:val="19"/>
-                <w:szCs w:val="19"/>
-              </w:rPr>
-              <w:t>462.671</w:t>
-            </w:r>
-          </w:p>
-        </w:tc>
-        <w:tc>
-          <w:tcPr>
-            <w:tcW w:w="1768" w:type="dxa"/>
-            <w:tcMar>
-              <w:top w:w="60" w:type="dxa"/>
-              <w:left w:w="100" w:type="dxa"/>
-              <w:bottom w:w="60" w:type="dxa"/>
-              <w:right w:w="100" w:type="dxa"/>
-            </w:tcMar>
-          </w:tcPr>
-          <w:p>
-            <w:pPr>
-              <w:spacing w:line="260" w:lineRule="auto"/>
-              <w:jc w:val="right"/>
-            </w:pPr>
-            <w:r>
-              <w:rPr>
-                <w:color w:val="000000"/>
-                <w:sz w:val="19"/>
-                <w:szCs w:val="19"/>
-              </w:rPr>
-              <w:t>2,05 sem.</w:t>
-            </w:r>
-          </w:p>
-        </w:tc>
-        <w:tc>
-          <w:tcPr>
-            <w:tcW w:w="1767" w:type="dxa"/>
-            <w:tcMar>
-              <w:top w:w="60" w:type="dxa"/>
-              <w:left w:w="100" w:type="dxa"/>
-              <w:bottom w:w="60" w:type="dxa"/>
-              <w:right w:w="100" w:type="dxa"/>
-            </w:tcMar>
-          </w:tcPr>
-          <w:p>
-            <w:pPr>
-              <w:spacing w:line="260" w:lineRule="auto"/>
-              <w:jc w:val="right"/>
-            </w:pPr>
-            <w:r>
-              <w:rPr>
-                <w:color w:val="000000"/>
-                <w:sz w:val="19"/>
-                <w:szCs w:val="19"/>
-              </w:rPr>
-              <w:t>28,9 %</w:t>
-            </w:r>
-          </w:p>
-        </w:tc>
-      </w:tr>
-      <w:tr>
-        <w:tblPrEx>
-          <w:tblCellMar>
-            <w:top w:w="0" w:type="dxa"/>
-            <w:bottom w:w="0" w:type="dxa"/>
-          </w:tblCellMar>
-        </w:tblPrEx>
-        <w:tc>
-          <w:tcPr>
-            <w:tcW w:w="3535" w:type="dxa"/>
-            <w:shd w:val="clear" w:color="auto" w:fill="F2F5F8"/>
-            <w:tcMar>
-              <w:top w:w="60" w:type="dxa"/>
-              <w:left w:w="100" w:type="dxa"/>
-              <w:bottom w:w="60" w:type="dxa"/>
-              <w:right w:w="100" w:type="dxa"/>
-            </w:tcMar>
-          </w:tcPr>
-          <w:p>
-            <w:pPr>
-              <w:spacing w:line="260" w:lineRule="auto"/>
-            </w:pPr>
-            <w:r>
-              <w:rPr>
-                <w:color w:val="000000"/>
-                <w:sz w:val="19"/>
-                <w:szCs w:val="19"/>
-              </w:rPr>
-              <w:t>Hombre</w:t>
-            </w:r>
-          </w:p>
-        </w:tc>
-        <w:tc>
-          <w:tcPr>
-            <w:tcW w:w="1768" w:type="dxa"/>
-            <w:shd w:val="clear" w:color="auto" w:fill="F2F5F8"/>
-            <w:tcMar>
-              <w:top w:w="60" w:type="dxa"/>
-              <w:left w:w="100" w:type="dxa"/>
-              <w:bottom w:w="60" w:type="dxa"/>
-              <w:right w:w="100" w:type="dxa"/>
-            </w:tcMar>
-          </w:tcPr>
-          <w:p>
-            <w:pPr>
-              <w:spacing w:line="260" w:lineRule="auto"/>
-              <w:jc w:val="right"/>
-            </w:pPr>
-            <w:r>
-              <w:rPr>
-                <w:color w:val="000000"/>
-                <w:sz w:val="19"/>
-                <w:szCs w:val="19"/>
-              </w:rPr>
-              <w:t>542.694</w:t>
-            </w:r>
-          </w:p>
-        </w:tc>
-        <w:tc>
-          <w:tcPr>
-            <w:tcW w:w="1768" w:type="dxa"/>
-            <w:shd w:val="clear" w:color="auto" w:fill="F2F5F8"/>
-            <w:tcMar>
-              <w:top w:w="60" w:type="dxa"/>
-              <w:left w:w="100" w:type="dxa"/>
-              <w:bottom w:w="60" w:type="dxa"/>
-              <w:right w:w="100" w:type="dxa"/>
-            </w:tcMar>
-          </w:tcPr>
-          <w:p>
-            <w:pPr>
-              <w:spacing w:line="260" w:lineRule="auto"/>
-              <w:jc w:val="right"/>
-            </w:pPr>
-            <w:r>
-              <w:rPr>
-                <w:color w:val="000000"/>
-                <w:sz w:val="19"/>
-                <w:szCs w:val="19"/>
-              </w:rPr>
-              <w:t>3,29 sem.</w:t>
-            </w:r>
-          </w:p>
-        </w:tc>
-        <w:tc>
-          <w:tcPr>
-            <w:tcW w:w="1767" w:type="dxa"/>
-            <w:shd w:val="clear" w:color="auto" w:fill="F2F5F8"/>
-            <w:tcMar>
-              <w:top w:w="60" w:type="dxa"/>
-              <w:left w:w="100" w:type="dxa"/>
-              <w:bottom w:w="60" w:type="dxa"/>
-              <w:right w:w="100" w:type="dxa"/>
-            </w:tcMar>
-          </w:tcPr>
-          <w:p>
-            <w:pPr>
-              <w:spacing w:line="260" w:lineRule="auto"/>
-              <w:jc w:val="right"/>
-            </w:pPr>
-            <w:r>
-              <w:rPr>
-                <w:color w:val="000000"/>
-                <w:sz w:val="19"/>
-                <w:szCs w:val="19"/>
-              </w:rPr>
-              <w:t>16,0 %</w:t>
-            </w:r>
-          </w:p>
-        </w:tc>
-      </w:tr>
-      <w:tr>
-        <w:tblPrEx>
-          <w:tblCellMar>
-            <w:top w:w="0" w:type="dxa"/>
-            <w:bottom w:w="0" w:type="dxa"/>
-          </w:tblCellMar>
-        </w:tblPrEx>
-        <w:tc>
-          <w:tcPr>
-            <w:tcW w:w="3535" w:type="dxa"/>
-            <w:tcMar>
-              <w:top w:w="60" w:type="dxa"/>
-              <w:left w:w="100" w:type="dxa"/>
-              <w:bottom w:w="60" w:type="dxa"/>
-              <w:right w:w="100" w:type="dxa"/>
-            </w:tcMar>
-          </w:tcPr>
-          <w:p>
-            <w:pPr>
-              <w:spacing w:line="260" w:lineRule="auto"/>
-            </w:pPr>
-            <w:r>
-              <w:rPr>
-                <w:color w:val="000000"/>
-                <w:sz w:val="19"/>
-                <w:szCs w:val="19"/>
-              </w:rPr>
-              <w:t>Mujer</w:t>
-            </w:r>
-          </w:p>
-        </w:tc>
-        <w:tc>
-          <w:tcPr>
-            <w:tcW w:w="1768" w:type="dxa"/>
-            <w:tcMar>
-              <w:top w:w="60" w:type="dxa"/>
-              <w:left w:w="100" w:type="dxa"/>
-              <w:bottom w:w="60" w:type="dxa"/>
-              <w:right w:w="100" w:type="dxa"/>
-            </w:tcMar>
-          </w:tcPr>
-          <w:p>
-            <w:pPr>
-              <w:spacing w:line="260" w:lineRule="auto"/>
-              <w:jc w:val="right"/>
-            </w:pPr>
-            <w:r>
-              <w:rPr>
-                <w:color w:val="000000"/>
-                <w:sz w:val="19"/>
-                <w:szCs w:val="19"/>
-              </w:rPr>
-              <w:t>704.066</w:t>
-            </w:r>
-          </w:p>
-        </w:tc>
-        <w:tc>
-          <w:tcPr>
-            <w:tcW w:w="1768" w:type="dxa"/>
-            <w:tcMar>
-              <w:top w:w="60" w:type="dxa"/>
-              <w:left w:w="100" w:type="dxa"/>
-              <w:bottom w:w="60" w:type="dxa"/>
-              <w:right w:w="100" w:type="dxa"/>
-            </w:tcMar>
-          </w:tcPr>
-          <w:p>
-            <w:pPr>
-              <w:spacing w:line="260" w:lineRule="auto"/>
-              <w:jc w:val="right"/>
-            </w:pPr>
-            <w:r>
-              <w:rPr>
-                <w:color w:val="000000"/>
-                <w:sz w:val="19"/>
-                <w:szCs w:val="19"/>
-              </w:rPr>
-              <w:t>2,35 sem.</w:t>
-            </w:r>
-          </w:p>
-        </w:tc>
-        <w:tc>
-          <w:tcPr>
-            <w:tcW w:w="1767" w:type="dxa"/>
-            <w:tcMar>
-              <w:top w:w="60" w:type="dxa"/>
-              <w:left w:w="100" w:type="dxa"/>
-              <w:bottom w:w="60" w:type="dxa"/>
-              <w:right w:w="100" w:type="dxa"/>
-            </w:tcMar>
-          </w:tcPr>
-          <w:p>
-            <w:pPr>
-              <w:spacing w:line="260" w:lineRule="auto"/>
-              <w:jc w:val="right"/>
-            </w:pPr>
-            <w:r>
-              <w:rPr>
-                <w:color w:val="000000"/>
-                <w:sz w:val="19"/>
-                <w:szCs w:val="19"/>
-              </w:rPr>
-              <w:t>21,3 %</w:t>
+              <w:t>+0,14</w:t>
             </w:r>
           </w:p>
         </w:tc>
@@ -19980,19 +19936,7 @@
         <w:rPr>
           <w:color w:val="000000"/>
         </w:rPr>
-        <w:t>Los tres cortes muestran que el rezago no es homogéneo. Derecho (5,77 semestres) triplica a Educación (1,93): casi cuatro semestres —dos años— separan a la carrera más rezagada de la menos rezagada. Las universidades acumulan 3,32 semestres frente a 2,05 de los institutos profesionales, y su tasa de titulación oportuna es menos de la mitad, lo que sugiere que la duración declarada es menos realista en carreras universitarias largas.</w:t>
-      </w:r>
-    </w:p>
-    <w:p>
-      <w:pPr>
-        <w:spacing w:after="140" w:line="360" w:lineRule="auto"/>
-        <w:jc w:val="both"/>
-      </w:pPr>
-      <w:r>
-        <w:rPr>
-          <w:color w:val="000000"/>
-        </w:rPr>
-        <w:t>La brecha de género es de 0,93 semestres a favor de las mujeres y se sostiene en las diez áreas de conocimiento sin excepción. Esa consistencia descarta que se explique por la composición de carreras: no es que las mujeres estudien carreras más cortas, es que dentro de cada área se titulan antes. Además, su tasa de titulación oportuna (21,3 %) supera a la masculina (16,0 %) en más de cinco puntos.</w:t>
+        <w:t>La diferencia se mantiene en las diez áreas y en ninguna se invierte. El área queda descartada como variable de confusión, aunque no las que la fuente no registra.</w:t>
       </w:r>
     </w:p>
     <w:p>
@@ -20000,1240 +19944,9 @@
         <w:pStyle w:val="Heading2"/>
         <w:spacing w:before="280" w:after="140"/>
       </w:pPr>
-      <w:bookmarkStart w:id="26" w:name="_Toc241409926"/>
+      <w:bookmarkStart w:id="27" w:name="_Toc241524526"/>
       <w:r>
-        <w:t>4.4 Modalidad y territorio</w:t>
-      </w:r>
-      <w:bookmarkEnd w:id="26"/>
-    </w:p>
-    <w:p>
-      <w:pPr>
-        <w:spacing w:before="220" w:after="80"/>
-      </w:pPr>
-      <w:r>
-        <w:rPr>
-          <w:b/>
-          <w:bCs/>
-          <w:sz w:val="19"/>
-          <w:szCs w:val="19"/>
-        </w:rPr>
-        <w:t xml:space="preserve">Tabla 13. </w:t>
-      </w:r>
-      <w:r>
-        <w:rPr>
-          <w:sz w:val="19"/>
-          <w:szCs w:val="19"/>
-        </w:rPr>
-        <w:t>Sobreduración por modalidad de enseñanza</w:t>
-      </w:r>
-    </w:p>
-    <w:tbl>
-      <w:tblPr>
-        <w:tblW w:w="8838" w:type="dxa"/>
-        <w:tblBorders>
-          <w:top w:val="single" w:sz="4" w:space="0" w:color="BFC7CF"/>
-          <w:left w:val="single" w:sz="4" w:space="0" w:color="BFC7CF"/>
-          <w:bottom w:val="single" w:sz="4" w:space="0" w:color="BFC7CF"/>
-          <w:right w:val="single" w:sz="4" w:space="0" w:color="BFC7CF"/>
-          <w:insideH w:val="single" w:sz="4" w:space="0" w:color="BFC7CF"/>
-          <w:insideV w:val="single" w:sz="4" w:space="0" w:color="BFC7CF"/>
-        </w:tblBorders>
-        <w:tblCellMar>
-          <w:left w:w="10" w:type="dxa"/>
-          <w:right w:w="10" w:type="dxa"/>
-        </w:tblCellMar>
-        <w:tblLook w:val="04A0" w:firstRow="1" w:lastRow="0" w:firstColumn="1" w:lastColumn="0" w:noHBand="0" w:noVBand="1"/>
-      </w:tblPr>
-      <w:tblGrid>
-        <w:gridCol w:w="3535"/>
-        <w:gridCol w:w="2651"/>
-        <w:gridCol w:w="2652"/>
-      </w:tblGrid>
-      <w:tr>
-        <w:tblPrEx>
-          <w:tblCellMar>
-            <w:top w:w="0" w:type="dxa"/>
-            <w:bottom w:w="0" w:type="dxa"/>
-          </w:tblCellMar>
-        </w:tblPrEx>
-        <w:trPr>
-          <w:tblHeader/>
-        </w:trPr>
-        <w:tc>
-          <w:tcPr>
-            <w:tcW w:w="3535" w:type="dxa"/>
-            <w:shd w:val="clear" w:color="auto" w:fill="1F4E79"/>
-            <w:tcMar>
-              <w:top w:w="60" w:type="dxa"/>
-              <w:left w:w="100" w:type="dxa"/>
-              <w:bottom w:w="60" w:type="dxa"/>
-              <w:right w:w="100" w:type="dxa"/>
-            </w:tcMar>
-          </w:tcPr>
-          <w:p>
-            <w:pPr>
-              <w:spacing w:line="260" w:lineRule="auto"/>
-            </w:pPr>
-            <w:r>
-              <w:rPr>
-                <w:b/>
-                <w:bCs/>
-                <w:color w:val="FFFFFF"/>
-                <w:sz w:val="19"/>
-                <w:szCs w:val="19"/>
-              </w:rPr>
-              <w:t>Modalidad</w:t>
-            </w:r>
-          </w:p>
-        </w:tc>
-        <w:tc>
-          <w:tcPr>
-            <w:tcW w:w="2651" w:type="dxa"/>
-            <w:shd w:val="clear" w:color="auto" w:fill="1F4E79"/>
-            <w:tcMar>
-              <w:top w:w="60" w:type="dxa"/>
-              <w:left w:w="100" w:type="dxa"/>
-              <w:bottom w:w="60" w:type="dxa"/>
-              <w:right w:w="100" w:type="dxa"/>
-            </w:tcMar>
-          </w:tcPr>
-          <w:p>
-            <w:pPr>
-              <w:spacing w:line="260" w:lineRule="auto"/>
-            </w:pPr>
-            <w:r>
-              <w:rPr>
-                <w:b/>
-                <w:bCs/>
-                <w:color w:val="FFFFFF"/>
-                <w:sz w:val="19"/>
-                <w:szCs w:val="19"/>
-              </w:rPr>
-              <w:t>Titulados</w:t>
-            </w:r>
-          </w:p>
-        </w:tc>
-        <w:tc>
-          <w:tcPr>
-            <w:tcW w:w="2652" w:type="dxa"/>
-            <w:shd w:val="clear" w:color="auto" w:fill="1F4E79"/>
-            <w:tcMar>
-              <w:top w:w="60" w:type="dxa"/>
-              <w:left w:w="100" w:type="dxa"/>
-              <w:bottom w:w="60" w:type="dxa"/>
-              <w:right w:w="100" w:type="dxa"/>
-            </w:tcMar>
-          </w:tcPr>
-          <w:p>
-            <w:pPr>
-              <w:spacing w:line="260" w:lineRule="auto"/>
-            </w:pPr>
-            <w:r>
-              <w:rPr>
-                <w:b/>
-                <w:bCs/>
-                <w:color w:val="FFFFFF"/>
-                <w:sz w:val="19"/>
-                <w:szCs w:val="19"/>
-              </w:rPr>
-              <w:t>Sobreduración media</w:t>
-            </w:r>
-          </w:p>
-        </w:tc>
-      </w:tr>
-      <w:tr>
-        <w:tblPrEx>
-          <w:tblCellMar>
-            <w:top w:w="0" w:type="dxa"/>
-            <w:bottom w:w="0" w:type="dxa"/>
-          </w:tblCellMar>
-        </w:tblPrEx>
-        <w:tc>
-          <w:tcPr>
-            <w:tcW w:w="3535" w:type="dxa"/>
-            <w:tcMar>
-              <w:top w:w="60" w:type="dxa"/>
-              <w:left w:w="100" w:type="dxa"/>
-              <w:bottom w:w="60" w:type="dxa"/>
-              <w:right w:w="100" w:type="dxa"/>
-            </w:tcMar>
-          </w:tcPr>
-          <w:p>
-            <w:pPr>
-              <w:spacing w:line="260" w:lineRule="auto"/>
-            </w:pPr>
-            <w:r>
-              <w:rPr>
-                <w:color w:val="000000"/>
-                <w:sz w:val="19"/>
-                <w:szCs w:val="19"/>
-              </w:rPr>
-              <w:t>Presencial</w:t>
-            </w:r>
-          </w:p>
-        </w:tc>
-        <w:tc>
-          <w:tcPr>
-            <w:tcW w:w="2651" w:type="dxa"/>
-            <w:tcMar>
-              <w:top w:w="60" w:type="dxa"/>
-              <w:left w:w="100" w:type="dxa"/>
-              <w:bottom w:w="60" w:type="dxa"/>
-              <w:right w:w="100" w:type="dxa"/>
-            </w:tcMar>
-          </w:tcPr>
-          <w:p>
-            <w:pPr>
-              <w:spacing w:line="260" w:lineRule="auto"/>
-              <w:jc w:val="right"/>
-            </w:pPr>
-            <w:r>
-              <w:rPr>
-                <w:color w:val="000000"/>
-                <w:sz w:val="19"/>
-                <w:szCs w:val="19"/>
-              </w:rPr>
-              <w:t>1.126.649</w:t>
-            </w:r>
-          </w:p>
-        </w:tc>
-        <w:tc>
-          <w:tcPr>
-            <w:tcW w:w="2652" w:type="dxa"/>
-            <w:tcMar>
-              <w:top w:w="60" w:type="dxa"/>
-              <w:left w:w="100" w:type="dxa"/>
-              <w:bottom w:w="60" w:type="dxa"/>
-              <w:right w:w="100" w:type="dxa"/>
-            </w:tcMar>
-          </w:tcPr>
-          <w:p>
-            <w:pPr>
-              <w:spacing w:line="260" w:lineRule="auto"/>
-              <w:jc w:val="right"/>
-            </w:pPr>
-            <w:r>
-              <w:rPr>
-                <w:color w:val="000000"/>
-                <w:sz w:val="19"/>
-                <w:szCs w:val="19"/>
-              </w:rPr>
-              <w:t>2,86 sem.</w:t>
-            </w:r>
-          </w:p>
-        </w:tc>
-      </w:tr>
-      <w:tr>
-        <w:tblPrEx>
-          <w:tblCellMar>
-            <w:top w:w="0" w:type="dxa"/>
-            <w:bottom w:w="0" w:type="dxa"/>
-          </w:tblCellMar>
-        </w:tblPrEx>
-        <w:tc>
-          <w:tcPr>
-            <w:tcW w:w="3535" w:type="dxa"/>
-            <w:shd w:val="clear" w:color="auto" w:fill="F2F5F8"/>
-            <w:tcMar>
-              <w:top w:w="60" w:type="dxa"/>
-              <w:left w:w="100" w:type="dxa"/>
-              <w:bottom w:w="60" w:type="dxa"/>
-              <w:right w:w="100" w:type="dxa"/>
-            </w:tcMar>
-          </w:tcPr>
-          <w:p>
-            <w:pPr>
-              <w:spacing w:line="260" w:lineRule="auto"/>
-            </w:pPr>
-            <w:r>
-              <w:rPr>
-                <w:color w:val="000000"/>
-                <w:sz w:val="19"/>
-                <w:szCs w:val="19"/>
-              </w:rPr>
-              <w:t>No Presencial</w:t>
-            </w:r>
-          </w:p>
-        </w:tc>
-        <w:tc>
-          <w:tcPr>
-            <w:tcW w:w="2651" w:type="dxa"/>
-            <w:shd w:val="clear" w:color="auto" w:fill="F2F5F8"/>
-            <w:tcMar>
-              <w:top w:w="60" w:type="dxa"/>
-              <w:left w:w="100" w:type="dxa"/>
-              <w:bottom w:w="60" w:type="dxa"/>
-              <w:right w:w="100" w:type="dxa"/>
-            </w:tcMar>
-          </w:tcPr>
-          <w:p>
-            <w:pPr>
-              <w:spacing w:line="260" w:lineRule="auto"/>
-              <w:jc w:val="right"/>
-            </w:pPr>
-            <w:r>
-              <w:rPr>
-                <w:color w:val="000000"/>
-                <w:sz w:val="19"/>
-                <w:szCs w:val="19"/>
-              </w:rPr>
-              <w:t>97.184</w:t>
-            </w:r>
-          </w:p>
-        </w:tc>
-        <w:tc>
-          <w:tcPr>
-            <w:tcW w:w="2652" w:type="dxa"/>
-            <w:shd w:val="clear" w:color="auto" w:fill="F2F5F8"/>
-            <w:tcMar>
-              <w:top w:w="60" w:type="dxa"/>
-              <w:left w:w="100" w:type="dxa"/>
-              <w:bottom w:w="60" w:type="dxa"/>
-              <w:right w:w="100" w:type="dxa"/>
-            </w:tcMar>
-          </w:tcPr>
-          <w:p>
-            <w:pPr>
-              <w:spacing w:line="260" w:lineRule="auto"/>
-              <w:jc w:val="right"/>
-            </w:pPr>
-            <w:r>
-              <w:rPr>
-                <w:color w:val="000000"/>
-                <w:sz w:val="19"/>
-                <w:szCs w:val="19"/>
-              </w:rPr>
-              <w:t>1,84 sem.</w:t>
-            </w:r>
-          </w:p>
-        </w:tc>
-      </w:tr>
-      <w:tr>
-        <w:tblPrEx>
-          <w:tblCellMar>
-            <w:top w:w="0" w:type="dxa"/>
-            <w:bottom w:w="0" w:type="dxa"/>
-          </w:tblCellMar>
-        </w:tblPrEx>
-        <w:tc>
-          <w:tcPr>
-            <w:tcW w:w="3535" w:type="dxa"/>
-            <w:tcMar>
-              <w:top w:w="60" w:type="dxa"/>
-              <w:left w:w="100" w:type="dxa"/>
-              <w:bottom w:w="60" w:type="dxa"/>
-              <w:right w:w="100" w:type="dxa"/>
-            </w:tcMar>
-          </w:tcPr>
-          <w:p>
-            <w:pPr>
-              <w:spacing w:line="260" w:lineRule="auto"/>
-            </w:pPr>
-            <w:r>
-              <w:rPr>
-                <w:color w:val="000000"/>
-                <w:sz w:val="19"/>
-                <w:szCs w:val="19"/>
-              </w:rPr>
-              <w:t>Semipresencial</w:t>
-            </w:r>
-          </w:p>
-        </w:tc>
-        <w:tc>
-          <w:tcPr>
-            <w:tcW w:w="2651" w:type="dxa"/>
-            <w:tcMar>
-              <w:top w:w="60" w:type="dxa"/>
-              <w:left w:w="100" w:type="dxa"/>
-              <w:bottom w:w="60" w:type="dxa"/>
-              <w:right w:w="100" w:type="dxa"/>
-            </w:tcMar>
-          </w:tcPr>
-          <w:p>
-            <w:pPr>
-              <w:spacing w:line="260" w:lineRule="auto"/>
-              <w:jc w:val="right"/>
-            </w:pPr>
-            <w:r>
-              <w:rPr>
-                <w:color w:val="000000"/>
-                <w:sz w:val="19"/>
-                <w:szCs w:val="19"/>
-              </w:rPr>
-              <w:t>22.927</w:t>
-            </w:r>
-          </w:p>
-        </w:tc>
-        <w:tc>
-          <w:tcPr>
-            <w:tcW w:w="2652" w:type="dxa"/>
-            <w:tcMar>
-              <w:top w:w="60" w:type="dxa"/>
-              <w:left w:w="100" w:type="dxa"/>
-              <w:bottom w:w="60" w:type="dxa"/>
-              <w:right w:w="100" w:type="dxa"/>
-            </w:tcMar>
-          </w:tcPr>
-          <w:p>
-            <w:pPr>
-              <w:spacing w:line="260" w:lineRule="auto"/>
-              <w:jc w:val="right"/>
-            </w:pPr>
-            <w:r>
-              <w:rPr>
-                <w:color w:val="000000"/>
-                <w:sz w:val="19"/>
-                <w:szCs w:val="19"/>
-              </w:rPr>
-              <w:t>1,74 sem.</w:t>
-            </w:r>
-          </w:p>
-        </w:tc>
-      </w:tr>
-    </w:tbl>
-    <w:p>
-      <w:pPr>
-        <w:spacing w:before="220" w:after="80"/>
-      </w:pPr>
-      <w:r>
-        <w:rPr>
-          <w:b/>
-          <w:bCs/>
-          <w:sz w:val="19"/>
-          <w:szCs w:val="19"/>
-        </w:rPr>
-        <w:t xml:space="preserve">Tabla 14. </w:t>
-      </w:r>
-      <w:r>
-        <w:rPr>
-          <w:sz w:val="19"/>
-          <w:szCs w:val="19"/>
-        </w:rPr>
-        <w:t>Regiones con mayor y menor sobreduración (mínimo 5.000 titulados)</w:t>
-      </w:r>
-    </w:p>
-    <w:tbl>
-      <w:tblPr>
-        <w:tblW w:w="8838" w:type="dxa"/>
-        <w:tblBorders>
-          <w:top w:val="single" w:sz="4" w:space="0" w:color="BFC7CF"/>
-          <w:left w:val="single" w:sz="4" w:space="0" w:color="BFC7CF"/>
-          <w:bottom w:val="single" w:sz="4" w:space="0" w:color="BFC7CF"/>
-          <w:right w:val="single" w:sz="4" w:space="0" w:color="BFC7CF"/>
-          <w:insideH w:val="single" w:sz="4" w:space="0" w:color="BFC7CF"/>
-          <w:insideV w:val="single" w:sz="4" w:space="0" w:color="BFC7CF"/>
-        </w:tblBorders>
-        <w:tblCellMar>
-          <w:left w:w="10" w:type="dxa"/>
-          <w:right w:w="10" w:type="dxa"/>
-        </w:tblCellMar>
-        <w:tblLook w:val="04A0" w:firstRow="1" w:lastRow="0" w:firstColumn="1" w:lastColumn="0" w:noHBand="0" w:noVBand="1"/>
-      </w:tblPr>
-      <w:tblGrid>
-        <w:gridCol w:w="3889"/>
-        <w:gridCol w:w="2475"/>
-        <w:gridCol w:w="2474"/>
-      </w:tblGrid>
-      <w:tr>
-        <w:tblPrEx>
-          <w:tblCellMar>
-            <w:top w:w="0" w:type="dxa"/>
-            <w:bottom w:w="0" w:type="dxa"/>
-          </w:tblCellMar>
-        </w:tblPrEx>
-        <w:trPr>
-          <w:tblHeader/>
-        </w:trPr>
-        <w:tc>
-          <w:tcPr>
-            <w:tcW w:w="3889" w:type="dxa"/>
-            <w:shd w:val="clear" w:color="auto" w:fill="1F4E79"/>
-            <w:tcMar>
-              <w:top w:w="60" w:type="dxa"/>
-              <w:left w:w="100" w:type="dxa"/>
-              <w:bottom w:w="60" w:type="dxa"/>
-              <w:right w:w="100" w:type="dxa"/>
-            </w:tcMar>
-          </w:tcPr>
-          <w:p>
-            <w:pPr>
-              <w:spacing w:line="260" w:lineRule="auto"/>
-            </w:pPr>
-            <w:r>
-              <w:rPr>
-                <w:b/>
-                <w:bCs/>
-                <w:color w:val="FFFFFF"/>
-                <w:sz w:val="19"/>
-                <w:szCs w:val="19"/>
-              </w:rPr>
-              <w:t>Región</w:t>
-            </w:r>
-          </w:p>
-        </w:tc>
-        <w:tc>
-          <w:tcPr>
-            <w:tcW w:w="2475" w:type="dxa"/>
-            <w:shd w:val="clear" w:color="auto" w:fill="1F4E79"/>
-            <w:tcMar>
-              <w:top w:w="60" w:type="dxa"/>
-              <w:left w:w="100" w:type="dxa"/>
-              <w:bottom w:w="60" w:type="dxa"/>
-              <w:right w:w="100" w:type="dxa"/>
-            </w:tcMar>
-          </w:tcPr>
-          <w:p>
-            <w:pPr>
-              <w:spacing w:line="260" w:lineRule="auto"/>
-            </w:pPr>
-            <w:r>
-              <w:rPr>
-                <w:b/>
-                <w:bCs/>
-                <w:color w:val="FFFFFF"/>
-                <w:sz w:val="19"/>
-                <w:szCs w:val="19"/>
-              </w:rPr>
-              <w:t>Titulados</w:t>
-            </w:r>
-          </w:p>
-        </w:tc>
-        <w:tc>
-          <w:tcPr>
-            <w:tcW w:w="2474" w:type="dxa"/>
-            <w:shd w:val="clear" w:color="auto" w:fill="1F4E79"/>
-            <w:tcMar>
-              <w:top w:w="60" w:type="dxa"/>
-              <w:left w:w="100" w:type="dxa"/>
-              <w:bottom w:w="60" w:type="dxa"/>
-              <w:right w:w="100" w:type="dxa"/>
-            </w:tcMar>
-          </w:tcPr>
-          <w:p>
-            <w:pPr>
-              <w:spacing w:line="260" w:lineRule="auto"/>
-            </w:pPr>
-            <w:r>
-              <w:rPr>
-                <w:b/>
-                <w:bCs/>
-                <w:color w:val="FFFFFF"/>
-                <w:sz w:val="19"/>
-                <w:szCs w:val="19"/>
-              </w:rPr>
-              <w:t>Sobreduración media</w:t>
-            </w:r>
-          </w:p>
-        </w:tc>
-      </w:tr>
-      <w:tr>
-        <w:tblPrEx>
-          <w:tblCellMar>
-            <w:top w:w="0" w:type="dxa"/>
-            <w:bottom w:w="0" w:type="dxa"/>
-          </w:tblCellMar>
-        </w:tblPrEx>
-        <w:tc>
-          <w:tcPr>
-            <w:tcW w:w="3889" w:type="dxa"/>
-            <w:tcMar>
-              <w:top w:w="60" w:type="dxa"/>
-              <w:left w:w="100" w:type="dxa"/>
-              <w:bottom w:w="60" w:type="dxa"/>
-              <w:right w:w="100" w:type="dxa"/>
-            </w:tcMar>
-          </w:tcPr>
-          <w:p>
-            <w:pPr>
-              <w:spacing w:line="260" w:lineRule="auto"/>
-            </w:pPr>
-            <w:r>
-              <w:rPr>
-                <w:color w:val="000000"/>
-                <w:sz w:val="19"/>
-                <w:szCs w:val="19"/>
-              </w:rPr>
-              <w:t>Atacama</w:t>
-            </w:r>
-          </w:p>
-        </w:tc>
-        <w:tc>
-          <w:tcPr>
-            <w:tcW w:w="2475" w:type="dxa"/>
-            <w:tcMar>
-              <w:top w:w="60" w:type="dxa"/>
-              <w:left w:w="100" w:type="dxa"/>
-              <w:bottom w:w="60" w:type="dxa"/>
-              <w:right w:w="100" w:type="dxa"/>
-            </w:tcMar>
-          </w:tcPr>
-          <w:p>
-            <w:pPr>
-              <w:spacing w:line="260" w:lineRule="auto"/>
-              <w:jc w:val="right"/>
-            </w:pPr>
-            <w:r>
-              <w:rPr>
-                <w:color w:val="000000"/>
-                <w:sz w:val="19"/>
-                <w:szCs w:val="19"/>
-              </w:rPr>
-              <w:t>14.809</w:t>
-            </w:r>
-          </w:p>
-        </w:tc>
-        <w:tc>
-          <w:tcPr>
-            <w:tcW w:w="2474" w:type="dxa"/>
-            <w:tcMar>
-              <w:top w:w="60" w:type="dxa"/>
-              <w:left w:w="100" w:type="dxa"/>
-              <w:bottom w:w="60" w:type="dxa"/>
-              <w:right w:w="100" w:type="dxa"/>
-            </w:tcMar>
-          </w:tcPr>
-          <w:p>
-            <w:pPr>
-              <w:spacing w:line="260" w:lineRule="auto"/>
-              <w:jc w:val="right"/>
-            </w:pPr>
-            <w:r>
-              <w:rPr>
-                <w:color w:val="000000"/>
-                <w:sz w:val="19"/>
-                <w:szCs w:val="19"/>
-              </w:rPr>
-              <w:t>3,69 sem.</w:t>
-            </w:r>
-          </w:p>
-        </w:tc>
-      </w:tr>
-      <w:tr>
-        <w:tblPrEx>
-          <w:tblCellMar>
-            <w:top w:w="0" w:type="dxa"/>
-            <w:bottom w:w="0" w:type="dxa"/>
-          </w:tblCellMar>
-        </w:tblPrEx>
-        <w:tc>
-          <w:tcPr>
-            <w:tcW w:w="3889" w:type="dxa"/>
-            <w:shd w:val="clear" w:color="auto" w:fill="F2F5F8"/>
-            <w:tcMar>
-              <w:top w:w="60" w:type="dxa"/>
-              <w:left w:w="100" w:type="dxa"/>
-              <w:bottom w:w="60" w:type="dxa"/>
-              <w:right w:w="100" w:type="dxa"/>
-            </w:tcMar>
-          </w:tcPr>
-          <w:p>
-            <w:pPr>
-              <w:spacing w:line="260" w:lineRule="auto"/>
-            </w:pPr>
-            <w:r>
-              <w:rPr>
-                <w:color w:val="000000"/>
-                <w:sz w:val="19"/>
-                <w:szCs w:val="19"/>
-              </w:rPr>
-              <w:t>Antofagasta</w:t>
-            </w:r>
-          </w:p>
-        </w:tc>
-        <w:tc>
-          <w:tcPr>
-            <w:tcW w:w="2475" w:type="dxa"/>
-            <w:shd w:val="clear" w:color="auto" w:fill="F2F5F8"/>
-            <w:tcMar>
-              <w:top w:w="60" w:type="dxa"/>
-              <w:left w:w="100" w:type="dxa"/>
-              <w:bottom w:w="60" w:type="dxa"/>
-              <w:right w:w="100" w:type="dxa"/>
-            </w:tcMar>
-          </w:tcPr>
-          <w:p>
-            <w:pPr>
-              <w:spacing w:line="260" w:lineRule="auto"/>
-              <w:jc w:val="right"/>
-            </w:pPr>
-            <w:r>
-              <w:rPr>
-                <w:color w:val="000000"/>
-                <w:sz w:val="19"/>
-                <w:szCs w:val="19"/>
-              </w:rPr>
-              <w:t>41.221</w:t>
-            </w:r>
-          </w:p>
-        </w:tc>
-        <w:tc>
-          <w:tcPr>
-            <w:tcW w:w="2474" w:type="dxa"/>
-            <w:shd w:val="clear" w:color="auto" w:fill="F2F5F8"/>
-            <w:tcMar>
-              <w:top w:w="60" w:type="dxa"/>
-              <w:left w:w="100" w:type="dxa"/>
-              <w:bottom w:w="60" w:type="dxa"/>
-              <w:right w:w="100" w:type="dxa"/>
-            </w:tcMar>
-          </w:tcPr>
-          <w:p>
-            <w:pPr>
-              <w:spacing w:line="260" w:lineRule="auto"/>
-              <w:jc w:val="right"/>
-            </w:pPr>
-            <w:r>
-              <w:rPr>
-                <w:color w:val="000000"/>
-                <w:sz w:val="19"/>
-                <w:szCs w:val="19"/>
-              </w:rPr>
-              <w:t>3,64 sem.</w:t>
-            </w:r>
-          </w:p>
-        </w:tc>
-      </w:tr>
-      <w:tr>
-        <w:tblPrEx>
-          <w:tblCellMar>
-            <w:top w:w="0" w:type="dxa"/>
-            <w:bottom w:w="0" w:type="dxa"/>
-          </w:tblCellMar>
-        </w:tblPrEx>
-        <w:tc>
-          <w:tcPr>
-            <w:tcW w:w="3889" w:type="dxa"/>
-            <w:tcMar>
-              <w:top w:w="60" w:type="dxa"/>
-              <w:left w:w="100" w:type="dxa"/>
-              <w:bottom w:w="60" w:type="dxa"/>
-              <w:right w:w="100" w:type="dxa"/>
-            </w:tcMar>
-          </w:tcPr>
-          <w:p>
-            <w:pPr>
-              <w:spacing w:line="260" w:lineRule="auto"/>
-            </w:pPr>
-            <w:r>
-              <w:rPr>
-                <w:color w:val="000000"/>
-                <w:sz w:val="19"/>
-                <w:szCs w:val="19"/>
-              </w:rPr>
-              <w:t>Arica y Parinacota</w:t>
-            </w:r>
-          </w:p>
-        </w:tc>
-        <w:tc>
-          <w:tcPr>
-            <w:tcW w:w="2475" w:type="dxa"/>
-            <w:tcMar>
-              <w:top w:w="60" w:type="dxa"/>
-              <w:left w:w="100" w:type="dxa"/>
-              <w:bottom w:w="60" w:type="dxa"/>
-              <w:right w:w="100" w:type="dxa"/>
-            </w:tcMar>
-          </w:tcPr>
-          <w:p>
-            <w:pPr>
-              <w:spacing w:line="260" w:lineRule="auto"/>
-              <w:jc w:val="right"/>
-            </w:pPr>
-            <w:r>
-              <w:rPr>
-                <w:color w:val="000000"/>
-                <w:sz w:val="19"/>
-                <w:szCs w:val="19"/>
-              </w:rPr>
-              <w:t>15.943</w:t>
-            </w:r>
-          </w:p>
-        </w:tc>
-        <w:tc>
-          <w:tcPr>
-            <w:tcW w:w="2474" w:type="dxa"/>
-            <w:tcMar>
-              <w:top w:w="60" w:type="dxa"/>
-              <w:left w:w="100" w:type="dxa"/>
-              <w:bottom w:w="60" w:type="dxa"/>
-              <w:right w:w="100" w:type="dxa"/>
-            </w:tcMar>
-          </w:tcPr>
-          <w:p>
-            <w:pPr>
-              <w:spacing w:line="260" w:lineRule="auto"/>
-              <w:jc w:val="right"/>
-            </w:pPr>
-            <w:r>
-              <w:rPr>
-                <w:color w:val="000000"/>
-                <w:sz w:val="19"/>
-                <w:szCs w:val="19"/>
-              </w:rPr>
-              <w:t>3,63 sem.</w:t>
-            </w:r>
-          </w:p>
-        </w:tc>
-      </w:tr>
-      <w:tr>
-        <w:tblPrEx>
-          <w:tblCellMar>
-            <w:top w:w="0" w:type="dxa"/>
-            <w:bottom w:w="0" w:type="dxa"/>
-          </w:tblCellMar>
-        </w:tblPrEx>
-        <w:tc>
-          <w:tcPr>
-            <w:tcW w:w="3889" w:type="dxa"/>
-            <w:shd w:val="clear" w:color="auto" w:fill="F2F5F8"/>
-            <w:tcMar>
-              <w:top w:w="60" w:type="dxa"/>
-              <w:left w:w="100" w:type="dxa"/>
-              <w:bottom w:w="60" w:type="dxa"/>
-              <w:right w:w="100" w:type="dxa"/>
-            </w:tcMar>
-          </w:tcPr>
-          <w:p>
-            <w:pPr>
-              <w:spacing w:line="260" w:lineRule="auto"/>
-            </w:pPr>
-            <w:r>
-              <w:rPr>
-                <w:color w:val="000000"/>
-                <w:sz w:val="19"/>
-                <w:szCs w:val="19"/>
-              </w:rPr>
-              <w:t>Tarapacá</w:t>
-            </w:r>
-          </w:p>
-        </w:tc>
-        <w:tc>
-          <w:tcPr>
-            <w:tcW w:w="2475" w:type="dxa"/>
-            <w:shd w:val="clear" w:color="auto" w:fill="F2F5F8"/>
-            <w:tcMar>
-              <w:top w:w="60" w:type="dxa"/>
-              <w:left w:w="100" w:type="dxa"/>
-              <w:bottom w:w="60" w:type="dxa"/>
-              <w:right w:w="100" w:type="dxa"/>
-            </w:tcMar>
-          </w:tcPr>
-          <w:p>
-            <w:pPr>
-              <w:spacing w:line="260" w:lineRule="auto"/>
-              <w:jc w:val="right"/>
-            </w:pPr>
-            <w:r>
-              <w:rPr>
-                <w:color w:val="000000"/>
-                <w:sz w:val="19"/>
-                <w:szCs w:val="19"/>
-              </w:rPr>
-              <w:t>19.979</w:t>
-            </w:r>
-          </w:p>
-        </w:tc>
-        <w:tc>
-          <w:tcPr>
-            <w:tcW w:w="2474" w:type="dxa"/>
-            <w:shd w:val="clear" w:color="auto" w:fill="F2F5F8"/>
-            <w:tcMar>
-              <w:top w:w="60" w:type="dxa"/>
-              <w:left w:w="100" w:type="dxa"/>
-              <w:bottom w:w="60" w:type="dxa"/>
-              <w:right w:w="100" w:type="dxa"/>
-            </w:tcMar>
-          </w:tcPr>
-          <w:p>
-            <w:pPr>
-              <w:spacing w:line="260" w:lineRule="auto"/>
-              <w:jc w:val="right"/>
-            </w:pPr>
-            <w:r>
-              <w:rPr>
-                <w:color w:val="000000"/>
-                <w:sz w:val="19"/>
-                <w:szCs w:val="19"/>
-              </w:rPr>
-              <w:t>3,53 sem.</w:t>
-            </w:r>
-          </w:p>
-        </w:tc>
-      </w:tr>
-      <w:tr>
-        <w:tblPrEx>
-          <w:tblCellMar>
-            <w:top w:w="0" w:type="dxa"/>
-            <w:bottom w:w="0" w:type="dxa"/>
-          </w:tblCellMar>
-        </w:tblPrEx>
-        <w:tc>
-          <w:tcPr>
-            <w:tcW w:w="3889" w:type="dxa"/>
-            <w:tcMar>
-              <w:top w:w="60" w:type="dxa"/>
-              <w:left w:w="100" w:type="dxa"/>
-              <w:bottom w:w="60" w:type="dxa"/>
-              <w:right w:w="100" w:type="dxa"/>
-            </w:tcMar>
-          </w:tcPr>
-          <w:p>
-            <w:pPr>
-              <w:spacing w:line="260" w:lineRule="auto"/>
-            </w:pPr>
-            <w:r>
-              <w:rPr>
-                <w:color w:val="000000"/>
-                <w:sz w:val="19"/>
-                <w:szCs w:val="19"/>
-              </w:rPr>
-              <w:t>…</w:t>
-            </w:r>
-          </w:p>
-        </w:tc>
-        <w:tc>
-          <w:tcPr>
-            <w:tcW w:w="2475" w:type="dxa"/>
-            <w:tcMar>
-              <w:top w:w="60" w:type="dxa"/>
-              <w:left w:w="100" w:type="dxa"/>
-              <w:bottom w:w="60" w:type="dxa"/>
-              <w:right w:w="100" w:type="dxa"/>
-            </w:tcMar>
-          </w:tcPr>
-          <w:p>
-            <w:pPr>
-              <w:spacing w:line="260" w:lineRule="auto"/>
-              <w:jc w:val="right"/>
-            </w:pPr>
-            <w:r>
-              <w:rPr>
-                <w:color w:val="000000"/>
-                <w:sz w:val="19"/>
-                <w:szCs w:val="19"/>
-              </w:rPr>
-              <w:t>…</w:t>
-            </w:r>
-          </w:p>
-        </w:tc>
-        <w:tc>
-          <w:tcPr>
-            <w:tcW w:w="2474" w:type="dxa"/>
-            <w:tcMar>
-              <w:top w:w="60" w:type="dxa"/>
-              <w:left w:w="100" w:type="dxa"/>
-              <w:bottom w:w="60" w:type="dxa"/>
-              <w:right w:w="100" w:type="dxa"/>
-            </w:tcMar>
-          </w:tcPr>
-          <w:p>
-            <w:pPr>
-              <w:spacing w:line="260" w:lineRule="auto"/>
-              <w:jc w:val="right"/>
-            </w:pPr>
-            <w:r>
-              <w:rPr>
-                <w:color w:val="000000"/>
-                <w:sz w:val="19"/>
-                <w:szCs w:val="19"/>
-              </w:rPr>
-              <w:t>…</w:t>
-            </w:r>
-          </w:p>
-        </w:tc>
-      </w:tr>
-      <w:tr>
-        <w:tblPrEx>
-          <w:tblCellMar>
-            <w:top w:w="0" w:type="dxa"/>
-            <w:bottom w:w="0" w:type="dxa"/>
-          </w:tblCellMar>
-        </w:tblPrEx>
-        <w:tc>
-          <w:tcPr>
-            <w:tcW w:w="3889" w:type="dxa"/>
-            <w:shd w:val="clear" w:color="auto" w:fill="F2F5F8"/>
-            <w:tcMar>
-              <w:top w:w="60" w:type="dxa"/>
-              <w:left w:w="100" w:type="dxa"/>
-              <w:bottom w:w="60" w:type="dxa"/>
-              <w:right w:w="100" w:type="dxa"/>
-            </w:tcMar>
-          </w:tcPr>
-          <w:p>
-            <w:pPr>
-              <w:spacing w:line="260" w:lineRule="auto"/>
-            </w:pPr>
-            <w:r>
-              <w:rPr>
-                <w:color w:val="000000"/>
-                <w:sz w:val="19"/>
-                <w:szCs w:val="19"/>
-              </w:rPr>
-              <w:t>Metropolitana</w:t>
-            </w:r>
-          </w:p>
-        </w:tc>
-        <w:tc>
-          <w:tcPr>
-            <w:tcW w:w="2475" w:type="dxa"/>
-            <w:shd w:val="clear" w:color="auto" w:fill="F2F5F8"/>
-            <w:tcMar>
-              <w:top w:w="60" w:type="dxa"/>
-              <w:left w:w="100" w:type="dxa"/>
-              <w:bottom w:w="60" w:type="dxa"/>
-              <w:right w:w="100" w:type="dxa"/>
-            </w:tcMar>
-          </w:tcPr>
-          <w:p>
-            <w:pPr>
-              <w:spacing w:line="260" w:lineRule="auto"/>
-              <w:jc w:val="right"/>
-            </w:pPr>
-            <w:r>
-              <w:rPr>
-                <w:color w:val="000000"/>
-                <w:sz w:val="19"/>
-                <w:szCs w:val="19"/>
-              </w:rPr>
-              <w:t>592.405</w:t>
-            </w:r>
-          </w:p>
-        </w:tc>
-        <w:tc>
-          <w:tcPr>
-            <w:tcW w:w="2474" w:type="dxa"/>
-            <w:shd w:val="clear" w:color="auto" w:fill="F2F5F8"/>
-            <w:tcMar>
-              <w:top w:w="60" w:type="dxa"/>
-              <w:left w:w="100" w:type="dxa"/>
-              <w:bottom w:w="60" w:type="dxa"/>
-              <w:right w:w="100" w:type="dxa"/>
-            </w:tcMar>
-          </w:tcPr>
-          <w:p>
-            <w:pPr>
-              <w:spacing w:line="260" w:lineRule="auto"/>
-              <w:jc w:val="right"/>
-            </w:pPr>
-            <w:r>
-              <w:rPr>
-                <w:color w:val="000000"/>
-                <w:sz w:val="19"/>
-                <w:szCs w:val="19"/>
-              </w:rPr>
-              <w:t>2,58 sem.</w:t>
-            </w:r>
-          </w:p>
-        </w:tc>
-      </w:tr>
-      <w:tr>
-        <w:tblPrEx>
-          <w:tblCellMar>
-            <w:top w:w="0" w:type="dxa"/>
-            <w:bottom w:w="0" w:type="dxa"/>
-          </w:tblCellMar>
-        </w:tblPrEx>
-        <w:tc>
-          <w:tcPr>
-            <w:tcW w:w="3889" w:type="dxa"/>
-            <w:tcMar>
-              <w:top w:w="60" w:type="dxa"/>
-              <w:left w:w="100" w:type="dxa"/>
-              <w:bottom w:w="60" w:type="dxa"/>
-              <w:right w:w="100" w:type="dxa"/>
-            </w:tcMar>
-          </w:tcPr>
-          <w:p>
-            <w:pPr>
-              <w:spacing w:line="260" w:lineRule="auto"/>
-            </w:pPr>
-            <w:r>
-              <w:rPr>
-                <w:color w:val="000000"/>
-                <w:sz w:val="19"/>
-                <w:szCs w:val="19"/>
-              </w:rPr>
-              <w:t>Lib. Gral. B. O'Higgins</w:t>
-            </w:r>
-          </w:p>
-        </w:tc>
-        <w:tc>
-          <w:tcPr>
-            <w:tcW w:w="2475" w:type="dxa"/>
-            <w:tcMar>
-              <w:top w:w="60" w:type="dxa"/>
-              <w:left w:w="100" w:type="dxa"/>
-              <w:bottom w:w="60" w:type="dxa"/>
-              <w:right w:w="100" w:type="dxa"/>
-            </w:tcMar>
-          </w:tcPr>
-          <w:p>
-            <w:pPr>
-              <w:spacing w:line="260" w:lineRule="auto"/>
-              <w:jc w:val="right"/>
-            </w:pPr>
-            <w:r>
-              <w:rPr>
-                <w:color w:val="000000"/>
-                <w:sz w:val="19"/>
-                <w:szCs w:val="19"/>
-              </w:rPr>
-              <w:t>32.583</w:t>
-            </w:r>
-          </w:p>
-        </w:tc>
-        <w:tc>
-          <w:tcPr>
-            <w:tcW w:w="2474" w:type="dxa"/>
-            <w:tcMar>
-              <w:top w:w="60" w:type="dxa"/>
-              <w:left w:w="100" w:type="dxa"/>
-              <w:bottom w:w="60" w:type="dxa"/>
-              <w:right w:w="100" w:type="dxa"/>
-            </w:tcMar>
-          </w:tcPr>
-          <w:p>
-            <w:pPr>
-              <w:spacing w:line="260" w:lineRule="auto"/>
-              <w:jc w:val="right"/>
-            </w:pPr>
-            <w:r>
-              <w:rPr>
-                <w:color w:val="000000"/>
-                <w:sz w:val="19"/>
-                <w:szCs w:val="19"/>
-              </w:rPr>
-              <w:t>2,54 sem.</w:t>
-            </w:r>
-          </w:p>
-        </w:tc>
-      </w:tr>
-      <w:tr>
-        <w:tblPrEx>
-          <w:tblCellMar>
-            <w:top w:w="0" w:type="dxa"/>
-            <w:bottom w:w="0" w:type="dxa"/>
-          </w:tblCellMar>
-        </w:tblPrEx>
-        <w:tc>
-          <w:tcPr>
-            <w:tcW w:w="3889" w:type="dxa"/>
-            <w:shd w:val="clear" w:color="auto" w:fill="F2F5F8"/>
-            <w:tcMar>
-              <w:top w:w="60" w:type="dxa"/>
-              <w:left w:w="100" w:type="dxa"/>
-              <w:bottom w:w="60" w:type="dxa"/>
-              <w:right w:w="100" w:type="dxa"/>
-            </w:tcMar>
-          </w:tcPr>
-          <w:p>
-            <w:pPr>
-              <w:spacing w:line="260" w:lineRule="auto"/>
-            </w:pPr>
-            <w:r>
-              <w:rPr>
-                <w:color w:val="000000"/>
-                <w:sz w:val="19"/>
-                <w:szCs w:val="19"/>
-              </w:rPr>
-              <w:t>Maule</w:t>
-            </w:r>
-          </w:p>
-        </w:tc>
-        <w:tc>
-          <w:tcPr>
-            <w:tcW w:w="2475" w:type="dxa"/>
-            <w:shd w:val="clear" w:color="auto" w:fill="F2F5F8"/>
-            <w:tcMar>
-              <w:top w:w="60" w:type="dxa"/>
-              <w:left w:w="100" w:type="dxa"/>
-              <w:bottom w:w="60" w:type="dxa"/>
-              <w:right w:w="100" w:type="dxa"/>
-            </w:tcMar>
-          </w:tcPr>
-          <w:p>
-            <w:pPr>
-              <w:spacing w:line="260" w:lineRule="auto"/>
-              <w:jc w:val="right"/>
-            </w:pPr>
-            <w:r>
-              <w:rPr>
-                <w:color w:val="000000"/>
-                <w:sz w:val="19"/>
-                <w:szCs w:val="19"/>
-              </w:rPr>
-              <w:t>62.321</w:t>
-            </w:r>
-          </w:p>
-        </w:tc>
-        <w:tc>
-          <w:tcPr>
-            <w:tcW w:w="2474" w:type="dxa"/>
-            <w:shd w:val="clear" w:color="auto" w:fill="F2F5F8"/>
-            <w:tcMar>
-              <w:top w:w="60" w:type="dxa"/>
-              <w:left w:w="100" w:type="dxa"/>
-              <w:bottom w:w="60" w:type="dxa"/>
-              <w:right w:w="100" w:type="dxa"/>
-            </w:tcMar>
-          </w:tcPr>
-          <w:p>
-            <w:pPr>
-              <w:spacing w:line="260" w:lineRule="auto"/>
-              <w:jc w:val="right"/>
-            </w:pPr>
-            <w:r>
-              <w:rPr>
-                <w:color w:val="000000"/>
-                <w:sz w:val="19"/>
-                <w:szCs w:val="19"/>
-              </w:rPr>
-              <w:t>2,43 sem.</w:t>
-            </w:r>
-          </w:p>
-        </w:tc>
-      </w:tr>
-    </w:tbl>
-    <w:p>
-      <w:pPr>
-        <w:spacing w:before="160" w:after="140" w:line="360" w:lineRule="auto"/>
-        <w:jc w:val="both"/>
-      </w:pPr>
-      <w:r>
-        <w:rPr>
-          <w:color w:val="000000"/>
-        </w:rPr>
-        <w:t xml:space="preserve">La modalidad no presencial registra 1,84 semestres de sobreduración frente a 2,86 de la presencial. La diferencia debe leerse con cuidado: la modalidad a distancia atrae a un perfil </w:t>
-      </w:r>
-      <w:r>
-        <w:rPr>
-          <w:color w:val="000000"/>
-        </w:rPr>
-        <w:lastRenderedPageBreak/>
-        <w:t>distinto —personas que trabajan, de mayor edad, con planes más flexibles— de modo que la comparación mezcla el efecto de la modalidad con el del perfil de quien la elige.</w:t>
-      </w:r>
-    </w:p>
-    <w:p>
-      <w:pPr>
-        <w:spacing w:after="140" w:line="360" w:lineRule="auto"/>
-        <w:jc w:val="both"/>
-      </w:pPr>
-      <w:r>
-        <w:rPr>
-          <w:color w:val="000000"/>
-        </w:rPr>
-        <w:t>En el territorio, las regiones del norte encabezan el rezago (Atacama, 3,69 semestres) y las del centro-sur lo cierran (Maule, 2,43). La diferencia entre extremos supera un semestre completo.</w:t>
-      </w:r>
-    </w:p>
-    <w:p>
-      <w:pPr>
-        <w:pStyle w:val="Heading2"/>
-        <w:spacing w:before="280" w:after="140"/>
-      </w:pPr>
-      <w:bookmarkStart w:id="27" w:name="_Toc241409927"/>
-      <w:r>
-        <w:t>4.5 Evolución temporal: el efecto de la pandemia</w:t>
+        <w:t>4.4 La evolución temporal y sus límites (OE6)</w:t>
       </w:r>
       <w:bookmarkEnd w:id="27"/>
     </w:p>
@@ -21247,8 +19960,8 @@
           <w:noProof/>
         </w:rPr>
         <w:drawing>
-          <wp:inline distT="0" distB="0" distL="0" distR="0" wp14:anchorId="2117BF30" wp14:editId="270E5BFF">
-            <wp:extent cx="5476875" cy="2590800"/>
+          <wp:inline distT="0" distB="0" distL="0" distR="0" wp14:anchorId="587F5CFD" wp14:editId="291F3080">
+            <wp:extent cx="5476875" cy="2895600"/>
             <wp:effectExtent l="0" t="0" r="0" b="0"/>
             <wp:docPr id="4" name="Picture 4"/>
             <wp:cNvGraphicFramePr>
@@ -21273,7 +19986,7 @@
                   <pic:spPr bwMode="auto">
                     <a:xfrm>
                       <a:off x="0" y="0"/>
-                      <a:ext cx="5476875" cy="2590800"/>
+                      <a:ext cx="5476875" cy="2895600"/>
                     </a:xfrm>
                     <a:prstGeom prst="rect">
                       <a:avLst/>
@@ -21298,6 +20011,7 @@
           <w:sz w:val="19"/>
           <w:szCs w:val="19"/>
         </w:rPr>
+        <w:lastRenderedPageBreak/>
         <w:t xml:space="preserve">Figura 3. </w:t>
       </w:r>
       <w:r>
@@ -21305,1600 +20019,83 @@
           <w:sz w:val="19"/>
           <w:szCs w:val="19"/>
         </w:rPr>
-        <w:t>Sobreduración media y volumen de titulaciones por semestre, 2020-2026. Fuente: elaboración propia a partir de SIES, Titulados de Educación Superior 2020-2025.</w:t>
+        <w:t>El mínimo de 2020 y el máximo de 2021 son el mismo fenómeno: la pandemia desplazó titulaciones. Fuente: elaboración propia a partir de SIES, Titulados de Educación Superior 2020-2025 (n = 1.246.760).</w:t>
       </w:r>
     </w:p>
     <w:p>
       <w:pPr>
-        <w:spacing w:before="220" w:after="80"/>
+        <w:spacing w:after="140" w:line="360" w:lineRule="auto"/>
+        <w:jc w:val="both"/>
       </w:pPr>
       <w:r>
         <w:rPr>
           <w:b/>
           <w:bCs/>
-          <w:sz w:val="19"/>
-          <w:szCs w:val="19"/>
         </w:rPr>
-        <w:t xml:space="preserve">Tabla 15. </w:t>
+        <w:t xml:space="preserve">Qué muestra. </w:t>
       </w:r>
       <w:r>
-        <w:rPr>
-          <w:sz w:val="19"/>
-          <w:szCs w:val="19"/>
-        </w:rPr>
-        <w:t>Titulaciones y sobreduración media por semestre</w:t>
+        <w:t>La sobreduración media de cada semestre entre 2020-S1 y 2026-S1 sobre el número de titulaciones de ese semestre. El último periodo lleva trama porque está en curso. El eje vertical izquierdo está recortado y no parte en cero: lo representado es la variación y no la magnitud, y se declara aquí según corresponde en un gráfico de líneas.</w:t>
       </w:r>
     </w:p>
-    <w:tbl>
-      <w:tblPr>
-        <w:tblW w:w="8838" w:type="dxa"/>
-        <w:tblBorders>
-          <w:top w:val="single" w:sz="4" w:space="0" w:color="BFC7CF"/>
-          <w:left w:val="single" w:sz="4" w:space="0" w:color="BFC7CF"/>
-          <w:bottom w:val="single" w:sz="4" w:space="0" w:color="BFC7CF"/>
-          <w:right w:val="single" w:sz="4" w:space="0" w:color="BFC7CF"/>
-          <w:insideH w:val="single" w:sz="4" w:space="0" w:color="BFC7CF"/>
-          <w:insideV w:val="single" w:sz="4" w:space="0" w:color="BFC7CF"/>
-        </w:tblBorders>
-        <w:tblCellMar>
-          <w:left w:w="10" w:type="dxa"/>
-          <w:right w:w="10" w:type="dxa"/>
-        </w:tblCellMar>
-        <w:tblLook w:val="04A0" w:firstRow="1" w:lastRow="0" w:firstColumn="1" w:lastColumn="0" w:noHBand="0" w:noVBand="1"/>
-      </w:tblPr>
-      <w:tblGrid>
-        <w:gridCol w:w="2210"/>
-        <w:gridCol w:w="2210"/>
-        <w:gridCol w:w="2210"/>
-        <w:gridCol w:w="2208"/>
-      </w:tblGrid>
-      <w:tr>
-        <w:tblPrEx>
-          <w:tblCellMar>
-            <w:top w:w="0" w:type="dxa"/>
-            <w:bottom w:w="0" w:type="dxa"/>
-          </w:tblCellMar>
-        </w:tblPrEx>
-        <w:trPr>
-          <w:tblHeader/>
-        </w:trPr>
-        <w:tc>
-          <w:tcPr>
-            <w:tcW w:w="2210" w:type="dxa"/>
-            <w:shd w:val="clear" w:color="auto" w:fill="1F4E79"/>
-            <w:tcMar>
-              <w:top w:w="60" w:type="dxa"/>
-              <w:left w:w="100" w:type="dxa"/>
-              <w:bottom w:w="60" w:type="dxa"/>
-              <w:right w:w="100" w:type="dxa"/>
-            </w:tcMar>
-          </w:tcPr>
-          <w:p>
-            <w:pPr>
-              <w:spacing w:line="260" w:lineRule="auto"/>
-            </w:pPr>
-            <w:r>
-              <w:rPr>
-                <w:b/>
-                <w:bCs/>
-                <w:color w:val="FFFFFF"/>
-                <w:sz w:val="19"/>
-                <w:szCs w:val="19"/>
-              </w:rPr>
-              <w:t>Periodo</w:t>
-            </w:r>
-          </w:p>
-        </w:tc>
-        <w:tc>
-          <w:tcPr>
-            <w:tcW w:w="2210" w:type="dxa"/>
-            <w:shd w:val="clear" w:color="auto" w:fill="1F4E79"/>
-            <w:tcMar>
-              <w:top w:w="60" w:type="dxa"/>
-              <w:left w:w="100" w:type="dxa"/>
-              <w:bottom w:w="60" w:type="dxa"/>
-              <w:right w:w="100" w:type="dxa"/>
-            </w:tcMar>
-          </w:tcPr>
-          <w:p>
-            <w:pPr>
-              <w:spacing w:line="260" w:lineRule="auto"/>
-            </w:pPr>
-            <w:r>
-              <w:rPr>
-                <w:b/>
-                <w:bCs/>
-                <w:color w:val="FFFFFF"/>
-                <w:sz w:val="19"/>
-                <w:szCs w:val="19"/>
-              </w:rPr>
-              <w:t>Titulados</w:t>
-            </w:r>
-          </w:p>
-        </w:tc>
-        <w:tc>
-          <w:tcPr>
-            <w:tcW w:w="2210" w:type="dxa"/>
-            <w:shd w:val="clear" w:color="auto" w:fill="1F4E79"/>
-            <w:tcMar>
-              <w:top w:w="60" w:type="dxa"/>
-              <w:left w:w="100" w:type="dxa"/>
-              <w:bottom w:w="60" w:type="dxa"/>
-              <w:right w:w="100" w:type="dxa"/>
-            </w:tcMar>
-          </w:tcPr>
-          <w:p>
-            <w:pPr>
-              <w:spacing w:line="260" w:lineRule="auto"/>
-            </w:pPr>
-            <w:r>
-              <w:rPr>
-                <w:b/>
-                <w:bCs/>
-                <w:color w:val="FFFFFF"/>
-                <w:sz w:val="19"/>
-                <w:szCs w:val="19"/>
-              </w:rPr>
-              <w:t>Sobreduración media</w:t>
-            </w:r>
-          </w:p>
-        </w:tc>
-        <w:tc>
-          <w:tcPr>
-            <w:tcW w:w="2208" w:type="dxa"/>
-            <w:shd w:val="clear" w:color="auto" w:fill="1F4E79"/>
-            <w:tcMar>
-              <w:top w:w="60" w:type="dxa"/>
-              <w:left w:w="100" w:type="dxa"/>
-              <w:bottom w:w="60" w:type="dxa"/>
-              <w:right w:w="100" w:type="dxa"/>
-            </w:tcMar>
-          </w:tcPr>
-          <w:p>
-            <w:pPr>
-              <w:spacing w:line="260" w:lineRule="auto"/>
-            </w:pPr>
-            <w:r>
-              <w:rPr>
-                <w:b/>
-                <w:bCs/>
-                <w:color w:val="FFFFFF"/>
-                <w:sz w:val="19"/>
-                <w:szCs w:val="19"/>
-              </w:rPr>
-              <w:t>Titulación oportuna</w:t>
-            </w:r>
-          </w:p>
-        </w:tc>
-      </w:tr>
-      <w:tr>
-        <w:tblPrEx>
-          <w:tblCellMar>
-            <w:top w:w="0" w:type="dxa"/>
-            <w:bottom w:w="0" w:type="dxa"/>
-          </w:tblCellMar>
-        </w:tblPrEx>
-        <w:tc>
-          <w:tcPr>
-            <w:tcW w:w="2210" w:type="dxa"/>
-            <w:tcMar>
-              <w:top w:w="60" w:type="dxa"/>
-              <w:left w:w="100" w:type="dxa"/>
-              <w:bottom w:w="60" w:type="dxa"/>
-              <w:right w:w="100" w:type="dxa"/>
-            </w:tcMar>
-          </w:tcPr>
-          <w:p>
-            <w:pPr>
-              <w:spacing w:line="260" w:lineRule="auto"/>
-            </w:pPr>
-            <w:r>
-              <w:rPr>
-                <w:color w:val="000000"/>
-                <w:sz w:val="19"/>
-                <w:szCs w:val="19"/>
-              </w:rPr>
-              <w:t>2020-S1</w:t>
-            </w:r>
-          </w:p>
-        </w:tc>
-        <w:tc>
-          <w:tcPr>
-            <w:tcW w:w="2210" w:type="dxa"/>
-            <w:tcMar>
-              <w:top w:w="60" w:type="dxa"/>
-              <w:left w:w="100" w:type="dxa"/>
-              <w:bottom w:w="60" w:type="dxa"/>
-              <w:right w:w="100" w:type="dxa"/>
-            </w:tcMar>
-          </w:tcPr>
-          <w:p>
-            <w:pPr>
-              <w:spacing w:line="260" w:lineRule="auto"/>
-              <w:jc w:val="right"/>
-            </w:pPr>
-            <w:r>
-              <w:rPr>
-                <w:color w:val="000000"/>
-                <w:sz w:val="19"/>
-                <w:szCs w:val="19"/>
-              </w:rPr>
-              <w:t>56.628</w:t>
-            </w:r>
-          </w:p>
-        </w:tc>
-        <w:tc>
-          <w:tcPr>
-            <w:tcW w:w="2210" w:type="dxa"/>
-            <w:tcMar>
-              <w:top w:w="60" w:type="dxa"/>
-              <w:left w:w="100" w:type="dxa"/>
-              <w:bottom w:w="60" w:type="dxa"/>
-              <w:right w:w="100" w:type="dxa"/>
-            </w:tcMar>
-          </w:tcPr>
-          <w:p>
-            <w:pPr>
-              <w:spacing w:line="260" w:lineRule="auto"/>
-              <w:jc w:val="right"/>
-            </w:pPr>
-            <w:r>
-              <w:rPr>
-                <w:color w:val="000000"/>
-                <w:sz w:val="19"/>
-                <w:szCs w:val="19"/>
-              </w:rPr>
-              <w:t>2,26 sem.</w:t>
-            </w:r>
-          </w:p>
-        </w:tc>
-        <w:tc>
-          <w:tcPr>
-            <w:tcW w:w="2208" w:type="dxa"/>
-            <w:tcMar>
-              <w:top w:w="60" w:type="dxa"/>
-              <w:left w:w="100" w:type="dxa"/>
-              <w:bottom w:w="60" w:type="dxa"/>
-              <w:right w:w="100" w:type="dxa"/>
-            </w:tcMar>
-          </w:tcPr>
-          <w:p>
-            <w:pPr>
-              <w:spacing w:line="260" w:lineRule="auto"/>
-              <w:jc w:val="right"/>
-            </w:pPr>
-            <w:r>
-              <w:rPr>
-                <w:color w:val="000000"/>
-                <w:sz w:val="19"/>
-                <w:szCs w:val="19"/>
-              </w:rPr>
-              <w:t>25,0 %</w:t>
-            </w:r>
-          </w:p>
-        </w:tc>
-      </w:tr>
-      <w:tr>
-        <w:tblPrEx>
-          <w:tblCellMar>
-            <w:top w:w="0" w:type="dxa"/>
-            <w:bottom w:w="0" w:type="dxa"/>
-          </w:tblCellMar>
-        </w:tblPrEx>
-        <w:tc>
-          <w:tcPr>
-            <w:tcW w:w="2210" w:type="dxa"/>
-            <w:shd w:val="clear" w:color="auto" w:fill="F2F5F8"/>
-            <w:tcMar>
-              <w:top w:w="60" w:type="dxa"/>
-              <w:left w:w="100" w:type="dxa"/>
-              <w:bottom w:w="60" w:type="dxa"/>
-              <w:right w:w="100" w:type="dxa"/>
-            </w:tcMar>
-          </w:tcPr>
-          <w:p>
-            <w:pPr>
-              <w:spacing w:line="260" w:lineRule="auto"/>
-            </w:pPr>
-            <w:r>
-              <w:rPr>
-                <w:color w:val="000000"/>
-                <w:sz w:val="19"/>
-                <w:szCs w:val="19"/>
-              </w:rPr>
-              <w:t>2020-S2</w:t>
-            </w:r>
-          </w:p>
-        </w:tc>
-        <w:tc>
-          <w:tcPr>
-            <w:tcW w:w="2210" w:type="dxa"/>
-            <w:shd w:val="clear" w:color="auto" w:fill="F2F5F8"/>
-            <w:tcMar>
-              <w:top w:w="60" w:type="dxa"/>
-              <w:left w:w="100" w:type="dxa"/>
-              <w:bottom w:w="60" w:type="dxa"/>
-              <w:right w:w="100" w:type="dxa"/>
-            </w:tcMar>
-          </w:tcPr>
-          <w:p>
-            <w:pPr>
-              <w:spacing w:line="260" w:lineRule="auto"/>
-              <w:jc w:val="right"/>
-            </w:pPr>
-            <w:r>
-              <w:rPr>
-                <w:color w:val="000000"/>
-                <w:sz w:val="19"/>
-                <w:szCs w:val="19"/>
-              </w:rPr>
-              <w:t>70.738</w:t>
-            </w:r>
-          </w:p>
-        </w:tc>
-        <w:tc>
-          <w:tcPr>
-            <w:tcW w:w="2210" w:type="dxa"/>
-            <w:shd w:val="clear" w:color="auto" w:fill="F2F5F8"/>
-            <w:tcMar>
-              <w:top w:w="60" w:type="dxa"/>
-              <w:left w:w="100" w:type="dxa"/>
-              <w:bottom w:w="60" w:type="dxa"/>
-              <w:right w:w="100" w:type="dxa"/>
-            </w:tcMar>
-          </w:tcPr>
-          <w:p>
-            <w:pPr>
-              <w:spacing w:line="260" w:lineRule="auto"/>
-              <w:jc w:val="right"/>
-            </w:pPr>
-            <w:r>
-              <w:rPr>
-                <w:color w:val="000000"/>
-                <w:sz w:val="19"/>
-                <w:szCs w:val="19"/>
-              </w:rPr>
-              <w:t>2,56 sem.</w:t>
-            </w:r>
-          </w:p>
-        </w:tc>
-        <w:tc>
-          <w:tcPr>
-            <w:tcW w:w="2208" w:type="dxa"/>
-            <w:shd w:val="clear" w:color="auto" w:fill="F2F5F8"/>
-            <w:tcMar>
-              <w:top w:w="60" w:type="dxa"/>
-              <w:left w:w="100" w:type="dxa"/>
-              <w:bottom w:w="60" w:type="dxa"/>
-              <w:right w:w="100" w:type="dxa"/>
-            </w:tcMar>
-          </w:tcPr>
-          <w:p>
-            <w:pPr>
-              <w:spacing w:line="260" w:lineRule="auto"/>
-              <w:jc w:val="right"/>
-            </w:pPr>
-            <w:r>
-              <w:rPr>
-                <w:color w:val="000000"/>
-                <w:sz w:val="19"/>
-                <w:szCs w:val="19"/>
-              </w:rPr>
-              <w:t>15,4 %</w:t>
-            </w:r>
-          </w:p>
-        </w:tc>
-      </w:tr>
-      <w:tr>
-        <w:tblPrEx>
-          <w:tblCellMar>
-            <w:top w:w="0" w:type="dxa"/>
-            <w:bottom w:w="0" w:type="dxa"/>
-          </w:tblCellMar>
-        </w:tblPrEx>
-        <w:tc>
-          <w:tcPr>
-            <w:tcW w:w="2210" w:type="dxa"/>
-            <w:tcMar>
-              <w:top w:w="60" w:type="dxa"/>
-              <w:left w:w="100" w:type="dxa"/>
-              <w:bottom w:w="60" w:type="dxa"/>
-              <w:right w:w="100" w:type="dxa"/>
-            </w:tcMar>
-          </w:tcPr>
-          <w:p>
-            <w:pPr>
-              <w:spacing w:line="260" w:lineRule="auto"/>
-            </w:pPr>
-            <w:r>
-              <w:rPr>
-                <w:color w:val="000000"/>
-                <w:sz w:val="19"/>
-                <w:szCs w:val="19"/>
-              </w:rPr>
-              <w:t>2021-S1</w:t>
-            </w:r>
-          </w:p>
-        </w:tc>
-        <w:tc>
-          <w:tcPr>
-            <w:tcW w:w="2210" w:type="dxa"/>
-            <w:tcMar>
-              <w:top w:w="60" w:type="dxa"/>
-              <w:left w:w="100" w:type="dxa"/>
-              <w:bottom w:w="60" w:type="dxa"/>
-              <w:right w:w="100" w:type="dxa"/>
-            </w:tcMar>
-          </w:tcPr>
-          <w:p>
-            <w:pPr>
-              <w:spacing w:line="260" w:lineRule="auto"/>
-              <w:jc w:val="right"/>
-            </w:pPr>
-            <w:r>
-              <w:rPr>
-                <w:color w:val="000000"/>
-                <w:sz w:val="19"/>
-                <w:szCs w:val="19"/>
-              </w:rPr>
-              <w:t>125.733</w:t>
-            </w:r>
-          </w:p>
-        </w:tc>
-        <w:tc>
-          <w:tcPr>
-            <w:tcW w:w="2210" w:type="dxa"/>
-            <w:tcMar>
-              <w:top w:w="60" w:type="dxa"/>
-              <w:left w:w="100" w:type="dxa"/>
-              <w:bottom w:w="60" w:type="dxa"/>
-              <w:right w:w="100" w:type="dxa"/>
-            </w:tcMar>
-          </w:tcPr>
-          <w:p>
-            <w:pPr>
-              <w:spacing w:line="260" w:lineRule="auto"/>
-              <w:jc w:val="right"/>
-            </w:pPr>
-            <w:r>
-              <w:rPr>
-                <w:color w:val="000000"/>
-                <w:sz w:val="19"/>
-                <w:szCs w:val="19"/>
-              </w:rPr>
-              <w:t>2,72 sem.</w:t>
-            </w:r>
-          </w:p>
-        </w:tc>
-        <w:tc>
-          <w:tcPr>
-            <w:tcW w:w="2208" w:type="dxa"/>
-            <w:tcMar>
-              <w:top w:w="60" w:type="dxa"/>
-              <w:left w:w="100" w:type="dxa"/>
-              <w:bottom w:w="60" w:type="dxa"/>
-              <w:right w:w="100" w:type="dxa"/>
-            </w:tcMar>
-          </w:tcPr>
-          <w:p>
-            <w:pPr>
-              <w:spacing w:line="260" w:lineRule="auto"/>
-              <w:jc w:val="right"/>
-            </w:pPr>
-            <w:r>
-              <w:rPr>
-                <w:color w:val="000000"/>
-                <w:sz w:val="19"/>
-                <w:szCs w:val="19"/>
-              </w:rPr>
-              <w:t>18,3 %</w:t>
-            </w:r>
-          </w:p>
-        </w:tc>
-      </w:tr>
-      <w:tr>
-        <w:tblPrEx>
-          <w:tblCellMar>
-            <w:top w:w="0" w:type="dxa"/>
-            <w:bottom w:w="0" w:type="dxa"/>
-          </w:tblCellMar>
-        </w:tblPrEx>
-        <w:tc>
-          <w:tcPr>
-            <w:tcW w:w="2210" w:type="dxa"/>
-            <w:shd w:val="clear" w:color="auto" w:fill="F2F5F8"/>
-            <w:tcMar>
-              <w:top w:w="60" w:type="dxa"/>
-              <w:left w:w="100" w:type="dxa"/>
-              <w:bottom w:w="60" w:type="dxa"/>
-              <w:right w:w="100" w:type="dxa"/>
-            </w:tcMar>
-          </w:tcPr>
-          <w:p>
-            <w:pPr>
-              <w:spacing w:line="260" w:lineRule="auto"/>
-            </w:pPr>
-            <w:r>
-              <w:rPr>
-                <w:color w:val="000000"/>
-                <w:sz w:val="19"/>
-                <w:szCs w:val="19"/>
-              </w:rPr>
-              <w:t>2021-S2</w:t>
-            </w:r>
-          </w:p>
-        </w:tc>
-        <w:tc>
-          <w:tcPr>
-            <w:tcW w:w="2210" w:type="dxa"/>
-            <w:shd w:val="clear" w:color="auto" w:fill="F2F5F8"/>
-            <w:tcMar>
-              <w:top w:w="60" w:type="dxa"/>
-              <w:left w:w="100" w:type="dxa"/>
-              <w:bottom w:w="60" w:type="dxa"/>
-              <w:right w:w="100" w:type="dxa"/>
-            </w:tcMar>
-          </w:tcPr>
-          <w:p>
-            <w:pPr>
-              <w:spacing w:line="260" w:lineRule="auto"/>
-              <w:jc w:val="right"/>
-            </w:pPr>
-            <w:r>
-              <w:rPr>
-                <w:color w:val="000000"/>
-                <w:sz w:val="19"/>
-                <w:szCs w:val="19"/>
-              </w:rPr>
-              <w:t>88.684</w:t>
-            </w:r>
-          </w:p>
-        </w:tc>
-        <w:tc>
-          <w:tcPr>
-            <w:tcW w:w="2210" w:type="dxa"/>
-            <w:shd w:val="clear" w:color="auto" w:fill="F2F5F8"/>
-            <w:tcMar>
-              <w:top w:w="60" w:type="dxa"/>
-              <w:left w:w="100" w:type="dxa"/>
-              <w:bottom w:w="60" w:type="dxa"/>
-              <w:right w:w="100" w:type="dxa"/>
-            </w:tcMar>
-          </w:tcPr>
-          <w:p>
-            <w:pPr>
-              <w:spacing w:line="260" w:lineRule="auto"/>
-              <w:jc w:val="right"/>
-            </w:pPr>
-            <w:r>
-              <w:rPr>
-                <w:color w:val="000000"/>
-                <w:sz w:val="19"/>
-                <w:szCs w:val="19"/>
-              </w:rPr>
-              <w:t>3,14 sem.</w:t>
-            </w:r>
-          </w:p>
-        </w:tc>
-        <w:tc>
-          <w:tcPr>
-            <w:tcW w:w="2208" w:type="dxa"/>
-            <w:shd w:val="clear" w:color="auto" w:fill="F2F5F8"/>
-            <w:tcMar>
-              <w:top w:w="60" w:type="dxa"/>
-              <w:left w:w="100" w:type="dxa"/>
-              <w:bottom w:w="60" w:type="dxa"/>
-              <w:right w:w="100" w:type="dxa"/>
-            </w:tcMar>
-          </w:tcPr>
-          <w:p>
-            <w:pPr>
-              <w:spacing w:line="260" w:lineRule="auto"/>
-              <w:jc w:val="right"/>
-            </w:pPr>
-            <w:r>
-              <w:rPr>
-                <w:color w:val="000000"/>
-                <w:sz w:val="19"/>
-                <w:szCs w:val="19"/>
-              </w:rPr>
-              <w:t>12,5 %</w:t>
-            </w:r>
-          </w:p>
-        </w:tc>
-      </w:tr>
-      <w:tr>
-        <w:tblPrEx>
-          <w:tblCellMar>
-            <w:top w:w="0" w:type="dxa"/>
-            <w:bottom w:w="0" w:type="dxa"/>
-          </w:tblCellMar>
-        </w:tblPrEx>
-        <w:tc>
-          <w:tcPr>
-            <w:tcW w:w="2210" w:type="dxa"/>
-            <w:tcMar>
-              <w:top w:w="60" w:type="dxa"/>
-              <w:left w:w="100" w:type="dxa"/>
-              <w:bottom w:w="60" w:type="dxa"/>
-              <w:right w:w="100" w:type="dxa"/>
-            </w:tcMar>
-          </w:tcPr>
-          <w:p>
-            <w:pPr>
-              <w:spacing w:line="260" w:lineRule="auto"/>
-            </w:pPr>
-            <w:r>
-              <w:rPr>
-                <w:color w:val="000000"/>
-                <w:sz w:val="19"/>
-                <w:szCs w:val="19"/>
-              </w:rPr>
-              <w:t>2022-S1</w:t>
-            </w:r>
-          </w:p>
-        </w:tc>
-        <w:tc>
-          <w:tcPr>
-            <w:tcW w:w="2210" w:type="dxa"/>
-            <w:tcMar>
-              <w:top w:w="60" w:type="dxa"/>
-              <w:left w:w="100" w:type="dxa"/>
-              <w:bottom w:w="60" w:type="dxa"/>
-              <w:right w:w="100" w:type="dxa"/>
-            </w:tcMar>
-          </w:tcPr>
-          <w:p>
-            <w:pPr>
-              <w:spacing w:line="260" w:lineRule="auto"/>
-              <w:jc w:val="right"/>
-            </w:pPr>
-            <w:r>
-              <w:rPr>
-                <w:color w:val="000000"/>
-                <w:sz w:val="19"/>
-                <w:szCs w:val="19"/>
-              </w:rPr>
-              <w:t>134.119</w:t>
-            </w:r>
-          </w:p>
-        </w:tc>
-        <w:tc>
-          <w:tcPr>
-            <w:tcW w:w="2210" w:type="dxa"/>
-            <w:tcMar>
-              <w:top w:w="60" w:type="dxa"/>
-              <w:left w:w="100" w:type="dxa"/>
-              <w:bottom w:w="60" w:type="dxa"/>
-              <w:right w:w="100" w:type="dxa"/>
-            </w:tcMar>
-          </w:tcPr>
-          <w:p>
-            <w:pPr>
-              <w:spacing w:line="260" w:lineRule="auto"/>
-              <w:jc w:val="right"/>
-            </w:pPr>
-            <w:r>
-              <w:rPr>
-                <w:color w:val="000000"/>
-                <w:sz w:val="19"/>
-                <w:szCs w:val="19"/>
-              </w:rPr>
-              <w:t>2,90 sem.</w:t>
-            </w:r>
-          </w:p>
-        </w:tc>
-        <w:tc>
-          <w:tcPr>
-            <w:tcW w:w="2208" w:type="dxa"/>
-            <w:tcMar>
-              <w:top w:w="60" w:type="dxa"/>
-              <w:left w:w="100" w:type="dxa"/>
-              <w:bottom w:w="60" w:type="dxa"/>
-              <w:right w:w="100" w:type="dxa"/>
-            </w:tcMar>
-          </w:tcPr>
-          <w:p>
-            <w:pPr>
-              <w:spacing w:line="260" w:lineRule="auto"/>
-              <w:jc w:val="right"/>
-            </w:pPr>
-            <w:r>
-              <w:rPr>
-                <w:color w:val="000000"/>
-                <w:sz w:val="19"/>
-                <w:szCs w:val="19"/>
-              </w:rPr>
-              <w:t>17,8 %</w:t>
-            </w:r>
-          </w:p>
-        </w:tc>
-      </w:tr>
-      <w:tr>
-        <w:tblPrEx>
-          <w:tblCellMar>
-            <w:top w:w="0" w:type="dxa"/>
-            <w:bottom w:w="0" w:type="dxa"/>
-          </w:tblCellMar>
-        </w:tblPrEx>
-        <w:tc>
-          <w:tcPr>
-            <w:tcW w:w="2210" w:type="dxa"/>
-            <w:shd w:val="clear" w:color="auto" w:fill="F2F5F8"/>
-            <w:tcMar>
-              <w:top w:w="60" w:type="dxa"/>
-              <w:left w:w="100" w:type="dxa"/>
-              <w:bottom w:w="60" w:type="dxa"/>
-              <w:right w:w="100" w:type="dxa"/>
-            </w:tcMar>
-          </w:tcPr>
-          <w:p>
-            <w:pPr>
-              <w:spacing w:line="260" w:lineRule="auto"/>
-            </w:pPr>
-            <w:r>
-              <w:rPr>
-                <w:color w:val="000000"/>
-                <w:sz w:val="19"/>
-                <w:szCs w:val="19"/>
-              </w:rPr>
-              <w:t>2022-S2</w:t>
-            </w:r>
-          </w:p>
-        </w:tc>
-        <w:tc>
-          <w:tcPr>
-            <w:tcW w:w="2210" w:type="dxa"/>
-            <w:shd w:val="clear" w:color="auto" w:fill="F2F5F8"/>
-            <w:tcMar>
-              <w:top w:w="60" w:type="dxa"/>
-              <w:left w:w="100" w:type="dxa"/>
-              <w:bottom w:w="60" w:type="dxa"/>
-              <w:right w:w="100" w:type="dxa"/>
-            </w:tcMar>
-          </w:tcPr>
-          <w:p>
-            <w:pPr>
-              <w:spacing w:line="260" w:lineRule="auto"/>
-              <w:jc w:val="right"/>
-            </w:pPr>
-            <w:r>
-              <w:rPr>
-                <w:color w:val="000000"/>
-                <w:sz w:val="19"/>
-                <w:szCs w:val="19"/>
-              </w:rPr>
-              <w:t>83.104</w:t>
-            </w:r>
-          </w:p>
-        </w:tc>
-        <w:tc>
-          <w:tcPr>
-            <w:tcW w:w="2210" w:type="dxa"/>
-            <w:shd w:val="clear" w:color="auto" w:fill="F2F5F8"/>
-            <w:tcMar>
-              <w:top w:w="60" w:type="dxa"/>
-              <w:left w:w="100" w:type="dxa"/>
-              <w:bottom w:w="60" w:type="dxa"/>
-              <w:right w:w="100" w:type="dxa"/>
-            </w:tcMar>
-          </w:tcPr>
-          <w:p>
-            <w:pPr>
-              <w:spacing w:line="260" w:lineRule="auto"/>
-              <w:jc w:val="right"/>
-            </w:pPr>
-            <w:r>
-              <w:rPr>
-                <w:color w:val="000000"/>
-                <w:sz w:val="19"/>
-                <w:szCs w:val="19"/>
-              </w:rPr>
-              <w:t>2,95 sem.</w:t>
-            </w:r>
-          </w:p>
-        </w:tc>
-        <w:tc>
-          <w:tcPr>
-            <w:tcW w:w="2208" w:type="dxa"/>
-            <w:shd w:val="clear" w:color="auto" w:fill="F2F5F8"/>
-            <w:tcMar>
-              <w:top w:w="60" w:type="dxa"/>
-              <w:left w:w="100" w:type="dxa"/>
-              <w:bottom w:w="60" w:type="dxa"/>
-              <w:right w:w="100" w:type="dxa"/>
-            </w:tcMar>
-          </w:tcPr>
-          <w:p>
-            <w:pPr>
-              <w:spacing w:line="260" w:lineRule="auto"/>
-              <w:jc w:val="right"/>
-            </w:pPr>
-            <w:r>
-              <w:rPr>
-                <w:color w:val="000000"/>
-                <w:sz w:val="19"/>
-                <w:szCs w:val="19"/>
-              </w:rPr>
-              <w:t>18,5 %</w:t>
-            </w:r>
-          </w:p>
-        </w:tc>
-      </w:tr>
-      <w:tr>
-        <w:tblPrEx>
-          <w:tblCellMar>
-            <w:top w:w="0" w:type="dxa"/>
-            <w:bottom w:w="0" w:type="dxa"/>
-          </w:tblCellMar>
-        </w:tblPrEx>
-        <w:tc>
-          <w:tcPr>
-            <w:tcW w:w="2210" w:type="dxa"/>
-            <w:tcMar>
-              <w:top w:w="60" w:type="dxa"/>
-              <w:left w:w="100" w:type="dxa"/>
-              <w:bottom w:w="60" w:type="dxa"/>
-              <w:right w:w="100" w:type="dxa"/>
-            </w:tcMar>
-          </w:tcPr>
-          <w:p>
-            <w:pPr>
-              <w:spacing w:line="260" w:lineRule="auto"/>
-            </w:pPr>
-            <w:r>
-              <w:rPr>
-                <w:color w:val="000000"/>
-                <w:sz w:val="19"/>
-                <w:szCs w:val="19"/>
-              </w:rPr>
-              <w:t>2023-S1</w:t>
-            </w:r>
-          </w:p>
-        </w:tc>
-        <w:tc>
-          <w:tcPr>
-            <w:tcW w:w="2210" w:type="dxa"/>
-            <w:tcMar>
-              <w:top w:w="60" w:type="dxa"/>
-              <w:left w:w="100" w:type="dxa"/>
-              <w:bottom w:w="60" w:type="dxa"/>
-              <w:right w:w="100" w:type="dxa"/>
-            </w:tcMar>
-          </w:tcPr>
-          <w:p>
-            <w:pPr>
-              <w:spacing w:line="260" w:lineRule="auto"/>
-              <w:jc w:val="right"/>
-            </w:pPr>
-            <w:r>
-              <w:rPr>
-                <w:color w:val="000000"/>
-                <w:sz w:val="19"/>
-                <w:szCs w:val="19"/>
-              </w:rPr>
-              <w:t>129.598</w:t>
-            </w:r>
-          </w:p>
-        </w:tc>
-        <w:tc>
-          <w:tcPr>
-            <w:tcW w:w="2210" w:type="dxa"/>
-            <w:tcMar>
-              <w:top w:w="60" w:type="dxa"/>
-              <w:left w:w="100" w:type="dxa"/>
-              <w:bottom w:w="60" w:type="dxa"/>
-              <w:right w:w="100" w:type="dxa"/>
-            </w:tcMar>
-          </w:tcPr>
-          <w:p>
-            <w:pPr>
-              <w:spacing w:line="260" w:lineRule="auto"/>
-              <w:jc w:val="right"/>
-            </w:pPr>
-            <w:r>
-              <w:rPr>
-                <w:color w:val="000000"/>
-                <w:sz w:val="19"/>
-                <w:szCs w:val="19"/>
-              </w:rPr>
-              <w:t>2,81 sem.</w:t>
-            </w:r>
-          </w:p>
-        </w:tc>
-        <w:tc>
-          <w:tcPr>
-            <w:tcW w:w="2208" w:type="dxa"/>
-            <w:tcMar>
-              <w:top w:w="60" w:type="dxa"/>
-              <w:left w:w="100" w:type="dxa"/>
-              <w:bottom w:w="60" w:type="dxa"/>
-              <w:right w:w="100" w:type="dxa"/>
-            </w:tcMar>
-          </w:tcPr>
-          <w:p>
-            <w:pPr>
-              <w:spacing w:line="260" w:lineRule="auto"/>
-              <w:jc w:val="right"/>
-            </w:pPr>
-            <w:r>
-              <w:rPr>
-                <w:color w:val="000000"/>
-                <w:sz w:val="19"/>
-                <w:szCs w:val="19"/>
-              </w:rPr>
-              <w:t>19,2 %</w:t>
-            </w:r>
-          </w:p>
-        </w:tc>
-      </w:tr>
-      <w:tr>
-        <w:tblPrEx>
-          <w:tblCellMar>
-            <w:top w:w="0" w:type="dxa"/>
-            <w:bottom w:w="0" w:type="dxa"/>
-          </w:tblCellMar>
-        </w:tblPrEx>
-        <w:tc>
-          <w:tcPr>
-            <w:tcW w:w="2210" w:type="dxa"/>
-            <w:shd w:val="clear" w:color="auto" w:fill="F2F5F8"/>
-            <w:tcMar>
-              <w:top w:w="60" w:type="dxa"/>
-              <w:left w:w="100" w:type="dxa"/>
-              <w:bottom w:w="60" w:type="dxa"/>
-              <w:right w:w="100" w:type="dxa"/>
-            </w:tcMar>
-          </w:tcPr>
-          <w:p>
-            <w:pPr>
-              <w:spacing w:line="260" w:lineRule="auto"/>
-            </w:pPr>
-            <w:r>
-              <w:rPr>
-                <w:color w:val="000000"/>
-                <w:sz w:val="19"/>
-                <w:szCs w:val="19"/>
-              </w:rPr>
-              <w:t>2023-S2</w:t>
-            </w:r>
-          </w:p>
-        </w:tc>
-        <w:tc>
-          <w:tcPr>
-            <w:tcW w:w="2210" w:type="dxa"/>
-            <w:shd w:val="clear" w:color="auto" w:fill="F2F5F8"/>
-            <w:tcMar>
-              <w:top w:w="60" w:type="dxa"/>
-              <w:left w:w="100" w:type="dxa"/>
-              <w:bottom w:w="60" w:type="dxa"/>
-              <w:right w:w="100" w:type="dxa"/>
-            </w:tcMar>
-          </w:tcPr>
-          <w:p>
-            <w:pPr>
-              <w:spacing w:line="260" w:lineRule="auto"/>
-              <w:jc w:val="right"/>
-            </w:pPr>
-            <w:r>
-              <w:rPr>
-                <w:color w:val="000000"/>
-                <w:sz w:val="19"/>
-                <w:szCs w:val="19"/>
-              </w:rPr>
-              <w:t>84.084</w:t>
-            </w:r>
-          </w:p>
-        </w:tc>
-        <w:tc>
-          <w:tcPr>
-            <w:tcW w:w="2210" w:type="dxa"/>
-            <w:shd w:val="clear" w:color="auto" w:fill="F2F5F8"/>
-            <w:tcMar>
-              <w:top w:w="60" w:type="dxa"/>
-              <w:left w:w="100" w:type="dxa"/>
-              <w:bottom w:w="60" w:type="dxa"/>
-              <w:right w:w="100" w:type="dxa"/>
-            </w:tcMar>
-          </w:tcPr>
-          <w:p>
-            <w:pPr>
-              <w:spacing w:line="260" w:lineRule="auto"/>
-              <w:jc w:val="right"/>
-            </w:pPr>
-            <w:r>
-              <w:rPr>
-                <w:color w:val="000000"/>
-                <w:sz w:val="19"/>
-                <w:szCs w:val="19"/>
-              </w:rPr>
-              <w:t>2,91 sem.</w:t>
-            </w:r>
-          </w:p>
-        </w:tc>
-        <w:tc>
-          <w:tcPr>
-            <w:tcW w:w="2208" w:type="dxa"/>
-            <w:shd w:val="clear" w:color="auto" w:fill="F2F5F8"/>
-            <w:tcMar>
-              <w:top w:w="60" w:type="dxa"/>
-              <w:left w:w="100" w:type="dxa"/>
-              <w:bottom w:w="60" w:type="dxa"/>
-              <w:right w:w="100" w:type="dxa"/>
-            </w:tcMar>
-          </w:tcPr>
-          <w:p>
-            <w:pPr>
-              <w:spacing w:line="260" w:lineRule="auto"/>
-              <w:jc w:val="right"/>
-            </w:pPr>
-            <w:r>
-              <w:rPr>
-                <w:color w:val="000000"/>
-                <w:sz w:val="19"/>
-                <w:szCs w:val="19"/>
-              </w:rPr>
-              <w:t>19,3 %</w:t>
-            </w:r>
-          </w:p>
-        </w:tc>
-      </w:tr>
-      <w:tr>
-        <w:tblPrEx>
-          <w:tblCellMar>
-            <w:top w:w="0" w:type="dxa"/>
-            <w:bottom w:w="0" w:type="dxa"/>
-          </w:tblCellMar>
-        </w:tblPrEx>
-        <w:tc>
-          <w:tcPr>
-            <w:tcW w:w="2210" w:type="dxa"/>
-            <w:tcMar>
-              <w:top w:w="60" w:type="dxa"/>
-              <w:left w:w="100" w:type="dxa"/>
-              <w:bottom w:w="60" w:type="dxa"/>
-              <w:right w:w="100" w:type="dxa"/>
-            </w:tcMar>
-          </w:tcPr>
-          <w:p>
-            <w:pPr>
-              <w:spacing w:line="260" w:lineRule="auto"/>
-            </w:pPr>
-            <w:r>
-              <w:rPr>
-                <w:color w:val="000000"/>
-                <w:sz w:val="19"/>
-                <w:szCs w:val="19"/>
-              </w:rPr>
-              <w:t>2024-S1</w:t>
-            </w:r>
-          </w:p>
-        </w:tc>
-        <w:tc>
-          <w:tcPr>
-            <w:tcW w:w="2210" w:type="dxa"/>
-            <w:tcMar>
-              <w:top w:w="60" w:type="dxa"/>
-              <w:left w:w="100" w:type="dxa"/>
-              <w:bottom w:w="60" w:type="dxa"/>
-              <w:right w:w="100" w:type="dxa"/>
-            </w:tcMar>
-          </w:tcPr>
-          <w:p>
-            <w:pPr>
-              <w:spacing w:line="260" w:lineRule="auto"/>
-              <w:jc w:val="right"/>
-            </w:pPr>
-            <w:r>
-              <w:rPr>
-                <w:color w:val="000000"/>
-                <w:sz w:val="19"/>
-                <w:szCs w:val="19"/>
-              </w:rPr>
-              <w:t>129.542</w:t>
-            </w:r>
-          </w:p>
-        </w:tc>
-        <w:tc>
-          <w:tcPr>
-            <w:tcW w:w="2210" w:type="dxa"/>
-            <w:tcMar>
-              <w:top w:w="60" w:type="dxa"/>
-              <w:left w:w="100" w:type="dxa"/>
-              <w:bottom w:w="60" w:type="dxa"/>
-              <w:right w:w="100" w:type="dxa"/>
-            </w:tcMar>
-          </w:tcPr>
-          <w:p>
-            <w:pPr>
-              <w:spacing w:line="260" w:lineRule="auto"/>
-              <w:jc w:val="right"/>
-            </w:pPr>
-            <w:r>
-              <w:rPr>
-                <w:color w:val="000000"/>
-                <w:sz w:val="19"/>
-                <w:szCs w:val="19"/>
-              </w:rPr>
-              <w:t>2,92 sem.</w:t>
-            </w:r>
-          </w:p>
-        </w:tc>
-        <w:tc>
-          <w:tcPr>
-            <w:tcW w:w="2208" w:type="dxa"/>
-            <w:tcMar>
-              <w:top w:w="60" w:type="dxa"/>
-              <w:left w:w="100" w:type="dxa"/>
-              <w:bottom w:w="60" w:type="dxa"/>
-              <w:right w:w="100" w:type="dxa"/>
-            </w:tcMar>
-          </w:tcPr>
-          <w:p>
-            <w:pPr>
-              <w:spacing w:line="260" w:lineRule="auto"/>
-              <w:jc w:val="right"/>
-            </w:pPr>
-            <w:r>
-              <w:rPr>
-                <w:color w:val="000000"/>
-                <w:sz w:val="19"/>
-                <w:szCs w:val="19"/>
-              </w:rPr>
-              <w:t>20,2 %</w:t>
-            </w:r>
-          </w:p>
-        </w:tc>
-      </w:tr>
-      <w:tr>
-        <w:tblPrEx>
-          <w:tblCellMar>
-            <w:top w:w="0" w:type="dxa"/>
-            <w:bottom w:w="0" w:type="dxa"/>
-          </w:tblCellMar>
-        </w:tblPrEx>
-        <w:tc>
-          <w:tcPr>
-            <w:tcW w:w="2210" w:type="dxa"/>
-            <w:shd w:val="clear" w:color="auto" w:fill="F2F5F8"/>
-            <w:tcMar>
-              <w:top w:w="60" w:type="dxa"/>
-              <w:left w:w="100" w:type="dxa"/>
-              <w:bottom w:w="60" w:type="dxa"/>
-              <w:right w:w="100" w:type="dxa"/>
-            </w:tcMar>
-          </w:tcPr>
-          <w:p>
-            <w:pPr>
-              <w:spacing w:line="260" w:lineRule="auto"/>
-            </w:pPr>
-            <w:r>
-              <w:rPr>
-                <w:color w:val="000000"/>
-                <w:sz w:val="19"/>
-                <w:szCs w:val="19"/>
-              </w:rPr>
-              <w:t>2024-S2</w:t>
-            </w:r>
-          </w:p>
-        </w:tc>
-        <w:tc>
-          <w:tcPr>
-            <w:tcW w:w="2210" w:type="dxa"/>
-            <w:shd w:val="clear" w:color="auto" w:fill="F2F5F8"/>
-            <w:tcMar>
-              <w:top w:w="60" w:type="dxa"/>
-              <w:left w:w="100" w:type="dxa"/>
-              <w:bottom w:w="60" w:type="dxa"/>
-              <w:right w:w="100" w:type="dxa"/>
-            </w:tcMar>
-          </w:tcPr>
-          <w:p>
-            <w:pPr>
-              <w:spacing w:line="260" w:lineRule="auto"/>
-              <w:jc w:val="right"/>
-            </w:pPr>
-            <w:r>
-              <w:rPr>
-                <w:color w:val="000000"/>
-                <w:sz w:val="19"/>
-                <w:szCs w:val="19"/>
-              </w:rPr>
-              <w:t>82.572</w:t>
-            </w:r>
-          </w:p>
-        </w:tc>
-        <w:tc>
-          <w:tcPr>
-            <w:tcW w:w="2210" w:type="dxa"/>
-            <w:shd w:val="clear" w:color="auto" w:fill="F2F5F8"/>
-            <w:tcMar>
-              <w:top w:w="60" w:type="dxa"/>
-              <w:left w:w="100" w:type="dxa"/>
-              <w:bottom w:w="60" w:type="dxa"/>
-              <w:right w:w="100" w:type="dxa"/>
-            </w:tcMar>
-          </w:tcPr>
-          <w:p>
-            <w:pPr>
-              <w:spacing w:line="260" w:lineRule="auto"/>
-              <w:jc w:val="right"/>
-            </w:pPr>
-            <w:r>
-              <w:rPr>
-                <w:color w:val="000000"/>
-                <w:sz w:val="19"/>
-                <w:szCs w:val="19"/>
-              </w:rPr>
-              <w:t>2,73 sem.</w:t>
-            </w:r>
-          </w:p>
-        </w:tc>
-        <w:tc>
-          <w:tcPr>
-            <w:tcW w:w="2208" w:type="dxa"/>
-            <w:shd w:val="clear" w:color="auto" w:fill="F2F5F8"/>
-            <w:tcMar>
-              <w:top w:w="60" w:type="dxa"/>
-              <w:left w:w="100" w:type="dxa"/>
-              <w:bottom w:w="60" w:type="dxa"/>
-              <w:right w:w="100" w:type="dxa"/>
-            </w:tcMar>
-          </w:tcPr>
-          <w:p>
-            <w:pPr>
-              <w:spacing w:line="260" w:lineRule="auto"/>
-              <w:jc w:val="right"/>
-            </w:pPr>
-            <w:r>
-              <w:rPr>
-                <w:color w:val="000000"/>
-                <w:sz w:val="19"/>
-                <w:szCs w:val="19"/>
-              </w:rPr>
-              <w:t>22,5 %</w:t>
-            </w:r>
-          </w:p>
-        </w:tc>
-      </w:tr>
-      <w:tr>
-        <w:tblPrEx>
-          <w:tblCellMar>
-            <w:top w:w="0" w:type="dxa"/>
-            <w:bottom w:w="0" w:type="dxa"/>
-          </w:tblCellMar>
-        </w:tblPrEx>
-        <w:tc>
-          <w:tcPr>
-            <w:tcW w:w="2210" w:type="dxa"/>
-            <w:tcMar>
-              <w:top w:w="60" w:type="dxa"/>
-              <w:left w:w="100" w:type="dxa"/>
-              <w:bottom w:w="60" w:type="dxa"/>
-              <w:right w:w="100" w:type="dxa"/>
-            </w:tcMar>
-          </w:tcPr>
-          <w:p>
-            <w:pPr>
-              <w:spacing w:line="260" w:lineRule="auto"/>
-            </w:pPr>
-            <w:r>
-              <w:rPr>
-                <w:color w:val="000000"/>
-                <w:sz w:val="19"/>
-                <w:szCs w:val="19"/>
-              </w:rPr>
-              <w:t>2025-S1</w:t>
-            </w:r>
-          </w:p>
-        </w:tc>
-        <w:tc>
-          <w:tcPr>
-            <w:tcW w:w="2210" w:type="dxa"/>
-            <w:tcMar>
-              <w:top w:w="60" w:type="dxa"/>
-              <w:left w:w="100" w:type="dxa"/>
-              <w:bottom w:w="60" w:type="dxa"/>
-              <w:right w:w="100" w:type="dxa"/>
-            </w:tcMar>
-          </w:tcPr>
-          <w:p>
-            <w:pPr>
-              <w:spacing w:line="260" w:lineRule="auto"/>
-              <w:jc w:val="right"/>
-            </w:pPr>
-            <w:r>
-              <w:rPr>
-                <w:color w:val="000000"/>
-                <w:sz w:val="19"/>
-                <w:szCs w:val="19"/>
-              </w:rPr>
-              <w:t>131.210</w:t>
-            </w:r>
-          </w:p>
-        </w:tc>
-        <w:tc>
-          <w:tcPr>
-            <w:tcW w:w="2210" w:type="dxa"/>
-            <w:tcMar>
-              <w:top w:w="60" w:type="dxa"/>
-              <w:left w:w="100" w:type="dxa"/>
-              <w:bottom w:w="60" w:type="dxa"/>
-              <w:right w:w="100" w:type="dxa"/>
-            </w:tcMar>
-          </w:tcPr>
-          <w:p>
-            <w:pPr>
-              <w:spacing w:line="260" w:lineRule="auto"/>
-              <w:jc w:val="right"/>
-            </w:pPr>
-            <w:r>
-              <w:rPr>
-                <w:color w:val="000000"/>
-                <w:sz w:val="19"/>
-                <w:szCs w:val="19"/>
-              </w:rPr>
-              <w:t>2,49 sem.</w:t>
-            </w:r>
-          </w:p>
-        </w:tc>
-        <w:tc>
-          <w:tcPr>
-            <w:tcW w:w="2208" w:type="dxa"/>
-            <w:tcMar>
-              <w:top w:w="60" w:type="dxa"/>
-              <w:left w:w="100" w:type="dxa"/>
-              <w:bottom w:w="60" w:type="dxa"/>
-              <w:right w:w="100" w:type="dxa"/>
-            </w:tcMar>
-          </w:tcPr>
-          <w:p>
-            <w:pPr>
-              <w:spacing w:line="260" w:lineRule="auto"/>
-              <w:jc w:val="right"/>
-            </w:pPr>
-            <w:r>
-              <w:rPr>
-                <w:color w:val="000000"/>
-                <w:sz w:val="19"/>
-                <w:szCs w:val="19"/>
-              </w:rPr>
-              <w:t>20,4 %</w:t>
-            </w:r>
-          </w:p>
-        </w:tc>
-      </w:tr>
-      <w:tr>
-        <w:tblPrEx>
-          <w:tblCellMar>
-            <w:top w:w="0" w:type="dxa"/>
-            <w:bottom w:w="0" w:type="dxa"/>
-          </w:tblCellMar>
-        </w:tblPrEx>
-        <w:tc>
-          <w:tcPr>
-            <w:tcW w:w="2210" w:type="dxa"/>
-            <w:shd w:val="clear" w:color="auto" w:fill="F2F5F8"/>
-            <w:tcMar>
-              <w:top w:w="60" w:type="dxa"/>
-              <w:left w:w="100" w:type="dxa"/>
-              <w:bottom w:w="60" w:type="dxa"/>
-              <w:right w:w="100" w:type="dxa"/>
-            </w:tcMar>
-          </w:tcPr>
-          <w:p>
-            <w:pPr>
-              <w:spacing w:line="260" w:lineRule="auto"/>
-            </w:pPr>
-            <w:r>
-              <w:rPr>
-                <w:color w:val="000000"/>
-                <w:sz w:val="19"/>
-                <w:szCs w:val="19"/>
-              </w:rPr>
-              <w:t>2025-S2</w:t>
-            </w:r>
-          </w:p>
-        </w:tc>
-        <w:tc>
-          <w:tcPr>
-            <w:tcW w:w="2210" w:type="dxa"/>
-            <w:shd w:val="clear" w:color="auto" w:fill="F2F5F8"/>
-            <w:tcMar>
-              <w:top w:w="60" w:type="dxa"/>
-              <w:left w:w="100" w:type="dxa"/>
-              <w:bottom w:w="60" w:type="dxa"/>
-              <w:right w:w="100" w:type="dxa"/>
-            </w:tcMar>
-          </w:tcPr>
-          <w:p>
-            <w:pPr>
-              <w:spacing w:line="260" w:lineRule="auto"/>
-              <w:jc w:val="right"/>
-            </w:pPr>
-            <w:r>
-              <w:rPr>
-                <w:color w:val="000000"/>
-                <w:sz w:val="19"/>
-                <w:szCs w:val="19"/>
-              </w:rPr>
-              <w:t>90.302</w:t>
-            </w:r>
-          </w:p>
-        </w:tc>
-        <w:tc>
-          <w:tcPr>
-            <w:tcW w:w="2210" w:type="dxa"/>
-            <w:shd w:val="clear" w:color="auto" w:fill="F2F5F8"/>
-            <w:tcMar>
-              <w:top w:w="60" w:type="dxa"/>
-              <w:left w:w="100" w:type="dxa"/>
-              <w:bottom w:w="60" w:type="dxa"/>
-              <w:right w:w="100" w:type="dxa"/>
-            </w:tcMar>
-          </w:tcPr>
-          <w:p>
-            <w:pPr>
-              <w:spacing w:line="260" w:lineRule="auto"/>
-              <w:jc w:val="right"/>
-            </w:pPr>
-            <w:r>
-              <w:rPr>
-                <w:color w:val="000000"/>
-                <w:sz w:val="19"/>
-                <w:szCs w:val="19"/>
-              </w:rPr>
-              <w:t>2,57 sem.</w:t>
-            </w:r>
-          </w:p>
-        </w:tc>
-        <w:tc>
-          <w:tcPr>
-            <w:tcW w:w="2208" w:type="dxa"/>
-            <w:shd w:val="clear" w:color="auto" w:fill="F2F5F8"/>
-            <w:tcMar>
-              <w:top w:w="60" w:type="dxa"/>
-              <w:left w:w="100" w:type="dxa"/>
-              <w:bottom w:w="60" w:type="dxa"/>
-              <w:right w:w="100" w:type="dxa"/>
-            </w:tcMar>
-          </w:tcPr>
-          <w:p>
-            <w:pPr>
-              <w:spacing w:line="260" w:lineRule="auto"/>
-              <w:jc w:val="right"/>
-            </w:pPr>
-            <w:r>
-              <w:rPr>
-                <w:color w:val="000000"/>
-                <w:sz w:val="19"/>
-                <w:szCs w:val="19"/>
-              </w:rPr>
-              <w:t>23,6 %</w:t>
-            </w:r>
-          </w:p>
-        </w:tc>
-      </w:tr>
-      <w:tr>
-        <w:tblPrEx>
-          <w:tblCellMar>
-            <w:top w:w="0" w:type="dxa"/>
-            <w:bottom w:w="0" w:type="dxa"/>
-          </w:tblCellMar>
-        </w:tblPrEx>
-        <w:tc>
-          <w:tcPr>
-            <w:tcW w:w="2210" w:type="dxa"/>
-            <w:tcMar>
-              <w:top w:w="60" w:type="dxa"/>
-              <w:left w:w="100" w:type="dxa"/>
-              <w:bottom w:w="60" w:type="dxa"/>
-              <w:right w:w="100" w:type="dxa"/>
-            </w:tcMar>
-          </w:tcPr>
-          <w:p>
-            <w:pPr>
-              <w:spacing w:line="260" w:lineRule="auto"/>
-            </w:pPr>
-            <w:r>
-              <w:rPr>
-                <w:color w:val="000000"/>
-                <w:sz w:val="19"/>
-                <w:szCs w:val="19"/>
-              </w:rPr>
-              <w:lastRenderedPageBreak/>
-              <w:t>2026-S1</w:t>
-            </w:r>
-          </w:p>
-        </w:tc>
-        <w:tc>
-          <w:tcPr>
-            <w:tcW w:w="2210" w:type="dxa"/>
-            <w:tcMar>
-              <w:top w:w="60" w:type="dxa"/>
-              <w:left w:w="100" w:type="dxa"/>
-              <w:bottom w:w="60" w:type="dxa"/>
-              <w:right w:w="100" w:type="dxa"/>
-            </w:tcMar>
-          </w:tcPr>
-          <w:p>
-            <w:pPr>
-              <w:spacing w:line="260" w:lineRule="auto"/>
-              <w:jc w:val="right"/>
-            </w:pPr>
-            <w:r>
-              <w:rPr>
-                <w:color w:val="000000"/>
-                <w:sz w:val="19"/>
-                <w:szCs w:val="19"/>
-              </w:rPr>
-              <w:t>40.446</w:t>
-            </w:r>
-          </w:p>
-        </w:tc>
-        <w:tc>
-          <w:tcPr>
-            <w:tcW w:w="2210" w:type="dxa"/>
-            <w:tcMar>
-              <w:top w:w="60" w:type="dxa"/>
-              <w:left w:w="100" w:type="dxa"/>
-              <w:bottom w:w="60" w:type="dxa"/>
-              <w:right w:w="100" w:type="dxa"/>
-            </w:tcMar>
-          </w:tcPr>
-          <w:p>
-            <w:pPr>
-              <w:spacing w:line="260" w:lineRule="auto"/>
-              <w:jc w:val="right"/>
-            </w:pPr>
-            <w:r>
-              <w:rPr>
-                <w:color w:val="000000"/>
-                <w:sz w:val="19"/>
-                <w:szCs w:val="19"/>
-              </w:rPr>
-              <w:t>2,61 sem.</w:t>
-            </w:r>
-          </w:p>
-        </w:tc>
-        <w:tc>
-          <w:tcPr>
-            <w:tcW w:w="2208" w:type="dxa"/>
-            <w:tcMar>
-              <w:top w:w="60" w:type="dxa"/>
-              <w:left w:w="100" w:type="dxa"/>
-              <w:bottom w:w="60" w:type="dxa"/>
-              <w:right w:w="100" w:type="dxa"/>
-            </w:tcMar>
-          </w:tcPr>
-          <w:p>
-            <w:pPr>
-              <w:spacing w:line="260" w:lineRule="auto"/>
-              <w:jc w:val="right"/>
-            </w:pPr>
-            <w:r>
-              <w:rPr>
-                <w:color w:val="000000"/>
-                <w:sz w:val="19"/>
-                <w:szCs w:val="19"/>
-              </w:rPr>
-              <w:t>9,9 %</w:t>
-            </w:r>
-          </w:p>
-        </w:tc>
-      </w:tr>
-    </w:tbl>
     <w:p>
       <w:pPr>
-        <w:spacing w:before="160" w:after="140" w:line="360" w:lineRule="auto"/>
+        <w:spacing w:after="140" w:line="360" w:lineRule="auto"/>
         <w:jc w:val="both"/>
       </w:pPr>
       <w:r>
         <w:rPr>
-          <w:color w:val="000000"/>
+          <w:b/>
+          <w:bCs/>
         </w:rPr>
-        <w:t>La serie semestral revela un patrón que los promedios agregados ocultaban por completo. En 2020 se titularon 127.366 personas, unas 87.000 menos que en un año normal, y la sobreduración media tocó su mínimo (2,26 en 2020-S1). En 2021 el volumen se recuperó y la sobreduración alcanzó su máximo (3,14 en 2021-S2).</w:t>
+        <w:t xml:space="preserve">Qué se infiere. </w:t>
       </w:r>
+      <w:r>
+        <w:t>En 2020 se titularon 87.051 personas menos que en 2021 y la sobreduración tocó su mínimo; al año siguiente el volumen se recuperó y la sobreduración alcanzó su máximo. La lectura no es que 2020 fuera un buen año: las titulaciones se postergaron, y quienes debían egresar entonces lo hicieron en 2021 con uno o dos semestres adicionales encima. El mecanismo es de desplazamiento administrativo, no de deterioro académico.</w:t>
+      </w:r>
+    </w:p>
+    <w:p>
+      <w:pPr>
+        <w:spacing w:after="140" w:line="360" w:lineRule="auto"/>
+        <w:jc w:val="both"/>
+      </w:pPr>
+      <w:r>
+        <w:rPr>
+          <w:b/>
+          <w:bCs/>
+        </w:rPr>
+        <w:t xml:space="preserve">Qué límite tiene. </w:t>
+      </w:r>
+      <w:r>
+        <w:t>La coincidencia temporal con la pandemia no prueba que la pandemia sea la causa: es una asociación sobre datos observacionales, sin grupo de control. Y el descenso sostenido desde 2024 no puede leerse como una mejora del sistema, por la razón que documenta el apartado siguiente.</w:t>
+      </w:r>
+    </w:p>
+    <w:p>
+      <w:pPr>
+        <w:spacing w:after="140" w:line="360" w:lineRule="auto"/>
+        <w:jc w:val="both"/>
+      </w:pPr>
+      <w:r>
+        <w:rPr>
+          <w:b/>
+          <w:bCs/>
+        </w:rPr>
+        <w:t xml:space="preserve">Cómo aporta al relato. </w:t>
+      </w:r>
+      <w:r>
+        <w:t>Es el movimiento de resolución: confirma el patrón sobre una evidencia distinta —la dimensión temporal, que las dos figuras anteriores no usaban— y declara explícitamente hasta dónde alcanza la lectura.</w:t>
+      </w:r>
+    </w:p>
+    <w:p>
+      <w:pPr>
+        <w:pStyle w:val="Heading2"/>
+        <w:spacing w:before="280" w:after="140"/>
+      </w:pPr>
+      <w:bookmarkStart w:id="28" w:name="_Toc241524527"/>
+      <w:r>
+        <w:t>4.5 El sesgo que limita la lectura longitudinal</w:t>
+      </w:r>
+      <w:bookmarkEnd w:id="28"/>
     </w:p>
     <w:p>
       <w:pPr>
@@ -22909,19 +20106,8 @@
         <w:rPr>
           <w:color w:val="000000"/>
         </w:rPr>
-        <w:t>La lectura correcta no es que 2020 haya sido un buen año. Las titulaciones se postergaron: quienes debían egresar en 2020 lo hicieron en 2021 con uno o dos semestres adicionales encima. El mínimo de 2020 y el máximo de 2021 son dos caras del mismo fenómeno, y el mecanismo es de desplazamiento administrativo, no de deterioro académico. Desde 2024 la serie desciende de forma sostenida, un descenso que debe interpretarse a la luz de la limitación que documenta el apartado siguiente.</w:t>
+        <w:t>La figura siguiente no responde un objetivo: sostiene la limitación declarada en la anterior. Por eso se presenta como figura de apoyo.</w:t>
       </w:r>
-    </w:p>
-    <w:p>
-      <w:pPr>
-        <w:pStyle w:val="Heading2"/>
-        <w:spacing w:before="280" w:after="140"/>
-      </w:pPr>
-      <w:bookmarkStart w:id="28" w:name="_Toc241409928"/>
-      <w:r>
-        <w:t>4.6 Sesgo de truncamiento por cohorte</w:t>
-      </w:r>
-      <w:bookmarkEnd w:id="28"/>
     </w:p>
     <w:p>
       <w:pPr>
@@ -22932,9 +20118,10 @@
         <w:rPr>
           <w:noProof/>
         </w:rPr>
+        <w:lastRenderedPageBreak/>
         <w:drawing>
-          <wp:inline distT="0" distB="0" distL="0" distR="0" wp14:anchorId="6CEC0B05" wp14:editId="366FA04D">
-            <wp:extent cx="5476875" cy="2133600"/>
+          <wp:inline distT="0" distB="0" distL="0" distR="0" wp14:anchorId="2C946921" wp14:editId="5491ED88">
+            <wp:extent cx="5476875" cy="2924175"/>
             <wp:effectExtent l="0" t="0" r="0" b="0"/>
             <wp:docPr id="5" name="Picture 5"/>
             <wp:cNvGraphicFramePr>
@@ -22959,7 +20146,7 @@
                   <pic:spPr bwMode="auto">
                     <a:xfrm>
                       <a:off x="0" y="0"/>
-                      <a:ext cx="5476875" cy="2133600"/>
+                      <a:ext cx="5476875" cy="2924175"/>
                     </a:xfrm>
                     <a:prstGeom prst="rect">
                       <a:avLst/>
@@ -22991,7 +20178,7 @@
           <w:sz w:val="19"/>
           <w:szCs w:val="19"/>
         </w:rPr>
-        <w:t>Sobreduración media por cohorte de ingreso y año de titulación, y efecto del truncamiento. Fuente: elaboración propia a partir de SIES, Titulados de Educación Superior 2020-2025.</w:t>
+        <w:t>De las cohortes recientes solo se han titulado los más rápidos: ninguna cohorte está completa. Fuente: elaboración propia a partir de SIES, Titulados de Educación Superior 2020-2025.</w:t>
       </w:r>
     </w:p>
     <w:p>
@@ -23005,7 +20192,7 @@
           <w:sz w:val="19"/>
           <w:szCs w:val="19"/>
         </w:rPr>
-        <w:t xml:space="preserve">Tabla 16. </w:t>
+        <w:t xml:space="preserve">Tabla 13. </w:t>
       </w:r>
       <w:r>
         <w:rPr>
@@ -23149,6 +20336,7 @@
           <w:p>
             <w:pPr>
               <w:spacing w:line="260" w:lineRule="auto"/>
+              <w:jc w:val="right"/>
             </w:pPr>
             <w:r>
               <w:rPr>
@@ -23232,6 +20420,7 @@
           <w:p>
             <w:pPr>
               <w:spacing w:line="260" w:lineRule="auto"/>
+              <w:jc w:val="right"/>
             </w:pPr>
             <w:r>
               <w:rPr>
@@ -23316,6 +20505,7 @@
           <w:p>
             <w:pPr>
               <w:spacing w:line="260" w:lineRule="auto"/>
+              <w:jc w:val="right"/>
             </w:pPr>
             <w:r>
               <w:rPr>
@@ -23399,6 +20589,7 @@
           <w:p>
             <w:pPr>
               <w:spacing w:line="260" w:lineRule="auto"/>
+              <w:jc w:val="right"/>
             </w:pPr>
             <w:r>
               <w:rPr>
@@ -23483,6 +20674,7 @@
           <w:p>
             <w:pPr>
               <w:spacing w:line="260" w:lineRule="auto"/>
+              <w:jc w:val="right"/>
             </w:pPr>
             <w:r>
               <w:rPr>
@@ -23566,6 +20758,7 @@
           <w:p>
             <w:pPr>
               <w:spacing w:line="260" w:lineRule="auto"/>
+              <w:jc w:val="right"/>
             </w:pPr>
             <w:r>
               <w:rPr>
@@ -23650,6 +20843,7 @@
           <w:p>
             <w:pPr>
               <w:spacing w:line="260" w:lineRule="auto"/>
+              <w:jc w:val="right"/>
             </w:pPr>
             <w:r>
               <w:rPr>
@@ -23733,14 +20927,14 @@
           <w:p>
             <w:pPr>
               <w:spacing w:line="260" w:lineRule="auto"/>
-            </w:pPr>
-            <w:r>
-              <w:rPr>
-                <w:color w:val="000000"/>
-                <w:sz w:val="19"/>
-                <w:szCs w:val="19"/>
-              </w:rPr>
-              <w:lastRenderedPageBreak/>
+              <w:jc w:val="right"/>
+            </w:pPr>
+            <w:r>
+              <w:rPr>
+                <w:color w:val="000000"/>
+                <w:sz w:val="19"/>
+                <w:szCs w:val="19"/>
+              </w:rPr>
               <w:t>2021</w:t>
             </w:r>
           </w:p>
@@ -23818,6 +21012,7 @@
           <w:p>
             <w:pPr>
               <w:spacing w:line="260" w:lineRule="auto"/>
+              <w:jc w:val="right"/>
             </w:pPr>
             <w:r>
               <w:rPr>
@@ -23901,6 +21096,7 @@
           <w:p>
             <w:pPr>
               <w:spacing w:line="260" w:lineRule="auto"/>
+              <w:jc w:val="right"/>
             </w:pPr>
             <w:r>
               <w:rPr>
@@ -23985,6 +21181,7 @@
           <w:p>
             <w:pPr>
               <w:spacing w:line="260" w:lineRule="auto"/>
+              <w:jc w:val="right"/>
             </w:pPr>
             <w:r>
               <w:rPr>
@@ -24068,6 +21265,7 @@
           <w:p>
             <w:pPr>
               <w:spacing w:line="260" w:lineRule="auto"/>
+              <w:jc w:val="right"/>
             </w:pPr>
             <w:r>
               <w:rPr>
@@ -24142,8 +21340,26 @@
         <w:rPr>
           <w:color w:val="000000"/>
         </w:rPr>
-        <w:t>La sobreduración media cae de forma monótona en las cohortes recientes hasta hacerse negativa. Sería un error celebrarlo como una mejora del sistema. De la cohorte 2024 solo se han titulado los excepcionalmente rápidos, que son los únicos que alcanzaron a hacerlo; de las cohortes antiguas, en cambio, quienes aparecen en una base de 2020-2025 son los extremadamente rezagados.</w:t>
+        <w:t xml:space="preserve">La sobreduración media cae de forma monótona en las cohortes recientes hasta hacerse negativa. De la cohorte 2024 solo se han titulado los excepcionalmente rápidos, porque son los únicos que alcanzaron a hacerlo; de las cohortes antiguas, quienes aparecen en una base de 2020-2025 son los extremadamente rezagados. Ninguna cohorte está completa y lo están en direcciones opuestas. Es una limitación del diseño de la fuente, no del </w:t>
       </w:r>
+      <w:r>
+        <w:rPr>
+          <w:color w:val="000000"/>
+        </w:rPr>
+        <w:lastRenderedPageBreak/>
+        <w:t>procesamiento, y por eso las comparaciones longitudinales solo son válidas entre cohortes con horizonte de titulación equivalente.</w:t>
+      </w:r>
+    </w:p>
+    <w:p>
+      <w:pPr>
+        <w:pStyle w:val="Heading2"/>
+        <w:spacing w:before="280" w:after="140"/>
+      </w:pPr>
+      <w:bookmarkStart w:id="29" w:name="_Toc241524528"/>
+      <w:r>
+        <w:t>4.6 Otros cortes examinados</w:t>
+      </w:r>
+      <w:bookmarkEnd w:id="29"/>
     </w:p>
     <w:p>
       <w:pPr>
@@ -24154,19 +21370,481 @@
         <w:rPr>
           <w:color w:val="000000"/>
         </w:rPr>
-        <w:t>Ninguna cohorte está completa, y están incompletas en direcciones opuestas. El valor de una cohorte reciente subirá a medida que sus estudiantes más lentos se vayan titulando. Es una limitación inherente al diseño de la fuente, no un defecto del procesamiento, y condiciona toda lectura longitudinal: las comparaciones válidas son entre cohortes con horizonte de titulación equivalente.</w:t>
+        <w:t>Los cortes siguientes se exploraron y se decidió no llevarlos a figura. Declarar qué se descartó, y por qué, es parte del argumento: una figura de más diluye el relato tanto como una de menos lo deja incompleto.</w:t>
       </w:r>
     </w:p>
+    <w:p>
+      <w:pPr>
+        <w:spacing w:before="220" w:after="80"/>
+      </w:pPr>
+      <w:r>
+        <w:rPr>
+          <w:b/>
+          <w:bCs/>
+          <w:sz w:val="19"/>
+          <w:szCs w:val="19"/>
+        </w:rPr>
+        <w:t xml:space="preserve">Tabla 14. </w:t>
+      </w:r>
+      <w:r>
+        <w:rPr>
+          <w:sz w:val="19"/>
+          <w:szCs w:val="19"/>
+        </w:rPr>
+        <w:t>Cortes explorados y decisión adoptada</w:t>
+      </w:r>
+    </w:p>
+    <w:tbl>
+      <w:tblPr>
+        <w:tblW w:w="8838" w:type="dxa"/>
+        <w:tblBorders>
+          <w:top w:val="single" w:sz="4" w:space="0" w:color="BFC7CF"/>
+          <w:left w:val="single" w:sz="4" w:space="0" w:color="BFC7CF"/>
+          <w:bottom w:val="single" w:sz="4" w:space="0" w:color="BFC7CF"/>
+          <w:right w:val="single" w:sz="4" w:space="0" w:color="BFC7CF"/>
+          <w:insideH w:val="single" w:sz="4" w:space="0" w:color="BFC7CF"/>
+          <w:insideV w:val="single" w:sz="4" w:space="0" w:color="BFC7CF"/>
+        </w:tblBorders>
+        <w:tblCellMar>
+          <w:left w:w="10" w:type="dxa"/>
+          <w:right w:w="10" w:type="dxa"/>
+        </w:tblCellMar>
+        <w:tblLook w:val="04A0" w:firstRow="1" w:lastRow="0" w:firstColumn="1" w:lastColumn="0" w:noHBand="0" w:noVBand="1"/>
+      </w:tblPr>
+      <w:tblGrid>
+        <w:gridCol w:w="1944"/>
+        <w:gridCol w:w="1944"/>
+        <w:gridCol w:w="4950"/>
+      </w:tblGrid>
+      <w:tr>
+        <w:tblPrEx>
+          <w:tblCellMar>
+            <w:top w:w="0" w:type="dxa"/>
+            <w:bottom w:w="0" w:type="dxa"/>
+          </w:tblCellMar>
+        </w:tblPrEx>
+        <w:trPr>
+          <w:tblHeader/>
+        </w:trPr>
+        <w:tc>
+          <w:tcPr>
+            <w:tcW w:w="1944" w:type="dxa"/>
+            <w:shd w:val="clear" w:color="auto" w:fill="1F4E79"/>
+            <w:tcMar>
+              <w:top w:w="60" w:type="dxa"/>
+              <w:left w:w="100" w:type="dxa"/>
+              <w:bottom w:w="60" w:type="dxa"/>
+              <w:right w:w="100" w:type="dxa"/>
+            </w:tcMar>
+          </w:tcPr>
+          <w:p>
+            <w:pPr>
+              <w:spacing w:line="260" w:lineRule="auto"/>
+            </w:pPr>
+            <w:r>
+              <w:rPr>
+                <w:b/>
+                <w:bCs/>
+                <w:color w:val="FFFFFF"/>
+                <w:sz w:val="19"/>
+                <w:szCs w:val="19"/>
+              </w:rPr>
+              <w:t>Corte</w:t>
+            </w:r>
+          </w:p>
+        </w:tc>
+        <w:tc>
+          <w:tcPr>
+            <w:tcW w:w="1944" w:type="dxa"/>
+            <w:shd w:val="clear" w:color="auto" w:fill="1F4E79"/>
+            <w:tcMar>
+              <w:top w:w="60" w:type="dxa"/>
+              <w:left w:w="100" w:type="dxa"/>
+              <w:bottom w:w="60" w:type="dxa"/>
+              <w:right w:w="100" w:type="dxa"/>
+            </w:tcMar>
+          </w:tcPr>
+          <w:p>
+            <w:pPr>
+              <w:spacing w:line="260" w:lineRule="auto"/>
+            </w:pPr>
+            <w:r>
+              <w:rPr>
+                <w:b/>
+                <w:bCs/>
+                <w:color w:val="FFFFFF"/>
+                <w:sz w:val="19"/>
+                <w:szCs w:val="19"/>
+              </w:rPr>
+              <w:t>Decisión</w:t>
+            </w:r>
+          </w:p>
+        </w:tc>
+        <w:tc>
+          <w:tcPr>
+            <w:tcW w:w="4950" w:type="dxa"/>
+            <w:shd w:val="clear" w:color="auto" w:fill="1F4E79"/>
+            <w:tcMar>
+              <w:top w:w="60" w:type="dxa"/>
+              <w:left w:w="100" w:type="dxa"/>
+              <w:bottom w:w="60" w:type="dxa"/>
+              <w:right w:w="100" w:type="dxa"/>
+            </w:tcMar>
+          </w:tcPr>
+          <w:p>
+            <w:pPr>
+              <w:spacing w:line="260" w:lineRule="auto"/>
+            </w:pPr>
+            <w:r>
+              <w:rPr>
+                <w:b/>
+                <w:bCs/>
+                <w:color w:val="FFFFFF"/>
+                <w:sz w:val="19"/>
+                <w:szCs w:val="19"/>
+              </w:rPr>
+              <w:t>Motivo</w:t>
+            </w:r>
+          </w:p>
+        </w:tc>
+      </w:tr>
+      <w:tr>
+        <w:tblPrEx>
+          <w:tblCellMar>
+            <w:top w:w="0" w:type="dxa"/>
+            <w:bottom w:w="0" w:type="dxa"/>
+          </w:tblCellMar>
+        </w:tblPrEx>
+        <w:tc>
+          <w:tcPr>
+            <w:tcW w:w="1944" w:type="dxa"/>
+            <w:tcMar>
+              <w:top w:w="60" w:type="dxa"/>
+              <w:left w:w="100" w:type="dxa"/>
+              <w:bottom w:w="60" w:type="dxa"/>
+              <w:right w:w="100" w:type="dxa"/>
+            </w:tcMar>
+          </w:tcPr>
+          <w:p>
+            <w:pPr>
+              <w:spacing w:line="260" w:lineRule="auto"/>
+            </w:pPr>
+            <w:r>
+              <w:rPr>
+                <w:color w:val="000000"/>
+                <w:sz w:val="19"/>
+                <w:szCs w:val="19"/>
+              </w:rPr>
+              <w:t>Modalidad de enseñanza</w:t>
+            </w:r>
+          </w:p>
+        </w:tc>
+        <w:tc>
+          <w:tcPr>
+            <w:tcW w:w="1944" w:type="dxa"/>
+            <w:tcMar>
+              <w:top w:w="60" w:type="dxa"/>
+              <w:left w:w="100" w:type="dxa"/>
+              <w:bottom w:w="60" w:type="dxa"/>
+              <w:right w:w="100" w:type="dxa"/>
+            </w:tcMar>
+          </w:tcPr>
+          <w:p>
+            <w:pPr>
+              <w:spacing w:line="260" w:lineRule="auto"/>
+            </w:pPr>
+            <w:r>
+              <w:rPr>
+                <w:color w:val="000000"/>
+                <w:sz w:val="19"/>
+                <w:szCs w:val="19"/>
+              </w:rPr>
+              <w:t>Al texto, sin figura</w:t>
+            </w:r>
+          </w:p>
+        </w:tc>
+        <w:tc>
+          <w:tcPr>
+            <w:tcW w:w="4950" w:type="dxa"/>
+            <w:tcMar>
+              <w:top w:w="60" w:type="dxa"/>
+              <w:left w:w="100" w:type="dxa"/>
+              <w:bottom w:w="60" w:type="dxa"/>
+              <w:right w:w="100" w:type="dxa"/>
+            </w:tcMar>
+          </w:tcPr>
+          <w:p>
+            <w:pPr>
+              <w:spacing w:line="260" w:lineRule="auto"/>
+            </w:pPr>
+            <w:r>
+              <w:rPr>
+                <w:color w:val="000000"/>
+                <w:sz w:val="19"/>
+                <w:szCs w:val="19"/>
+              </w:rPr>
+              <w:t>La modalidad no presencial registra 1,84 semestres frente a 2,86 de la presencial, pero atrae otro perfil de estudiante: la comparación mezcla el efecto de la modalidad con el de quién la elige.</w:t>
+            </w:r>
+          </w:p>
+        </w:tc>
+      </w:tr>
+      <w:tr>
+        <w:tblPrEx>
+          <w:tblCellMar>
+            <w:top w:w="0" w:type="dxa"/>
+            <w:bottom w:w="0" w:type="dxa"/>
+          </w:tblCellMar>
+        </w:tblPrEx>
+        <w:tc>
+          <w:tcPr>
+            <w:tcW w:w="1944" w:type="dxa"/>
+            <w:shd w:val="clear" w:color="auto" w:fill="F2F5F8"/>
+            <w:tcMar>
+              <w:top w:w="60" w:type="dxa"/>
+              <w:left w:w="100" w:type="dxa"/>
+              <w:bottom w:w="60" w:type="dxa"/>
+              <w:right w:w="100" w:type="dxa"/>
+            </w:tcMar>
+          </w:tcPr>
+          <w:p>
+            <w:pPr>
+              <w:spacing w:line="260" w:lineRule="auto"/>
+            </w:pPr>
+            <w:r>
+              <w:rPr>
+                <w:color w:val="000000"/>
+                <w:sz w:val="19"/>
+                <w:szCs w:val="19"/>
+              </w:rPr>
+              <w:t>Territorio</w:t>
+            </w:r>
+          </w:p>
+        </w:tc>
+        <w:tc>
+          <w:tcPr>
+            <w:tcW w:w="1944" w:type="dxa"/>
+            <w:shd w:val="clear" w:color="auto" w:fill="F2F5F8"/>
+            <w:tcMar>
+              <w:top w:w="60" w:type="dxa"/>
+              <w:left w:w="100" w:type="dxa"/>
+              <w:bottom w:w="60" w:type="dxa"/>
+              <w:right w:w="100" w:type="dxa"/>
+            </w:tcMar>
+          </w:tcPr>
+          <w:p>
+            <w:pPr>
+              <w:spacing w:line="260" w:lineRule="auto"/>
+            </w:pPr>
+            <w:r>
+              <w:rPr>
+                <w:color w:val="000000"/>
+                <w:sz w:val="19"/>
+                <w:szCs w:val="19"/>
+              </w:rPr>
+              <w:t>Al tablero, no al informe</w:t>
+            </w:r>
+          </w:p>
+        </w:tc>
+        <w:tc>
+          <w:tcPr>
+            <w:tcW w:w="4950" w:type="dxa"/>
+            <w:shd w:val="clear" w:color="auto" w:fill="F2F5F8"/>
+            <w:tcMar>
+              <w:top w:w="60" w:type="dxa"/>
+              <w:left w:w="100" w:type="dxa"/>
+              <w:bottom w:w="60" w:type="dxa"/>
+              <w:right w:w="100" w:type="dxa"/>
+            </w:tcMar>
+          </w:tcPr>
+          <w:p>
+            <w:pPr>
+              <w:spacing w:line="260" w:lineRule="auto"/>
+            </w:pPr>
+            <w:r>
+              <w:rPr>
+                <w:color w:val="000000"/>
+                <w:sz w:val="19"/>
+                <w:szCs w:val="19"/>
+              </w:rPr>
+              <w:t>Las regiones del norte encabezan (Atacama, 3,69) y las del centro-sur cierran (Maule, 2,43), pero la diferencia está confundida con la composición de carreras de cada región.</w:t>
+            </w:r>
+          </w:p>
+        </w:tc>
+      </w:tr>
+      <w:tr>
+        <w:tblPrEx>
+          <w:tblCellMar>
+            <w:top w:w="0" w:type="dxa"/>
+            <w:bottom w:w="0" w:type="dxa"/>
+          </w:tblCellMar>
+        </w:tblPrEx>
+        <w:tc>
+          <w:tcPr>
+            <w:tcW w:w="1944" w:type="dxa"/>
+            <w:tcMar>
+              <w:top w:w="60" w:type="dxa"/>
+              <w:left w:w="100" w:type="dxa"/>
+              <w:bottom w:w="60" w:type="dxa"/>
+              <w:right w:w="100" w:type="dxa"/>
+            </w:tcMar>
+          </w:tcPr>
+          <w:p>
+            <w:pPr>
+              <w:spacing w:line="260" w:lineRule="auto"/>
+            </w:pPr>
+            <w:r>
+              <w:rPr>
+                <w:color w:val="000000"/>
+                <w:sz w:val="19"/>
+                <w:szCs w:val="19"/>
+              </w:rPr>
+              <w:t>Ranking de instituciones</w:t>
+            </w:r>
+          </w:p>
+        </w:tc>
+        <w:tc>
+          <w:tcPr>
+            <w:tcW w:w="1944" w:type="dxa"/>
+            <w:tcMar>
+              <w:top w:w="60" w:type="dxa"/>
+              <w:left w:w="100" w:type="dxa"/>
+              <w:bottom w:w="60" w:type="dxa"/>
+              <w:right w:w="100" w:type="dxa"/>
+            </w:tcMar>
+          </w:tcPr>
+          <w:p>
+            <w:pPr>
+              <w:spacing w:line="260" w:lineRule="auto"/>
+            </w:pPr>
+            <w:r>
+              <w:rPr>
+                <w:color w:val="000000"/>
+                <w:sz w:val="19"/>
+                <w:szCs w:val="19"/>
+              </w:rPr>
+              <w:t>Al tablero, no al informe</w:t>
+            </w:r>
+          </w:p>
+        </w:tc>
+        <w:tc>
+          <w:tcPr>
+            <w:tcW w:w="4950" w:type="dxa"/>
+            <w:tcMar>
+              <w:top w:w="60" w:type="dxa"/>
+              <w:left w:w="100" w:type="dxa"/>
+              <w:bottom w:w="60" w:type="dxa"/>
+              <w:right w:w="100" w:type="dxa"/>
+            </w:tcMar>
+          </w:tcPr>
+          <w:p>
+            <w:pPr>
+              <w:spacing w:line="260" w:lineRule="auto"/>
+            </w:pPr>
+            <w:r>
+              <w:rPr>
+                <w:color w:val="000000"/>
+                <w:sz w:val="19"/>
+                <w:szCs w:val="19"/>
+              </w:rPr>
+              <w:t>Con umbral de tamaño es informativo, pero responde una pregunta operativa y no un objetivo declarado.</w:t>
+            </w:r>
+          </w:p>
+        </w:tc>
+      </w:tr>
+      <w:tr>
+        <w:tblPrEx>
+          <w:tblCellMar>
+            <w:top w:w="0" w:type="dxa"/>
+            <w:bottom w:w="0" w:type="dxa"/>
+          </w:tblCellMar>
+        </w:tblPrEx>
+        <w:tc>
+          <w:tcPr>
+            <w:tcW w:w="1944" w:type="dxa"/>
+            <w:shd w:val="clear" w:color="auto" w:fill="F2F5F8"/>
+            <w:tcMar>
+              <w:top w:w="60" w:type="dxa"/>
+              <w:left w:w="100" w:type="dxa"/>
+              <w:bottom w:w="60" w:type="dxa"/>
+              <w:right w:w="100" w:type="dxa"/>
+            </w:tcMar>
+          </w:tcPr>
+          <w:p>
+            <w:pPr>
+              <w:spacing w:line="260" w:lineRule="auto"/>
+            </w:pPr>
+            <w:r>
+              <w:rPr>
+                <w:color w:val="000000"/>
+                <w:sz w:val="19"/>
+                <w:szCs w:val="19"/>
+              </w:rPr>
+              <w:t>Matriz de dispersión</w:t>
+            </w:r>
+          </w:p>
+        </w:tc>
+        <w:tc>
+          <w:tcPr>
+            <w:tcW w:w="1944" w:type="dxa"/>
+            <w:shd w:val="clear" w:color="auto" w:fill="F2F5F8"/>
+            <w:tcMar>
+              <w:top w:w="60" w:type="dxa"/>
+              <w:left w:w="100" w:type="dxa"/>
+              <w:bottom w:w="60" w:type="dxa"/>
+              <w:right w:w="100" w:type="dxa"/>
+            </w:tcMar>
+          </w:tcPr>
+          <w:p>
+            <w:pPr>
+              <w:spacing w:line="260" w:lineRule="auto"/>
+            </w:pPr>
+            <w:r>
+              <w:rPr>
+                <w:color w:val="000000"/>
+                <w:sz w:val="19"/>
+                <w:szCs w:val="19"/>
+              </w:rPr>
+              <w:t>Descartada</w:t>
+            </w:r>
+          </w:p>
+        </w:tc>
+        <w:tc>
+          <w:tcPr>
+            <w:tcW w:w="4950" w:type="dxa"/>
+            <w:shd w:val="clear" w:color="auto" w:fill="F2F5F8"/>
+            <w:tcMar>
+              <w:top w:w="60" w:type="dxa"/>
+              <w:left w:w="100" w:type="dxa"/>
+              <w:bottom w:w="60" w:type="dxa"/>
+              <w:right w:w="100" w:type="dxa"/>
+            </w:tcMar>
+          </w:tcPr>
+          <w:p>
+            <w:pPr>
+              <w:spacing w:line="260" w:lineRule="auto"/>
+            </w:pPr>
+            <w:r>
+              <w:rPr>
+                <w:color w:val="000000"/>
+                <w:sz w:val="19"/>
+                <w:szCs w:val="19"/>
+              </w:rPr>
+              <w:t>Herramienta exploratoria: muestra mucho y no afirma nada.</w:t>
+            </w:r>
+          </w:p>
+        </w:tc>
+      </w:tr>
+    </w:tbl>
     <w:p>
       <w:pPr>
         <w:pStyle w:val="Heading2"/>
         <w:spacing w:before="280" w:after="140"/>
       </w:pPr>
-      <w:bookmarkStart w:id="29" w:name="_Toc241409929"/>
+      <w:bookmarkStart w:id="30" w:name="_Toc241524529"/>
       <w:r>
         <w:t>4.7 Modelación desde primeros principios</w:t>
       </w:r>
-      <w:bookmarkEnd w:id="29"/>
+      <w:bookmarkEnd w:id="30"/>
     </w:p>
     <w:p>
       <w:pPr>
@@ -24191,7 +21869,7 @@
           <w:sz w:val="19"/>
           <w:szCs w:val="19"/>
         </w:rPr>
-        <w:t xml:space="preserve">Tabla 17. </w:t>
+        <w:t xml:space="preserve">Tabla 15. </w:t>
       </w:r>
       <w:r>
         <w:rPr>
@@ -25205,6 +22883,7 @@
                 <w:sz w:val="19"/>
                 <w:szCs w:val="19"/>
               </w:rPr>
+              <w:lastRenderedPageBreak/>
               <w:t>area_conocimiento=Arte y Arquitectura</w:t>
             </w:r>
           </w:p>
@@ -25474,7 +23153,6 @@
                 <w:sz w:val="19"/>
                 <w:szCs w:val="19"/>
               </w:rPr>
-              <w:lastRenderedPageBreak/>
               <w:t>area_conocimiento=Ciencias Sociales</w:t>
             </w:r>
           </w:p>
@@ -26536,7 +24214,7 @@
           <w:sz w:val="19"/>
           <w:szCs w:val="19"/>
         </w:rPr>
-        <w:t xml:space="preserve">Tabla 18. </w:t>
+        <w:t xml:space="preserve">Tabla 16. </w:t>
       </w:r>
       <w:r>
         <w:rPr>
@@ -27268,8 +24946,37 @@
         <w:rPr>
           <w:color w:val="000000"/>
         </w:rPr>
-        <w:t>Dos lecturas, y la segunda importa tanto como la primera. El descenso de gradiente implementado a mano converge a la misma solución que las ecuaciones normales —la diferencia máxima entre coeficientes es despreciable—, lo que valida la implementación. Y los coeficientes son coherentes con el análisis descriptivo: estudiar en una universidad, cursar Derecho o ingresar con mayor edad se asocian a más sobreduración; ser mujer, a menos.</w:t>
+        <w:t xml:space="preserve">El descenso de gradiente implementado a mano converge a la misma solución que las ecuaciones normales, lo que valida la implementación, y los coeficientes son coherentes con el análisis descriptivo. Pero el poder explicativo es bajo: un R² de 0,085 en el conjunto de prueba significa que las variables institucionales y demográficas disponibles explican una fracción pequeña de la variación individual. En clasificación el resultado es más elocuente todavía: con un 19 % de titulación oportuna, predecir siempre </w:t>
       </w:r>
+      <w:r>
+        <w:rPr>
+          <w:color w:val="000000"/>
+        </w:rPr>
+        <w:t>«no oportuna» acierta el 81,3 %, y el modelo con umbral 0,5 alcanza 81,2 %. No supera a la regla trivial.</w:t>
+      </w:r>
+    </w:p>
+    <w:p>
+      <w:pPr>
+        <w:spacing w:before="140" w:after="140" w:line="360" w:lineRule="auto"/>
+        <w:jc w:val="both"/>
+      </w:pPr>
+      <w:r>
+        <w:rPr>
+          <w:color w:val="000000"/>
+        </w:rPr>
+        <w:t>Bajar el umbral a la prevalencia (0,19) eleva la sensibilidad al 59,6 % a costa de la precisión, lo que convierte la elección del umbral en una decisión de política —a cuántos estudiantes acompañar— y no en un problema estadístico.</w:t>
+      </w:r>
+    </w:p>
+    <w:p>
+      <w:pPr>
+        <w:pStyle w:val="Heading2"/>
+        <w:spacing w:before="280" w:after="140"/>
+      </w:pPr>
+      <w:bookmarkStart w:id="31" w:name="_Toc241524530"/>
+      <w:r>
+        <w:t>4.8 El relato de los hallazgos</w:t>
+      </w:r>
+      <w:bookmarkEnd w:id="31"/>
     </w:p>
     <w:p>
       <w:pPr>
@@ -27280,18 +24987,417 @@
         <w:rPr>
           <w:color w:val="000000"/>
         </w:rPr>
-        <w:t xml:space="preserve">Pero el poder explicativo es bajo. Un R² de 0,085 en el conjunto de prueba significa que las variables institucionales y demográficas disponibles explican una fracción pequeña de la variación individual. En clasificación el resultado es aún más elocuente: con un 19 % de titulación oportuna, predecir siempre «no oportuna» acierta el 81,3 %, y el modelo con umbral 0,5 alcanza 81,2 %. No supera a la regla trivial. Bajar el umbral a la prevalencia (0,19) eleva la sensibilidad al 59,6 % a costa de la precisión, </w:t>
+        <w:t>Un gráfico aislado informa; una secuencia de gráficos argumenta. Las tres figuras de este apartado están encadenadas de forma deliberada, y el color cumple la misma función en las tres: señala aquello sobre lo que se dirige la mirada, mientras el gris es siempre el contexto.</w:t>
+      </w:r>
+    </w:p>
+    <w:p>
+      <w:pPr>
+        <w:spacing w:before="220" w:after="80"/>
+      </w:pPr>
+      <w:r>
+        <w:rPr>
+          <w:b/>
+          <w:bCs/>
+          <w:sz w:val="19"/>
+          <w:szCs w:val="19"/>
+        </w:rPr>
+        <w:lastRenderedPageBreak/>
+        <w:t xml:space="preserve">Tabla 17. </w:t>
+      </w:r>
+      <w:r>
+        <w:rPr>
+          <w:sz w:val="19"/>
+          <w:szCs w:val="19"/>
+        </w:rPr>
+        <w:t>Función de cada figura en el argumento</w:t>
+      </w:r>
+    </w:p>
+    <w:tbl>
+      <w:tblPr>
+        <w:tblW w:w="8838" w:type="dxa"/>
+        <w:tblBorders>
+          <w:top w:val="single" w:sz="4" w:space="0" w:color="BFC7CF"/>
+          <w:left w:val="single" w:sz="4" w:space="0" w:color="BFC7CF"/>
+          <w:bottom w:val="single" w:sz="4" w:space="0" w:color="BFC7CF"/>
+          <w:right w:val="single" w:sz="4" w:space="0" w:color="BFC7CF"/>
+          <w:insideH w:val="single" w:sz="4" w:space="0" w:color="BFC7CF"/>
+          <w:insideV w:val="single" w:sz="4" w:space="0" w:color="BFC7CF"/>
+        </w:tblBorders>
+        <w:tblCellMar>
+          <w:left w:w="10" w:type="dxa"/>
+          <w:right w:w="10" w:type="dxa"/>
+        </w:tblCellMar>
+        <w:tblLook w:val="04A0" w:firstRow="1" w:lastRow="0" w:firstColumn="1" w:lastColumn="0" w:noHBand="0" w:noVBand="1"/>
+      </w:tblPr>
+      <w:tblGrid>
+        <w:gridCol w:w="1591"/>
+        <w:gridCol w:w="1414"/>
+        <w:gridCol w:w="5833"/>
+      </w:tblGrid>
+      <w:tr>
+        <w:tblPrEx>
+          <w:tblCellMar>
+            <w:top w:w="0" w:type="dxa"/>
+            <w:bottom w:w="0" w:type="dxa"/>
+          </w:tblCellMar>
+        </w:tblPrEx>
+        <w:trPr>
+          <w:tblHeader/>
+        </w:trPr>
+        <w:tc>
+          <w:tcPr>
+            <w:tcW w:w="1591" w:type="dxa"/>
+            <w:shd w:val="clear" w:color="auto" w:fill="1F4E79"/>
+            <w:tcMar>
+              <w:top w:w="60" w:type="dxa"/>
+              <w:left w:w="100" w:type="dxa"/>
+              <w:bottom w:w="60" w:type="dxa"/>
+              <w:right w:w="100" w:type="dxa"/>
+            </w:tcMar>
+          </w:tcPr>
+          <w:p>
+            <w:pPr>
+              <w:spacing w:line="260" w:lineRule="auto"/>
+            </w:pPr>
+            <w:r>
+              <w:rPr>
+                <w:b/>
+                <w:bCs/>
+                <w:color w:val="FFFFFF"/>
+                <w:sz w:val="19"/>
+                <w:szCs w:val="19"/>
+              </w:rPr>
+              <w:t>Movimiento</w:t>
+            </w:r>
+          </w:p>
+        </w:tc>
+        <w:tc>
+          <w:tcPr>
+            <w:tcW w:w="1414" w:type="dxa"/>
+            <w:shd w:val="clear" w:color="auto" w:fill="1F4E79"/>
+            <w:tcMar>
+              <w:top w:w="60" w:type="dxa"/>
+              <w:left w:w="100" w:type="dxa"/>
+              <w:bottom w:w="60" w:type="dxa"/>
+              <w:right w:w="100" w:type="dxa"/>
+            </w:tcMar>
+          </w:tcPr>
+          <w:p>
+            <w:pPr>
+              <w:spacing w:line="260" w:lineRule="auto"/>
+            </w:pPr>
+            <w:r>
+              <w:rPr>
+                <w:b/>
+                <w:bCs/>
+                <w:color w:val="FFFFFF"/>
+                <w:sz w:val="19"/>
+                <w:szCs w:val="19"/>
+              </w:rPr>
+              <w:t>Figura</w:t>
+            </w:r>
+          </w:p>
+        </w:tc>
+        <w:tc>
+          <w:tcPr>
+            <w:tcW w:w="5833" w:type="dxa"/>
+            <w:shd w:val="clear" w:color="auto" w:fill="1F4E79"/>
+            <w:tcMar>
+              <w:top w:w="60" w:type="dxa"/>
+              <w:left w:w="100" w:type="dxa"/>
+              <w:bottom w:w="60" w:type="dxa"/>
+              <w:right w:w="100" w:type="dxa"/>
+            </w:tcMar>
+          </w:tcPr>
+          <w:p>
+            <w:pPr>
+              <w:spacing w:line="260" w:lineRule="auto"/>
+            </w:pPr>
+            <w:r>
+              <w:rPr>
+                <w:b/>
+                <w:bCs/>
+                <w:color w:val="FFFFFF"/>
+                <w:sz w:val="19"/>
+                <w:szCs w:val="19"/>
+              </w:rPr>
+              <w:t>Qué aporta</w:t>
+            </w:r>
+          </w:p>
+        </w:tc>
+      </w:tr>
+      <w:tr>
+        <w:tblPrEx>
+          <w:tblCellMar>
+            <w:top w:w="0" w:type="dxa"/>
+            <w:bottom w:w="0" w:type="dxa"/>
+          </w:tblCellMar>
+        </w:tblPrEx>
+        <w:tc>
+          <w:tcPr>
+            <w:tcW w:w="1591" w:type="dxa"/>
+            <w:tcMar>
+              <w:top w:w="60" w:type="dxa"/>
+              <w:left w:w="100" w:type="dxa"/>
+              <w:bottom w:w="60" w:type="dxa"/>
+              <w:right w:w="100" w:type="dxa"/>
+            </w:tcMar>
+          </w:tcPr>
+          <w:p>
+            <w:pPr>
+              <w:spacing w:line="260" w:lineRule="auto"/>
+            </w:pPr>
+            <w:r>
+              <w:rPr>
+                <w:color w:val="000000"/>
+                <w:sz w:val="19"/>
+                <w:szCs w:val="19"/>
+              </w:rPr>
+              <w:t>Contexto</w:t>
+            </w:r>
+          </w:p>
+        </w:tc>
+        <w:tc>
+          <w:tcPr>
+            <w:tcW w:w="1414" w:type="dxa"/>
+            <w:tcMar>
+              <w:top w:w="60" w:type="dxa"/>
+              <w:left w:w="100" w:type="dxa"/>
+              <w:bottom w:w="60" w:type="dxa"/>
+              <w:right w:w="100" w:type="dxa"/>
+            </w:tcMar>
+          </w:tcPr>
+          <w:p>
+            <w:pPr>
+              <w:spacing w:line="260" w:lineRule="auto"/>
+            </w:pPr>
+            <w:r>
+              <w:rPr>
+                <w:color w:val="000000"/>
+                <w:sz w:val="19"/>
+                <w:szCs w:val="19"/>
+              </w:rPr>
+              <w:t>Figura 1</w:t>
+            </w:r>
+          </w:p>
+        </w:tc>
+        <w:tc>
+          <w:tcPr>
+            <w:tcW w:w="5833" w:type="dxa"/>
+            <w:tcMar>
+              <w:top w:w="60" w:type="dxa"/>
+              <w:left w:w="100" w:type="dxa"/>
+              <w:bottom w:w="60" w:type="dxa"/>
+              <w:right w:w="100" w:type="dxa"/>
+            </w:tcMar>
+          </w:tcPr>
+          <w:p>
+            <w:pPr>
+              <w:spacing w:line="260" w:lineRule="auto"/>
+            </w:pPr>
+            <w:r>
+              <w:rPr>
+                <w:color w:val="000000"/>
+                <w:sz w:val="19"/>
+                <w:szCs w:val="19"/>
+              </w:rPr>
+              <w:t>Establece la magnitud: el rezago es la norma y no la excepción</w:t>
+            </w:r>
+          </w:p>
+        </w:tc>
+      </w:tr>
+      <w:tr>
+        <w:tblPrEx>
+          <w:tblCellMar>
+            <w:top w:w="0" w:type="dxa"/>
+            <w:bottom w:w="0" w:type="dxa"/>
+          </w:tblCellMar>
+        </w:tblPrEx>
+        <w:tc>
+          <w:tcPr>
+            <w:tcW w:w="1591" w:type="dxa"/>
+            <w:shd w:val="clear" w:color="auto" w:fill="F2F5F8"/>
+            <w:tcMar>
+              <w:top w:w="60" w:type="dxa"/>
+              <w:left w:w="100" w:type="dxa"/>
+              <w:bottom w:w="60" w:type="dxa"/>
+              <w:right w:w="100" w:type="dxa"/>
+            </w:tcMar>
+          </w:tcPr>
+          <w:p>
+            <w:pPr>
+              <w:spacing w:line="260" w:lineRule="auto"/>
+            </w:pPr>
+            <w:r>
+              <w:rPr>
+                <w:color w:val="000000"/>
+                <w:sz w:val="19"/>
+                <w:szCs w:val="19"/>
+              </w:rPr>
+              <w:t>Contraste</w:t>
+            </w:r>
+          </w:p>
+        </w:tc>
+        <w:tc>
+          <w:tcPr>
+            <w:tcW w:w="1414" w:type="dxa"/>
+            <w:shd w:val="clear" w:color="auto" w:fill="F2F5F8"/>
+            <w:tcMar>
+              <w:top w:w="60" w:type="dxa"/>
+              <w:left w:w="100" w:type="dxa"/>
+              <w:bottom w:w="60" w:type="dxa"/>
+              <w:right w:w="100" w:type="dxa"/>
+            </w:tcMar>
+          </w:tcPr>
+          <w:p>
+            <w:pPr>
+              <w:spacing w:line="260" w:lineRule="auto"/>
+            </w:pPr>
+            <w:r>
+              <w:rPr>
+                <w:color w:val="000000"/>
+                <w:sz w:val="19"/>
+                <w:szCs w:val="19"/>
+              </w:rPr>
+              <w:t>Figura 2</w:t>
+            </w:r>
+          </w:p>
+        </w:tc>
+        <w:tc>
+          <w:tcPr>
+            <w:tcW w:w="5833" w:type="dxa"/>
+            <w:shd w:val="clear" w:color="auto" w:fill="F2F5F8"/>
+            <w:tcMar>
+              <w:top w:w="60" w:type="dxa"/>
+              <w:left w:w="100" w:type="dxa"/>
+              <w:bottom w:w="60" w:type="dxa"/>
+              <w:right w:w="100" w:type="dxa"/>
+            </w:tcMar>
+          </w:tcPr>
+          <w:p>
+            <w:pPr>
+              <w:spacing w:line="260" w:lineRule="auto"/>
+            </w:pPr>
+            <w:r>
+              <w:rPr>
+                <w:color w:val="000000"/>
+                <w:sz w:val="19"/>
+                <w:szCs w:val="19"/>
+              </w:rPr>
+              <w:t>Localiza dónde se concentra: el rezago no se reparte de forma pareja</w:t>
+            </w:r>
+          </w:p>
+        </w:tc>
+      </w:tr>
+      <w:tr>
+        <w:tblPrEx>
+          <w:tblCellMar>
+            <w:top w:w="0" w:type="dxa"/>
+            <w:bottom w:w="0" w:type="dxa"/>
+          </w:tblCellMar>
+        </w:tblPrEx>
+        <w:tc>
+          <w:tcPr>
+            <w:tcW w:w="1591" w:type="dxa"/>
+            <w:tcMar>
+              <w:top w:w="60" w:type="dxa"/>
+              <w:left w:w="100" w:type="dxa"/>
+              <w:bottom w:w="60" w:type="dxa"/>
+              <w:right w:w="100" w:type="dxa"/>
+            </w:tcMar>
+          </w:tcPr>
+          <w:p>
+            <w:pPr>
+              <w:spacing w:line="260" w:lineRule="auto"/>
+            </w:pPr>
+            <w:r>
+              <w:rPr>
+                <w:color w:val="000000"/>
+                <w:sz w:val="19"/>
+                <w:szCs w:val="19"/>
+              </w:rPr>
+              <w:t>Resolución</w:t>
+            </w:r>
+          </w:p>
+        </w:tc>
+        <w:tc>
+          <w:tcPr>
+            <w:tcW w:w="1414" w:type="dxa"/>
+            <w:tcMar>
+              <w:top w:w="60" w:type="dxa"/>
+              <w:left w:w="100" w:type="dxa"/>
+              <w:bottom w:w="60" w:type="dxa"/>
+              <w:right w:w="100" w:type="dxa"/>
+            </w:tcMar>
+          </w:tcPr>
+          <w:p>
+            <w:pPr>
+              <w:spacing w:line="260" w:lineRule="auto"/>
+            </w:pPr>
+            <w:r>
+              <w:rPr>
+                <w:color w:val="000000"/>
+                <w:sz w:val="19"/>
+                <w:szCs w:val="19"/>
+              </w:rPr>
+              <w:t>Figura 3</w:t>
+            </w:r>
+          </w:p>
+        </w:tc>
+        <w:tc>
+          <w:tcPr>
+            <w:tcW w:w="5833" w:type="dxa"/>
+            <w:tcMar>
+              <w:top w:w="60" w:type="dxa"/>
+              <w:left w:w="100" w:type="dxa"/>
+              <w:bottom w:w="60" w:type="dxa"/>
+              <w:right w:w="100" w:type="dxa"/>
+            </w:tcMar>
+          </w:tcPr>
+          <w:p>
+            <w:pPr>
+              <w:spacing w:line="260" w:lineRule="auto"/>
+            </w:pPr>
+            <w:r>
+              <w:rPr>
+                <w:color w:val="000000"/>
+                <w:sz w:val="19"/>
+                <w:szCs w:val="19"/>
+              </w:rPr>
+              <w:t>Confirma el patrón en otra dimensión y declara hasta dónde alcanza la lectura</w:t>
+            </w:r>
+          </w:p>
+        </w:tc>
+      </w:tr>
+    </w:tbl>
+    <w:p>
+      <w:pPr>
+        <w:spacing w:before="160" w:after="140" w:line="360" w:lineRule="auto"/>
+        <w:jc w:val="both"/>
+      </w:pPr>
+      <w:r>
+        <w:rPr>
+          <w:color w:val="000000"/>
+        </w:rPr>
+        <w:t>Cuatro de cada cinco titulados de pregrado en Chile egresan fuera del plazo que su propio plan de estudios declara, con un exceso medio de 2,76 semestres que suma 3.551.990 semestres-estudiante en el período. Ese rezago no se reparte de forma pareja: Derecho triplica a Educación, las universidades superan a institutos y centros de formación técnica, y las mujeres se titulan casi un semestre antes de manera consistente en las diez áreas, diferencia que resiste la estratificación. La dimensión temporal confir</w:t>
       </w:r>
       <w:r>
         <w:rPr>
           <w:color w:val="000000"/>
         </w:rPr>
-        <w:t>lo que convierte la elección del umbral en una decisión de política —a cuántos estudiantes acompañar— y no en un problema estadístico.</w:t>
+        <w:t>ma el patrón y revela sus límites: la caída de titulaciones de 2020 y el máximo de 2021 son el mismo fenómeno, y el descenso posterior no puede leerse como mejora porque ninguna cohorte del período está completa.</w:t>
       </w:r>
     </w:p>
     <w:p>
+      <w:pPr>
+        <w:spacing w:before="140" w:after="140" w:line="360" w:lineRule="auto"/>
+        <w:jc w:val="both"/>
+      </w:pPr>
       <w:r>
-        <w:br w:type="page"/>
+        <w:rPr>
+          <w:color w:val="000000"/>
+        </w:rPr>
+        <w:t>Nada de esto explica el caso individual. Los modelos alcanzan un R² de 0,085 y su clasificación no supera a la regla trivial. El rezago responde a trayectorias personales que los registros administrativos no contienen. Esa conclusión negativa delimita el alcance legítimo de este tipo de fuente, y es un resultado del trabajo tanto como las cifras anteriores.</w:t>
       </w:r>
     </w:p>
     <w:p>
@@ -27299,23 +25405,22 @@
         <w:pStyle w:val="Heading1"/>
         <w:spacing w:before="360" w:after="200"/>
       </w:pPr>
-      <w:bookmarkStart w:id="30" w:name="_Toc241409930"/>
+      <w:bookmarkStart w:id="32" w:name="_Toc241524531"/>
       <w:r>
-        <w:lastRenderedPageBreak/>
         <w:t>5. Discusión</w:t>
       </w:r>
-      <w:bookmarkEnd w:id="30"/>
+      <w:bookmarkEnd w:id="32"/>
     </w:p>
     <w:p>
       <w:pPr>
         <w:pStyle w:val="Heading2"/>
         <w:spacing w:before="280" w:after="140"/>
       </w:pPr>
-      <w:bookmarkStart w:id="31" w:name="_Toc241409931"/>
+      <w:bookmarkStart w:id="33" w:name="_Toc241524532"/>
       <w:r>
         <w:t>5.1 Contraste con las hipótesis iniciales</w:t>
       </w:r>
-      <w:bookmarkEnd w:id="31"/>
+      <w:bookmarkEnd w:id="33"/>
     </w:p>
     <w:p>
       <w:pPr>
@@ -27340,7 +25445,7 @@
           <w:sz w:val="19"/>
           <w:szCs w:val="19"/>
         </w:rPr>
-        <w:t xml:space="preserve">Tabla 19. </w:t>
+        <w:t xml:space="preserve">Tabla 18. </w:t>
       </w:r>
       <w:r>
         <w:rPr>
@@ -27720,6 +25825,7 @@
         <w:rPr>
           <w:color w:val="000000"/>
         </w:rPr>
+        <w:lastRenderedPageBreak/>
         <w:t>La tercera hipótesis es la más valiosa precisamente porque no se cumplió. Muestra que el rezago es un fenómeno individual que los registros administrativos no capturan, y acota qué tipo de conclusiones puede sostener esta fuente. Un proyecto que solo confirmara lo que esperaba habría aprendido menos.</w:t>
       </w:r>
     </w:p>
@@ -27728,11 +25834,11 @@
         <w:pStyle w:val="Heading2"/>
         <w:spacing w:before="280" w:after="140"/>
       </w:pPr>
-      <w:bookmarkStart w:id="32" w:name="_Toc241409932"/>
+      <w:bookmarkStart w:id="34" w:name="_Toc241524533"/>
       <w:r>
         <w:t>5.2 Limitaciones y riesgos</w:t>
       </w:r>
-      <w:bookmarkEnd w:id="32"/>
+      <w:bookmarkEnd w:id="34"/>
     </w:p>
     <w:p>
       <w:pPr>
@@ -27801,7 +25907,6 @@
         <w:jc w:val="both"/>
       </w:pPr>
       <w:r>
-        <w:lastRenderedPageBreak/>
         <w:t>Variables ausentes. No hay información sobre situación laboral, financiamiento, salud ni carga familiar, que es justamente donde el modelo sugiere que reside la explicación. El bajo R² es evidencia de esa ausencia, no de un error de especificación.</w:t>
       </w:r>
     </w:p>
@@ -27824,11 +25929,11 @@
         <w:pStyle w:val="Heading2"/>
         <w:spacing w:before="280" w:after="140"/>
       </w:pPr>
-      <w:bookmarkStart w:id="33" w:name="_Toc241409933"/>
+      <w:bookmarkStart w:id="35" w:name="_Toc241524534"/>
       <w:r>
         <w:t>5.3 Relación entre las fases y decisiones determinantes</w:t>
       </w:r>
-      <w:bookmarkEnd w:id="33"/>
+      <w:bookmarkEnd w:id="35"/>
     </w:p>
     <w:p>
       <w:pPr>
@@ -27857,6 +25962,7 @@
           <w:b/>
           <w:bCs/>
         </w:rPr>
+        <w:lastRenderedPageBreak/>
         <w:t xml:space="preserve">F1 → F2. </w:t>
       </w:r>
       <w:r>
@@ -27936,23 +26042,23 @@
         <w:pStyle w:val="Heading1"/>
         <w:spacing w:before="360" w:after="200"/>
       </w:pPr>
-      <w:bookmarkStart w:id="34" w:name="_Toc241409934"/>
+      <w:bookmarkStart w:id="36" w:name="_Toc241524535"/>
       <w:r>
         <w:lastRenderedPageBreak/>
         <w:t>6. Conclusiones</w:t>
       </w:r>
-      <w:bookmarkEnd w:id="34"/>
+      <w:bookmarkEnd w:id="36"/>
     </w:p>
     <w:p>
       <w:pPr>
         <w:pStyle w:val="Heading2"/>
         <w:spacing w:before="280" w:after="140"/>
       </w:pPr>
-      <w:bookmarkStart w:id="35" w:name="_Toc241409935"/>
+      <w:bookmarkStart w:id="37" w:name="_Toc241524536"/>
       <w:r>
         <w:t>6.1 Hallazgos sustantivos</w:t>
       </w:r>
-      <w:bookmarkEnd w:id="35"/>
+      <w:bookmarkEnd w:id="37"/>
     </w:p>
     <w:p>
       <w:pPr>
@@ -28015,11 +26121,11 @@
         <w:pStyle w:val="Heading2"/>
         <w:spacing w:before="280" w:after="140"/>
       </w:pPr>
-      <w:bookmarkStart w:id="36" w:name="_Toc241409936"/>
+      <w:bookmarkStart w:id="38" w:name="_Toc241524537"/>
       <w:r>
         <w:t>6.2 Aprendizajes técnicos</w:t>
       </w:r>
-      <w:bookmarkEnd w:id="36"/>
+      <w:bookmarkEnd w:id="38"/>
     </w:p>
     <w:p>
       <w:pPr>
@@ -28132,11 +26238,11 @@
         <w:pStyle w:val="Heading2"/>
         <w:spacing w:before="280" w:after="140"/>
       </w:pPr>
-      <w:bookmarkStart w:id="37" w:name="_Toc241409937"/>
+      <w:bookmarkStart w:id="39" w:name="_Toc241524538"/>
       <w:r>
         <w:t>6.3 Mejoras propuestas, basadas en la evidencia del proyecto</w:t>
       </w:r>
-      <w:bookmarkEnd w:id="37"/>
+      <w:bookmarkEnd w:id="39"/>
     </w:p>
     <w:p>
       <w:pPr>
@@ -28149,7 +26255,7 @@
           <w:sz w:val="19"/>
           <w:szCs w:val="19"/>
         </w:rPr>
-        <w:t xml:space="preserve">Tabla 20. </w:t>
+        <w:t xml:space="preserve">Tabla 19. </w:t>
       </w:r>
       <w:r>
         <w:rPr>
@@ -28768,11 +26874,11 @@
         <w:pStyle w:val="Heading2"/>
         <w:spacing w:before="280" w:after="140"/>
       </w:pPr>
-      <w:bookmarkStart w:id="38" w:name="_Toc241409938"/>
+      <w:bookmarkStart w:id="40" w:name="_Toc241524539"/>
       <w:r>
         <w:t>6.4 Comunicación de resultados</w:t>
       </w:r>
-      <w:bookmarkEnd w:id="38"/>
+      <w:bookmarkEnd w:id="40"/>
     </w:p>
     <w:p>
       <w:pPr>
@@ -28853,12 +26959,12 @@
         <w:pStyle w:val="Heading1"/>
         <w:spacing w:before="360" w:after="200"/>
       </w:pPr>
-      <w:bookmarkStart w:id="39" w:name="_Toc241409939"/>
+      <w:bookmarkStart w:id="41" w:name="_Toc241524540"/>
       <w:r>
         <w:lastRenderedPageBreak/>
         <w:t>7. Trazabilidad de mejoras</w:t>
       </w:r>
-      <w:bookmarkEnd w:id="39"/>
+      <w:bookmarkEnd w:id="41"/>
     </w:p>
     <w:p>
       <w:pPr>
@@ -28883,7 +26989,7 @@
           <w:sz w:val="19"/>
           <w:szCs w:val="19"/>
         </w:rPr>
-        <w:t xml:space="preserve">Tabla 21. </w:t>
+        <w:t xml:space="preserve">Tabla 20. </w:t>
       </w:r>
       <w:r>
         <w:rPr>
@@ -30113,23 +28219,23 @@
         <w:pStyle w:val="Heading1"/>
         <w:spacing w:before="360" w:after="200"/>
       </w:pPr>
-      <w:bookmarkStart w:id="40" w:name="_Toc241409940"/>
+      <w:bookmarkStart w:id="42" w:name="_Toc241524541"/>
       <w:r>
         <w:lastRenderedPageBreak/>
         <w:t>8. Repositorio y notebooks</w:t>
       </w:r>
-      <w:bookmarkEnd w:id="40"/>
+      <w:bookmarkEnd w:id="42"/>
     </w:p>
     <w:p>
       <w:pPr>
         <w:pStyle w:val="Heading2"/>
         <w:spacing w:before="280" w:after="140"/>
       </w:pPr>
-      <w:bookmarkStart w:id="41" w:name="_Toc241409941"/>
+      <w:bookmarkStart w:id="43" w:name="_Toc241524542"/>
       <w:r>
         <w:t>8.1 Estructura del repositorio</w:t>
       </w:r>
-      <w:bookmarkEnd w:id="41"/>
+      <w:bookmarkEnd w:id="43"/>
     </w:p>
     <w:p>
       <w:pPr>
@@ -30664,11 +28770,11 @@
         <w:pStyle w:val="Heading2"/>
         <w:spacing w:before="280" w:after="140"/>
       </w:pPr>
-      <w:bookmarkStart w:id="42" w:name="_Toc241409942"/>
+      <w:bookmarkStart w:id="44" w:name="_Toc241524543"/>
       <w:r>
         <w:t>8.2 Notebooks del proyecto</w:t>
       </w:r>
-      <w:bookmarkEnd w:id="42"/>
+      <w:bookmarkEnd w:id="44"/>
     </w:p>
     <w:p>
       <w:pPr>
@@ -30681,7 +28787,7 @@
           <w:sz w:val="19"/>
           <w:szCs w:val="19"/>
         </w:rPr>
-        <w:t xml:space="preserve">Tabla 22. </w:t>
+        <w:t xml:space="preserve">Tabla 21. </w:t>
       </w:r>
       <w:r>
         <w:rPr>
@@ -31324,12 +29430,12 @@
         <w:pStyle w:val="Heading1"/>
         <w:spacing w:before="360" w:after="200"/>
       </w:pPr>
-      <w:bookmarkStart w:id="43" w:name="_Toc241409943"/>
+      <w:bookmarkStart w:id="45" w:name="_Toc241524544"/>
       <w:r>
         <w:lastRenderedPageBreak/>
         <w:t>9. Referencias</w:t>
       </w:r>
-      <w:bookmarkEnd w:id="43"/>
+      <w:bookmarkEnd w:id="45"/>
     </w:p>
     <w:p>
       <w:pPr>
@@ -31352,11 +29458,11 @@
         <w:pStyle w:val="Heading2"/>
         <w:spacing w:before="280" w:after="140"/>
       </w:pPr>
-      <w:bookmarkStart w:id="44" w:name="_Toc241409944"/>
+      <w:bookmarkStart w:id="46" w:name="_Toc241524545"/>
       <w:r>
         <w:t>Bibliografía docente</w:t>
       </w:r>
-      <w:bookmarkEnd w:id="44"/>
+      <w:bookmarkEnd w:id="46"/>
     </w:p>
     <w:p>
       <w:pPr>
@@ -31399,11 +29505,11 @@
         <w:pStyle w:val="Heading2"/>
         <w:spacing w:before="280" w:after="140"/>
       </w:pPr>
-      <w:bookmarkStart w:id="45" w:name="_Toc241409945"/>
+      <w:bookmarkStart w:id="47" w:name="_Toc241524546"/>
       <w:r>
         <w:t>Fuente de datos</w:t>
       </w:r>
-      <w:bookmarkEnd w:id="45"/>
+      <w:bookmarkEnd w:id="47"/>
     </w:p>
     <w:p>
       <w:pPr>
@@ -31422,11 +29528,11 @@
         <w:pStyle w:val="Heading2"/>
         <w:spacing w:before="280" w:after="140"/>
       </w:pPr>
-      <w:bookmarkStart w:id="46" w:name="_Toc241409946"/>
+      <w:bookmarkStart w:id="48" w:name="_Toc241524547"/>
       <w:r>
         <w:t>Documentación técnica oficial</w:t>
       </w:r>
-      <w:bookmarkEnd w:id="46"/>
+      <w:bookmarkEnd w:id="48"/>
     </w:p>
     <w:p>
       <w:pPr>
@@ -31493,11 +29599,11 @@
         <w:pStyle w:val="Heading2"/>
         <w:spacing w:before="280" w:after="140"/>
       </w:pPr>
-      <w:bookmarkStart w:id="47" w:name="_Toc241409947"/>
+      <w:bookmarkStart w:id="49" w:name="_Toc241524548"/>
       <w:r>
         <w:t>Bibliografía complementaria</w:t>
       </w:r>
-      <w:bookmarkEnd w:id="47"/>
+      <w:bookmarkEnd w:id="49"/>
     </w:p>
     <w:p>
       <w:pPr>
@@ -31570,23 +29676,23 @@
         <w:pStyle w:val="Heading1"/>
         <w:spacing w:before="360" w:after="200"/>
       </w:pPr>
-      <w:bookmarkStart w:id="48" w:name="_Toc241409948"/>
+      <w:bookmarkStart w:id="50" w:name="_Toc241524549"/>
       <w:r>
         <w:lastRenderedPageBreak/>
         <w:t>Anexos</w:t>
       </w:r>
-      <w:bookmarkEnd w:id="48"/>
+      <w:bookmarkEnd w:id="50"/>
     </w:p>
     <w:p>
       <w:pPr>
         <w:pStyle w:val="Heading2"/>
         <w:spacing w:before="280" w:after="140"/>
       </w:pPr>
-      <w:bookmarkStart w:id="49" w:name="_Toc241409949"/>
+      <w:bookmarkStart w:id="51" w:name="_Toc241524550"/>
       <w:r>
         <w:t>Anexo A. Salida completa de las pruebas automatizadas</w:t>
       </w:r>
-      <w:bookmarkEnd w:id="49"/>
+      <w:bookmarkEnd w:id="51"/>
     </w:p>
     <w:tbl>
       <w:tblPr>
@@ -34015,11 +32121,11 @@
         <w:pStyle w:val="Heading2"/>
         <w:spacing w:before="280" w:after="140"/>
       </w:pPr>
-      <w:bookmarkStart w:id="50" w:name="_Toc241409950"/>
+      <w:bookmarkStart w:id="52" w:name="_Toc241524551"/>
       <w:r>
         <w:t>Anexo B. Historial completo de commits</w:t>
       </w:r>
-      <w:bookmarkEnd w:id="50"/>
+      <w:bookmarkEnd w:id="52"/>
     </w:p>
     <w:tbl>
       <w:tblPr>
@@ -37076,11 +35182,11 @@
         <w:pStyle w:val="Heading2"/>
         <w:spacing w:before="280" w:after="140"/>
       </w:pPr>
-      <w:bookmarkStart w:id="51" w:name="_Toc241409951"/>
+      <w:bookmarkStart w:id="53" w:name="_Toc241524552"/>
       <w:r>
         <w:t>Anexo C. Contribuciones y ramas</w:t>
       </w:r>
-      <w:bookmarkEnd w:id="51"/>
+      <w:bookmarkEnd w:id="53"/>
     </w:p>
     <w:p>
       <w:pPr>
@@ -37438,10 +35544,10 @@
 <file path=word/numbering.xml><?xml version="1.0" encoding="utf-8"?>
 <w:numbering xmlns:wpc="http://schemas.microsoft.com/office/word/2010/wordprocessingCanvas" xmlns:cx="http://schemas.microsoft.com/office/drawing/2014/chartex" xmlns:cx1="http://schemas.microsoft.com/office/drawing/2015/9/8/chartex" xmlns:cx2="http://schemas.microsoft.com/office/drawing/2015/10/21/chartex" xmlns:cx3="http://schemas.microsoft.com/office/drawing/2016/5/9/chartex" xmlns:cx4="http://schemas.microsoft.com/office/drawing/2016/5/10/chartex" xmlns:cx5="http://schemas.microsoft.com/office/drawing/2016/5/11/chartex" xmlns:cx6="http://schemas.microsoft.com/office/drawing/2016/5/12/chartex" xmlns:cx7="http://schemas.microsoft.com/office/drawing/2016/5/13/chartex" xmlns:cx8="http://schemas.microsoft.com/office/drawing/2016/5/14/chartex" xmlns:mc="http://schemas.openxmlformats.org/markup-compatibility/2006" xmlns:aink="http://schemas.microsoft.com/office/drawing/2016/ink" xmlns:am3d="http://schemas.microsoft.com/office/drawing/2017/model3d" xmlns:o="urn:schemas-microsoft-com:office:office" xmlns:oel="http://schemas.microsoft.com/office/2019/extlst" xmlns:r="http://schemas.openxmlformats.org/officeDocument/2006/relationships" xmlns:m="http://schemas.openxmlformats.org/officeDocument/2006/math" xmlns:v="urn:schemas-microsoft-com:vml" xmlns:wp14="http://schemas.microsoft.com/office/word/2010/wordprocessingDrawing" xmlns:wp="http://schemas.openxmlformats.org/drawingml/2006/wordprocessingDrawing" xmlns:w10="urn:schemas-microsoft-com:office:word" xmlns:w="http://schemas.openxmlformats.org/wordprocessingml/2006/main" xmlns:w14="http://schemas.microsoft.com/office/word/2010/wordml" xmlns:w15="http://schemas.microsoft.com/office/word/2012/wordml" xmlns:w16cex="http://schemas.microsoft.com/office/word/2018/wordml/cex" xmlns:w16cid="http://schemas.microsoft.com/office/word/2016/wordml/cid" xmlns:w16="http://schemas.microsoft.com/office/word/2018/wordml" xmlns:w16sdtdh="http://schemas.microsoft.com/office/word/2020/wordml/sdtdatahash" xmlns:w16se="http://schemas.microsoft.com/office/word/2015/wordml/symex" xmlns:wpg="http://schemas.microsoft.com/office/word/2010/wordprocessingGroup" xmlns:wpi="http://schemas.microsoft.com/office/word/2010/wordprocessingInk" xmlns:wne="http://schemas.microsoft.com/office/word/2006/wordml" xmlns:wps="http://schemas.microsoft.com/office/word/2010/wordprocessingShape" mc:Ignorable="w14 w15 w16se w16cid w16 w16cex w16sdtdh wp14">
   <w:abstractNum w:abstractNumId="0" w15:restartNumberingAfterBreak="0">
-    <w:nsid w:val="01914768"/>
+    <w:nsid w:val="0EB6028D"/>
     <w:multiLevelType w:val="hybridMultilevel"/>
-    <w:tmpl w:val="6AA6C6F8"/>
-    <w:lvl w:ilvl="0" w:tplc="9DAC7A06">
+    <w:tmpl w:val="03F8B374"/>
+    <w:lvl w:ilvl="0" w:tplc="19DC5D4C">
       <w:start w:val="1"/>
       <w:numFmt w:val="bullet"/>
       <w:lvlText w:val="●"/>
@@ -37450,7 +35556,7 @@
         <w:ind w:left="720" w:hanging="360"/>
       </w:pPr>
     </w:lvl>
-    <w:lvl w:ilvl="1" w:tplc="C9CE9BF2">
+    <w:lvl w:ilvl="1" w:tplc="906603EC">
       <w:start w:val="1"/>
       <w:numFmt w:val="bullet"/>
       <w:lvlText w:val="○"/>
@@ -37459,7 +35565,7 @@
         <w:ind w:left="1440" w:hanging="360"/>
       </w:pPr>
     </w:lvl>
-    <w:lvl w:ilvl="2" w:tplc="217A9EB2">
+    <w:lvl w:ilvl="2" w:tplc="D56C457C">
       <w:start w:val="1"/>
       <w:numFmt w:val="bullet"/>
       <w:lvlText w:val="■"/>
@@ -37468,7 +35574,7 @@
         <w:ind w:left="2160" w:hanging="360"/>
       </w:pPr>
     </w:lvl>
-    <w:lvl w:ilvl="3" w:tplc="78AA7166">
+    <w:lvl w:ilvl="3" w:tplc="1D84C326">
       <w:start w:val="1"/>
       <w:numFmt w:val="bullet"/>
       <w:lvlText w:val="●"/>
@@ -37477,7 +35583,7 @@
         <w:ind w:left="2880" w:hanging="360"/>
       </w:pPr>
     </w:lvl>
-    <w:lvl w:ilvl="4" w:tplc="BA444BEC">
+    <w:lvl w:ilvl="4" w:tplc="43DEE624">
       <w:start w:val="1"/>
       <w:numFmt w:val="bullet"/>
       <w:lvlText w:val="○"/>
@@ -37486,7 +35592,7 @@
         <w:ind w:left="3600" w:hanging="360"/>
       </w:pPr>
     </w:lvl>
-    <w:lvl w:ilvl="5" w:tplc="0622C6D6">
+    <w:lvl w:ilvl="5" w:tplc="7ADE00B8">
       <w:start w:val="1"/>
       <w:numFmt w:val="bullet"/>
       <w:lvlText w:val="■"/>
@@ -37495,7 +35601,7 @@
         <w:ind w:left="4320" w:hanging="360"/>
       </w:pPr>
     </w:lvl>
-    <w:lvl w:ilvl="6" w:tplc="AD144FE6">
+    <w:lvl w:ilvl="6" w:tplc="07384372">
       <w:start w:val="1"/>
       <w:numFmt w:val="bullet"/>
       <w:lvlText w:val="●"/>
@@ -37504,7 +35610,7 @@
         <w:ind w:left="5040" w:hanging="360"/>
       </w:pPr>
     </w:lvl>
-    <w:lvl w:ilvl="7" w:tplc="7A96462A">
+    <w:lvl w:ilvl="7" w:tplc="FB101FB0">
       <w:start w:val="1"/>
       <w:numFmt w:val="bullet"/>
       <w:lvlText w:val="●"/>
@@ -37513,7 +35619,7 @@
         <w:ind w:left="5760" w:hanging="360"/>
       </w:pPr>
     </w:lvl>
-    <w:lvl w:ilvl="8" w:tplc="20689BE6">
+    <w:lvl w:ilvl="8" w:tplc="07E65CCC">
       <w:start w:val="1"/>
       <w:numFmt w:val="bullet"/>
       <w:lvlText w:val="●"/>
@@ -37524,10 +35630,10 @@
     </w:lvl>
   </w:abstractNum>
   <w:abstractNum w:abstractNumId="1" w15:restartNumberingAfterBreak="0">
-    <w:nsid w:val="722F3C37"/>
+    <w:nsid w:val="5B8B32DB"/>
     <w:multiLevelType w:val="hybridMultilevel"/>
-    <w:tmpl w:val="A2F4DE70"/>
-    <w:lvl w:ilvl="0" w:tplc="32BA81A2">
+    <w:tmpl w:val="6B12F14E"/>
+    <w:lvl w:ilvl="0" w:tplc="D112541A">
       <w:start w:val="1"/>
       <w:numFmt w:val="decimal"/>
       <w:lvlText w:val="%1."/>
@@ -37536,78 +35642,78 @@
         <w:ind w:left="720" w:hanging="360"/>
       </w:pPr>
     </w:lvl>
-    <w:lvl w:ilvl="1" w:tplc="A662ABC2">
+    <w:lvl w:ilvl="1" w:tplc="D65ACC60">
       <w:numFmt w:val="decimal"/>
       <w:lvlText w:val=""/>
       <w:lvlJc w:val="left"/>
     </w:lvl>
-    <w:lvl w:ilvl="2" w:tplc="D10E7EEE">
+    <w:lvl w:ilvl="2" w:tplc="F3EC40DE">
       <w:numFmt w:val="decimal"/>
       <w:lvlText w:val=""/>
       <w:lvlJc w:val="left"/>
     </w:lvl>
-    <w:lvl w:ilvl="3" w:tplc="F8EC1208">
+    <w:lvl w:ilvl="3" w:tplc="F23C7D16">
       <w:numFmt w:val="decimal"/>
       <w:lvlText w:val=""/>
       <w:lvlJc w:val="left"/>
     </w:lvl>
-    <w:lvl w:ilvl="4" w:tplc="05E6C706">
+    <w:lvl w:ilvl="4" w:tplc="3430770C">
       <w:numFmt w:val="decimal"/>
       <w:lvlText w:val=""/>
       <w:lvlJc w:val="left"/>
     </w:lvl>
-    <w:lvl w:ilvl="5" w:tplc="DC822036">
+    <w:lvl w:ilvl="5" w:tplc="9B3254AE">
       <w:numFmt w:val="decimal"/>
       <w:lvlText w:val=""/>
       <w:lvlJc w:val="left"/>
     </w:lvl>
-    <w:lvl w:ilvl="6" w:tplc="36801F78">
+    <w:lvl w:ilvl="6" w:tplc="1D1052AE">
       <w:numFmt w:val="decimal"/>
       <w:lvlText w:val=""/>
       <w:lvlJc w:val="left"/>
     </w:lvl>
-    <w:lvl w:ilvl="7" w:tplc="C8643E56">
+    <w:lvl w:ilvl="7" w:tplc="69789D34">
       <w:numFmt w:val="decimal"/>
       <w:lvlText w:val=""/>
       <w:lvlJc w:val="left"/>
     </w:lvl>
-    <w:lvl w:ilvl="8" w:tplc="EE2A78BE">
+    <w:lvl w:ilvl="8" w:tplc="56BCD28C">
       <w:numFmt w:val="decimal"/>
       <w:lvlText w:val=""/>
       <w:lvlJc w:val="left"/>
     </w:lvl>
   </w:abstractNum>
-  <w:num w:numId="1" w16cid:durableId="1439522292">
+  <w:num w:numId="1" w16cid:durableId="969821622">
     <w:abstractNumId w:val="0"/>
     <w:lvlOverride w:ilvl="0">
       <w:startOverride w:val="1"/>
     </w:lvlOverride>
   </w:num>
-  <w:num w:numId="2" w16cid:durableId="860162356">
+  <w:num w:numId="2" w16cid:durableId="1301961797">
     <w:abstractNumId w:val="1"/>
     <w:lvlOverride w:ilvl="0">
       <w:startOverride w:val="1"/>
     </w:lvlOverride>
   </w:num>
-  <w:num w:numId="3" w16cid:durableId="1554851189">
+  <w:num w:numId="3" w16cid:durableId="14045838">
     <w:abstractNumId w:val="1"/>
     <w:lvlOverride w:ilvl="0">
       <w:startOverride w:val="1"/>
     </w:lvlOverride>
   </w:num>
-  <w:num w:numId="4" w16cid:durableId="1534071101">
+  <w:num w:numId="4" w16cid:durableId="143130662">
     <w:abstractNumId w:val="1"/>
     <w:lvlOverride w:ilvl="0">
       <w:startOverride w:val="1"/>
     </w:lvlOverride>
   </w:num>
-  <w:num w:numId="5" w16cid:durableId="2013214317">
+  <w:num w:numId="5" w16cid:durableId="1602182267">
     <w:abstractNumId w:val="1"/>
     <w:lvlOverride w:ilvl="0">
       <w:startOverride w:val="1"/>
     </w:lvlOverride>
   </w:num>
-  <w:num w:numId="6" w16cid:durableId="555974137">
+  <w:num w:numId="6" w16cid:durableId="1353340982">
     <w:abstractNumId w:val="1"/>
     <w:lvlOverride w:ilvl="0">
       <w:startOverride w:val="1"/>
@@ -38225,7 +36331,7 @@
     <w:autoRedefine/>
     <w:uiPriority w:val="39"/>
     <w:unhideWhenUsed/>
-    <w:rsid w:val="00585F52"/>
+    <w:rsid w:val="009378FE"/>
     <w:pPr>
       <w:spacing w:after="100"/>
     </w:pPr>
@@ -38237,7 +36343,7 @@
     <w:autoRedefine/>
     <w:uiPriority w:val="39"/>
     <w:unhideWhenUsed/>
-    <w:rsid w:val="00585F52"/>
+    <w:rsid w:val="009378FE"/>
     <w:pPr>
       <w:spacing w:after="100"/>
       <w:ind w:left="220"/>
@@ -38250,7 +36356,7 @@
     <w:autoRedefine/>
     <w:uiPriority w:val="39"/>
     <w:unhideWhenUsed/>
-    <w:rsid w:val="00585F52"/>
+    <w:rsid w:val="009378FE"/>
     <w:pPr>
       <w:spacing w:after="100"/>
       <w:ind w:left="440"/>

--- a/informe/Sumativa3_Fase4_Sebastian_Antunez.docx
+++ b/informe/Sumativa3_Fase4_Sebastian_Antunez.docx
@@ -248,12 +248,6 @@
         <w:gridCol w:w="6363"/>
       </w:tblGrid>
       <w:tr>
-        <w:tblPrEx>
-          <w:tblCellMar>
-            <w:top w:w="0" w:type="dxa"/>
-            <w:bottom w:w="0" w:type="dxa"/>
-          </w:tblCellMar>
-        </w:tblPrEx>
         <w:trPr>
           <w:tblHeader/>
         </w:trPr>
@@ -313,12 +307,6 @@
         </w:tc>
       </w:tr>
       <w:tr>
-        <w:tblPrEx>
-          <w:tblCellMar>
-            <w:top w:w="0" w:type="dxa"/>
-            <w:bottom w:w="0" w:type="dxa"/>
-          </w:tblCellMar>
-        </w:tblPrEx>
         <w:tc>
           <w:tcPr>
             <w:tcW w:w="2475" w:type="dxa"/>
@@ -369,12 +357,6 @@
         </w:tc>
       </w:tr>
       <w:tr>
-        <w:tblPrEx>
-          <w:tblCellMar>
-            <w:top w:w="0" w:type="dxa"/>
-            <w:bottom w:w="0" w:type="dxa"/>
-          </w:tblCellMar>
-        </w:tblPrEx>
         <w:tc>
           <w:tcPr>
             <w:tcW w:w="2475" w:type="dxa"/>
@@ -427,12 +409,6 @@
         </w:tc>
       </w:tr>
       <w:tr>
-        <w:tblPrEx>
-          <w:tblCellMar>
-            <w:top w:w="0" w:type="dxa"/>
-            <w:bottom w:w="0" w:type="dxa"/>
-          </w:tblCellMar>
-        </w:tblPrEx>
         <w:tc>
           <w:tcPr>
             <w:tcW w:w="2475" w:type="dxa"/>
@@ -483,12 +459,6 @@
         </w:tc>
       </w:tr>
       <w:tr>
-        <w:tblPrEx>
-          <w:tblCellMar>
-            <w:top w:w="0" w:type="dxa"/>
-            <w:bottom w:w="0" w:type="dxa"/>
-          </w:tblCellMar>
-        </w:tblPrEx>
         <w:tc>
           <w:tcPr>
             <w:tcW w:w="2475" w:type="dxa"/>
@@ -541,12 +511,6 @@
         </w:tc>
       </w:tr>
       <w:tr>
-        <w:tblPrEx>
-          <w:tblCellMar>
-            <w:top w:w="0" w:type="dxa"/>
-            <w:bottom w:w="0" w:type="dxa"/>
-          </w:tblCellMar>
-        </w:tblPrEx>
         <w:tc>
           <w:tcPr>
             <w:tcW w:w="2475" w:type="dxa"/>
@@ -597,12 +561,6 @@
         </w:tc>
       </w:tr>
       <w:tr>
-        <w:tblPrEx>
-          <w:tblCellMar>
-            <w:top w:w="0" w:type="dxa"/>
-            <w:bottom w:w="0" w:type="dxa"/>
-          </w:tblCellMar>
-        </w:tblPrEx>
         <w:tc>
           <w:tcPr>
             <w:tcW w:w="2475" w:type="dxa"/>
@@ -655,12 +613,6 @@
         </w:tc>
       </w:tr>
       <w:tr>
-        <w:tblPrEx>
-          <w:tblCellMar>
-            <w:top w:w="0" w:type="dxa"/>
-            <w:bottom w:w="0" w:type="dxa"/>
-          </w:tblCellMar>
-        </w:tblPrEx>
         <w:tc>
           <w:tcPr>
             <w:tcW w:w="2475" w:type="dxa"/>
@@ -711,12 +663,6 @@
         </w:tc>
       </w:tr>
       <w:tr>
-        <w:tblPrEx>
-          <w:tblCellMar>
-            <w:top w:w="0" w:type="dxa"/>
-            <w:bottom w:w="0" w:type="dxa"/>
-          </w:tblCellMar>
-        </w:tblPrEx>
         <w:tc>
           <w:tcPr>
             <w:tcW w:w="2475" w:type="dxa"/>
@@ -769,12 +715,6 @@
         </w:tc>
       </w:tr>
       <w:tr>
-        <w:tblPrEx>
-          <w:tblCellMar>
-            <w:top w:w="0" w:type="dxa"/>
-            <w:bottom w:w="0" w:type="dxa"/>
-          </w:tblCellMar>
-        </w:tblPrEx>
         <w:tc>
           <w:tcPr>
             <w:tcW w:w="2475" w:type="dxa"/>
@@ -825,12 +765,6 @@
         </w:tc>
       </w:tr>
       <w:tr>
-        <w:tblPrEx>
-          <w:tblCellMar>
-            <w:top w:w="0" w:type="dxa"/>
-            <w:bottom w:w="0" w:type="dxa"/>
-          </w:tblCellMar>
-        </w:tblPrEx>
         <w:tc>
           <w:tcPr>
             <w:tcW w:w="2475" w:type="dxa"/>
@@ -883,12 +817,6 @@
         </w:tc>
       </w:tr>
       <w:tr>
-        <w:tblPrEx>
-          <w:tblCellMar>
-            <w:top w:w="0" w:type="dxa"/>
-            <w:bottom w:w="0" w:type="dxa"/>
-          </w:tblCellMar>
-        </w:tblPrEx>
         <w:tc>
           <w:tcPr>
             <w:tcW w:w="2475" w:type="dxa"/>
@@ -939,12 +867,6 @@
         </w:tc>
       </w:tr>
       <w:tr>
-        <w:tblPrEx>
-          <w:tblCellMar>
-            <w:top w:w="0" w:type="dxa"/>
-            <w:bottom w:w="0" w:type="dxa"/>
-          </w:tblCellMar>
-        </w:tblPrEx>
         <w:tc>
           <w:tcPr>
             <w:tcW w:w="2475" w:type="dxa"/>
@@ -1081,7 +1003,7 @@
           <w:r>
             <w:fldChar w:fldCharType="separate"/>
           </w:r>
-          <w:hyperlink w:anchor="_Toc241524499" w:history="1">
+          <w:hyperlink w:anchor="_Toc241690237" w:history="1">
             <w:r>
               <w:rPr>
                 <w:rStyle w:val="Hyperlink"/>
@@ -1105,7 +1027,7 @@
               <w:rPr>
                 <w:noProof/>
               </w:rPr>
-              <w:instrText xml:space="preserve"> PAGEREF _Toc241524499 \h </w:instrText>
+              <w:instrText xml:space="preserve"> PAGEREF _Toc241690237 \h </w:instrText>
             </w:r>
             <w:r>
               <w:rPr>
@@ -1147,7 +1069,7 @@
               <w14:ligatures w14:val="standardContextual"/>
             </w:rPr>
           </w:pPr>
-          <w:hyperlink w:anchor="_Toc241524500" w:history="1">
+          <w:hyperlink w:anchor="_Toc241690238" w:history="1">
             <w:r>
               <w:rPr>
                 <w:rStyle w:val="Hyperlink"/>
@@ -1171,7 +1093,7 @@
               <w:rPr>
                 <w:noProof/>
               </w:rPr>
-              <w:instrText xml:space="preserve"> PAGEREF _Toc241524500 \h </w:instrText>
+              <w:instrText xml:space="preserve"> PAGEREF _Toc241690238 \h </w:instrText>
             </w:r>
             <w:r>
               <w:rPr>
@@ -1213,7 +1135,7 @@
               <w14:ligatures w14:val="standardContextual"/>
             </w:rPr>
           </w:pPr>
-          <w:hyperlink w:anchor="_Toc241524501" w:history="1">
+          <w:hyperlink w:anchor="_Toc241690239" w:history="1">
             <w:r>
               <w:rPr>
                 <w:rStyle w:val="Hyperlink"/>
@@ -1237,7 +1159,7 @@
               <w:rPr>
                 <w:noProof/>
               </w:rPr>
-              <w:instrText xml:space="preserve"> PAGEREF _Toc241524501 \h </w:instrText>
+              <w:instrText xml:space="preserve"> PAGEREF _Toc241690239 \h </w:instrText>
             </w:r>
             <w:r>
               <w:rPr>
@@ -1279,7 +1201,7 @@
               <w14:ligatures w14:val="standardContextual"/>
             </w:rPr>
           </w:pPr>
-          <w:hyperlink w:anchor="_Toc241524502" w:history="1">
+          <w:hyperlink w:anchor="_Toc241690240" w:history="1">
             <w:r>
               <w:rPr>
                 <w:rStyle w:val="Hyperlink"/>
@@ -1303,7 +1225,7 @@
               <w:rPr>
                 <w:noProof/>
               </w:rPr>
-              <w:instrText xml:space="preserve"> PAGEREF _Toc241524502 \h </w:instrText>
+              <w:instrText xml:space="preserve"> PAGEREF _Toc241690240 \h </w:instrText>
             </w:r>
             <w:r>
               <w:rPr>
@@ -1345,7 +1267,7 @@
               <w14:ligatures w14:val="standardContextual"/>
             </w:rPr>
           </w:pPr>
-          <w:hyperlink w:anchor="_Toc241524503" w:history="1">
+          <w:hyperlink w:anchor="_Toc241690241" w:history="1">
             <w:r>
               <w:rPr>
                 <w:rStyle w:val="Hyperlink"/>
@@ -1369,7 +1291,7 @@
               <w:rPr>
                 <w:noProof/>
               </w:rPr>
-              <w:instrText xml:space="preserve"> PAGEREF _Toc241524503 \h </w:instrText>
+              <w:instrText xml:space="preserve"> PAGEREF _Toc241690241 \h </w:instrText>
             </w:r>
             <w:r>
               <w:rPr>
@@ -1411,7 +1333,7 @@
               <w14:ligatures w14:val="standardContextual"/>
             </w:rPr>
           </w:pPr>
-          <w:hyperlink w:anchor="_Toc241524504" w:history="1">
+          <w:hyperlink w:anchor="_Toc241690242" w:history="1">
             <w:r>
               <w:rPr>
                 <w:rStyle w:val="Hyperlink"/>
@@ -1435,7 +1357,7 @@
               <w:rPr>
                 <w:noProof/>
               </w:rPr>
-              <w:instrText xml:space="preserve"> PAGEREF _Toc241524504 \h </w:instrText>
+              <w:instrText xml:space="preserve"> PAGEREF _Toc241690242 \h </w:instrText>
             </w:r>
             <w:r>
               <w:rPr>
@@ -1477,7 +1399,7 @@
               <w14:ligatures w14:val="standardContextual"/>
             </w:rPr>
           </w:pPr>
-          <w:hyperlink w:anchor="_Toc241524505" w:history="1">
+          <w:hyperlink w:anchor="_Toc241690243" w:history="1">
             <w:r>
               <w:rPr>
                 <w:rStyle w:val="Hyperlink"/>
@@ -1501,7 +1423,7 @@
               <w:rPr>
                 <w:noProof/>
               </w:rPr>
-              <w:instrText xml:space="preserve"> PAGEREF _Toc241524505 \h </w:instrText>
+              <w:instrText xml:space="preserve"> PAGEREF _Toc241690243 \h </w:instrText>
             </w:r>
             <w:r>
               <w:rPr>
@@ -1543,7 +1465,7 @@
               <w14:ligatures w14:val="standardContextual"/>
             </w:rPr>
           </w:pPr>
-          <w:hyperlink w:anchor="_Toc241524506" w:history="1">
+          <w:hyperlink w:anchor="_Toc241690244" w:history="1">
             <w:r>
               <w:rPr>
                 <w:rStyle w:val="Hyperlink"/>
@@ -1567,7 +1489,7 @@
               <w:rPr>
                 <w:noProof/>
               </w:rPr>
-              <w:instrText xml:space="preserve"> PAGEREF _Toc241524506 \h </w:instrText>
+              <w:instrText xml:space="preserve"> PAGEREF _Toc241690244 \h </w:instrText>
             </w:r>
             <w:r>
               <w:rPr>
@@ -1609,7 +1531,7 @@
               <w14:ligatures w14:val="standardContextual"/>
             </w:rPr>
           </w:pPr>
-          <w:hyperlink w:anchor="_Toc241524507" w:history="1">
+          <w:hyperlink w:anchor="_Toc241690245" w:history="1">
             <w:r>
               <w:rPr>
                 <w:rStyle w:val="Hyperlink"/>
@@ -1633,7 +1555,7 @@
               <w:rPr>
                 <w:noProof/>
               </w:rPr>
-              <w:instrText xml:space="preserve"> PAGEREF _Toc241524507 \h </w:instrText>
+              <w:instrText xml:space="preserve"> PAGEREF _Toc241690245 \h </w:instrText>
             </w:r>
             <w:r>
               <w:rPr>
@@ -1675,7 +1597,7 @@
               <w14:ligatures w14:val="standardContextual"/>
             </w:rPr>
           </w:pPr>
-          <w:hyperlink w:anchor="_Toc241524508" w:history="1">
+          <w:hyperlink w:anchor="_Toc241690246" w:history="1">
             <w:r>
               <w:rPr>
                 <w:rStyle w:val="Hyperlink"/>
@@ -1699,7 +1621,7 @@
               <w:rPr>
                 <w:noProof/>
               </w:rPr>
-              <w:instrText xml:space="preserve"> PAGEREF _Toc241524508 \h </w:instrText>
+              <w:instrText xml:space="preserve"> PAGEREF _Toc241690246 \h </w:instrText>
             </w:r>
             <w:r>
               <w:rPr>
@@ -1741,7 +1663,7 @@
               <w14:ligatures w14:val="standardContextual"/>
             </w:rPr>
           </w:pPr>
-          <w:hyperlink w:anchor="_Toc241524509" w:history="1">
+          <w:hyperlink w:anchor="_Toc241690247" w:history="1">
             <w:r>
               <w:rPr>
                 <w:rStyle w:val="Hyperlink"/>
@@ -1765,7 +1687,7 @@
               <w:rPr>
                 <w:noProof/>
               </w:rPr>
-              <w:instrText xml:space="preserve"> PAGEREF _Toc241524509 \h </w:instrText>
+              <w:instrText xml:space="preserve"> PAGEREF _Toc241690247 \h </w:instrText>
             </w:r>
             <w:r>
               <w:rPr>
@@ -1807,7 +1729,7 @@
               <w14:ligatures w14:val="standardContextual"/>
             </w:rPr>
           </w:pPr>
-          <w:hyperlink w:anchor="_Toc241524510" w:history="1">
+          <w:hyperlink w:anchor="_Toc241690248" w:history="1">
             <w:r>
               <w:rPr>
                 <w:rStyle w:val="Hyperlink"/>
@@ -1831,7 +1753,7 @@
               <w:rPr>
                 <w:noProof/>
               </w:rPr>
-              <w:instrText xml:space="preserve"> PAGEREF _Toc241524510 \h </w:instrText>
+              <w:instrText xml:space="preserve"> PAGEREF _Toc241690248 \h </w:instrText>
             </w:r>
             <w:r>
               <w:rPr>
@@ -1873,7 +1795,7 @@
               <w14:ligatures w14:val="standardContextual"/>
             </w:rPr>
           </w:pPr>
-          <w:hyperlink w:anchor="_Toc241524511" w:history="1">
+          <w:hyperlink w:anchor="_Toc241690249" w:history="1">
             <w:r>
               <w:rPr>
                 <w:rStyle w:val="Hyperlink"/>
@@ -1897,7 +1819,7 @@
               <w:rPr>
                 <w:noProof/>
               </w:rPr>
-              <w:instrText xml:space="preserve"> PAGEREF _Toc241524511 \h </w:instrText>
+              <w:instrText xml:space="preserve"> PAGEREF _Toc241690249 \h </w:instrText>
             </w:r>
             <w:r>
               <w:rPr>
@@ -1939,7 +1861,7 @@
               <w14:ligatures w14:val="standardContextual"/>
             </w:rPr>
           </w:pPr>
-          <w:hyperlink w:anchor="_Toc241524512" w:history="1">
+          <w:hyperlink w:anchor="_Toc241690250" w:history="1">
             <w:r>
               <w:rPr>
                 <w:rStyle w:val="Hyperlink"/>
@@ -1963,7 +1885,7 @@
               <w:rPr>
                 <w:noProof/>
               </w:rPr>
-              <w:instrText xml:space="preserve"> PAGEREF _Toc241524512 \h </w:instrText>
+              <w:instrText xml:space="preserve"> PAGEREF _Toc241690250 \h </w:instrText>
             </w:r>
             <w:r>
               <w:rPr>
@@ -2005,7 +1927,7 @@
               <w14:ligatures w14:val="standardContextual"/>
             </w:rPr>
           </w:pPr>
-          <w:hyperlink w:anchor="_Toc241524513" w:history="1">
+          <w:hyperlink w:anchor="_Toc241690251" w:history="1">
             <w:r>
               <w:rPr>
                 <w:rStyle w:val="Hyperlink"/>
@@ -2029,7 +1951,7 @@
               <w:rPr>
                 <w:noProof/>
               </w:rPr>
-              <w:instrText xml:space="preserve"> PAGEREF _Toc241524513 \h </w:instrText>
+              <w:instrText xml:space="preserve"> PAGEREF _Toc241690251 \h </w:instrText>
             </w:r>
             <w:r>
               <w:rPr>
@@ -2046,7 +1968,7 @@
               <w:rPr>
                 <w:noProof/>
               </w:rPr>
-              <w:t>13</w:t>
+              <w:t>14</w:t>
             </w:r>
             <w:r>
               <w:rPr>
@@ -2071,7 +1993,7 @@
               <w14:ligatures w14:val="standardContextual"/>
             </w:rPr>
           </w:pPr>
-          <w:hyperlink w:anchor="_Toc241524514" w:history="1">
+          <w:hyperlink w:anchor="_Toc241690252" w:history="1">
             <w:r>
               <w:rPr>
                 <w:rStyle w:val="Hyperlink"/>
@@ -2095,7 +2017,7 @@
               <w:rPr>
                 <w:noProof/>
               </w:rPr>
-              <w:instrText xml:space="preserve"> PAGEREF _Toc241524514 \h </w:instrText>
+              <w:instrText xml:space="preserve"> PAGEREF _Toc241690252 \h </w:instrText>
             </w:r>
             <w:r>
               <w:rPr>
@@ -2137,7 +2059,7 @@
               <w14:ligatures w14:val="standardContextual"/>
             </w:rPr>
           </w:pPr>
-          <w:hyperlink w:anchor="_Toc241524515" w:history="1">
+          <w:hyperlink w:anchor="_Toc241690253" w:history="1">
             <w:r>
               <w:rPr>
                 <w:rStyle w:val="Hyperlink"/>
@@ -2161,7 +2083,7 @@
               <w:rPr>
                 <w:noProof/>
               </w:rPr>
-              <w:instrText xml:space="preserve"> PAGEREF _Toc241524515 \h </w:instrText>
+              <w:instrText xml:space="preserve"> PAGEREF _Toc241690253 \h </w:instrText>
             </w:r>
             <w:r>
               <w:rPr>
@@ -2203,7 +2125,7 @@
               <w14:ligatures w14:val="standardContextual"/>
             </w:rPr>
           </w:pPr>
-          <w:hyperlink w:anchor="_Toc241524516" w:history="1">
+          <w:hyperlink w:anchor="_Toc241690254" w:history="1">
             <w:r>
               <w:rPr>
                 <w:rStyle w:val="Hyperlink"/>
@@ -2227,7 +2149,7 @@
               <w:rPr>
                 <w:noProof/>
               </w:rPr>
-              <w:instrText xml:space="preserve"> PAGEREF _Toc241524516 \h </w:instrText>
+              <w:instrText xml:space="preserve"> PAGEREF _Toc241690254 \h </w:instrText>
             </w:r>
             <w:r>
               <w:rPr>
@@ -2269,7 +2191,7 @@
               <w14:ligatures w14:val="standardContextual"/>
             </w:rPr>
           </w:pPr>
-          <w:hyperlink w:anchor="_Toc241524517" w:history="1">
+          <w:hyperlink w:anchor="_Toc241690255" w:history="1">
             <w:r>
               <w:rPr>
                 <w:rStyle w:val="Hyperlink"/>
@@ -2293,7 +2215,7 @@
               <w:rPr>
                 <w:noProof/>
               </w:rPr>
-              <w:instrText xml:space="preserve"> PAGEREF _Toc241524517 \h </w:instrText>
+              <w:instrText xml:space="preserve"> PAGEREF _Toc241690255 \h </w:instrText>
             </w:r>
             <w:r>
               <w:rPr>
@@ -2335,7 +2257,7 @@
               <w14:ligatures w14:val="standardContextual"/>
             </w:rPr>
           </w:pPr>
-          <w:hyperlink w:anchor="_Toc241524518" w:history="1">
+          <w:hyperlink w:anchor="_Toc241690256" w:history="1">
             <w:r>
               <w:rPr>
                 <w:rStyle w:val="Hyperlink"/>
@@ -2359,7 +2281,7 @@
               <w:rPr>
                 <w:noProof/>
               </w:rPr>
-              <w:instrText xml:space="preserve"> PAGEREF _Toc241524518 \h </w:instrText>
+              <w:instrText xml:space="preserve"> PAGEREF _Toc241690256 \h </w:instrText>
             </w:r>
             <w:r>
               <w:rPr>
@@ -2401,7 +2323,7 @@
               <w14:ligatures w14:val="standardContextual"/>
             </w:rPr>
           </w:pPr>
-          <w:hyperlink w:anchor="_Toc241524519" w:history="1">
+          <w:hyperlink w:anchor="_Toc241690257" w:history="1">
             <w:r>
               <w:rPr>
                 <w:rStyle w:val="Hyperlink"/>
@@ -2425,7 +2347,7 @@
               <w:rPr>
                 <w:noProof/>
               </w:rPr>
-              <w:instrText xml:space="preserve"> PAGEREF _Toc241524519 \h </w:instrText>
+              <w:instrText xml:space="preserve"> PAGEREF _Toc241690257 \h </w:instrText>
             </w:r>
             <w:r>
               <w:rPr>
@@ -2467,7 +2389,7 @@
               <w14:ligatures w14:val="standardContextual"/>
             </w:rPr>
           </w:pPr>
-          <w:hyperlink w:anchor="_Toc241524520" w:history="1">
+          <w:hyperlink w:anchor="_Toc241690258" w:history="1">
             <w:r>
               <w:rPr>
                 <w:rStyle w:val="Hyperlink"/>
@@ -2491,7 +2413,7 @@
               <w:rPr>
                 <w:noProof/>
               </w:rPr>
-              <w:instrText xml:space="preserve"> PAGEREF _Toc241524520 \h </w:instrText>
+              <w:instrText xml:space="preserve"> PAGEREF _Toc241690258 \h </w:instrText>
             </w:r>
             <w:r>
               <w:rPr>
@@ -2508,7 +2430,7 @@
               <w:rPr>
                 <w:noProof/>
               </w:rPr>
-              <w:t>18</w:t>
+              <w:t>19</w:t>
             </w:r>
             <w:r>
               <w:rPr>
@@ -2533,7 +2455,7 @@
               <w14:ligatures w14:val="standardContextual"/>
             </w:rPr>
           </w:pPr>
-          <w:hyperlink w:anchor="_Toc241524521" w:history="1">
+          <w:hyperlink w:anchor="_Toc241690259" w:history="1">
             <w:r>
               <w:rPr>
                 <w:rStyle w:val="Hyperlink"/>
@@ -2557,7 +2479,7 @@
               <w:rPr>
                 <w:noProof/>
               </w:rPr>
-              <w:instrText xml:space="preserve"> PAGEREF _Toc241524521 \h </w:instrText>
+              <w:instrText xml:space="preserve"> PAGEREF _Toc241690259 \h </w:instrText>
             </w:r>
             <w:r>
               <w:rPr>
@@ -2599,7 +2521,7 @@
               <w14:ligatures w14:val="standardContextual"/>
             </w:rPr>
           </w:pPr>
-          <w:hyperlink w:anchor="_Toc241524522" w:history="1">
+          <w:hyperlink w:anchor="_Toc241690260" w:history="1">
             <w:r>
               <w:rPr>
                 <w:rStyle w:val="Hyperlink"/>
@@ -2623,7 +2545,7 @@
               <w:rPr>
                 <w:noProof/>
               </w:rPr>
-              <w:instrText xml:space="preserve"> PAGEREF _Toc241524522 \h </w:instrText>
+              <w:instrText xml:space="preserve"> PAGEREF _Toc241690260 \h </w:instrText>
             </w:r>
             <w:r>
               <w:rPr>
@@ -2665,7 +2587,7 @@
               <w14:ligatures w14:val="standardContextual"/>
             </w:rPr>
           </w:pPr>
-          <w:hyperlink w:anchor="_Toc241524523" w:history="1">
+          <w:hyperlink w:anchor="_Toc241690261" w:history="1">
             <w:r>
               <w:rPr>
                 <w:rStyle w:val="Hyperlink"/>
@@ -2689,7 +2611,7 @@
               <w:rPr>
                 <w:noProof/>
               </w:rPr>
-              <w:instrText xml:space="preserve"> PAGEREF _Toc241524523 \h </w:instrText>
+              <w:instrText xml:space="preserve"> PAGEREF _Toc241690261 \h </w:instrText>
             </w:r>
             <w:r>
               <w:rPr>
@@ -2731,7 +2653,7 @@
               <w14:ligatures w14:val="standardContextual"/>
             </w:rPr>
           </w:pPr>
-          <w:hyperlink w:anchor="_Toc241524524" w:history="1">
+          <w:hyperlink w:anchor="_Toc241690262" w:history="1">
             <w:r>
               <w:rPr>
                 <w:rStyle w:val="Hyperlink"/>
@@ -2755,7 +2677,7 @@
               <w:rPr>
                 <w:noProof/>
               </w:rPr>
-              <w:instrText xml:space="preserve"> PAGEREF _Toc241524524 \h </w:instrText>
+              <w:instrText xml:space="preserve"> PAGEREF _Toc241690262 \h </w:instrText>
             </w:r>
             <w:r>
               <w:rPr>
@@ -2797,7 +2719,7 @@
               <w14:ligatures w14:val="standardContextual"/>
             </w:rPr>
           </w:pPr>
-          <w:hyperlink w:anchor="_Toc241524525" w:history="1">
+          <w:hyperlink w:anchor="_Toc241690263" w:history="1">
             <w:r>
               <w:rPr>
                 <w:rStyle w:val="Hyperlink"/>
@@ -2821,7 +2743,7 @@
               <w:rPr>
                 <w:noProof/>
               </w:rPr>
-              <w:instrText xml:space="preserve"> PAGEREF _Toc241524525 \h </w:instrText>
+              <w:instrText xml:space="preserve"> PAGEREF _Toc241690263 \h </w:instrText>
             </w:r>
             <w:r>
               <w:rPr>
@@ -2863,7 +2785,7 @@
               <w14:ligatures w14:val="standardContextual"/>
             </w:rPr>
           </w:pPr>
-          <w:hyperlink w:anchor="_Toc241524526" w:history="1">
+          <w:hyperlink w:anchor="_Toc241690264" w:history="1">
             <w:r>
               <w:rPr>
                 <w:rStyle w:val="Hyperlink"/>
@@ -2887,7 +2809,7 @@
               <w:rPr>
                 <w:noProof/>
               </w:rPr>
-              <w:instrText xml:space="preserve"> PAGEREF _Toc241524526 \h </w:instrText>
+              <w:instrText xml:space="preserve"> PAGEREF _Toc241690264 \h </w:instrText>
             </w:r>
             <w:r>
               <w:rPr>
@@ -2929,7 +2851,7 @@
               <w14:ligatures w14:val="standardContextual"/>
             </w:rPr>
           </w:pPr>
-          <w:hyperlink w:anchor="_Toc241524527" w:history="1">
+          <w:hyperlink w:anchor="_Toc241690265" w:history="1">
             <w:r>
               <w:rPr>
                 <w:rStyle w:val="Hyperlink"/>
@@ -2953,7 +2875,7 @@
               <w:rPr>
                 <w:noProof/>
               </w:rPr>
-              <w:instrText xml:space="preserve"> PAGEREF _Toc241524527 \h </w:instrText>
+              <w:instrText xml:space="preserve"> PAGEREF _Toc241690265 \h </w:instrText>
             </w:r>
             <w:r>
               <w:rPr>
@@ -2995,7 +2917,7 @@
               <w14:ligatures w14:val="standardContextual"/>
             </w:rPr>
           </w:pPr>
-          <w:hyperlink w:anchor="_Toc241524528" w:history="1">
+          <w:hyperlink w:anchor="_Toc241690266" w:history="1">
             <w:r>
               <w:rPr>
                 <w:rStyle w:val="Hyperlink"/>
@@ -3019,7 +2941,7 @@
               <w:rPr>
                 <w:noProof/>
               </w:rPr>
-              <w:instrText xml:space="preserve"> PAGEREF _Toc241524528 \h </w:instrText>
+              <w:instrText xml:space="preserve"> PAGEREF _Toc241690266 \h </w:instrText>
             </w:r>
             <w:r>
               <w:rPr>
@@ -3061,7 +2983,7 @@
               <w14:ligatures w14:val="standardContextual"/>
             </w:rPr>
           </w:pPr>
-          <w:hyperlink w:anchor="_Toc241524529" w:history="1">
+          <w:hyperlink w:anchor="_Toc241690267" w:history="1">
             <w:r>
               <w:rPr>
                 <w:rStyle w:val="Hyperlink"/>
@@ -3085,7 +3007,7 @@
               <w:rPr>
                 <w:noProof/>
               </w:rPr>
-              <w:instrText xml:space="preserve"> PAGEREF _Toc241524529 \h </w:instrText>
+              <w:instrText xml:space="preserve"> PAGEREF _Toc241690267 \h </w:instrText>
             </w:r>
             <w:r>
               <w:rPr>
@@ -3127,7 +3049,7 @@
               <w14:ligatures w14:val="standardContextual"/>
             </w:rPr>
           </w:pPr>
-          <w:hyperlink w:anchor="_Toc241524530" w:history="1">
+          <w:hyperlink w:anchor="_Toc241690268" w:history="1">
             <w:r>
               <w:rPr>
                 <w:rStyle w:val="Hyperlink"/>
@@ -3151,7 +3073,7 @@
               <w:rPr>
                 <w:noProof/>
               </w:rPr>
-              <w:instrText xml:space="preserve"> PAGEREF _Toc241524530 \h </w:instrText>
+              <w:instrText xml:space="preserve"> PAGEREF _Toc241690268 \h </w:instrText>
             </w:r>
             <w:r>
               <w:rPr>
@@ -3193,7 +3115,7 @@
               <w14:ligatures w14:val="standardContextual"/>
             </w:rPr>
           </w:pPr>
-          <w:hyperlink w:anchor="_Toc241524531" w:history="1">
+          <w:hyperlink w:anchor="_Toc241690269" w:history="1">
             <w:r>
               <w:rPr>
                 <w:rStyle w:val="Hyperlink"/>
@@ -3217,7 +3139,7 @@
               <w:rPr>
                 <w:noProof/>
               </w:rPr>
-              <w:instrText xml:space="preserve"> PAGEREF _Toc241524531 \h </w:instrText>
+              <w:instrText xml:space="preserve"> PAGEREF _Toc241690269 \h </w:instrText>
             </w:r>
             <w:r>
               <w:rPr>
@@ -3259,7 +3181,7 @@
               <w14:ligatures w14:val="standardContextual"/>
             </w:rPr>
           </w:pPr>
-          <w:hyperlink w:anchor="_Toc241524532" w:history="1">
+          <w:hyperlink w:anchor="_Toc241690270" w:history="1">
             <w:r>
               <w:rPr>
                 <w:rStyle w:val="Hyperlink"/>
@@ -3283,7 +3205,7 @@
               <w:rPr>
                 <w:noProof/>
               </w:rPr>
-              <w:instrText xml:space="preserve"> PAGEREF _Toc241524532 \h </w:instrText>
+              <w:instrText xml:space="preserve"> PAGEREF _Toc241690270 \h </w:instrText>
             </w:r>
             <w:r>
               <w:rPr>
@@ -3325,7 +3247,7 @@
               <w14:ligatures w14:val="standardContextual"/>
             </w:rPr>
           </w:pPr>
-          <w:hyperlink w:anchor="_Toc241524533" w:history="1">
+          <w:hyperlink w:anchor="_Toc241690271" w:history="1">
             <w:r>
               <w:rPr>
                 <w:rStyle w:val="Hyperlink"/>
@@ -3349,7 +3271,7 @@
               <w:rPr>
                 <w:noProof/>
               </w:rPr>
-              <w:instrText xml:space="preserve"> PAGEREF _Toc241524533 \h </w:instrText>
+              <w:instrText xml:space="preserve"> PAGEREF _Toc241690271 \h </w:instrText>
             </w:r>
             <w:r>
               <w:rPr>
@@ -3391,7 +3313,7 @@
               <w14:ligatures w14:val="standardContextual"/>
             </w:rPr>
           </w:pPr>
-          <w:hyperlink w:anchor="_Toc241524534" w:history="1">
+          <w:hyperlink w:anchor="_Toc241690272" w:history="1">
             <w:r>
               <w:rPr>
                 <w:rStyle w:val="Hyperlink"/>
@@ -3415,7 +3337,7 @@
               <w:rPr>
                 <w:noProof/>
               </w:rPr>
-              <w:instrText xml:space="preserve"> PAGEREF _Toc241524534 \h </w:instrText>
+              <w:instrText xml:space="preserve"> PAGEREF _Toc241690272 \h </w:instrText>
             </w:r>
             <w:r>
               <w:rPr>
@@ -3457,7 +3379,7 @@
               <w14:ligatures w14:val="standardContextual"/>
             </w:rPr>
           </w:pPr>
-          <w:hyperlink w:anchor="_Toc241524535" w:history="1">
+          <w:hyperlink w:anchor="_Toc241690273" w:history="1">
             <w:r>
               <w:rPr>
                 <w:rStyle w:val="Hyperlink"/>
@@ -3481,7 +3403,7 @@
               <w:rPr>
                 <w:noProof/>
               </w:rPr>
-              <w:instrText xml:space="preserve"> PAGEREF _Toc241524535 \h </w:instrText>
+              <w:instrText xml:space="preserve"> PAGEREF _Toc241690273 \h </w:instrText>
             </w:r>
             <w:r>
               <w:rPr>
@@ -3523,7 +3445,7 @@
               <w14:ligatures w14:val="standardContextual"/>
             </w:rPr>
           </w:pPr>
-          <w:hyperlink w:anchor="_Toc241524536" w:history="1">
+          <w:hyperlink w:anchor="_Toc241690274" w:history="1">
             <w:r>
               <w:rPr>
                 <w:rStyle w:val="Hyperlink"/>
@@ -3547,7 +3469,7 @@
               <w:rPr>
                 <w:noProof/>
               </w:rPr>
-              <w:instrText xml:space="preserve"> PAGEREF _Toc241524536 \h </w:instrText>
+              <w:instrText xml:space="preserve"> PAGEREF _Toc241690274 \h </w:instrText>
             </w:r>
             <w:r>
               <w:rPr>
@@ -3589,7 +3511,7 @@
               <w14:ligatures w14:val="standardContextual"/>
             </w:rPr>
           </w:pPr>
-          <w:hyperlink w:anchor="_Toc241524537" w:history="1">
+          <w:hyperlink w:anchor="_Toc241690275" w:history="1">
             <w:r>
               <w:rPr>
                 <w:rStyle w:val="Hyperlink"/>
@@ -3613,7 +3535,7 @@
               <w:rPr>
                 <w:noProof/>
               </w:rPr>
-              <w:instrText xml:space="preserve"> PAGEREF _Toc241524537 \h </w:instrText>
+              <w:instrText xml:space="preserve"> PAGEREF _Toc241690275 \h </w:instrText>
             </w:r>
             <w:r>
               <w:rPr>
@@ -3655,7 +3577,7 @@
               <w14:ligatures w14:val="standardContextual"/>
             </w:rPr>
           </w:pPr>
-          <w:hyperlink w:anchor="_Toc241524538" w:history="1">
+          <w:hyperlink w:anchor="_Toc241690276" w:history="1">
             <w:r>
               <w:rPr>
                 <w:rStyle w:val="Hyperlink"/>
@@ -3679,7 +3601,7 @@
               <w:rPr>
                 <w:noProof/>
               </w:rPr>
-              <w:instrText xml:space="preserve"> PAGEREF _Toc241524538 \h </w:instrText>
+              <w:instrText xml:space="preserve"> PAGEREF _Toc241690276 \h </w:instrText>
             </w:r>
             <w:r>
               <w:rPr>
@@ -3721,7 +3643,7 @@
               <w14:ligatures w14:val="standardContextual"/>
             </w:rPr>
           </w:pPr>
-          <w:hyperlink w:anchor="_Toc241524539" w:history="1">
+          <w:hyperlink w:anchor="_Toc241690277" w:history="1">
             <w:r>
               <w:rPr>
                 <w:rStyle w:val="Hyperlink"/>
@@ -3745,7 +3667,7 @@
               <w:rPr>
                 <w:noProof/>
               </w:rPr>
-              <w:instrText xml:space="preserve"> PAGEREF _Toc241524539 \h </w:instrText>
+              <w:instrText xml:space="preserve"> PAGEREF _Toc241690277 \h </w:instrText>
             </w:r>
             <w:r>
               <w:rPr>
@@ -3787,7 +3709,7 @@
               <w14:ligatures w14:val="standardContextual"/>
             </w:rPr>
           </w:pPr>
-          <w:hyperlink w:anchor="_Toc241524540" w:history="1">
+          <w:hyperlink w:anchor="_Toc241690278" w:history="1">
             <w:r>
               <w:rPr>
                 <w:rStyle w:val="Hyperlink"/>
@@ -3811,7 +3733,7 @@
               <w:rPr>
                 <w:noProof/>
               </w:rPr>
-              <w:instrText xml:space="preserve"> PAGEREF _Toc241524540 \h </w:instrText>
+              <w:instrText xml:space="preserve"> PAGEREF _Toc241690278 \h </w:instrText>
             </w:r>
             <w:r>
               <w:rPr>
@@ -3853,7 +3775,7 @@
               <w14:ligatures w14:val="standardContextual"/>
             </w:rPr>
           </w:pPr>
-          <w:hyperlink w:anchor="_Toc241524541" w:history="1">
+          <w:hyperlink w:anchor="_Toc241690279" w:history="1">
             <w:r>
               <w:rPr>
                 <w:rStyle w:val="Hyperlink"/>
@@ -3877,7 +3799,7 @@
               <w:rPr>
                 <w:noProof/>
               </w:rPr>
-              <w:instrText xml:space="preserve"> PAGEREF _Toc241524541 \h </w:instrText>
+              <w:instrText xml:space="preserve"> PAGEREF _Toc241690279 \h </w:instrText>
             </w:r>
             <w:r>
               <w:rPr>
@@ -3919,7 +3841,7 @@
               <w14:ligatures w14:val="standardContextual"/>
             </w:rPr>
           </w:pPr>
-          <w:hyperlink w:anchor="_Toc241524542" w:history="1">
+          <w:hyperlink w:anchor="_Toc241690280" w:history="1">
             <w:r>
               <w:rPr>
                 <w:rStyle w:val="Hyperlink"/>
@@ -3943,7 +3865,7 @@
               <w:rPr>
                 <w:noProof/>
               </w:rPr>
-              <w:instrText xml:space="preserve"> PAGEREF _Toc241524542 \h </w:instrText>
+              <w:instrText xml:space="preserve"> PAGEREF _Toc241690280 \h </w:instrText>
             </w:r>
             <w:r>
               <w:rPr>
@@ -3985,7 +3907,7 @@
               <w14:ligatures w14:val="standardContextual"/>
             </w:rPr>
           </w:pPr>
-          <w:hyperlink w:anchor="_Toc241524543" w:history="1">
+          <w:hyperlink w:anchor="_Toc241690281" w:history="1">
             <w:r>
               <w:rPr>
                 <w:rStyle w:val="Hyperlink"/>
@@ -4009,7 +3931,7 @@
               <w:rPr>
                 <w:noProof/>
               </w:rPr>
-              <w:instrText xml:space="preserve"> PAGEREF _Toc241524543 \h </w:instrText>
+              <w:instrText xml:space="preserve"> PAGEREF _Toc241690281 \h </w:instrText>
             </w:r>
             <w:r>
               <w:rPr>
@@ -4051,7 +3973,7 @@
               <w14:ligatures w14:val="standardContextual"/>
             </w:rPr>
           </w:pPr>
-          <w:hyperlink w:anchor="_Toc241524544" w:history="1">
+          <w:hyperlink w:anchor="_Toc241690282" w:history="1">
             <w:r>
               <w:rPr>
                 <w:rStyle w:val="Hyperlink"/>
@@ -4075,7 +3997,7 @@
               <w:rPr>
                 <w:noProof/>
               </w:rPr>
-              <w:instrText xml:space="preserve"> PAGEREF _Toc241524544 \h </w:instrText>
+              <w:instrText xml:space="preserve"> PAGEREF _Toc241690282 \h </w:instrText>
             </w:r>
             <w:r>
               <w:rPr>
@@ -4117,7 +4039,7 @@
               <w14:ligatures w14:val="standardContextual"/>
             </w:rPr>
           </w:pPr>
-          <w:hyperlink w:anchor="_Toc241524545" w:history="1">
+          <w:hyperlink w:anchor="_Toc241690283" w:history="1">
             <w:r>
               <w:rPr>
                 <w:rStyle w:val="Hyperlink"/>
@@ -4141,7 +4063,7 @@
               <w:rPr>
                 <w:noProof/>
               </w:rPr>
-              <w:instrText xml:space="preserve"> PAGEREF _Toc241524545 \h </w:instrText>
+              <w:instrText xml:space="preserve"> PAGEREF _Toc241690283 \h </w:instrText>
             </w:r>
             <w:r>
               <w:rPr>
@@ -4183,7 +4105,7 @@
               <w14:ligatures w14:val="standardContextual"/>
             </w:rPr>
           </w:pPr>
-          <w:hyperlink w:anchor="_Toc241524546" w:history="1">
+          <w:hyperlink w:anchor="_Toc241690284" w:history="1">
             <w:r>
               <w:rPr>
                 <w:rStyle w:val="Hyperlink"/>
@@ -4207,7 +4129,7 @@
               <w:rPr>
                 <w:noProof/>
               </w:rPr>
-              <w:instrText xml:space="preserve"> PAGEREF _Toc241524546 \h </w:instrText>
+              <w:instrText xml:space="preserve"> PAGEREF _Toc241690284 \h </w:instrText>
             </w:r>
             <w:r>
               <w:rPr>
@@ -4249,7 +4171,7 @@
               <w14:ligatures w14:val="standardContextual"/>
             </w:rPr>
           </w:pPr>
-          <w:hyperlink w:anchor="_Toc241524547" w:history="1">
+          <w:hyperlink w:anchor="_Toc241690285" w:history="1">
             <w:r>
               <w:rPr>
                 <w:rStyle w:val="Hyperlink"/>
@@ -4273,7 +4195,7 @@
               <w:rPr>
                 <w:noProof/>
               </w:rPr>
-              <w:instrText xml:space="preserve"> PAGEREF _Toc241524547 \h </w:instrText>
+              <w:instrText xml:space="preserve"> PAGEREF _Toc241690285 \h </w:instrText>
             </w:r>
             <w:r>
               <w:rPr>
@@ -4315,7 +4237,7 @@
               <w14:ligatures w14:val="standardContextual"/>
             </w:rPr>
           </w:pPr>
-          <w:hyperlink w:anchor="_Toc241524548" w:history="1">
+          <w:hyperlink w:anchor="_Toc241690286" w:history="1">
             <w:r>
               <w:rPr>
                 <w:rStyle w:val="Hyperlink"/>
@@ -4339,7 +4261,7 @@
               <w:rPr>
                 <w:noProof/>
               </w:rPr>
-              <w:instrText xml:space="preserve"> PAGEREF _Toc241524548 \h </w:instrText>
+              <w:instrText xml:space="preserve"> PAGEREF _Toc241690286 \h </w:instrText>
             </w:r>
             <w:r>
               <w:rPr>
@@ -4381,7 +4303,7 @@
               <w14:ligatures w14:val="standardContextual"/>
             </w:rPr>
           </w:pPr>
-          <w:hyperlink w:anchor="_Toc241524549" w:history="1">
+          <w:hyperlink w:anchor="_Toc241690287" w:history="1">
             <w:r>
               <w:rPr>
                 <w:rStyle w:val="Hyperlink"/>
@@ -4405,7 +4327,7 @@
               <w:rPr>
                 <w:noProof/>
               </w:rPr>
-              <w:instrText xml:space="preserve"> PAGEREF _Toc241524549 \h </w:instrText>
+              <w:instrText xml:space="preserve"> PAGEREF _Toc241690287 \h </w:instrText>
             </w:r>
             <w:r>
               <w:rPr>
@@ -4447,7 +4369,7 @@
               <w14:ligatures w14:val="standardContextual"/>
             </w:rPr>
           </w:pPr>
-          <w:hyperlink w:anchor="_Toc241524550" w:history="1">
+          <w:hyperlink w:anchor="_Toc241690288" w:history="1">
             <w:r>
               <w:rPr>
                 <w:rStyle w:val="Hyperlink"/>
@@ -4471,7 +4393,7 @@
               <w:rPr>
                 <w:noProof/>
               </w:rPr>
-              <w:instrText xml:space="preserve"> PAGEREF _Toc241524550 \h </w:instrText>
+              <w:instrText xml:space="preserve"> PAGEREF _Toc241690288 \h </w:instrText>
             </w:r>
             <w:r>
               <w:rPr>
@@ -4513,7 +4435,7 @@
               <w14:ligatures w14:val="standardContextual"/>
             </w:rPr>
           </w:pPr>
-          <w:hyperlink w:anchor="_Toc241524551" w:history="1">
+          <w:hyperlink w:anchor="_Toc241690289" w:history="1">
             <w:r>
               <w:rPr>
                 <w:rStyle w:val="Hyperlink"/>
@@ -4537,7 +4459,7 @@
               <w:rPr>
                 <w:noProof/>
               </w:rPr>
-              <w:instrText xml:space="preserve"> PAGEREF _Toc241524551 \h </w:instrText>
+              <w:instrText xml:space="preserve"> PAGEREF _Toc241690289 \h </w:instrText>
             </w:r>
             <w:r>
               <w:rPr>
@@ -4579,7 +4501,7 @@
               <w14:ligatures w14:val="standardContextual"/>
             </w:rPr>
           </w:pPr>
-          <w:hyperlink w:anchor="_Toc241524552" w:history="1">
+          <w:hyperlink w:anchor="_Toc241690290" w:history="1">
             <w:r>
               <w:rPr>
                 <w:rStyle w:val="Hyperlink"/>
@@ -4603,7 +4525,7 @@
               <w:rPr>
                 <w:noProof/>
               </w:rPr>
-              <w:instrText xml:space="preserve"> PAGEREF _Toc241524552 \h </w:instrText>
+              <w:instrText xml:space="preserve"> PAGEREF _Toc241690290 \h </w:instrText>
             </w:r>
             <w:r>
               <w:rPr>
@@ -4647,7 +4569,7 @@
         <w:pStyle w:val="Heading1"/>
         <w:spacing w:before="360" w:after="200"/>
       </w:pPr>
-      <w:bookmarkStart w:id="0" w:name="_Toc241524499"/>
+      <w:bookmarkStart w:id="0" w:name="_Toc241690237"/>
       <w:r>
         <w:lastRenderedPageBreak/>
         <w:t>1. Introducción y contextualización</w:t>
@@ -4711,13 +4633,7 @@
         <w:rPr>
           <w:color w:val="000000"/>
         </w:rPr>
-        <w:t>Este informe cierra un proyecto desarrollado en cuatro fases, cada una construida sobre la anterior. La Fase 1 definió el problema y levantó un entorno reproducible. La Fase 2 construyó el pipeline que convierte 955 MB de archivos crudos en un conjunto analítico validado. La Fase 3 implementó desde primeros principios el núcleo algorítmico —algoritmos, mediciones de complejidad, modelo de dominio orientado a objetos y modelos predictivos—. La Fase 4, que aquí se documenta, ejecuta ese instrumental de extrem</w:t>
-      </w:r>
-      <w:r>
-        <w:rPr>
-          <w:color w:val="000000"/>
-        </w:rPr>
-        <w:t>o a extremo, produce los resultados finales, los discute y los comunica.</w:t>
+        <w:t>Este informe cierra un proyecto desarrollado en cuatro fases, cada una construida sobre la anterior. La Fase 1 definió el problema y levantó un entorno reproducible. La Fase 2 construyó el pipeline que convierte 955 MB de archivos crudos en un conjunto analítico validado. La Fase 3 implementó desde primeros principios el núcleo algorítmico —algoritmos, mediciones de complejidad, modelo de dominio orientado a objetos y modelos predictivos—. La Fase 4, que aquí se documenta, ejecuta ese instrumental de extremo a extremo, produce los resultados finales, los discute y los comunica.</w:t>
       </w:r>
     </w:p>
     <w:p>
@@ -4737,7 +4653,7 @@
         <w:pStyle w:val="Heading1"/>
         <w:spacing w:before="360" w:after="200"/>
       </w:pPr>
-      <w:bookmarkStart w:id="1" w:name="_Toc241524500"/>
+      <w:bookmarkStart w:id="1" w:name="_Toc241690238"/>
       <w:r>
         <w:lastRenderedPageBreak/>
         <w:t>2. Definición de la problemática y objetivos</w:t>
@@ -4749,7 +4665,7 @@
         <w:pStyle w:val="Heading2"/>
         <w:spacing w:before="280" w:after="140"/>
       </w:pPr>
-      <w:bookmarkStart w:id="2" w:name="_Toc241524501"/>
+      <w:bookmarkStart w:id="2" w:name="_Toc241690239"/>
       <w:r>
         <w:t>2.1 Problemática y pregunta técnica</w:t>
       </w:r>
@@ -4800,7 +4716,7 @@
         <w:pStyle w:val="Heading2"/>
         <w:spacing w:before="280" w:after="140"/>
       </w:pPr>
-      <w:bookmarkStart w:id="3" w:name="_Toc241524502"/>
+      <w:bookmarkStart w:id="3" w:name="_Toc241690240"/>
       <w:r>
         <w:t>2.2 Objetivos</w:t>
       </w:r>
@@ -4963,12 +4879,6 @@
         <w:gridCol w:w="1591"/>
       </w:tblGrid>
       <w:tr>
-        <w:tblPrEx>
-          <w:tblCellMar>
-            <w:top w:w="0" w:type="dxa"/>
-            <w:bottom w:w="0" w:type="dxa"/>
-          </w:tblCellMar>
-        </w:tblPrEx>
         <w:trPr>
           <w:tblHeader/>
         </w:trPr>
@@ -5055,12 +4965,6 @@
         </w:tc>
       </w:tr>
       <w:tr>
-        <w:tblPrEx>
-          <w:tblCellMar>
-            <w:top w:w="0" w:type="dxa"/>
-            <w:bottom w:w="0" w:type="dxa"/>
-          </w:tblCellMar>
-        </w:tblPrEx>
         <w:tc>
           <w:tcPr>
             <w:tcW w:w="4242" w:type="dxa"/>
@@ -5135,12 +5039,6 @@
         </w:tc>
       </w:tr>
       <w:tr>
-        <w:tblPrEx>
-          <w:tblCellMar>
-            <w:top w:w="0" w:type="dxa"/>
-            <w:bottom w:w="0" w:type="dxa"/>
-          </w:tblCellMar>
-        </w:tblPrEx>
         <w:tc>
           <w:tcPr>
             <w:tcW w:w="4242" w:type="dxa"/>
@@ -5218,12 +5116,6 @@
         </w:tc>
       </w:tr>
       <w:tr>
-        <w:tblPrEx>
-          <w:tblCellMar>
-            <w:top w:w="0" w:type="dxa"/>
-            <w:bottom w:w="0" w:type="dxa"/>
-          </w:tblCellMar>
-        </w:tblPrEx>
         <w:tc>
           <w:tcPr>
             <w:tcW w:w="4242" w:type="dxa"/>
@@ -5315,7 +5207,7 @@
         <w:pStyle w:val="Heading2"/>
         <w:spacing w:before="280" w:after="140"/>
       </w:pPr>
-      <w:bookmarkStart w:id="4" w:name="_Toc241524503"/>
+      <w:bookmarkStart w:id="4" w:name="_Toc241690241"/>
       <w:r>
         <w:t>2.3 Alcance, restricciones y supuestos</w:t>
       </w:r>
@@ -5365,12 +5257,6 @@
         <w:gridCol w:w="3359"/>
       </w:tblGrid>
       <w:tr>
-        <w:tblPrEx>
-          <w:tblCellMar>
-            <w:top w:w="0" w:type="dxa"/>
-            <w:bottom w:w="0" w:type="dxa"/>
-          </w:tblCellMar>
-        </w:tblPrEx>
         <w:trPr>
           <w:tblHeader/>
         </w:trPr>
@@ -5457,12 +5343,6 @@
         </w:tc>
       </w:tr>
       <w:tr>
-        <w:tblPrEx>
-          <w:tblCellMar>
-            <w:top w:w="0" w:type="dxa"/>
-            <w:bottom w:w="0" w:type="dxa"/>
-          </w:tblCellMar>
-        </w:tblPrEx>
         <w:tc>
           <w:tcPr>
             <w:tcW w:w="1944" w:type="dxa"/>
@@ -5537,12 +5417,6 @@
         </w:tc>
       </w:tr>
       <w:tr>
-        <w:tblPrEx>
-          <w:tblCellMar>
-            <w:top w:w="0" w:type="dxa"/>
-            <w:bottom w:w="0" w:type="dxa"/>
-          </w:tblCellMar>
-        </w:tblPrEx>
         <w:tc>
           <w:tcPr>
             <w:tcW w:w="1944" w:type="dxa"/>
@@ -5620,12 +5494,6 @@
         </w:tc>
       </w:tr>
       <w:tr>
-        <w:tblPrEx>
-          <w:tblCellMar>
-            <w:top w:w="0" w:type="dxa"/>
-            <w:bottom w:w="0" w:type="dxa"/>
-          </w:tblCellMar>
-        </w:tblPrEx>
         <w:tc>
           <w:tcPr>
             <w:tcW w:w="1944" w:type="dxa"/>
@@ -5700,12 +5568,6 @@
         </w:tc>
       </w:tr>
       <w:tr>
-        <w:tblPrEx>
-          <w:tblCellMar>
-            <w:top w:w="0" w:type="dxa"/>
-            <w:bottom w:w="0" w:type="dxa"/>
-          </w:tblCellMar>
-        </w:tblPrEx>
         <w:tc>
           <w:tcPr>
             <w:tcW w:w="1944" w:type="dxa"/>
@@ -5783,12 +5645,6 @@
         </w:tc>
       </w:tr>
       <w:tr>
-        <w:tblPrEx>
-          <w:tblCellMar>
-            <w:top w:w="0" w:type="dxa"/>
-            <w:bottom w:w="0" w:type="dxa"/>
-          </w:tblCellMar>
-        </w:tblPrEx>
         <w:tc>
           <w:tcPr>
             <w:tcW w:w="1944" w:type="dxa"/>
@@ -5996,7 +5852,7 @@
         <w:pStyle w:val="Heading1"/>
         <w:spacing w:before="360" w:after="200"/>
       </w:pPr>
-      <w:bookmarkStart w:id="5" w:name="_Toc241524504"/>
+      <w:bookmarkStart w:id="5" w:name="_Toc241690242"/>
       <w:r>
         <w:lastRenderedPageBreak/>
         <w:t>3. Metodología del desarrollo técnico</w:t>
@@ -6020,7 +5876,7 @@
         <w:pStyle w:val="Heading2"/>
         <w:spacing w:before="280" w:after="140"/>
       </w:pPr>
-      <w:bookmarkStart w:id="6" w:name="_Toc241524505"/>
+      <w:bookmarkStart w:id="6" w:name="_Toc241690243"/>
       <w:r>
         <w:t>3.1 Herramientas del ecosistema científico de Python</w:t>
       </w:r>
@@ -6070,12 +5926,6 @@
         <w:gridCol w:w="6009"/>
       </w:tblGrid>
       <w:tr>
-        <w:tblPrEx>
-          <w:tblCellMar>
-            <w:top w:w="0" w:type="dxa"/>
-            <w:bottom w:w="0" w:type="dxa"/>
-          </w:tblCellMar>
-        </w:tblPrEx>
         <w:trPr>
           <w:tblHeader/>
         </w:trPr>
@@ -6162,12 +6012,6 @@
         </w:tc>
       </w:tr>
       <w:tr>
-        <w:tblPrEx>
-          <w:tblCellMar>
-            <w:top w:w="0" w:type="dxa"/>
-            <w:bottom w:w="0" w:type="dxa"/>
-          </w:tblCellMar>
-        </w:tblPrEx>
         <w:tc>
           <w:tcPr>
             <w:tcW w:w="1768" w:type="dxa"/>
@@ -6242,12 +6086,6 @@
         </w:tc>
       </w:tr>
       <w:tr>
-        <w:tblPrEx>
-          <w:tblCellMar>
-            <w:top w:w="0" w:type="dxa"/>
-            <w:bottom w:w="0" w:type="dxa"/>
-          </w:tblCellMar>
-        </w:tblPrEx>
         <w:tc>
           <w:tcPr>
             <w:tcW w:w="1768" w:type="dxa"/>
@@ -6325,12 +6163,6 @@
         </w:tc>
       </w:tr>
       <w:tr>
-        <w:tblPrEx>
-          <w:tblCellMar>
-            <w:top w:w="0" w:type="dxa"/>
-            <w:bottom w:w="0" w:type="dxa"/>
-          </w:tblCellMar>
-        </w:tblPrEx>
         <w:tc>
           <w:tcPr>
             <w:tcW w:w="1768" w:type="dxa"/>
@@ -6405,12 +6237,6 @@
         </w:tc>
       </w:tr>
       <w:tr>
-        <w:tblPrEx>
-          <w:tblCellMar>
-            <w:top w:w="0" w:type="dxa"/>
-            <w:bottom w:w="0" w:type="dxa"/>
-          </w:tblCellMar>
-        </w:tblPrEx>
         <w:tc>
           <w:tcPr>
             <w:tcW w:w="1768" w:type="dxa"/>
@@ -6488,12 +6314,6 @@
         </w:tc>
       </w:tr>
       <w:tr>
-        <w:tblPrEx>
-          <w:tblCellMar>
-            <w:top w:w="0" w:type="dxa"/>
-            <w:bottom w:w="0" w:type="dxa"/>
-          </w:tblCellMar>
-        </w:tblPrEx>
         <w:tc>
           <w:tcPr>
             <w:tcW w:w="1768" w:type="dxa"/>
@@ -6568,12 +6388,6 @@
         </w:tc>
       </w:tr>
       <w:tr>
-        <w:tblPrEx>
-          <w:tblCellMar>
-            <w:top w:w="0" w:type="dxa"/>
-            <w:bottom w:w="0" w:type="dxa"/>
-          </w:tblCellMar>
-        </w:tblPrEx>
         <w:tc>
           <w:tcPr>
             <w:tcW w:w="1768" w:type="dxa"/>
@@ -6651,12 +6465,6 @@
         </w:tc>
       </w:tr>
       <w:tr>
-        <w:tblPrEx>
-          <w:tblCellMar>
-            <w:top w:w="0" w:type="dxa"/>
-            <w:bottom w:w="0" w:type="dxa"/>
-          </w:tblCellMar>
-        </w:tblPrEx>
         <w:tc>
           <w:tcPr>
             <w:tcW w:w="1768" w:type="dxa"/>
@@ -6731,12 +6539,6 @@
         </w:tc>
       </w:tr>
       <w:tr>
-        <w:tblPrEx>
-          <w:tblCellMar>
-            <w:top w:w="0" w:type="dxa"/>
-            <w:bottom w:w="0" w:type="dxa"/>
-          </w:tblCellMar>
-        </w:tblPrEx>
         <w:tc>
           <w:tcPr>
             <w:tcW w:w="1768" w:type="dxa"/>
@@ -6814,12 +6616,6 @@
         </w:tc>
       </w:tr>
       <w:tr>
-        <w:tblPrEx>
-          <w:tblCellMar>
-            <w:top w:w="0" w:type="dxa"/>
-            <w:bottom w:w="0" w:type="dxa"/>
-          </w:tblCellMar>
-        </w:tblPrEx>
         <w:tc>
           <w:tcPr>
             <w:tcW w:w="1768" w:type="dxa"/>
@@ -6911,7 +6707,7 @@
         <w:pStyle w:val="Heading2"/>
         <w:spacing w:before="280" w:after="140"/>
       </w:pPr>
-      <w:bookmarkStart w:id="7" w:name="_Toc241524506"/>
+      <w:bookmarkStart w:id="7" w:name="_Toc241690244"/>
       <w:r>
         <w:t>3.2 Reproducibilidad técnica</w:t>
       </w:r>
@@ -6965,12 +6761,6 @@
         <w:gridCol w:w="8838"/>
       </w:tblGrid>
       <w:tr>
-        <w:tblPrEx>
-          <w:tblCellMar>
-            <w:top w:w="0" w:type="dxa"/>
-            <w:bottom w:w="0" w:type="dxa"/>
-          </w:tblCellMar>
-        </w:tblPrEx>
         <w:tc>
           <w:tcPr>
             <w:tcW w:w="8838" w:type="dxa"/>
@@ -6995,12 +6785,6 @@
         </w:tc>
       </w:tr>
       <w:tr>
-        <w:tblPrEx>
-          <w:tblCellMar>
-            <w:top w:w="0" w:type="dxa"/>
-            <w:bottom w:w="0" w:type="dxa"/>
-          </w:tblCellMar>
-        </w:tblPrEx>
         <w:tc>
           <w:tcPr>
             <w:tcW w:w="8838" w:type="dxa"/>
@@ -7025,12 +6809,6 @@
         </w:tc>
       </w:tr>
       <w:tr>
-        <w:tblPrEx>
-          <w:tblCellMar>
-            <w:top w:w="0" w:type="dxa"/>
-            <w:bottom w:w="0" w:type="dxa"/>
-          </w:tblCellMar>
-        </w:tblPrEx>
         <w:tc>
           <w:tcPr>
             <w:tcW w:w="8838" w:type="dxa"/>
@@ -7055,12 +6833,6 @@
         </w:tc>
       </w:tr>
       <w:tr>
-        <w:tblPrEx>
-          <w:tblCellMar>
-            <w:top w:w="0" w:type="dxa"/>
-            <w:bottom w:w="0" w:type="dxa"/>
-          </w:tblCellMar>
-        </w:tblPrEx>
         <w:tc>
           <w:tcPr>
             <w:tcW w:w="8838" w:type="dxa"/>
@@ -7085,12 +6857,6 @@
         </w:tc>
       </w:tr>
       <w:tr>
-        <w:tblPrEx>
-          <w:tblCellMar>
-            <w:top w:w="0" w:type="dxa"/>
-            <w:bottom w:w="0" w:type="dxa"/>
-          </w:tblCellMar>
-        </w:tblPrEx>
         <w:tc>
           <w:tcPr>
             <w:tcW w:w="8838" w:type="dxa"/>
@@ -7115,12 +6881,6 @@
         </w:tc>
       </w:tr>
       <w:tr>
-        <w:tblPrEx>
-          <w:tblCellMar>
-            <w:top w:w="0" w:type="dxa"/>
-            <w:bottom w:w="0" w:type="dxa"/>
-          </w:tblCellMar>
-        </w:tblPrEx>
         <w:tc>
           <w:tcPr>
             <w:tcW w:w="8838" w:type="dxa"/>
@@ -7145,12 +6905,6 @@
         </w:tc>
       </w:tr>
       <w:tr>
-        <w:tblPrEx>
-          <w:tblCellMar>
-            <w:top w:w="0" w:type="dxa"/>
-            <w:bottom w:w="0" w:type="dxa"/>
-          </w:tblCellMar>
-        </w:tblPrEx>
         <w:tc>
           <w:tcPr>
             <w:tcW w:w="8838" w:type="dxa"/>
@@ -7247,7 +7001,7 @@
         <w:pStyle w:val="Heading2"/>
         <w:spacing w:before="280" w:after="140"/>
       </w:pPr>
-      <w:bookmarkStart w:id="8" w:name="_Toc241524507"/>
+      <w:bookmarkStart w:id="8" w:name="_Toc241690245"/>
       <w:r>
         <w:t>3.3 Control de versiones</w:t>
       </w:r>
@@ -7321,12 +7075,6 @@
         <w:gridCol w:w="6451"/>
       </w:tblGrid>
       <w:tr>
-        <w:tblPrEx>
-          <w:tblCellMar>
-            <w:top w:w="0" w:type="dxa"/>
-            <w:bottom w:w="0" w:type="dxa"/>
-          </w:tblCellMar>
-        </w:tblPrEx>
         <w:trPr>
           <w:tblHeader/>
         </w:trPr>
@@ -7413,12 +7161,6 @@
         </w:tc>
       </w:tr>
       <w:tr>
-        <w:tblPrEx>
-          <w:tblCellMar>
-            <w:top w:w="0" w:type="dxa"/>
-            <w:bottom w:w="0" w:type="dxa"/>
-          </w:tblCellMar>
-        </w:tblPrEx>
         <w:tc>
           <w:tcPr>
             <w:tcW w:w="1061" w:type="dxa"/>
@@ -7493,12 +7235,6 @@
         </w:tc>
       </w:tr>
       <w:tr>
-        <w:tblPrEx>
-          <w:tblCellMar>
-            <w:top w:w="0" w:type="dxa"/>
-            <w:bottom w:w="0" w:type="dxa"/>
-          </w:tblCellMar>
-        </w:tblPrEx>
         <w:tc>
           <w:tcPr>
             <w:tcW w:w="1061" w:type="dxa"/>
@@ -7576,12 +7312,6 @@
         </w:tc>
       </w:tr>
       <w:tr>
-        <w:tblPrEx>
-          <w:tblCellMar>
-            <w:top w:w="0" w:type="dxa"/>
-            <w:bottom w:w="0" w:type="dxa"/>
-          </w:tblCellMar>
-        </w:tblPrEx>
         <w:tc>
           <w:tcPr>
             <w:tcW w:w="1061" w:type="dxa"/>
@@ -7656,12 +7386,6 @@
         </w:tc>
       </w:tr>
       <w:tr>
-        <w:tblPrEx>
-          <w:tblCellMar>
-            <w:top w:w="0" w:type="dxa"/>
-            <w:bottom w:w="0" w:type="dxa"/>
-          </w:tblCellMar>
-        </w:tblPrEx>
         <w:tc>
           <w:tcPr>
             <w:tcW w:w="1061" w:type="dxa"/>
@@ -7739,12 +7463,6 @@
         </w:tc>
       </w:tr>
       <w:tr>
-        <w:tblPrEx>
-          <w:tblCellMar>
-            <w:top w:w="0" w:type="dxa"/>
-            <w:bottom w:w="0" w:type="dxa"/>
-          </w:tblCellMar>
-        </w:tblPrEx>
         <w:tc>
           <w:tcPr>
             <w:tcW w:w="1061" w:type="dxa"/>
@@ -7819,12 +7537,6 @@
         </w:tc>
       </w:tr>
       <w:tr>
-        <w:tblPrEx>
-          <w:tblCellMar>
-            <w:top w:w="0" w:type="dxa"/>
-            <w:bottom w:w="0" w:type="dxa"/>
-          </w:tblCellMar>
-        </w:tblPrEx>
         <w:tc>
           <w:tcPr>
             <w:tcW w:w="1061" w:type="dxa"/>
@@ -7902,12 +7614,6 @@
         </w:tc>
       </w:tr>
       <w:tr>
-        <w:tblPrEx>
-          <w:tblCellMar>
-            <w:top w:w="0" w:type="dxa"/>
-            <w:bottom w:w="0" w:type="dxa"/>
-          </w:tblCellMar>
-        </w:tblPrEx>
         <w:tc>
           <w:tcPr>
             <w:tcW w:w="1061" w:type="dxa"/>
@@ -7983,12 +7689,6 @@
         </w:tc>
       </w:tr>
       <w:tr>
-        <w:tblPrEx>
-          <w:tblCellMar>
-            <w:top w:w="0" w:type="dxa"/>
-            <w:bottom w:w="0" w:type="dxa"/>
-          </w:tblCellMar>
-        </w:tblPrEx>
         <w:tc>
           <w:tcPr>
             <w:tcW w:w="1061" w:type="dxa"/>
@@ -8066,12 +7766,6 @@
         </w:tc>
       </w:tr>
       <w:tr>
-        <w:tblPrEx>
-          <w:tblCellMar>
-            <w:top w:w="0" w:type="dxa"/>
-            <w:bottom w:w="0" w:type="dxa"/>
-          </w:tblCellMar>
-        </w:tblPrEx>
         <w:tc>
           <w:tcPr>
             <w:tcW w:w="1061" w:type="dxa"/>
@@ -8146,12 +7840,6 @@
         </w:tc>
       </w:tr>
       <w:tr>
-        <w:tblPrEx>
-          <w:tblCellMar>
-            <w:top w:w="0" w:type="dxa"/>
-            <w:bottom w:w="0" w:type="dxa"/>
-          </w:tblCellMar>
-        </w:tblPrEx>
         <w:tc>
           <w:tcPr>
             <w:tcW w:w="1061" w:type="dxa"/>
@@ -8229,12 +7917,6 @@
         </w:tc>
       </w:tr>
       <w:tr>
-        <w:tblPrEx>
-          <w:tblCellMar>
-            <w:top w:w="0" w:type="dxa"/>
-            <w:bottom w:w="0" w:type="dxa"/>
-          </w:tblCellMar>
-        </w:tblPrEx>
         <w:tc>
           <w:tcPr>
             <w:tcW w:w="1061" w:type="dxa"/>
@@ -8309,12 +7991,6 @@
         </w:tc>
       </w:tr>
       <w:tr>
-        <w:tblPrEx>
-          <w:tblCellMar>
-            <w:top w:w="0" w:type="dxa"/>
-            <w:bottom w:w="0" w:type="dxa"/>
-          </w:tblCellMar>
-        </w:tblPrEx>
         <w:tc>
           <w:tcPr>
             <w:tcW w:w="1061" w:type="dxa"/>
@@ -8428,12 +8104,6 @@
         <w:gridCol w:w="8838"/>
       </w:tblGrid>
       <w:tr>
-        <w:tblPrEx>
-          <w:tblCellMar>
-            <w:top w:w="0" w:type="dxa"/>
-            <w:bottom w:w="0" w:type="dxa"/>
-          </w:tblCellMar>
-        </w:tblPrEx>
         <w:tc>
           <w:tcPr>
             <w:tcW w:w="8838" w:type="dxa"/>
@@ -8458,12 +8128,6 @@
         </w:tc>
       </w:tr>
       <w:tr>
-        <w:tblPrEx>
-          <w:tblCellMar>
-            <w:top w:w="0" w:type="dxa"/>
-            <w:bottom w:w="0" w:type="dxa"/>
-          </w:tblCellMar>
-        </w:tblPrEx>
         <w:tc>
           <w:tcPr>
             <w:tcW w:w="8838" w:type="dxa"/>
@@ -8488,12 +8152,6 @@
         </w:tc>
       </w:tr>
       <w:tr>
-        <w:tblPrEx>
-          <w:tblCellMar>
-            <w:top w:w="0" w:type="dxa"/>
-            <w:bottom w:w="0" w:type="dxa"/>
-          </w:tblCellMar>
-        </w:tblPrEx>
         <w:tc>
           <w:tcPr>
             <w:tcW w:w="8838" w:type="dxa"/>
@@ -8518,12 +8176,6 @@
         </w:tc>
       </w:tr>
       <w:tr>
-        <w:tblPrEx>
-          <w:tblCellMar>
-            <w:top w:w="0" w:type="dxa"/>
-            <w:bottom w:w="0" w:type="dxa"/>
-          </w:tblCellMar>
-        </w:tblPrEx>
         <w:tc>
           <w:tcPr>
             <w:tcW w:w="8838" w:type="dxa"/>
@@ -8548,12 +8200,6 @@
         </w:tc>
       </w:tr>
       <w:tr>
-        <w:tblPrEx>
-          <w:tblCellMar>
-            <w:top w:w="0" w:type="dxa"/>
-            <w:bottom w:w="0" w:type="dxa"/>
-          </w:tblCellMar>
-        </w:tblPrEx>
         <w:tc>
           <w:tcPr>
             <w:tcW w:w="8838" w:type="dxa"/>
@@ -8578,12 +8224,6 @@
         </w:tc>
       </w:tr>
       <w:tr>
-        <w:tblPrEx>
-          <w:tblCellMar>
-            <w:top w:w="0" w:type="dxa"/>
-            <w:bottom w:w="0" w:type="dxa"/>
-          </w:tblCellMar>
-        </w:tblPrEx>
         <w:tc>
           <w:tcPr>
             <w:tcW w:w="8838" w:type="dxa"/>
@@ -8608,12 +8248,6 @@
         </w:tc>
       </w:tr>
       <w:tr>
-        <w:tblPrEx>
-          <w:tblCellMar>
-            <w:top w:w="0" w:type="dxa"/>
-            <w:bottom w:w="0" w:type="dxa"/>
-          </w:tblCellMar>
-        </w:tblPrEx>
         <w:tc>
           <w:tcPr>
             <w:tcW w:w="8838" w:type="dxa"/>
@@ -8638,12 +8272,6 @@
         </w:tc>
       </w:tr>
       <w:tr>
-        <w:tblPrEx>
-          <w:tblCellMar>
-            <w:top w:w="0" w:type="dxa"/>
-            <w:bottom w:w="0" w:type="dxa"/>
-          </w:tblCellMar>
-        </w:tblPrEx>
         <w:tc>
           <w:tcPr>
             <w:tcW w:w="8838" w:type="dxa"/>
@@ -8668,12 +8296,6 @@
         </w:tc>
       </w:tr>
       <w:tr>
-        <w:tblPrEx>
-          <w:tblCellMar>
-            <w:top w:w="0" w:type="dxa"/>
-            <w:bottom w:w="0" w:type="dxa"/>
-          </w:tblCellMar>
-        </w:tblPrEx>
         <w:tc>
           <w:tcPr>
             <w:tcW w:w="8838" w:type="dxa"/>
@@ -8698,12 +8320,6 @@
         </w:tc>
       </w:tr>
       <w:tr>
-        <w:tblPrEx>
-          <w:tblCellMar>
-            <w:top w:w="0" w:type="dxa"/>
-            <w:bottom w:w="0" w:type="dxa"/>
-          </w:tblCellMar>
-        </w:tblPrEx>
         <w:tc>
           <w:tcPr>
             <w:tcW w:w="8838" w:type="dxa"/>
@@ -8728,12 +8344,6 @@
         </w:tc>
       </w:tr>
       <w:tr>
-        <w:tblPrEx>
-          <w:tblCellMar>
-            <w:top w:w="0" w:type="dxa"/>
-            <w:bottom w:w="0" w:type="dxa"/>
-          </w:tblCellMar>
-        </w:tblPrEx>
         <w:tc>
           <w:tcPr>
             <w:tcW w:w="8838" w:type="dxa"/>
@@ -8758,12 +8368,6 @@
         </w:tc>
       </w:tr>
       <w:tr>
-        <w:tblPrEx>
-          <w:tblCellMar>
-            <w:top w:w="0" w:type="dxa"/>
-            <w:bottom w:w="0" w:type="dxa"/>
-          </w:tblCellMar>
-        </w:tblPrEx>
         <w:tc>
           <w:tcPr>
             <w:tcW w:w="8838" w:type="dxa"/>
@@ -8797,7 +8401,7 @@
         <w:rPr>
           <w:color w:val="000000"/>
         </w:rPr>
-        <w:t>Contribuciones. El proyecto es de autoría individual: la totalidad de los commits corresponde al autor. El historial registra dos identidades de Git, correspondientes a los dos equipos utilizados durante el desarrollo, ambas vinculadas a la cuenta institucional. El detalle está en el Anexo C.</w:t>
+        <w:t>Contribuciones. El proyecto es de autoría individual: la totalidad de los commits corresponde al autor. Durante el desarrollo el historial registró dos identidades de Git —«Sebastian Antunez» y «santunez75»—, originadas en que uno de los dos equipos quedó configurado con el nombre de usuario de GitHub. Ambas comparten el correo institucional. El repositorio incluye un archivo .mailmap que las unifica, de modo que git shortlog, git blame y las estadísticas de GitHub informan un único autor. Sin ese archivo, cualquier herramienta que contabilice contribuyentes reportaría dos personas donde hay una. El detalle está en el Anexo C.</w:t>
       </w:r>
     </w:p>
     <w:p>
@@ -8805,7 +8409,7 @@
         <w:pStyle w:val="Heading2"/>
         <w:spacing w:before="280" w:after="140"/>
       </w:pPr>
-      <w:bookmarkStart w:id="9" w:name="_Toc241524508"/>
+      <w:bookmarkStart w:id="9" w:name="_Toc241690246"/>
       <w:r>
         <w:t>3.4 Fase 1 — Definición del problema y entorno</w:t>
       </w:r>
@@ -8828,7 +8432,7 @@
         <w:pStyle w:val="Heading2"/>
         <w:spacing w:before="280" w:after="140"/>
       </w:pPr>
-      <w:bookmarkStart w:id="10" w:name="_Toc241524509"/>
+      <w:bookmarkStart w:id="10" w:name="_Toc241690247"/>
       <w:r>
         <w:t>3.5 Fase 2 — Preprocesamiento y transformación del dataset</w:t>
       </w:r>
@@ -8843,6 +8447,7 @@
         <w:rPr>
           <w:color w:val="000000"/>
         </w:rPr>
+        <w:lastRenderedPageBreak/>
         <w:t>El pipeline de la Fase 2 convierte seis CSV heterogéneos en un conjunto analítico validado. Se ejecuta con un comando y deja bitácora de cada paso. La tabla documenta las ocho etapas, su efecto cuantificado y la justificación técnica de cada una.</w:t>
       </w:r>
     </w:p>
@@ -8891,12 +8496,6 @@
         <w:gridCol w:w="3447"/>
       </w:tblGrid>
       <w:tr>
-        <w:tblPrEx>
-          <w:tblCellMar>
-            <w:top w:w="0" w:type="dxa"/>
-            <w:bottom w:w="0" w:type="dxa"/>
-          </w:tblCellMar>
-        </w:tblPrEx>
         <w:trPr>
           <w:tblHeader/>
         </w:trPr>
@@ -8923,7 +8522,6 @@
                 <w:sz w:val="19"/>
                 <w:szCs w:val="19"/>
               </w:rPr>
-              <w:lastRenderedPageBreak/>
               <w:t>Paso</w:t>
             </w:r>
           </w:p>
@@ -9011,12 +8609,6 @@
         </w:tc>
       </w:tr>
       <w:tr>
-        <w:tblPrEx>
-          <w:tblCellMar>
-            <w:top w:w="0" w:type="dxa"/>
-            <w:bottom w:w="0" w:type="dxa"/>
-          </w:tblCellMar>
-        </w:tblPrEx>
         <w:tc>
           <w:tcPr>
             <w:tcW w:w="1502" w:type="dxa"/>
@@ -9115,12 +8707,6 @@
         </w:tc>
       </w:tr>
       <w:tr>
-        <w:tblPrEx>
-          <w:tblCellMar>
-            <w:top w:w="0" w:type="dxa"/>
-            <w:bottom w:w="0" w:type="dxa"/>
-          </w:tblCellMar>
-        </w:tblPrEx>
         <w:tc>
           <w:tcPr>
             <w:tcW w:w="1502" w:type="dxa"/>
@@ -9223,12 +8809,6 @@
         </w:tc>
       </w:tr>
       <w:tr>
-        <w:tblPrEx>
-          <w:tblCellMar>
-            <w:top w:w="0" w:type="dxa"/>
-            <w:bottom w:w="0" w:type="dxa"/>
-          </w:tblCellMar>
-        </w:tblPrEx>
         <w:tc>
           <w:tcPr>
             <w:tcW w:w="1502" w:type="dxa"/>
@@ -9327,12 +8907,6 @@
         </w:tc>
       </w:tr>
       <w:tr>
-        <w:tblPrEx>
-          <w:tblCellMar>
-            <w:top w:w="0" w:type="dxa"/>
-            <w:bottom w:w="0" w:type="dxa"/>
-          </w:tblCellMar>
-        </w:tblPrEx>
         <w:tc>
           <w:tcPr>
             <w:tcW w:w="1502" w:type="dxa"/>
@@ -9435,12 +9009,6 @@
         </w:tc>
       </w:tr>
       <w:tr>
-        <w:tblPrEx>
-          <w:tblCellMar>
-            <w:top w:w="0" w:type="dxa"/>
-            <w:bottom w:w="0" w:type="dxa"/>
-          </w:tblCellMar>
-        </w:tblPrEx>
         <w:tc>
           <w:tcPr>
             <w:tcW w:w="1502" w:type="dxa"/>
@@ -9539,12 +9107,6 @@
         </w:tc>
       </w:tr>
       <w:tr>
-        <w:tblPrEx>
-          <w:tblCellMar>
-            <w:top w:w="0" w:type="dxa"/>
-            <w:bottom w:w="0" w:type="dxa"/>
-          </w:tblCellMar>
-        </w:tblPrEx>
         <w:tc>
           <w:tcPr>
             <w:tcW w:w="1502" w:type="dxa"/>
@@ -9647,12 +9209,6 @@
         </w:tc>
       </w:tr>
       <w:tr>
-        <w:tblPrEx>
-          <w:tblCellMar>
-            <w:top w:w="0" w:type="dxa"/>
-            <w:bottom w:w="0" w:type="dxa"/>
-          </w:tblCellMar>
-        </w:tblPrEx>
         <w:tc>
           <w:tcPr>
             <w:tcW w:w="1502" w:type="dxa"/>
@@ -9751,12 +9307,6 @@
         </w:tc>
       </w:tr>
       <w:tr>
-        <w:tblPrEx>
-          <w:tblCellMar>
-            <w:top w:w="0" w:type="dxa"/>
-            <w:bottom w:w="0" w:type="dxa"/>
-          </w:tblCellMar>
-        </w:tblPrEx>
         <w:tc>
           <w:tcPr>
             <w:tcW w:w="1502" w:type="dxa"/>
@@ -9876,7 +9426,7 @@
         <w:pStyle w:val="Heading3"/>
         <w:spacing w:before="220" w:after="120"/>
       </w:pPr>
-      <w:bookmarkStart w:id="11" w:name="_Toc241524510"/>
+      <w:bookmarkStart w:id="11" w:name="_Toc241690248"/>
       <w:r>
         <w:t>La transformación central: reconstruir la duración real</w:t>
       </w:r>
@@ -9918,12 +9468,6 @@
         <w:gridCol w:w="8838"/>
       </w:tblGrid>
       <w:tr>
-        <w:tblPrEx>
-          <w:tblCellMar>
-            <w:top w:w="0" w:type="dxa"/>
-            <w:bottom w:w="0" w:type="dxa"/>
-          </w:tblCellMar>
-        </w:tblPrEx>
         <w:tc>
           <w:tcPr>
             <w:tcW w:w="8838" w:type="dxa"/>
@@ -9948,12 +9492,6 @@
         </w:tc>
       </w:tr>
       <w:tr>
-        <w:tblPrEx>
-          <w:tblCellMar>
-            <w:top w:w="0" w:type="dxa"/>
-            <w:bottom w:w="0" w:type="dxa"/>
-          </w:tblCellMar>
-        </w:tblPrEx>
         <w:tc>
           <w:tcPr>
             <w:tcW w:w="8838" w:type="dxa"/>
@@ -9978,12 +9516,6 @@
         </w:tc>
       </w:tr>
       <w:tr>
-        <w:tblPrEx>
-          <w:tblCellMar>
-            <w:top w:w="0" w:type="dxa"/>
-            <w:bottom w:w="0" w:type="dxa"/>
-          </w:tblCellMar>
-        </w:tblPrEx>
         <w:tc>
           <w:tcPr>
             <w:tcW w:w="8838" w:type="dxa"/>
@@ -10002,18 +9534,13 @@
                 <w:sz w:val="16"/>
                 <w:szCs w:val="16"/>
               </w:rPr>
+              <w:lastRenderedPageBreak/>
               <w:t>semestre_titulo = np.where(mes_titulo &lt;= 7, 1, 2)</w:t>
             </w:r>
           </w:p>
         </w:tc>
       </w:tr>
       <w:tr>
-        <w:tblPrEx>
-          <w:tblCellMar>
-            <w:top w:w="0" w:type="dxa"/>
-            <w:bottom w:w="0" w:type="dxa"/>
-          </w:tblCellMar>
-        </w:tblPrEx>
         <w:tc>
           <w:tcPr>
             <w:tcW w:w="8838" w:type="dxa"/>
@@ -10038,12 +9565,6 @@
         </w:tc>
       </w:tr>
       <w:tr>
-        <w:tblPrEx>
-          <w:tblCellMar>
-            <w:top w:w="0" w:type="dxa"/>
-            <w:bottom w:w="0" w:type="dxa"/>
-          </w:tblCellMar>
-        </w:tblPrEx>
         <w:tc>
           <w:tcPr>
             <w:tcW w:w="8838" w:type="dxa"/>
@@ -10068,12 +9589,6 @@
         </w:tc>
       </w:tr>
       <w:tr>
-        <w:tblPrEx>
-          <w:tblCellMar>
-            <w:top w:w="0" w:type="dxa"/>
-            <w:bottom w:w="0" w:type="dxa"/>
-          </w:tblCellMar>
-        </w:tblPrEx>
         <w:tc>
           <w:tcPr>
             <w:tcW w:w="8838" w:type="dxa"/>
@@ -10098,12 +9613,6 @@
         </w:tc>
       </w:tr>
       <w:tr>
-        <w:tblPrEx>
-          <w:tblCellMar>
-            <w:top w:w="0" w:type="dxa"/>
-            <w:bottom w:w="0" w:type="dxa"/>
-          </w:tblCellMar>
-        </w:tblPrEx>
         <w:tc>
           <w:tcPr>
             <w:tcW w:w="8838" w:type="dxa"/>
@@ -10128,12 +9637,6 @@
         </w:tc>
       </w:tr>
       <w:tr>
-        <w:tblPrEx>
-          <w:tblCellMar>
-            <w:top w:w="0" w:type="dxa"/>
-            <w:bottom w:w="0" w:type="dxa"/>
-          </w:tblCellMar>
-        </w:tblPrEx>
         <w:tc>
           <w:tcPr>
             <w:tcW w:w="8838" w:type="dxa"/>
@@ -10158,12 +9661,6 @@
         </w:tc>
       </w:tr>
       <w:tr>
-        <w:tblPrEx>
-          <w:tblCellMar>
-            <w:top w:w="0" w:type="dxa"/>
-            <w:bottom w:w="0" w:type="dxa"/>
-          </w:tblCellMar>
-        </w:tblPrEx>
         <w:tc>
           <w:tcPr>
             <w:tcW w:w="8838" w:type="dxa"/>
@@ -10182,7 +9679,6 @@
                 <w:sz w:val="16"/>
                 <w:szCs w:val="16"/>
               </w:rPr>
-              <w:lastRenderedPageBreak/>
               <w:t>indice_duracion   = duracion_real_sem / dur_total_carr   # razon, comparable entre carreras</w:t>
             </w:r>
           </w:p>
@@ -10206,7 +9702,7 @@
         <w:pStyle w:val="Heading2"/>
         <w:spacing w:before="280" w:after="140"/>
       </w:pPr>
-      <w:bookmarkStart w:id="12" w:name="_Toc241524511"/>
+      <w:bookmarkStart w:id="12" w:name="_Toc241690249"/>
       <w:r>
         <w:t>3.6 Fase 3 — Núcleo algorítmico, eficiencia y orientación a objetos</w:t>
       </w:r>
@@ -10229,7 +9725,7 @@
         <w:pStyle w:val="Heading3"/>
         <w:spacing w:before="220" w:after="120"/>
       </w:pPr>
-      <w:bookmarkStart w:id="13" w:name="_Toc241524512"/>
+      <w:bookmarkStart w:id="13" w:name="_Toc241690250"/>
       <w:r>
         <w:t>Algoritmos implementados y verificados</w:t>
       </w:r>
@@ -10271,12 +9767,6 @@
         <w:gridCol w:w="8838"/>
       </w:tblGrid>
       <w:tr>
-        <w:tblPrEx>
-          <w:tblCellMar>
-            <w:top w:w="0" w:type="dxa"/>
-            <w:bottom w:w="0" w:type="dxa"/>
-          </w:tblCellMar>
-        </w:tblPrEx>
         <w:tc>
           <w:tcPr>
             <w:tcW w:w="8838" w:type="dxa"/>
@@ -10301,12 +9791,6 @@
         </w:tc>
       </w:tr>
       <w:tr>
-        <w:tblPrEx>
-          <w:tblCellMar>
-            <w:top w:w="0" w:type="dxa"/>
-            <w:bottom w:w="0" w:type="dxa"/>
-          </w:tblCellMar>
-        </w:tblPrEx>
         <w:tc>
           <w:tcPr>
             <w:tcW w:w="8838" w:type="dxa"/>
@@ -10331,12 +9815,6 @@
         </w:tc>
       </w:tr>
       <w:tr>
-        <w:tblPrEx>
-          <w:tblCellMar>
-            <w:top w:w="0" w:type="dxa"/>
-            <w:bottom w:w="0" w:type="dxa"/>
-          </w:tblCellMar>
-        </w:tblPrEx>
         <w:tc>
           <w:tcPr>
             <w:tcW w:w="8838" w:type="dxa"/>
@@ -10361,12 +9839,6 @@
         </w:tc>
       </w:tr>
       <w:tr>
-        <w:tblPrEx>
-          <w:tblCellMar>
-            <w:top w:w="0" w:type="dxa"/>
-            <w:bottom w:w="0" w:type="dxa"/>
-          </w:tblCellMar>
-        </w:tblPrEx>
         <w:tc>
           <w:tcPr>
             <w:tcW w:w="8838" w:type="dxa"/>
@@ -10391,12 +9863,6 @@
         </w:tc>
       </w:tr>
       <w:tr>
-        <w:tblPrEx>
-          <w:tblCellMar>
-            <w:top w:w="0" w:type="dxa"/>
-            <w:bottom w:w="0" w:type="dxa"/>
-          </w:tblCellMar>
-        </w:tblPrEx>
         <w:tc>
           <w:tcPr>
             <w:tcW w:w="8838" w:type="dxa"/>
@@ -10421,12 +9887,6 @@
         </w:tc>
       </w:tr>
       <w:tr>
-        <w:tblPrEx>
-          <w:tblCellMar>
-            <w:top w:w="0" w:type="dxa"/>
-            <w:bottom w:w="0" w:type="dxa"/>
-          </w:tblCellMar>
-        </w:tblPrEx>
         <w:tc>
           <w:tcPr>
             <w:tcW w:w="8838" w:type="dxa"/>
@@ -10451,12 +9911,6 @@
         </w:tc>
       </w:tr>
       <w:tr>
-        <w:tblPrEx>
-          <w:tblCellMar>
-            <w:top w:w="0" w:type="dxa"/>
-            <w:bottom w:w="0" w:type="dxa"/>
-          </w:tblCellMar>
-        </w:tblPrEx>
         <w:tc>
           <w:tcPr>
             <w:tcW w:w="8838" w:type="dxa"/>
@@ -10481,12 +9935,6 @@
         </w:tc>
       </w:tr>
       <w:tr>
-        <w:tblPrEx>
-          <w:tblCellMar>
-            <w:top w:w="0" w:type="dxa"/>
-            <w:bottom w:w="0" w:type="dxa"/>
-          </w:tblCellMar>
-        </w:tblPrEx>
         <w:tc>
           <w:tcPr>
             <w:tcW w:w="8838" w:type="dxa"/>
@@ -10511,12 +9959,6 @@
         </w:tc>
       </w:tr>
       <w:tr>
-        <w:tblPrEx>
-          <w:tblCellMar>
-            <w:top w:w="0" w:type="dxa"/>
-            <w:bottom w:w="0" w:type="dxa"/>
-          </w:tblCellMar>
-        </w:tblPrEx>
         <w:tc>
           <w:tcPr>
             <w:tcW w:w="8838" w:type="dxa"/>
@@ -10541,12 +9983,6 @@
         </w:tc>
       </w:tr>
       <w:tr>
-        <w:tblPrEx>
-          <w:tblCellMar>
-            <w:top w:w="0" w:type="dxa"/>
-            <w:bottom w:w="0" w:type="dxa"/>
-          </w:tblCellMar>
-        </w:tblPrEx>
         <w:tc>
           <w:tcPr>
             <w:tcW w:w="8838" w:type="dxa"/>
@@ -10571,12 +10007,6 @@
         </w:tc>
       </w:tr>
       <w:tr>
-        <w:tblPrEx>
-          <w:tblCellMar>
-            <w:top w:w="0" w:type="dxa"/>
-            <w:bottom w:w="0" w:type="dxa"/>
-          </w:tblCellMar>
-        </w:tblPrEx>
         <w:tc>
           <w:tcPr>
             <w:tcW w:w="8838" w:type="dxa"/>
@@ -10601,12 +10031,6 @@
         </w:tc>
       </w:tr>
       <w:tr>
-        <w:tblPrEx>
-          <w:tblCellMar>
-            <w:top w:w="0" w:type="dxa"/>
-            <w:bottom w:w="0" w:type="dxa"/>
-          </w:tblCellMar>
-        </w:tblPrEx>
         <w:tc>
           <w:tcPr>
             <w:tcW w:w="8838" w:type="dxa"/>
@@ -10631,12 +10055,6 @@
         </w:tc>
       </w:tr>
       <w:tr>
-        <w:tblPrEx>
-          <w:tblCellMar>
-            <w:top w:w="0" w:type="dxa"/>
-            <w:bottom w:w="0" w:type="dxa"/>
-          </w:tblCellMar>
-        </w:tblPrEx>
         <w:tc>
           <w:tcPr>
             <w:tcW w:w="8838" w:type="dxa"/>
@@ -10661,12 +10079,6 @@
         </w:tc>
       </w:tr>
       <w:tr>
-        <w:tblPrEx>
-          <w:tblCellMar>
-            <w:top w:w="0" w:type="dxa"/>
-            <w:bottom w:w="0" w:type="dxa"/>
-          </w:tblCellMar>
-        </w:tblPrEx>
         <w:tc>
           <w:tcPr>
             <w:tcW w:w="8838" w:type="dxa"/>
@@ -10691,12 +10103,6 @@
         </w:tc>
       </w:tr>
       <w:tr>
-        <w:tblPrEx>
-          <w:tblCellMar>
-            <w:top w:w="0" w:type="dxa"/>
-            <w:bottom w:w="0" w:type="dxa"/>
-          </w:tblCellMar>
-        </w:tblPrEx>
         <w:tc>
           <w:tcPr>
             <w:tcW w:w="8838" w:type="dxa"/>
@@ -10721,12 +10127,6 @@
         </w:tc>
       </w:tr>
       <w:tr>
-        <w:tblPrEx>
-          <w:tblCellMar>
-            <w:top w:w="0" w:type="dxa"/>
-            <w:bottom w:w="0" w:type="dxa"/>
-          </w:tblCellMar>
-        </w:tblPrEx>
         <w:tc>
           <w:tcPr>
             <w:tcW w:w="8838" w:type="dxa"/>
@@ -10751,12 +10151,6 @@
         </w:tc>
       </w:tr>
       <w:tr>
-        <w:tblPrEx>
-          <w:tblCellMar>
-            <w:top w:w="0" w:type="dxa"/>
-            <w:bottom w:w="0" w:type="dxa"/>
-          </w:tblCellMar>
-        </w:tblPrEx>
         <w:tc>
           <w:tcPr>
             <w:tcW w:w="8838" w:type="dxa"/>
@@ -10781,12 +10175,6 @@
         </w:tc>
       </w:tr>
       <w:tr>
-        <w:tblPrEx>
-          <w:tblCellMar>
-            <w:top w:w="0" w:type="dxa"/>
-            <w:bottom w:w="0" w:type="dxa"/>
-          </w:tblCellMar>
-        </w:tblPrEx>
         <w:tc>
           <w:tcPr>
             <w:tcW w:w="8838" w:type="dxa"/>
@@ -10811,12 +10199,6 @@
         </w:tc>
       </w:tr>
       <w:tr>
-        <w:tblPrEx>
-          <w:tblCellMar>
-            <w:top w:w="0" w:type="dxa"/>
-            <w:bottom w:w="0" w:type="dxa"/>
-          </w:tblCellMar>
-        </w:tblPrEx>
         <w:tc>
           <w:tcPr>
             <w:tcW w:w="8838" w:type="dxa"/>
@@ -10841,12 +10223,6 @@
         </w:tc>
       </w:tr>
       <w:tr>
-        <w:tblPrEx>
-          <w:tblCellMar>
-            <w:top w:w="0" w:type="dxa"/>
-            <w:bottom w:w="0" w:type="dxa"/>
-          </w:tblCellMar>
-        </w:tblPrEx>
         <w:tc>
           <w:tcPr>
             <w:tcW w:w="8838" w:type="dxa"/>
@@ -10871,12 +10247,6 @@
         </w:tc>
       </w:tr>
       <w:tr>
-        <w:tblPrEx>
-          <w:tblCellMar>
-            <w:top w:w="0" w:type="dxa"/>
-            <w:bottom w:w="0" w:type="dxa"/>
-          </w:tblCellMar>
-        </w:tblPrEx>
         <w:tc>
           <w:tcPr>
             <w:tcW w:w="8838" w:type="dxa"/>
@@ -10901,12 +10271,6 @@
         </w:tc>
       </w:tr>
       <w:tr>
-        <w:tblPrEx>
-          <w:tblCellMar>
-            <w:top w:w="0" w:type="dxa"/>
-            <w:bottom w:w="0" w:type="dxa"/>
-          </w:tblCellMar>
-        </w:tblPrEx>
         <w:tc>
           <w:tcPr>
             <w:tcW w:w="8838" w:type="dxa"/>
@@ -10948,8 +10312,9 @@
         <w:pStyle w:val="Heading3"/>
         <w:spacing w:before="220" w:after="120"/>
       </w:pPr>
-      <w:bookmarkStart w:id="14" w:name="_Toc241524513"/>
+      <w:bookmarkStart w:id="14" w:name="_Toc241690251"/>
       <w:r>
+        <w:lastRenderedPageBreak/>
         <w:t>Mediciones de eficiencia</w:t>
       </w:r>
       <w:bookmarkEnd w:id="14"/>
@@ -10963,14 +10328,7 @@
         <w:rPr>
           <w:color w:val="000000"/>
         </w:rPr>
-        <w:t xml:space="preserve">Las mediciones usan timeit.repeat y reportan el mínimo de las repeticiones: el ruido del sistema operativo solo puede sumar tiempo, de modo que el mínimo es el mejor estimador del costo intrínseco (Python Software Foundation, 2025a). La memoria se mide con </w:t>
-      </w:r>
-      <w:r>
-        <w:rPr>
-          <w:color w:val="000000"/>
-        </w:rPr>
-        <w:lastRenderedPageBreak/>
-        <w:t>tracemalloc como pico de asignación (Python Software Foundation, 2025b). Además del tamaño fijo, cada algoritmo se mide para tamaños crecientes y se ajusta una recta en escala log-log cuya pendiente es el exponente empírico de crecimiento (Cormen et al., 2022).</w:t>
+        <w:t>Las mediciones usan timeit.repeat y reportan el mínimo de las repeticiones: el ruido del sistema operativo solo puede sumar tiempo, de modo que el mínimo es el mejor estimador del costo intrínseco (Python Software Foundation, 2025a). La memoria se mide con tracemalloc como pico de asignación (Python Software Foundation, 2025b). Además del tamaño fijo, cada algoritmo se mide para tamaños crecientes y se ajusta una recta en escala log-log cuya pendiente es el exponente empírico de crecimiento (Cormen et al., 2022).</w:t>
       </w:r>
     </w:p>
     <w:p>
@@ -11019,12 +10377,6 @@
         <w:gridCol w:w="1414"/>
       </w:tblGrid>
       <w:tr>
-        <w:tblPrEx>
-          <w:tblCellMar>
-            <w:top w:w="0" w:type="dxa"/>
-            <w:bottom w:w="0" w:type="dxa"/>
-          </w:tblCellMar>
-        </w:tblPrEx>
         <w:trPr>
           <w:tblHeader/>
         </w:trPr>
@@ -11165,12 +10517,6 @@
         </w:tc>
       </w:tr>
       <w:tr>
-        <w:tblPrEx>
-          <w:tblCellMar>
-            <w:top w:w="0" w:type="dxa"/>
-            <w:bottom w:w="0" w:type="dxa"/>
-          </w:tblCellMar>
-        </w:tblPrEx>
         <w:tc>
           <w:tcPr>
             <w:tcW w:w="1414" w:type="dxa"/>
@@ -11296,12 +10642,6 @@
         </w:tc>
       </w:tr>
       <w:tr>
-        <w:tblPrEx>
-          <w:tblCellMar>
-            <w:top w:w="0" w:type="dxa"/>
-            <w:bottom w:w="0" w:type="dxa"/>
-          </w:tblCellMar>
-        </w:tblPrEx>
         <w:tc>
           <w:tcPr>
             <w:tcW w:w="1414" w:type="dxa"/>
@@ -11432,12 +10772,6 @@
         </w:tc>
       </w:tr>
       <w:tr>
-        <w:tblPrEx>
-          <w:tblCellMar>
-            <w:top w:w="0" w:type="dxa"/>
-            <w:bottom w:w="0" w:type="dxa"/>
-          </w:tblCellMar>
-        </w:tblPrEx>
         <w:tc>
           <w:tcPr>
             <w:tcW w:w="1414" w:type="dxa"/>
@@ -11563,12 +10897,6 @@
         </w:tc>
       </w:tr>
       <w:tr>
-        <w:tblPrEx>
-          <w:tblCellMar>
-            <w:top w:w="0" w:type="dxa"/>
-            <w:bottom w:w="0" w:type="dxa"/>
-          </w:tblCellMar>
-        </w:tblPrEx>
         <w:tc>
           <w:tcPr>
             <w:tcW w:w="1414" w:type="dxa"/>
@@ -11699,12 +11027,6 @@
         </w:tc>
       </w:tr>
       <w:tr>
-        <w:tblPrEx>
-          <w:tblCellMar>
-            <w:top w:w="0" w:type="dxa"/>
-            <w:bottom w:w="0" w:type="dxa"/>
-          </w:tblCellMar>
-        </w:tblPrEx>
         <w:tc>
           <w:tcPr>
             <w:tcW w:w="1414" w:type="dxa"/>
@@ -11830,12 +11152,6 @@
         </w:tc>
       </w:tr>
       <w:tr>
-        <w:tblPrEx>
-          <w:tblCellMar>
-            <w:top w:w="0" w:type="dxa"/>
-            <w:bottom w:w="0" w:type="dxa"/>
-          </w:tblCellMar>
-        </w:tblPrEx>
         <w:tc>
           <w:tcPr>
             <w:tcW w:w="1414" w:type="dxa"/>
@@ -11966,12 +11282,6 @@
         </w:tc>
       </w:tr>
       <w:tr>
-        <w:tblPrEx>
-          <w:tblCellMar>
-            <w:top w:w="0" w:type="dxa"/>
-            <w:bottom w:w="0" w:type="dxa"/>
-          </w:tblCellMar>
-        </w:tblPrEx>
         <w:tc>
           <w:tcPr>
             <w:tcW w:w="1414" w:type="dxa"/>
@@ -12097,12 +11407,6 @@
         </w:tc>
       </w:tr>
       <w:tr>
-        <w:tblPrEx>
-          <w:tblCellMar>
-            <w:top w:w="0" w:type="dxa"/>
-            <w:bottom w:w="0" w:type="dxa"/>
-          </w:tblCellMar>
-        </w:tblPrEx>
         <w:tc>
           <w:tcPr>
             <w:tcW w:w="1414" w:type="dxa"/>
@@ -12233,12 +11537,6 @@
         </w:tc>
       </w:tr>
       <w:tr>
-        <w:tblPrEx>
-          <w:tblCellMar>
-            <w:top w:w="0" w:type="dxa"/>
-            <w:bottom w:w="0" w:type="dxa"/>
-          </w:tblCellMar>
-        </w:tblPrEx>
         <w:tc>
           <w:tcPr>
             <w:tcW w:w="1414" w:type="dxa"/>
@@ -12364,12 +11662,6 @@
         </w:tc>
       </w:tr>
       <w:tr>
-        <w:tblPrEx>
-          <w:tblCellMar>
-            <w:top w:w="0" w:type="dxa"/>
-            <w:bottom w:w="0" w:type="dxa"/>
-          </w:tblCellMar>
-        </w:tblPrEx>
         <w:tc>
           <w:tcPr>
             <w:tcW w:w="1414" w:type="dxa"/>
@@ -12500,12 +11792,6 @@
         </w:tc>
       </w:tr>
       <w:tr>
-        <w:tblPrEx>
-          <w:tblCellMar>
-            <w:top w:w="0" w:type="dxa"/>
-            <w:bottom w:w="0" w:type="dxa"/>
-          </w:tblCellMar>
-        </w:tblPrEx>
         <w:tc>
           <w:tcPr>
             <w:tcW w:w="1414" w:type="dxa"/>
@@ -12691,12 +11977,6 @@
         <w:gridCol w:w="1945"/>
       </w:tblGrid>
       <w:tr>
-        <w:tblPrEx>
-          <w:tblCellMar>
-            <w:top w:w="0" w:type="dxa"/>
-            <w:bottom w:w="0" w:type="dxa"/>
-          </w:tblCellMar>
-        </w:tblPrEx>
         <w:trPr>
           <w:tblHeader/>
         </w:trPr>
@@ -12810,12 +12090,6 @@
         </w:tc>
       </w:tr>
       <w:tr>
-        <w:tblPrEx>
-          <w:tblCellMar>
-            <w:top w:w="0" w:type="dxa"/>
-            <w:bottom w:w="0" w:type="dxa"/>
-          </w:tblCellMar>
-        </w:tblPrEx>
         <w:tc>
           <w:tcPr>
             <w:tcW w:w="3005" w:type="dxa"/>
@@ -12917,12 +12191,6 @@
         </w:tc>
       </w:tr>
       <w:tr>
-        <w:tblPrEx>
-          <w:tblCellMar>
-            <w:top w:w="0" w:type="dxa"/>
-            <w:bottom w:w="0" w:type="dxa"/>
-          </w:tblCellMar>
-        </w:tblPrEx>
         <w:tc>
           <w:tcPr>
             <w:tcW w:w="3005" w:type="dxa"/>
@@ -13028,12 +12296,6 @@
         </w:tc>
       </w:tr>
       <w:tr>
-        <w:tblPrEx>
-          <w:tblCellMar>
-            <w:top w:w="0" w:type="dxa"/>
-            <w:bottom w:w="0" w:type="dxa"/>
-          </w:tblCellMar>
-        </w:tblPrEx>
         <w:tc>
           <w:tcPr>
             <w:tcW w:w="3005" w:type="dxa"/>
@@ -13135,12 +12397,6 @@
         </w:tc>
       </w:tr>
       <w:tr>
-        <w:tblPrEx>
-          <w:tblCellMar>
-            <w:top w:w="0" w:type="dxa"/>
-            <w:bottom w:w="0" w:type="dxa"/>
-          </w:tblCellMar>
-        </w:tblPrEx>
         <w:tc>
           <w:tcPr>
             <w:tcW w:w="3005" w:type="dxa"/>
@@ -13246,12 +12502,6 @@
         </w:tc>
       </w:tr>
       <w:tr>
-        <w:tblPrEx>
-          <w:tblCellMar>
-            <w:top w:w="0" w:type="dxa"/>
-            <w:bottom w:w="0" w:type="dxa"/>
-          </w:tblCellMar>
-        </w:tblPrEx>
         <w:tc>
           <w:tcPr>
             <w:tcW w:w="3005" w:type="dxa"/>
@@ -13376,6 +12626,7 @@
         <w:jc w:val="both"/>
       </w:pPr>
       <w:r>
+        <w:lastRenderedPageBreak/>
         <w:t>La agregación ingenua O(n·k) se reemplazó por una de una sola pasada O(n): 1,9 veces más rápida con diez grupos y 860 veces más económica en memoria (0,7 KB frente a 603,9 KB), porque no materializa una sublista por grupo.</w:t>
       </w:r>
     </w:p>
@@ -13390,7 +12641,6 @@
         <w:jc w:val="both"/>
       </w:pPr>
       <w:r>
-        <w:lastRenderedPageBreak/>
         <w:t>Los conteos por umbral se resuelven con dos búsquedas binarias recursivas sobre una copia ordenada: O(log n) por consulta, 6.516 veces más rápido que el recorrido lineal.</w:t>
       </w:r>
     </w:p>
@@ -13439,7 +12689,7 @@
         <w:pStyle w:val="Heading3"/>
         <w:spacing w:before="220" w:after="120"/>
       </w:pPr>
-      <w:bookmarkStart w:id="15" w:name="_Toc241524514"/>
+      <w:bookmarkStart w:id="15" w:name="_Toc241690252"/>
       <w:r>
         <w:t>Programación orientada a objetos</w:t>
       </w:r>
@@ -13493,12 +12743,6 @@
         <w:gridCol w:w="8838"/>
       </w:tblGrid>
       <w:tr>
-        <w:tblPrEx>
-          <w:tblCellMar>
-            <w:top w:w="0" w:type="dxa"/>
-            <w:bottom w:w="0" w:type="dxa"/>
-          </w:tblCellMar>
-        </w:tblPrEx>
         <w:tc>
           <w:tcPr>
             <w:tcW w:w="8838" w:type="dxa"/>
@@ -13523,12 +12767,6 @@
         </w:tc>
       </w:tr>
       <w:tr>
-        <w:tblPrEx>
-          <w:tblCellMar>
-            <w:top w:w="0" w:type="dxa"/>
-            <w:bottom w:w="0" w:type="dxa"/>
-          </w:tblCellMar>
-        </w:tblPrEx>
         <w:tc>
           <w:tcPr>
             <w:tcW w:w="8838" w:type="dxa"/>
@@ -13553,12 +12791,6 @@
         </w:tc>
       </w:tr>
       <w:tr>
-        <w:tblPrEx>
-          <w:tblCellMar>
-            <w:top w:w="0" w:type="dxa"/>
-            <w:bottom w:w="0" w:type="dxa"/>
-          </w:tblCellMar>
-        </w:tblPrEx>
         <w:tc>
           <w:tcPr>
             <w:tcW w:w="8838" w:type="dxa"/>
@@ -13583,12 +12815,6 @@
         </w:tc>
       </w:tr>
       <w:tr>
-        <w:tblPrEx>
-          <w:tblCellMar>
-            <w:top w:w="0" w:type="dxa"/>
-            <w:bottom w:w="0" w:type="dxa"/>
-          </w:tblCellMar>
-        </w:tblPrEx>
         <w:tc>
           <w:tcPr>
             <w:tcW w:w="8838" w:type="dxa"/>
@@ -13613,12 +12839,6 @@
         </w:tc>
       </w:tr>
       <w:tr>
-        <w:tblPrEx>
-          <w:tblCellMar>
-            <w:top w:w="0" w:type="dxa"/>
-            <w:bottom w:w="0" w:type="dxa"/>
-          </w:tblCellMar>
-        </w:tblPrEx>
         <w:tc>
           <w:tcPr>
             <w:tcW w:w="8838" w:type="dxa"/>
@@ -13643,12 +12863,6 @@
         </w:tc>
       </w:tr>
       <w:tr>
-        <w:tblPrEx>
-          <w:tblCellMar>
-            <w:top w:w="0" w:type="dxa"/>
-            <w:bottom w:w="0" w:type="dxa"/>
-          </w:tblCellMar>
-        </w:tblPrEx>
         <w:tc>
           <w:tcPr>
             <w:tcW w:w="8838" w:type="dxa"/>
@@ -13673,12 +12887,6 @@
         </w:tc>
       </w:tr>
       <w:tr>
-        <w:tblPrEx>
-          <w:tblCellMar>
-            <w:top w:w="0" w:type="dxa"/>
-            <w:bottom w:w="0" w:type="dxa"/>
-          </w:tblCellMar>
-        </w:tblPrEx>
         <w:tc>
           <w:tcPr>
             <w:tcW w:w="8838" w:type="dxa"/>
@@ -13703,12 +12911,6 @@
         </w:tc>
       </w:tr>
       <w:tr>
-        <w:tblPrEx>
-          <w:tblCellMar>
-            <w:top w:w="0" w:type="dxa"/>
-            <w:bottom w:w="0" w:type="dxa"/>
-          </w:tblCellMar>
-        </w:tblPrEx>
         <w:tc>
           <w:tcPr>
             <w:tcW w:w="8838" w:type="dxa"/>
@@ -13733,12 +12935,6 @@
         </w:tc>
       </w:tr>
       <w:tr>
-        <w:tblPrEx>
-          <w:tblCellMar>
-            <w:top w:w="0" w:type="dxa"/>
-            <w:bottom w:w="0" w:type="dxa"/>
-          </w:tblCellMar>
-        </w:tblPrEx>
         <w:tc>
           <w:tcPr>
             <w:tcW w:w="8838" w:type="dxa"/>
@@ -13763,12 +12959,6 @@
         </w:tc>
       </w:tr>
       <w:tr>
-        <w:tblPrEx>
-          <w:tblCellMar>
-            <w:top w:w="0" w:type="dxa"/>
-            <w:bottom w:w="0" w:type="dxa"/>
-          </w:tblCellMar>
-        </w:tblPrEx>
         <w:tc>
           <w:tcPr>
             <w:tcW w:w="8838" w:type="dxa"/>
@@ -13793,12 +12983,6 @@
         </w:tc>
       </w:tr>
       <w:tr>
-        <w:tblPrEx>
-          <w:tblCellMar>
-            <w:top w:w="0" w:type="dxa"/>
-            <w:bottom w:w="0" w:type="dxa"/>
-          </w:tblCellMar>
-        </w:tblPrEx>
         <w:tc>
           <w:tcPr>
             <w:tcW w:w="8838" w:type="dxa"/>
@@ -13823,12 +13007,6 @@
         </w:tc>
       </w:tr>
       <w:tr>
-        <w:tblPrEx>
-          <w:tblCellMar>
-            <w:top w:w="0" w:type="dxa"/>
-            <w:bottom w:w="0" w:type="dxa"/>
-          </w:tblCellMar>
-        </w:tblPrEx>
         <w:tc>
           <w:tcPr>
             <w:tcW w:w="8838" w:type="dxa"/>
@@ -13853,12 +13031,6 @@
         </w:tc>
       </w:tr>
       <w:tr>
-        <w:tblPrEx>
-          <w:tblCellMar>
-            <w:top w:w="0" w:type="dxa"/>
-            <w:bottom w:w="0" w:type="dxa"/>
-          </w:tblCellMar>
-        </w:tblPrEx>
         <w:tc>
           <w:tcPr>
             <w:tcW w:w="8838" w:type="dxa"/>
@@ -13883,12 +13055,6 @@
         </w:tc>
       </w:tr>
       <w:tr>
-        <w:tblPrEx>
-          <w:tblCellMar>
-            <w:top w:w="0" w:type="dxa"/>
-            <w:bottom w:w="0" w:type="dxa"/>
-          </w:tblCellMar>
-        </w:tblPrEx>
         <w:tc>
           <w:tcPr>
             <w:tcW w:w="8838" w:type="dxa"/>
@@ -13913,12 +13079,6 @@
         </w:tc>
       </w:tr>
       <w:tr>
-        <w:tblPrEx>
-          <w:tblCellMar>
-            <w:top w:w="0" w:type="dxa"/>
-            <w:bottom w:w="0" w:type="dxa"/>
-          </w:tblCellMar>
-        </w:tblPrEx>
         <w:tc>
           <w:tcPr>
             <w:tcW w:w="8838" w:type="dxa"/>
@@ -13943,12 +13103,6 @@
         </w:tc>
       </w:tr>
       <w:tr>
-        <w:tblPrEx>
-          <w:tblCellMar>
-            <w:top w:w="0" w:type="dxa"/>
-            <w:bottom w:w="0" w:type="dxa"/>
-          </w:tblCellMar>
-        </w:tblPrEx>
         <w:tc>
           <w:tcPr>
             <w:tcW w:w="8838" w:type="dxa"/>
@@ -13967,18 +13121,13 @@
                 <w:sz w:val="16"/>
                 <w:szCs w:val="16"/>
               </w:rPr>
+              <w:lastRenderedPageBreak/>
               <w:t xml:space="preserve">    def calcular(self, cohorte) -&gt; float: ...          # cada subclase aporta la formula</w:t>
             </w:r>
           </w:p>
         </w:tc>
       </w:tr>
       <w:tr>
-        <w:tblPrEx>
-          <w:tblCellMar>
-            <w:top w:w="0" w:type="dxa"/>
-            <w:bottom w:w="0" w:type="dxa"/>
-          </w:tblCellMar>
-        </w:tblPrEx>
         <w:tc>
           <w:tcPr>
             <w:tcW w:w="8838" w:type="dxa"/>
@@ -14003,12 +13152,6 @@
         </w:tc>
       </w:tr>
       <w:tr>
-        <w:tblPrEx>
-          <w:tblCellMar>
-            <w:top w:w="0" w:type="dxa"/>
-            <w:bottom w:w="0" w:type="dxa"/>
-          </w:tblCellMar>
-        </w:tblPrEx>
         <w:tc>
           <w:tcPr>
             <w:tcW w:w="8838" w:type="dxa"/>
@@ -14033,12 +13176,6 @@
         </w:tc>
       </w:tr>
       <w:tr>
-        <w:tblPrEx>
-          <w:tblCellMar>
-            <w:top w:w="0" w:type="dxa"/>
-            <w:bottom w:w="0" w:type="dxa"/>
-          </w:tblCellMar>
-        </w:tblPrEx>
         <w:tc>
           <w:tcPr>
             <w:tcW w:w="8838" w:type="dxa"/>
@@ -14063,12 +13200,6 @@
         </w:tc>
       </w:tr>
       <w:tr>
-        <w:tblPrEx>
-          <w:tblCellMar>
-            <w:top w:w="0" w:type="dxa"/>
-            <w:bottom w:w="0" w:type="dxa"/>
-          </w:tblCellMar>
-        </w:tblPrEx>
         <w:tc>
           <w:tcPr>
             <w:tcW w:w="8838" w:type="dxa"/>
@@ -14093,12 +13224,6 @@
         </w:tc>
       </w:tr>
       <w:tr>
-        <w:tblPrEx>
-          <w:tblCellMar>
-            <w:top w:w="0" w:type="dxa"/>
-            <w:bottom w:w="0" w:type="dxa"/>
-          </w:tblCellMar>
-        </w:tblPrEx>
         <w:tc>
           <w:tcPr>
             <w:tcW w:w="8838" w:type="dxa"/>
@@ -14117,19 +13242,12 @@
                 <w:sz w:val="16"/>
                 <w:szCs w:val="16"/>
               </w:rPr>
-              <w:lastRenderedPageBreak/>
               <w:t xml:space="preserve">            self._cache_total = len(self._titulados) + sum(h.total() for h in self._hijos.values())</w:t>
             </w:r>
           </w:p>
         </w:tc>
       </w:tr>
       <w:tr>
-        <w:tblPrEx>
-          <w:tblCellMar>
-            <w:top w:w="0" w:type="dxa"/>
-            <w:bottom w:w="0" w:type="dxa"/>
-          </w:tblCellMar>
-        </w:tblPrEx>
         <w:tc>
           <w:tcPr>
             <w:tcW w:w="8838" w:type="dxa"/>
@@ -14199,12 +13317,6 @@
         <w:gridCol w:w="2527"/>
       </w:tblGrid>
       <w:tr>
-        <w:tblPrEx>
-          <w:tblCellMar>
-            <w:top w:w="0" w:type="dxa"/>
-            <w:bottom w:w="0" w:type="dxa"/>
-          </w:tblCellMar>
-        </w:tblPrEx>
         <w:trPr>
           <w:tblHeader/>
         </w:trPr>
@@ -14318,12 +13430,6 @@
         </w:tc>
       </w:tr>
       <w:tr>
-        <w:tblPrEx>
-          <w:tblCellMar>
-            <w:top w:w="0" w:type="dxa"/>
-            <w:bottom w:w="0" w:type="dxa"/>
-          </w:tblCellMar>
-        </w:tblPrEx>
         <w:tc>
           <w:tcPr>
             <w:tcW w:w="1326" w:type="dxa"/>
@@ -14422,12 +13528,6 @@
         </w:tc>
       </w:tr>
       <w:tr>
-        <w:tblPrEx>
-          <w:tblCellMar>
-            <w:top w:w="0" w:type="dxa"/>
-            <w:bottom w:w="0" w:type="dxa"/>
-          </w:tblCellMar>
-        </w:tblPrEx>
         <w:tc>
           <w:tcPr>
             <w:tcW w:w="1326" w:type="dxa"/>
@@ -14530,12 +13630,6 @@
         </w:tc>
       </w:tr>
       <w:tr>
-        <w:tblPrEx>
-          <w:tblCellMar>
-            <w:top w:w="0" w:type="dxa"/>
-            <w:bottom w:w="0" w:type="dxa"/>
-          </w:tblCellMar>
-        </w:tblPrEx>
         <w:tc>
           <w:tcPr>
             <w:tcW w:w="1326" w:type="dxa"/>
@@ -14634,12 +13728,6 @@
         </w:tc>
       </w:tr>
       <w:tr>
-        <w:tblPrEx>
-          <w:tblCellMar>
-            <w:top w:w="0" w:type="dxa"/>
-            <w:bottom w:w="0" w:type="dxa"/>
-          </w:tblCellMar>
-        </w:tblPrEx>
         <w:tc>
           <w:tcPr>
             <w:tcW w:w="1326" w:type="dxa"/>
@@ -14742,12 +13830,6 @@
         </w:tc>
       </w:tr>
       <w:tr>
-        <w:tblPrEx>
-          <w:tblCellMar>
-            <w:top w:w="0" w:type="dxa"/>
-            <w:bottom w:w="0" w:type="dxa"/>
-          </w:tblCellMar>
-        </w:tblPrEx>
         <w:tc>
           <w:tcPr>
             <w:tcW w:w="1326" w:type="dxa"/>
@@ -14851,7 +13933,7 @@
         <w:pStyle w:val="Heading2"/>
         <w:spacing w:before="280" w:after="140"/>
       </w:pPr>
-      <w:bookmarkStart w:id="16" w:name="_Toc241524515"/>
+      <w:bookmarkStart w:id="16" w:name="_Toc241690253"/>
       <w:r>
         <w:t>3.7 Arquitectura del código</w:t>
       </w:r>
@@ -14905,12 +13987,6 @@
         <w:gridCol w:w="8838"/>
       </w:tblGrid>
       <w:tr>
-        <w:tblPrEx>
-          <w:tblCellMar>
-            <w:top w:w="0" w:type="dxa"/>
-            <w:bottom w:w="0" w:type="dxa"/>
-          </w:tblCellMar>
-        </w:tblPrEx>
         <w:tc>
           <w:tcPr>
             <w:tcW w:w="8838" w:type="dxa"/>
@@ -14935,12 +14011,6 @@
         </w:tc>
       </w:tr>
       <w:tr>
-        <w:tblPrEx>
-          <w:tblCellMar>
-            <w:top w:w="0" w:type="dxa"/>
-            <w:bottom w:w="0" w:type="dxa"/>
-          </w:tblCellMar>
-        </w:tblPrEx>
         <w:tc>
           <w:tcPr>
             <w:tcW w:w="8838" w:type="dxa"/>
@@ -14965,12 +14035,6 @@
         </w:tc>
       </w:tr>
       <w:tr>
-        <w:tblPrEx>
-          <w:tblCellMar>
-            <w:top w:w="0" w:type="dxa"/>
-            <w:bottom w:w="0" w:type="dxa"/>
-          </w:tblCellMar>
-        </w:tblPrEx>
         <w:tc>
           <w:tcPr>
             <w:tcW w:w="8838" w:type="dxa"/>
@@ -14995,12 +14059,6 @@
         </w:tc>
       </w:tr>
       <w:tr>
-        <w:tblPrEx>
-          <w:tblCellMar>
-            <w:top w:w="0" w:type="dxa"/>
-            <w:bottom w:w="0" w:type="dxa"/>
-          </w:tblCellMar>
-        </w:tblPrEx>
         <w:tc>
           <w:tcPr>
             <w:tcW w:w="8838" w:type="dxa"/>
@@ -15025,12 +14083,6 @@
         </w:tc>
       </w:tr>
       <w:tr>
-        <w:tblPrEx>
-          <w:tblCellMar>
-            <w:top w:w="0" w:type="dxa"/>
-            <w:bottom w:w="0" w:type="dxa"/>
-          </w:tblCellMar>
-        </w:tblPrEx>
         <w:tc>
           <w:tcPr>
             <w:tcW w:w="8838" w:type="dxa"/>
@@ -15055,12 +14107,6 @@
         </w:tc>
       </w:tr>
       <w:tr>
-        <w:tblPrEx>
-          <w:tblCellMar>
-            <w:top w:w="0" w:type="dxa"/>
-            <w:bottom w:w="0" w:type="dxa"/>
-          </w:tblCellMar>
-        </w:tblPrEx>
         <w:tc>
           <w:tcPr>
             <w:tcW w:w="8838" w:type="dxa"/>
@@ -15085,12 +14131,6 @@
         </w:tc>
       </w:tr>
       <w:tr>
-        <w:tblPrEx>
-          <w:tblCellMar>
-            <w:top w:w="0" w:type="dxa"/>
-            <w:bottom w:w="0" w:type="dxa"/>
-          </w:tblCellMar>
-        </w:tblPrEx>
         <w:tc>
           <w:tcPr>
             <w:tcW w:w="8838" w:type="dxa"/>
@@ -15115,12 +14155,6 @@
         </w:tc>
       </w:tr>
       <w:tr>
-        <w:tblPrEx>
-          <w:tblCellMar>
-            <w:top w:w="0" w:type="dxa"/>
-            <w:bottom w:w="0" w:type="dxa"/>
-          </w:tblCellMar>
-        </w:tblPrEx>
         <w:tc>
           <w:tcPr>
             <w:tcW w:w="8838" w:type="dxa"/>
@@ -15145,12 +14179,6 @@
         </w:tc>
       </w:tr>
       <w:tr>
-        <w:tblPrEx>
-          <w:tblCellMar>
-            <w:top w:w="0" w:type="dxa"/>
-            <w:bottom w:w="0" w:type="dxa"/>
-          </w:tblCellMar>
-        </w:tblPrEx>
         <w:tc>
           <w:tcPr>
             <w:tcW w:w="8838" w:type="dxa"/>
@@ -15175,12 +14203,6 @@
         </w:tc>
       </w:tr>
       <w:tr>
-        <w:tblPrEx>
-          <w:tblCellMar>
-            <w:top w:w="0" w:type="dxa"/>
-            <w:bottom w:w="0" w:type="dxa"/>
-          </w:tblCellMar>
-        </w:tblPrEx>
         <w:tc>
           <w:tcPr>
             <w:tcW w:w="8838" w:type="dxa"/>
@@ -15205,12 +14227,6 @@
         </w:tc>
       </w:tr>
       <w:tr>
-        <w:tblPrEx>
-          <w:tblCellMar>
-            <w:top w:w="0" w:type="dxa"/>
-            <w:bottom w:w="0" w:type="dxa"/>
-          </w:tblCellMar>
-        </w:tblPrEx>
         <w:tc>
           <w:tcPr>
             <w:tcW w:w="8838" w:type="dxa"/>
@@ -15235,12 +14251,6 @@
         </w:tc>
       </w:tr>
       <w:tr>
-        <w:tblPrEx>
-          <w:tblCellMar>
-            <w:top w:w="0" w:type="dxa"/>
-            <w:bottom w:w="0" w:type="dxa"/>
-          </w:tblCellMar>
-        </w:tblPrEx>
         <w:tc>
           <w:tcPr>
             <w:tcW w:w="8838" w:type="dxa"/>
@@ -15265,12 +14275,6 @@
         </w:tc>
       </w:tr>
       <w:tr>
-        <w:tblPrEx>
-          <w:tblCellMar>
-            <w:top w:w="0" w:type="dxa"/>
-            <w:bottom w:w="0" w:type="dxa"/>
-          </w:tblCellMar>
-        </w:tblPrEx>
         <w:tc>
           <w:tcPr>
             <w:tcW w:w="8838" w:type="dxa"/>
@@ -15295,12 +14299,6 @@
         </w:tc>
       </w:tr>
       <w:tr>
-        <w:tblPrEx>
-          <w:tblCellMar>
-            <w:top w:w="0" w:type="dxa"/>
-            <w:bottom w:w="0" w:type="dxa"/>
-          </w:tblCellMar>
-        </w:tblPrEx>
         <w:tc>
           <w:tcPr>
             <w:tcW w:w="8838" w:type="dxa"/>
@@ -15325,12 +14323,6 @@
         </w:tc>
       </w:tr>
       <w:tr>
-        <w:tblPrEx>
-          <w:tblCellMar>
-            <w:top w:w="0" w:type="dxa"/>
-            <w:bottom w:w="0" w:type="dxa"/>
-          </w:tblCellMar>
-        </w:tblPrEx>
         <w:tc>
           <w:tcPr>
             <w:tcW w:w="8838" w:type="dxa"/>
@@ -15349,18 +14341,13 @@
                 <w:sz w:val="16"/>
                 <w:szCs w:val="16"/>
               </w:rPr>
+              <w:lastRenderedPageBreak/>
               <w:t xml:space="preserve">    |-- preparacion.py    Transformador -&gt; escaladores y one-hot (herencia)</w:t>
             </w:r>
           </w:p>
         </w:tc>
       </w:tr>
       <w:tr>
-        <w:tblPrEx>
-          <w:tblCellMar>
-            <w:top w:w="0" w:type="dxa"/>
-            <w:bottom w:w="0" w:type="dxa"/>
-          </w:tblCellMar>
-        </w:tblPrEx>
         <w:tc>
           <w:tcPr>
             <w:tcW w:w="8838" w:type="dxa"/>
@@ -15385,12 +14372,6 @@
         </w:tc>
       </w:tr>
       <w:tr>
-        <w:tblPrEx>
-          <w:tblCellMar>
-            <w:top w:w="0" w:type="dxa"/>
-            <w:bottom w:w="0" w:type="dxa"/>
-          </w:tblCellMar>
-        </w:tblPrEx>
         <w:tc>
           <w:tcPr>
             <w:tcW w:w="8838" w:type="dxa"/>
@@ -15415,12 +14396,6 @@
         </w:tc>
       </w:tr>
       <w:tr>
-        <w:tblPrEx>
-          <w:tblCellMar>
-            <w:top w:w="0" w:type="dxa"/>
-            <w:bottom w:w="0" w:type="dxa"/>
-          </w:tblCellMar>
-        </w:tblPrEx>
         <w:tc>
           <w:tcPr>
             <w:tcW w:w="8838" w:type="dxa"/>
@@ -15445,12 +14420,6 @@
         </w:tc>
       </w:tr>
       <w:tr>
-        <w:tblPrEx>
-          <w:tblCellMar>
-            <w:top w:w="0" w:type="dxa"/>
-            <w:bottom w:w="0" w:type="dxa"/>
-          </w:tblCellMar>
-        </w:tblPrEx>
         <w:tc>
           <w:tcPr>
             <w:tcW w:w="8838" w:type="dxa"/>
@@ -15475,12 +14444,6 @@
         </w:tc>
       </w:tr>
       <w:tr>
-        <w:tblPrEx>
-          <w:tblCellMar>
-            <w:top w:w="0" w:type="dxa"/>
-            <w:bottom w:w="0" w:type="dxa"/>
-          </w:tblCellMar>
-        </w:tblPrEx>
         <w:tc>
           <w:tcPr>
             <w:tcW w:w="8838" w:type="dxa"/>
@@ -15499,19 +14462,12 @@
                 <w:sz w:val="16"/>
                 <w:szCs w:val="16"/>
               </w:rPr>
-              <w:lastRenderedPageBreak/>
               <w:t>dependencias:  fachada -&gt; {dominio, metricas, jerarquia, preparacion, modelos} -&gt; algoritmos</w:t>
             </w:r>
           </w:p>
         </w:tc>
       </w:tr>
       <w:tr>
-        <w:tblPrEx>
-          <w:tblCellMar>
-            <w:top w:w="0" w:type="dxa"/>
-            <w:bottom w:w="0" w:type="dxa"/>
-          </w:tblCellMar>
-        </w:tblPrEx>
         <w:tc>
           <w:tcPr>
             <w:tcW w:w="8838" w:type="dxa"/>
@@ -15616,7 +14572,7 @@
         <w:pStyle w:val="Heading2"/>
         <w:spacing w:before="280" w:after="140"/>
       </w:pPr>
-      <w:bookmarkStart w:id="17" w:name="_Toc241524516"/>
+      <w:bookmarkStart w:id="17" w:name="_Toc241690254"/>
       <w:r>
         <w:t>3.8 Validación técnica y verificación del código</w:t>
       </w:r>
@@ -15639,7 +14595,7 @@
         <w:pStyle w:val="Heading3"/>
         <w:spacing w:before="220" w:after="120"/>
       </w:pPr>
-      <w:bookmarkStart w:id="18" w:name="_Toc241524517"/>
+      <w:bookmarkStart w:id="18" w:name="_Toc241690255"/>
       <w:r>
         <w:t>Nivel 1: corrección contra referencias independientes</w:t>
       </w:r>
@@ -15662,7 +14618,7 @@
         <w:pStyle w:val="Heading3"/>
         <w:spacing w:before="220" w:after="120"/>
       </w:pPr>
-      <w:bookmarkStart w:id="19" w:name="_Toc241524518"/>
+      <w:bookmarkStart w:id="19" w:name="_Toc241690256"/>
       <w:r>
         <w:t>Nivel 2: pruebas automatizadas</w:t>
       </w:r>
@@ -15713,12 +14669,6 @@
         <w:gridCol w:w="2297"/>
       </w:tblGrid>
       <w:tr>
-        <w:tblPrEx>
-          <w:tblCellMar>
-            <w:top w:w="0" w:type="dxa"/>
-            <w:bottom w:w="0" w:type="dxa"/>
-          </w:tblCellMar>
-        </w:tblPrEx>
         <w:trPr>
           <w:tblHeader/>
         </w:trPr>
@@ -15745,6 +14695,7 @@
                 <w:sz w:val="19"/>
                 <w:szCs w:val="19"/>
               </w:rPr>
+              <w:lastRenderedPageBreak/>
               <w:t>Módulo</w:t>
             </w:r>
           </w:p>
@@ -15832,12 +14783,6 @@
         </w:tc>
       </w:tr>
       <w:tr>
-        <w:tblPrEx>
-          <w:tblCellMar>
-            <w:top w:w="0" w:type="dxa"/>
-            <w:bottom w:w="0" w:type="dxa"/>
-          </w:tblCellMar>
-        </w:tblPrEx>
         <w:tc>
           <w:tcPr>
             <w:tcW w:w="1591" w:type="dxa"/>
@@ -15936,12 +14881,6 @@
         </w:tc>
       </w:tr>
       <w:tr>
-        <w:tblPrEx>
-          <w:tblCellMar>
-            <w:top w:w="0" w:type="dxa"/>
-            <w:bottom w:w="0" w:type="dxa"/>
-          </w:tblCellMar>
-        </w:tblPrEx>
         <w:tc>
           <w:tcPr>
             <w:tcW w:w="1591" w:type="dxa"/>
@@ -15963,7 +14902,6 @@
                 <w:sz w:val="19"/>
                 <w:szCs w:val="19"/>
               </w:rPr>
-              <w:lastRenderedPageBreak/>
               <w:t>algoritmos</w:t>
             </w:r>
           </w:p>
@@ -16045,12 +14983,6 @@
         </w:tc>
       </w:tr>
       <w:tr>
-        <w:tblPrEx>
-          <w:tblCellMar>
-            <w:top w:w="0" w:type="dxa"/>
-            <w:bottom w:w="0" w:type="dxa"/>
-          </w:tblCellMar>
-        </w:tblPrEx>
         <w:tc>
           <w:tcPr>
             <w:tcW w:w="1591" w:type="dxa"/>
@@ -16149,12 +15081,6 @@
         </w:tc>
       </w:tr>
       <w:tr>
-        <w:tblPrEx>
-          <w:tblCellMar>
-            <w:top w:w="0" w:type="dxa"/>
-            <w:bottom w:w="0" w:type="dxa"/>
-          </w:tblCellMar>
-        </w:tblPrEx>
         <w:tc>
           <w:tcPr>
             <w:tcW w:w="1591" w:type="dxa"/>
@@ -16257,12 +15183,6 @@
         </w:tc>
       </w:tr>
       <w:tr>
-        <w:tblPrEx>
-          <w:tblCellMar>
-            <w:top w:w="0" w:type="dxa"/>
-            <w:bottom w:w="0" w:type="dxa"/>
-          </w:tblCellMar>
-        </w:tblPrEx>
         <w:tc>
           <w:tcPr>
             <w:tcW w:w="1591" w:type="dxa"/>
@@ -16361,12 +15281,6 @@
         </w:tc>
       </w:tr>
       <w:tr>
-        <w:tblPrEx>
-          <w:tblCellMar>
-            <w:top w:w="0" w:type="dxa"/>
-            <w:bottom w:w="0" w:type="dxa"/>
-          </w:tblCellMar>
-        </w:tblPrEx>
         <w:tc>
           <w:tcPr>
             <w:tcW w:w="1591" w:type="dxa"/>
@@ -16505,12 +15419,6 @@
         <w:gridCol w:w="8838"/>
       </w:tblGrid>
       <w:tr>
-        <w:tblPrEx>
-          <w:tblCellMar>
-            <w:top w:w="0" w:type="dxa"/>
-            <w:bottom w:w="0" w:type="dxa"/>
-          </w:tblCellMar>
-        </w:tblPrEx>
         <w:tc>
           <w:tcPr>
             <w:tcW w:w="8838" w:type="dxa"/>
@@ -16535,12 +15443,6 @@
         </w:tc>
       </w:tr>
       <w:tr>
-        <w:tblPrEx>
-          <w:tblCellMar>
-            <w:top w:w="0" w:type="dxa"/>
-            <w:bottom w:w="0" w:type="dxa"/>
-          </w:tblCellMar>
-        </w:tblPrEx>
         <w:tc>
           <w:tcPr>
             <w:tcW w:w="8838" w:type="dxa"/>
@@ -16565,12 +15467,6 @@
         </w:tc>
       </w:tr>
       <w:tr>
-        <w:tblPrEx>
-          <w:tblCellMar>
-            <w:top w:w="0" w:type="dxa"/>
-            <w:bottom w:w="0" w:type="dxa"/>
-          </w:tblCellMar>
-        </w:tblPrEx>
         <w:tc>
           <w:tcPr>
             <w:tcW w:w="8838" w:type="dxa"/>
@@ -16600,7 +15496,7 @@
         <w:pStyle w:val="Heading3"/>
         <w:spacing w:before="220" w:after="120"/>
       </w:pPr>
-      <w:bookmarkStart w:id="20" w:name="_Toc241524519"/>
+      <w:bookmarkStart w:id="20" w:name="_Toc241690257"/>
       <w:r>
         <w:t>Nivel 3: reglas de coherencia del dominio</w:t>
       </w:r>
@@ -16662,12 +15558,6 @@
         <w:gridCol w:w="1381"/>
       </w:tblGrid>
       <w:tr>
-        <w:tblPrEx>
-          <w:tblCellMar>
-            <w:top w:w="0" w:type="dxa"/>
-            <w:bottom w:w="0" w:type="dxa"/>
-          </w:tblCellMar>
-        </w:tblPrEx>
         <w:trPr>
           <w:tblHeader/>
         </w:trPr>
@@ -16754,12 +15644,6 @@
         </w:tc>
       </w:tr>
       <w:tr>
-        <w:tblPrEx>
-          <w:tblCellMar>
-            <w:top w:w="0" w:type="dxa"/>
-            <w:bottom w:w="0" w:type="dxa"/>
-          </w:tblCellMar>
-        </w:tblPrEx>
         <w:tc>
           <w:tcPr>
             <w:tcW w:w="2121" w:type="dxa"/>
@@ -16835,12 +15719,6 @@
         </w:tc>
       </w:tr>
       <w:tr>
-        <w:tblPrEx>
-          <w:tblCellMar>
-            <w:top w:w="0" w:type="dxa"/>
-            <w:bottom w:w="0" w:type="dxa"/>
-          </w:tblCellMar>
-        </w:tblPrEx>
         <w:tc>
           <w:tcPr>
             <w:tcW w:w="2121" w:type="dxa"/>
@@ -16919,12 +15797,6 @@
         </w:tc>
       </w:tr>
       <w:tr>
-        <w:tblPrEx>
-          <w:tblCellMar>
-            <w:top w:w="0" w:type="dxa"/>
-            <w:bottom w:w="0" w:type="dxa"/>
-          </w:tblCellMar>
-        </w:tblPrEx>
         <w:tc>
           <w:tcPr>
             <w:tcW w:w="2121" w:type="dxa"/>
@@ -17000,12 +15872,6 @@
         </w:tc>
       </w:tr>
       <w:tr>
-        <w:tblPrEx>
-          <w:tblCellMar>
-            <w:top w:w="0" w:type="dxa"/>
-            <w:bottom w:w="0" w:type="dxa"/>
-          </w:tblCellMar>
-        </w:tblPrEx>
         <w:tc>
           <w:tcPr>
             <w:tcW w:w="2121" w:type="dxa"/>
@@ -17084,12 +15950,6 @@
         </w:tc>
       </w:tr>
       <w:tr>
-        <w:tblPrEx>
-          <w:tblCellMar>
-            <w:top w:w="0" w:type="dxa"/>
-            <w:bottom w:w="0" w:type="dxa"/>
-          </w:tblCellMar>
-        </w:tblPrEx>
         <w:tc>
           <w:tcPr>
             <w:tcW w:w="2121" w:type="dxa"/>
@@ -17165,12 +16025,6 @@
         </w:tc>
       </w:tr>
       <w:tr>
-        <w:tblPrEx>
-          <w:tblCellMar>
-            <w:top w:w="0" w:type="dxa"/>
-            <w:bottom w:w="0" w:type="dxa"/>
-          </w:tblCellMar>
-        </w:tblPrEx>
         <w:tc>
           <w:tcPr>
             <w:tcW w:w="2121" w:type="dxa"/>
@@ -17249,12 +16103,6 @@
         </w:tc>
       </w:tr>
       <w:tr>
-        <w:tblPrEx>
-          <w:tblCellMar>
-            <w:top w:w="0" w:type="dxa"/>
-            <w:bottom w:w="0" w:type="dxa"/>
-          </w:tblCellMar>
-        </w:tblPrEx>
         <w:tc>
           <w:tcPr>
             <w:tcW w:w="2121" w:type="dxa"/>
@@ -17330,12 +16178,6 @@
         </w:tc>
       </w:tr>
       <w:tr>
-        <w:tblPrEx>
-          <w:tblCellMar>
-            <w:top w:w="0" w:type="dxa"/>
-            <w:bottom w:w="0" w:type="dxa"/>
-          </w:tblCellMar>
-        </w:tblPrEx>
         <w:tc>
           <w:tcPr>
             <w:tcW w:w="2121" w:type="dxa"/>
@@ -17414,12 +16256,6 @@
         </w:tc>
       </w:tr>
       <w:tr>
-        <w:tblPrEx>
-          <w:tblCellMar>
-            <w:top w:w="0" w:type="dxa"/>
-            <w:bottom w:w="0" w:type="dxa"/>
-          </w:tblCellMar>
-        </w:tblPrEx>
         <w:tc>
           <w:tcPr>
             <w:tcW w:w="2121" w:type="dxa"/>
@@ -17500,8 +16336,9 @@
         <w:pStyle w:val="Heading3"/>
         <w:spacing w:before="220" w:after="120"/>
       </w:pPr>
-      <w:bookmarkStart w:id="21" w:name="_Toc241524520"/>
+      <w:bookmarkStart w:id="21" w:name="_Toc241690258"/>
       <w:r>
+        <w:lastRenderedPageBreak/>
         <w:t>Nivel 4: ejecución de extremo a extremo</w:t>
       </w:r>
       <w:bookmarkEnd w:id="21"/>
@@ -17515,7 +16352,6 @@
         <w:rPr>
           <w:color w:val="000000"/>
         </w:rPr>
-        <w:lastRenderedPageBreak/>
         <w:t>Los seis notebooks del proyecto se ejecutan de corrido con nbconvert en el entorno declarado, sin errores ni intervención manual. Las evidencias quedan versionadas en informe/evidencias_f4/ y en reports/, de modo que cada afirmación de este informe puede confirmarse en el repositorio.</w:t>
       </w:r>
     </w:p>
@@ -17529,7 +16365,7 @@
         <w:pStyle w:val="Heading1"/>
         <w:spacing w:before="360" w:after="200"/>
       </w:pPr>
-      <w:bookmarkStart w:id="22" w:name="_Toc241524521"/>
+      <w:bookmarkStart w:id="22" w:name="_Toc241690259"/>
       <w:r>
         <w:lastRenderedPageBreak/>
         <w:t>4. Resultados</w:t>
@@ -17553,7 +16389,7 @@
         <w:pStyle w:val="Heading2"/>
         <w:spacing w:before="280" w:after="140"/>
       </w:pPr>
-      <w:bookmarkStart w:id="23" w:name="_Toc241524522"/>
+      <w:bookmarkStart w:id="23" w:name="_Toc241690260"/>
       <w:r>
         <w:t>4.1 Panorama general</w:t>
       </w:r>
@@ -17603,12 +16439,6 @@
         <w:gridCol w:w="4242"/>
       </w:tblGrid>
       <w:tr>
-        <w:tblPrEx>
-          <w:tblCellMar>
-            <w:top w:w="0" w:type="dxa"/>
-            <w:bottom w:w="0" w:type="dxa"/>
-          </w:tblCellMar>
-        </w:tblPrEx>
         <w:trPr>
           <w:tblHeader/>
         </w:trPr>
@@ -17695,12 +16525,6 @@
         </w:tc>
       </w:tr>
       <w:tr>
-        <w:tblPrEx>
-          <w:tblCellMar>
-            <w:top w:w="0" w:type="dxa"/>
-            <w:bottom w:w="0" w:type="dxa"/>
-          </w:tblCellMar>
-        </w:tblPrEx>
         <w:tc>
           <w:tcPr>
             <w:tcW w:w="3005" w:type="dxa"/>
@@ -17776,12 +16600,6 @@
         </w:tc>
       </w:tr>
       <w:tr>
-        <w:tblPrEx>
-          <w:tblCellMar>
-            <w:top w:w="0" w:type="dxa"/>
-            <w:bottom w:w="0" w:type="dxa"/>
-          </w:tblCellMar>
-        </w:tblPrEx>
         <w:tc>
           <w:tcPr>
             <w:tcW w:w="3005" w:type="dxa"/>
@@ -17860,12 +16678,6 @@
         </w:tc>
       </w:tr>
       <w:tr>
-        <w:tblPrEx>
-          <w:tblCellMar>
-            <w:top w:w="0" w:type="dxa"/>
-            <w:bottom w:w="0" w:type="dxa"/>
-          </w:tblCellMar>
-        </w:tblPrEx>
         <w:tc>
           <w:tcPr>
             <w:tcW w:w="3005" w:type="dxa"/>
@@ -17941,12 +16753,6 @@
         </w:tc>
       </w:tr>
       <w:tr>
-        <w:tblPrEx>
-          <w:tblCellMar>
-            <w:top w:w="0" w:type="dxa"/>
-            <w:bottom w:w="0" w:type="dxa"/>
-          </w:tblCellMar>
-        </w:tblPrEx>
         <w:tc>
           <w:tcPr>
             <w:tcW w:w="3005" w:type="dxa"/>
@@ -18025,12 +16831,6 @@
         </w:tc>
       </w:tr>
       <w:tr>
-        <w:tblPrEx>
-          <w:tblCellMar>
-            <w:top w:w="0" w:type="dxa"/>
-            <w:bottom w:w="0" w:type="dxa"/>
-          </w:tblCellMar>
-        </w:tblPrEx>
         <w:tc>
           <w:tcPr>
             <w:tcW w:w="3005" w:type="dxa"/>
@@ -18106,12 +16906,6 @@
         </w:tc>
       </w:tr>
       <w:tr>
-        <w:tblPrEx>
-          <w:tblCellMar>
-            <w:top w:w="0" w:type="dxa"/>
-            <w:bottom w:w="0" w:type="dxa"/>
-          </w:tblCellMar>
-        </w:tblPrEx>
         <w:tc>
           <w:tcPr>
             <w:tcW w:w="3005" w:type="dxa"/>
@@ -18190,12 +16984,6 @@
         </w:tc>
       </w:tr>
       <w:tr>
-        <w:tblPrEx>
-          <w:tblCellMar>
-            <w:top w:w="0" w:type="dxa"/>
-            <w:bottom w:w="0" w:type="dxa"/>
-          </w:tblCellMar>
-        </w:tblPrEx>
         <w:tc>
           <w:tcPr>
             <w:tcW w:w="3005" w:type="dxa"/>
@@ -18271,12 +17059,6 @@
         </w:tc>
       </w:tr>
       <w:tr>
-        <w:tblPrEx>
-          <w:tblCellMar>
-            <w:top w:w="0" w:type="dxa"/>
-            <w:bottom w:w="0" w:type="dxa"/>
-          </w:tblCellMar>
-        </w:tblPrEx>
         <w:tc>
           <w:tcPr>
             <w:tcW w:w="3005" w:type="dxa"/>
@@ -18360,7 +17142,7 @@
         <w:pStyle w:val="Heading2"/>
         <w:spacing w:before="280" w:after="140"/>
       </w:pPr>
-      <w:bookmarkStart w:id="24" w:name="_Toc241524523"/>
+      <w:bookmarkStart w:id="24" w:name="_Toc241690261"/>
       <w:r>
         <w:t>4.2 La magnitud del rezago (OE4)</w:t>
       </w:r>
@@ -18507,7 +17289,7 @@
         <w:pStyle w:val="Heading2"/>
         <w:spacing w:before="280" w:after="140"/>
       </w:pPr>
-      <w:bookmarkStart w:id="25" w:name="_Toc241524524"/>
+      <w:bookmarkStart w:id="25" w:name="_Toc241690262"/>
       <w:r>
         <w:t>4.3 Dónde se concentra el rezago (OE5)</w:t>
       </w:r>
@@ -18654,7 +17436,7 @@
         <w:pStyle w:val="Heading3"/>
         <w:spacing w:before="220" w:after="120"/>
       </w:pPr>
-      <w:bookmarkStart w:id="26" w:name="_Toc241524525"/>
+      <w:bookmarkStart w:id="26" w:name="_Toc241690263"/>
       <w:r>
         <w:t>La brecha de género resiste la estratificación</w:t>
       </w:r>
@@ -18718,12 +17500,6 @@
         <w:gridCol w:w="1767"/>
       </w:tblGrid>
       <w:tr>
-        <w:tblPrEx>
-          <w:tblCellMar>
-            <w:top w:w="0" w:type="dxa"/>
-            <w:bottom w:w="0" w:type="dxa"/>
-          </w:tblCellMar>
-        </w:tblPrEx>
         <w:trPr>
           <w:tblHeader/>
         </w:trPr>
@@ -18837,12 +17613,6 @@
         </w:tc>
       </w:tr>
       <w:tr>
-        <w:tblPrEx>
-          <w:tblCellMar>
-            <w:top w:w="0" w:type="dxa"/>
-            <w:bottom w:w="0" w:type="dxa"/>
-          </w:tblCellMar>
-        </w:tblPrEx>
         <w:tc>
           <w:tcPr>
             <w:tcW w:w="3535" w:type="dxa"/>
@@ -18944,12 +17714,6 @@
         </w:tc>
       </w:tr>
       <w:tr>
-        <w:tblPrEx>
-          <w:tblCellMar>
-            <w:top w:w="0" w:type="dxa"/>
-            <w:bottom w:w="0" w:type="dxa"/>
-          </w:tblCellMar>
-        </w:tblPrEx>
         <w:tc>
           <w:tcPr>
             <w:tcW w:w="3535" w:type="dxa"/>
@@ -19055,12 +17819,6 @@
         </w:tc>
       </w:tr>
       <w:tr>
-        <w:tblPrEx>
-          <w:tblCellMar>
-            <w:top w:w="0" w:type="dxa"/>
-            <w:bottom w:w="0" w:type="dxa"/>
-          </w:tblCellMar>
-        </w:tblPrEx>
         <w:tc>
           <w:tcPr>
             <w:tcW w:w="3535" w:type="dxa"/>
@@ -19162,12 +17920,6 @@
         </w:tc>
       </w:tr>
       <w:tr>
-        <w:tblPrEx>
-          <w:tblCellMar>
-            <w:top w:w="0" w:type="dxa"/>
-            <w:bottom w:w="0" w:type="dxa"/>
-          </w:tblCellMar>
-        </w:tblPrEx>
         <w:tc>
           <w:tcPr>
             <w:tcW w:w="3535" w:type="dxa"/>
@@ -19273,12 +18025,6 @@
         </w:tc>
       </w:tr>
       <w:tr>
-        <w:tblPrEx>
-          <w:tblCellMar>
-            <w:top w:w="0" w:type="dxa"/>
-            <w:bottom w:w="0" w:type="dxa"/>
-          </w:tblCellMar>
-        </w:tblPrEx>
         <w:tc>
           <w:tcPr>
             <w:tcW w:w="3535" w:type="dxa"/>
@@ -19380,12 +18126,6 @@
         </w:tc>
       </w:tr>
       <w:tr>
-        <w:tblPrEx>
-          <w:tblCellMar>
-            <w:top w:w="0" w:type="dxa"/>
-            <w:bottom w:w="0" w:type="dxa"/>
-          </w:tblCellMar>
-        </w:tblPrEx>
         <w:tc>
           <w:tcPr>
             <w:tcW w:w="3535" w:type="dxa"/>
@@ -19491,12 +18231,6 @@
         </w:tc>
       </w:tr>
       <w:tr>
-        <w:tblPrEx>
-          <w:tblCellMar>
-            <w:top w:w="0" w:type="dxa"/>
-            <w:bottom w:w="0" w:type="dxa"/>
-          </w:tblCellMar>
-        </w:tblPrEx>
         <w:tc>
           <w:tcPr>
             <w:tcW w:w="3535" w:type="dxa"/>
@@ -19598,12 +18332,6 @@
         </w:tc>
       </w:tr>
       <w:tr>
-        <w:tblPrEx>
-          <w:tblCellMar>
-            <w:top w:w="0" w:type="dxa"/>
-            <w:bottom w:w="0" w:type="dxa"/>
-          </w:tblCellMar>
-        </w:tblPrEx>
         <w:tc>
           <w:tcPr>
             <w:tcW w:w="3535" w:type="dxa"/>
@@ -19709,12 +18437,6 @@
         </w:tc>
       </w:tr>
       <w:tr>
-        <w:tblPrEx>
-          <w:tblCellMar>
-            <w:top w:w="0" w:type="dxa"/>
-            <w:bottom w:w="0" w:type="dxa"/>
-          </w:tblCellMar>
-        </w:tblPrEx>
         <w:tc>
           <w:tcPr>
             <w:tcW w:w="3535" w:type="dxa"/>
@@ -19816,12 +18538,6 @@
         </w:tc>
       </w:tr>
       <w:tr>
-        <w:tblPrEx>
-          <w:tblCellMar>
-            <w:top w:w="0" w:type="dxa"/>
-            <w:bottom w:w="0" w:type="dxa"/>
-          </w:tblCellMar>
-        </w:tblPrEx>
         <w:tc>
           <w:tcPr>
             <w:tcW w:w="3535" w:type="dxa"/>
@@ -19944,7 +18660,7 @@
         <w:pStyle w:val="Heading2"/>
         <w:spacing w:before="280" w:after="140"/>
       </w:pPr>
-      <w:bookmarkStart w:id="27" w:name="_Toc241524526"/>
+      <w:bookmarkStart w:id="27" w:name="_Toc241690264"/>
       <w:r>
         <w:t>4.4 La evolución temporal y sus límites (OE6)</w:t>
       </w:r>
@@ -20091,7 +18807,7 @@
         <w:pStyle w:val="Heading2"/>
         <w:spacing w:before="280" w:after="140"/>
       </w:pPr>
-      <w:bookmarkStart w:id="28" w:name="_Toc241524527"/>
+      <w:bookmarkStart w:id="28" w:name="_Toc241690265"/>
       <w:r>
         <w:t>4.5 El sesgo que limita la lectura longitudinal</w:t>
       </w:r>
@@ -20225,12 +18941,6 @@
         <w:gridCol w:w="2916"/>
       </w:tblGrid>
       <w:tr>
-        <w:tblPrEx>
-          <w:tblCellMar>
-            <w:top w:w="0" w:type="dxa"/>
-            <w:bottom w:w="0" w:type="dxa"/>
-          </w:tblCellMar>
-        </w:tblPrEx>
         <w:trPr>
           <w:tblHeader/>
         </w:trPr>
@@ -20317,12 +19027,6 @@
         </w:tc>
       </w:tr>
       <w:tr>
-        <w:tblPrEx>
-          <w:tblCellMar>
-            <w:top w:w="0" w:type="dxa"/>
-            <w:bottom w:w="0" w:type="dxa"/>
-          </w:tblCellMar>
-        </w:tblPrEx>
         <w:tc>
           <w:tcPr>
             <w:tcW w:w="3005" w:type="dxa"/>
@@ -20400,12 +19104,6 @@
         </w:tc>
       </w:tr>
       <w:tr>
-        <w:tblPrEx>
-          <w:tblCellMar>
-            <w:top w:w="0" w:type="dxa"/>
-            <w:bottom w:w="0" w:type="dxa"/>
-          </w:tblCellMar>
-        </w:tblPrEx>
         <w:tc>
           <w:tcPr>
             <w:tcW w:w="3005" w:type="dxa"/>
@@ -20486,12 +19184,6 @@
         </w:tc>
       </w:tr>
       <w:tr>
-        <w:tblPrEx>
-          <w:tblCellMar>
-            <w:top w:w="0" w:type="dxa"/>
-            <w:bottom w:w="0" w:type="dxa"/>
-          </w:tblCellMar>
-        </w:tblPrEx>
         <w:tc>
           <w:tcPr>
             <w:tcW w:w="3005" w:type="dxa"/>
@@ -20569,12 +19261,6 @@
         </w:tc>
       </w:tr>
       <w:tr>
-        <w:tblPrEx>
-          <w:tblCellMar>
-            <w:top w:w="0" w:type="dxa"/>
-            <w:bottom w:w="0" w:type="dxa"/>
-          </w:tblCellMar>
-        </w:tblPrEx>
         <w:tc>
           <w:tcPr>
             <w:tcW w:w="3005" w:type="dxa"/>
@@ -20655,12 +19341,6 @@
         </w:tc>
       </w:tr>
       <w:tr>
-        <w:tblPrEx>
-          <w:tblCellMar>
-            <w:top w:w="0" w:type="dxa"/>
-            <w:bottom w:w="0" w:type="dxa"/>
-          </w:tblCellMar>
-        </w:tblPrEx>
         <w:tc>
           <w:tcPr>
             <w:tcW w:w="3005" w:type="dxa"/>
@@ -20738,12 +19418,6 @@
         </w:tc>
       </w:tr>
       <w:tr>
-        <w:tblPrEx>
-          <w:tblCellMar>
-            <w:top w:w="0" w:type="dxa"/>
-            <w:bottom w:w="0" w:type="dxa"/>
-          </w:tblCellMar>
-        </w:tblPrEx>
         <w:tc>
           <w:tcPr>
             <w:tcW w:w="3005" w:type="dxa"/>
@@ -20824,12 +19498,6 @@
         </w:tc>
       </w:tr>
       <w:tr>
-        <w:tblPrEx>
-          <w:tblCellMar>
-            <w:top w:w="0" w:type="dxa"/>
-            <w:bottom w:w="0" w:type="dxa"/>
-          </w:tblCellMar>
-        </w:tblPrEx>
         <w:tc>
           <w:tcPr>
             <w:tcW w:w="3005" w:type="dxa"/>
@@ -20907,12 +19575,6 @@
         </w:tc>
       </w:tr>
       <w:tr>
-        <w:tblPrEx>
-          <w:tblCellMar>
-            <w:top w:w="0" w:type="dxa"/>
-            <w:bottom w:w="0" w:type="dxa"/>
-          </w:tblCellMar>
-        </w:tblPrEx>
         <w:tc>
           <w:tcPr>
             <w:tcW w:w="3005" w:type="dxa"/>
@@ -20993,12 +19655,6 @@
         </w:tc>
       </w:tr>
       <w:tr>
-        <w:tblPrEx>
-          <w:tblCellMar>
-            <w:top w:w="0" w:type="dxa"/>
-            <w:bottom w:w="0" w:type="dxa"/>
-          </w:tblCellMar>
-        </w:tblPrEx>
         <w:tc>
           <w:tcPr>
             <w:tcW w:w="3005" w:type="dxa"/>
@@ -21076,12 +19732,6 @@
         </w:tc>
       </w:tr>
       <w:tr>
-        <w:tblPrEx>
-          <w:tblCellMar>
-            <w:top w:w="0" w:type="dxa"/>
-            <w:bottom w:w="0" w:type="dxa"/>
-          </w:tblCellMar>
-        </w:tblPrEx>
         <w:tc>
           <w:tcPr>
             <w:tcW w:w="3005" w:type="dxa"/>
@@ -21162,12 +19812,6 @@
         </w:tc>
       </w:tr>
       <w:tr>
-        <w:tblPrEx>
-          <w:tblCellMar>
-            <w:top w:w="0" w:type="dxa"/>
-            <w:bottom w:w="0" w:type="dxa"/>
-          </w:tblCellMar>
-        </w:tblPrEx>
         <w:tc>
           <w:tcPr>
             <w:tcW w:w="3005" w:type="dxa"/>
@@ -21245,12 +19889,6 @@
         </w:tc>
       </w:tr>
       <w:tr>
-        <w:tblPrEx>
-          <w:tblCellMar>
-            <w:top w:w="0" w:type="dxa"/>
-            <w:bottom w:w="0" w:type="dxa"/>
-          </w:tblCellMar>
-        </w:tblPrEx>
         <w:tc>
           <w:tcPr>
             <w:tcW w:w="3005" w:type="dxa"/>
@@ -21355,7 +19993,7 @@
         <w:pStyle w:val="Heading2"/>
         <w:spacing w:before="280" w:after="140"/>
       </w:pPr>
-      <w:bookmarkStart w:id="29" w:name="_Toc241524528"/>
+      <w:bookmarkStart w:id="29" w:name="_Toc241690266"/>
       <w:r>
         <w:t>4.6 Otros cortes examinados</w:t>
       </w:r>
@@ -21417,12 +20055,6 @@
         <w:gridCol w:w="4950"/>
       </w:tblGrid>
       <w:tr>
-        <w:tblPrEx>
-          <w:tblCellMar>
-            <w:top w:w="0" w:type="dxa"/>
-            <w:bottom w:w="0" w:type="dxa"/>
-          </w:tblCellMar>
-        </w:tblPrEx>
         <w:trPr>
           <w:tblHeader/>
         </w:trPr>
@@ -21509,12 +20141,6 @@
         </w:tc>
       </w:tr>
       <w:tr>
-        <w:tblPrEx>
-          <w:tblCellMar>
-            <w:top w:w="0" w:type="dxa"/>
-            <w:bottom w:w="0" w:type="dxa"/>
-          </w:tblCellMar>
-        </w:tblPrEx>
         <w:tc>
           <w:tcPr>
             <w:tcW w:w="1944" w:type="dxa"/>
@@ -21589,12 +20215,6 @@
         </w:tc>
       </w:tr>
       <w:tr>
-        <w:tblPrEx>
-          <w:tblCellMar>
-            <w:top w:w="0" w:type="dxa"/>
-            <w:bottom w:w="0" w:type="dxa"/>
-          </w:tblCellMar>
-        </w:tblPrEx>
         <w:tc>
           <w:tcPr>
             <w:tcW w:w="1944" w:type="dxa"/>
@@ -21672,12 +20292,6 @@
         </w:tc>
       </w:tr>
       <w:tr>
-        <w:tblPrEx>
-          <w:tblCellMar>
-            <w:top w:w="0" w:type="dxa"/>
-            <w:bottom w:w="0" w:type="dxa"/>
-          </w:tblCellMar>
-        </w:tblPrEx>
         <w:tc>
           <w:tcPr>
             <w:tcW w:w="1944" w:type="dxa"/>
@@ -21752,12 +20366,6 @@
         </w:tc>
       </w:tr>
       <w:tr>
-        <w:tblPrEx>
-          <w:tblCellMar>
-            <w:top w:w="0" w:type="dxa"/>
-            <w:bottom w:w="0" w:type="dxa"/>
-          </w:tblCellMar>
-        </w:tblPrEx>
         <w:tc>
           <w:tcPr>
             <w:tcW w:w="1944" w:type="dxa"/>
@@ -21840,7 +20448,7 @@
         <w:pStyle w:val="Heading2"/>
         <w:spacing w:before="280" w:after="140"/>
       </w:pPr>
-      <w:bookmarkStart w:id="30" w:name="_Toc241524529"/>
+      <w:bookmarkStart w:id="30" w:name="_Toc241690267"/>
       <w:r>
         <w:t>4.7 Modelación desde primeros principios</w:t>
       </w:r>
@@ -21904,12 +20512,6 @@
         <w:gridCol w:w="1400"/>
       </w:tblGrid>
       <w:tr>
-        <w:tblPrEx>
-          <w:tblCellMar>
-            <w:top w:w="0" w:type="dxa"/>
-            <w:bottom w:w="0" w:type="dxa"/>
-          </w:tblCellMar>
-        </w:tblPrEx>
         <w:trPr>
           <w:tblHeader/>
         </w:trPr>
@@ -22050,12 +20652,6 @@
         </w:tc>
       </w:tr>
       <w:tr>
-        <w:tblPrEx>
-          <w:tblCellMar>
-            <w:top w:w="0" w:type="dxa"/>
-            <w:bottom w:w="0" w:type="dxa"/>
-          </w:tblCellMar>
-        </w:tblPrEx>
         <w:tc>
           <w:tcPr>
             <w:tcW w:w="3535" w:type="dxa"/>
@@ -22182,12 +20778,6 @@
         </w:tc>
       </w:tr>
       <w:tr>
-        <w:tblPrEx>
-          <w:tblCellMar>
-            <w:top w:w="0" w:type="dxa"/>
-            <w:bottom w:w="0" w:type="dxa"/>
-          </w:tblCellMar>
-        </w:tblPrEx>
         <w:tc>
           <w:tcPr>
             <w:tcW w:w="3535" w:type="dxa"/>
@@ -22319,12 +20909,6 @@
         </w:tc>
       </w:tr>
       <w:tr>
-        <w:tblPrEx>
-          <w:tblCellMar>
-            <w:top w:w="0" w:type="dxa"/>
-            <w:bottom w:w="0" w:type="dxa"/>
-          </w:tblCellMar>
-        </w:tblPrEx>
         <w:tc>
           <w:tcPr>
             <w:tcW w:w="3535" w:type="dxa"/>
@@ -22451,12 +21035,6 @@
         </w:tc>
       </w:tr>
       <w:tr>
-        <w:tblPrEx>
-          <w:tblCellMar>
-            <w:top w:w="0" w:type="dxa"/>
-            <w:bottom w:w="0" w:type="dxa"/>
-          </w:tblCellMar>
-        </w:tblPrEx>
         <w:tc>
           <w:tcPr>
             <w:tcW w:w="3535" w:type="dxa"/>
@@ -22588,12 +21166,6 @@
         </w:tc>
       </w:tr>
       <w:tr>
-        <w:tblPrEx>
-          <w:tblCellMar>
-            <w:top w:w="0" w:type="dxa"/>
-            <w:bottom w:w="0" w:type="dxa"/>
-          </w:tblCellMar>
-        </w:tblPrEx>
         <w:tc>
           <w:tcPr>
             <w:tcW w:w="3535" w:type="dxa"/>
@@ -22720,12 +21292,6 @@
         </w:tc>
       </w:tr>
       <w:tr>
-        <w:tblPrEx>
-          <w:tblCellMar>
-            <w:top w:w="0" w:type="dxa"/>
-            <w:bottom w:w="0" w:type="dxa"/>
-          </w:tblCellMar>
-        </w:tblPrEx>
         <w:tc>
           <w:tcPr>
             <w:tcW w:w="3535" w:type="dxa"/>
@@ -22857,12 +21423,6 @@
         </w:tc>
       </w:tr>
       <w:tr>
-        <w:tblPrEx>
-          <w:tblCellMar>
-            <w:top w:w="0" w:type="dxa"/>
-            <w:bottom w:w="0" w:type="dxa"/>
-          </w:tblCellMar>
-        </w:tblPrEx>
         <w:tc>
           <w:tcPr>
             <w:tcW w:w="3535" w:type="dxa"/>
@@ -22990,12 +21550,6 @@
         </w:tc>
       </w:tr>
       <w:tr>
-        <w:tblPrEx>
-          <w:tblCellMar>
-            <w:top w:w="0" w:type="dxa"/>
-            <w:bottom w:w="0" w:type="dxa"/>
-          </w:tblCellMar>
-        </w:tblPrEx>
         <w:tc>
           <w:tcPr>
             <w:tcW w:w="3535" w:type="dxa"/>
@@ -23127,12 +21681,6 @@
         </w:tc>
       </w:tr>
       <w:tr>
-        <w:tblPrEx>
-          <w:tblCellMar>
-            <w:top w:w="0" w:type="dxa"/>
-            <w:bottom w:w="0" w:type="dxa"/>
-          </w:tblCellMar>
-        </w:tblPrEx>
         <w:tc>
           <w:tcPr>
             <w:tcW w:w="3535" w:type="dxa"/>
@@ -23259,12 +21807,6 @@
         </w:tc>
       </w:tr>
       <w:tr>
-        <w:tblPrEx>
-          <w:tblCellMar>
-            <w:top w:w="0" w:type="dxa"/>
-            <w:bottom w:w="0" w:type="dxa"/>
-          </w:tblCellMar>
-        </w:tblPrEx>
         <w:tc>
           <w:tcPr>
             <w:tcW w:w="3535" w:type="dxa"/>
@@ -23396,12 +21938,6 @@
         </w:tc>
       </w:tr>
       <w:tr>
-        <w:tblPrEx>
-          <w:tblCellMar>
-            <w:top w:w="0" w:type="dxa"/>
-            <w:bottom w:w="0" w:type="dxa"/>
-          </w:tblCellMar>
-        </w:tblPrEx>
         <w:tc>
           <w:tcPr>
             <w:tcW w:w="3535" w:type="dxa"/>
@@ -23528,12 +22064,6 @@
         </w:tc>
       </w:tr>
       <w:tr>
-        <w:tblPrEx>
-          <w:tblCellMar>
-            <w:top w:w="0" w:type="dxa"/>
-            <w:bottom w:w="0" w:type="dxa"/>
-          </w:tblCellMar>
-        </w:tblPrEx>
         <w:tc>
           <w:tcPr>
             <w:tcW w:w="3535" w:type="dxa"/>
@@ -23665,12 +22195,6 @@
         </w:tc>
       </w:tr>
       <w:tr>
-        <w:tblPrEx>
-          <w:tblCellMar>
-            <w:top w:w="0" w:type="dxa"/>
-            <w:bottom w:w="0" w:type="dxa"/>
-          </w:tblCellMar>
-        </w:tblPrEx>
         <w:tc>
           <w:tcPr>
             <w:tcW w:w="3535" w:type="dxa"/>
@@ -23797,12 +22321,6 @@
         </w:tc>
       </w:tr>
       <w:tr>
-        <w:tblPrEx>
-          <w:tblCellMar>
-            <w:top w:w="0" w:type="dxa"/>
-            <w:bottom w:w="0" w:type="dxa"/>
-          </w:tblCellMar>
-        </w:tblPrEx>
         <w:tc>
           <w:tcPr>
             <w:tcW w:w="3535" w:type="dxa"/>
@@ -23934,12 +22452,6 @@
         </w:tc>
       </w:tr>
       <w:tr>
-        <w:tblPrEx>
-          <w:tblCellMar>
-            <w:top w:w="0" w:type="dxa"/>
-            <w:bottom w:w="0" w:type="dxa"/>
-          </w:tblCellMar>
-        </w:tblPrEx>
         <w:tc>
           <w:tcPr>
             <w:tcW w:w="3535" w:type="dxa"/>
@@ -24066,12 +22578,6 @@
         </w:tc>
       </w:tr>
       <w:tr>
-        <w:tblPrEx>
-          <w:tblCellMar>
-            <w:top w:w="0" w:type="dxa"/>
-            <w:bottom w:w="0" w:type="dxa"/>
-          </w:tblCellMar>
-        </w:tblPrEx>
         <w:tc>
           <w:tcPr>
             <w:tcW w:w="3535" w:type="dxa"/>
@@ -24249,12 +22755,6 @@
         <w:gridCol w:w="1766"/>
       </w:tblGrid>
       <w:tr>
-        <w:tblPrEx>
-          <w:tblCellMar>
-            <w:top w:w="0" w:type="dxa"/>
-            <w:bottom w:w="0" w:type="dxa"/>
-          </w:tblCellMar>
-        </w:tblPrEx>
         <w:trPr>
           <w:tblHeader/>
         </w:trPr>
@@ -24395,12 +22895,6 @@
         </w:tc>
       </w:tr>
       <w:tr>
-        <w:tblPrEx>
-          <w:tblCellMar>
-            <w:top w:w="0" w:type="dxa"/>
-            <w:bottom w:w="0" w:type="dxa"/>
-          </w:tblCellMar>
-        </w:tblPrEx>
         <w:tc>
           <w:tcPr>
             <w:tcW w:w="1768" w:type="dxa"/>
@@ -24528,12 +23022,6 @@
         </w:tc>
       </w:tr>
       <w:tr>
-        <w:tblPrEx>
-          <w:tblCellMar>
-            <w:top w:w="0" w:type="dxa"/>
-            <w:bottom w:w="0" w:type="dxa"/>
-          </w:tblCellMar>
-        </w:tblPrEx>
         <w:tc>
           <w:tcPr>
             <w:tcW w:w="1768" w:type="dxa"/>
@@ -24666,12 +23154,6 @@
         </w:tc>
       </w:tr>
       <w:tr>
-        <w:tblPrEx>
-          <w:tblCellMar>
-            <w:top w:w="0" w:type="dxa"/>
-            <w:bottom w:w="0" w:type="dxa"/>
-          </w:tblCellMar>
-        </w:tblPrEx>
         <w:tc>
           <w:tcPr>
             <w:tcW w:w="1768" w:type="dxa"/>
@@ -24799,12 +23281,6 @@
         </w:tc>
       </w:tr>
       <w:tr>
-        <w:tblPrEx>
-          <w:tblCellMar>
-            <w:top w:w="0" w:type="dxa"/>
-            <w:bottom w:w="0" w:type="dxa"/>
-          </w:tblCellMar>
-        </w:tblPrEx>
         <w:tc>
           <w:tcPr>
             <w:tcW w:w="1768" w:type="dxa"/>
@@ -24946,13 +23422,7 @@
         <w:rPr>
           <w:color w:val="000000"/>
         </w:rPr>
-        <w:t xml:space="preserve">El descenso de gradiente implementado a mano converge a la misma solución que las ecuaciones normales, lo que valida la implementación, y los coeficientes son coherentes con el análisis descriptivo. Pero el poder explicativo es bajo: un R² de 0,085 en el conjunto de prueba significa que las variables institucionales y demográficas disponibles explican una fracción pequeña de la variación individual. En clasificación el resultado es más elocuente todavía: con un 19 % de titulación oportuna, predecir siempre </w:t>
-      </w:r>
-      <w:r>
-        <w:rPr>
-          <w:color w:val="000000"/>
-        </w:rPr>
-        <w:t>«no oportuna» acierta el 81,3 %, y el modelo con umbral 0,5 alcanza 81,2 %. No supera a la regla trivial.</w:t>
+        <w:t>El descenso de gradiente implementado a mano converge a la misma solución que las ecuaciones normales, lo que valida la implementación, y los coeficientes son coherentes con el análisis descriptivo. Pero el poder explicativo es bajo: un R² de 0,085 en el conjunto de prueba significa que las variables institucionales y demográficas disponibles explican una fracción pequeña de la variación individual. En clasificación el resultado es más elocuente todavía: con un 19 % de titulación oportuna, predecir siempre «no oportuna» acierta el 81,3 %, y el modelo con umbral 0,5 alcanza 81,2 %. No supera a la regla trivial.</w:t>
       </w:r>
     </w:p>
     <w:p>
@@ -24972,7 +23442,7 @@
         <w:pStyle w:val="Heading2"/>
         <w:spacing w:before="280" w:after="140"/>
       </w:pPr>
-      <w:bookmarkStart w:id="31" w:name="_Toc241524530"/>
+      <w:bookmarkStart w:id="31" w:name="_Toc241690268"/>
       <w:r>
         <w:t>4.8 El relato de los hallazgos</w:t>
       </w:r>
@@ -25035,12 +23505,6 @@
         <w:gridCol w:w="5833"/>
       </w:tblGrid>
       <w:tr>
-        <w:tblPrEx>
-          <w:tblCellMar>
-            <w:top w:w="0" w:type="dxa"/>
-            <w:bottom w:w="0" w:type="dxa"/>
-          </w:tblCellMar>
-        </w:tblPrEx>
         <w:trPr>
           <w:tblHeader/>
         </w:trPr>
@@ -25127,12 +23591,6 @@
         </w:tc>
       </w:tr>
       <w:tr>
-        <w:tblPrEx>
-          <w:tblCellMar>
-            <w:top w:w="0" w:type="dxa"/>
-            <w:bottom w:w="0" w:type="dxa"/>
-          </w:tblCellMar>
-        </w:tblPrEx>
         <w:tc>
           <w:tcPr>
             <w:tcW w:w="1591" w:type="dxa"/>
@@ -25207,12 +23665,6 @@
         </w:tc>
       </w:tr>
       <w:tr>
-        <w:tblPrEx>
-          <w:tblCellMar>
-            <w:top w:w="0" w:type="dxa"/>
-            <w:bottom w:w="0" w:type="dxa"/>
-          </w:tblCellMar>
-        </w:tblPrEx>
         <w:tc>
           <w:tcPr>
             <w:tcW w:w="1591" w:type="dxa"/>
@@ -25290,12 +23742,6 @@
         </w:tc>
       </w:tr>
       <w:tr>
-        <w:tblPrEx>
-          <w:tblCellMar>
-            <w:top w:w="0" w:type="dxa"/>
-            <w:bottom w:w="0" w:type="dxa"/>
-          </w:tblCellMar>
-        </w:tblPrEx>
         <w:tc>
           <w:tcPr>
             <w:tcW w:w="1591" w:type="dxa"/>
@@ -25379,13 +23825,7 @@
         <w:rPr>
           <w:color w:val="000000"/>
         </w:rPr>
-        <w:t>Cuatro de cada cinco titulados de pregrado en Chile egresan fuera del plazo que su propio plan de estudios declara, con un exceso medio de 2,76 semestres que suma 3.551.990 semestres-estudiante en el período. Ese rezago no se reparte de forma pareja: Derecho triplica a Educación, las universidades superan a institutos y centros de formación técnica, y las mujeres se titulan casi un semestre antes de manera consistente en las diez áreas, diferencia que resiste la estratificación. La dimensión temporal confir</w:t>
-      </w:r>
-      <w:r>
-        <w:rPr>
-          <w:color w:val="000000"/>
-        </w:rPr>
-        <w:t>ma el patrón y revela sus límites: la caída de titulaciones de 2020 y el máximo de 2021 son el mismo fenómeno, y el descenso posterior no puede leerse como mejora porque ninguna cohorte del período está completa.</w:t>
+        <w:t>Cuatro de cada cinco titulados de pregrado en Chile egresan fuera del plazo que su propio plan de estudios declara, con un exceso medio de 2,76 semestres que suma 3.551.990 semestres-estudiante en el período. Ese rezago no se reparte de forma pareja: Derecho triplica a Educación, las universidades superan a institutos y centros de formación técnica, y las mujeres se titulan casi un semestre antes de manera consistente en las diez áreas, diferencia que resiste la estratificación. La dimensión temporal confirma el patrón y revela sus límites: la caída de titulaciones de 2020 y el máximo de 2021 son el mismo fenómeno, y el descenso posterior no puede leerse como mejora porque ninguna cohorte del período está completa.</w:t>
       </w:r>
     </w:p>
     <w:p>
@@ -25405,7 +23845,7 @@
         <w:pStyle w:val="Heading1"/>
         <w:spacing w:before="360" w:after="200"/>
       </w:pPr>
-      <w:bookmarkStart w:id="32" w:name="_Toc241524531"/>
+      <w:bookmarkStart w:id="32" w:name="_Toc241690269"/>
       <w:r>
         <w:t>5. Discusión</w:t>
       </w:r>
@@ -25416,7 +23856,7 @@
         <w:pStyle w:val="Heading2"/>
         <w:spacing w:before="280" w:after="140"/>
       </w:pPr>
-      <w:bookmarkStart w:id="33" w:name="_Toc241524532"/>
+      <w:bookmarkStart w:id="33" w:name="_Toc241690270"/>
       <w:r>
         <w:t>5.1 Contraste con las hipótesis iniciales</w:t>
       </w:r>
@@ -25478,12 +23918,6 @@
         <w:gridCol w:w="1768"/>
       </w:tblGrid>
       <w:tr>
-        <w:tblPrEx>
-          <w:tblCellMar>
-            <w:top w:w="0" w:type="dxa"/>
-            <w:bottom w:w="0" w:type="dxa"/>
-          </w:tblCellMar>
-        </w:tblPrEx>
         <w:trPr>
           <w:tblHeader/>
         </w:trPr>
@@ -25570,12 +24004,6 @@
         </w:tc>
       </w:tr>
       <w:tr>
-        <w:tblPrEx>
-          <w:tblCellMar>
-            <w:top w:w="0" w:type="dxa"/>
-            <w:bottom w:w="0" w:type="dxa"/>
-          </w:tblCellMar>
-        </w:tblPrEx>
         <w:tc>
           <w:tcPr>
             <w:tcW w:w="3005" w:type="dxa"/>
@@ -25651,12 +24079,6 @@
         </w:tc>
       </w:tr>
       <w:tr>
-        <w:tblPrEx>
-          <w:tblCellMar>
-            <w:top w:w="0" w:type="dxa"/>
-            <w:bottom w:w="0" w:type="dxa"/>
-          </w:tblCellMar>
-        </w:tblPrEx>
         <w:tc>
           <w:tcPr>
             <w:tcW w:w="3005" w:type="dxa"/>
@@ -25735,12 +24157,6 @@
         </w:tc>
       </w:tr>
       <w:tr>
-        <w:tblPrEx>
-          <w:tblCellMar>
-            <w:top w:w="0" w:type="dxa"/>
-            <w:bottom w:w="0" w:type="dxa"/>
-          </w:tblCellMar>
-        </w:tblPrEx>
         <w:tc>
           <w:tcPr>
             <w:tcW w:w="3005" w:type="dxa"/>
@@ -25834,7 +24250,7 @@
         <w:pStyle w:val="Heading2"/>
         <w:spacing w:before="280" w:after="140"/>
       </w:pPr>
-      <w:bookmarkStart w:id="34" w:name="_Toc241524533"/>
+      <w:bookmarkStart w:id="34" w:name="_Toc241690271"/>
       <w:r>
         <w:t>5.2 Limitaciones y riesgos</w:t>
       </w:r>
@@ -25929,7 +24345,7 @@
         <w:pStyle w:val="Heading2"/>
         <w:spacing w:before="280" w:after="140"/>
       </w:pPr>
-      <w:bookmarkStart w:id="35" w:name="_Toc241524534"/>
+      <w:bookmarkStart w:id="35" w:name="_Toc241690272"/>
       <w:r>
         <w:t>5.3 Relación entre las fases y decisiones determinantes</w:t>
       </w:r>
@@ -26042,7 +24458,7 @@
         <w:pStyle w:val="Heading1"/>
         <w:spacing w:before="360" w:after="200"/>
       </w:pPr>
-      <w:bookmarkStart w:id="36" w:name="_Toc241524535"/>
+      <w:bookmarkStart w:id="36" w:name="_Toc241690273"/>
       <w:r>
         <w:lastRenderedPageBreak/>
         <w:t>6. Conclusiones</w:t>
@@ -26054,7 +24470,7 @@
         <w:pStyle w:val="Heading2"/>
         <w:spacing w:before="280" w:after="140"/>
       </w:pPr>
-      <w:bookmarkStart w:id="37" w:name="_Toc241524536"/>
+      <w:bookmarkStart w:id="37" w:name="_Toc241690274"/>
       <w:r>
         <w:t>6.1 Hallazgos sustantivos</w:t>
       </w:r>
@@ -26121,7 +24537,7 @@
         <w:pStyle w:val="Heading2"/>
         <w:spacing w:before="280" w:after="140"/>
       </w:pPr>
-      <w:bookmarkStart w:id="38" w:name="_Toc241524537"/>
+      <w:bookmarkStart w:id="38" w:name="_Toc241690275"/>
       <w:r>
         <w:t>6.2 Aprendizajes técnicos</w:t>
       </w:r>
@@ -26238,7 +24654,7 @@
         <w:pStyle w:val="Heading2"/>
         <w:spacing w:before="280" w:after="140"/>
       </w:pPr>
-      <w:bookmarkStart w:id="39" w:name="_Toc241524538"/>
+      <w:bookmarkStart w:id="39" w:name="_Toc241690276"/>
       <w:r>
         <w:t>6.3 Mejoras propuestas, basadas en la evidencia del proyecto</w:t>
       </w:r>
@@ -26288,12 +24704,6 @@
         <w:gridCol w:w="2652"/>
       </w:tblGrid>
       <w:tr>
-        <w:tblPrEx>
-          <w:tblCellMar>
-            <w:top w:w="0" w:type="dxa"/>
-            <w:bottom w:w="0" w:type="dxa"/>
-          </w:tblCellMar>
-        </w:tblPrEx>
         <w:trPr>
           <w:tblHeader/>
         </w:trPr>
@@ -26380,12 +24790,6 @@
         </w:tc>
       </w:tr>
       <w:tr>
-        <w:tblPrEx>
-          <w:tblCellMar>
-            <w:top w:w="0" w:type="dxa"/>
-            <w:bottom w:w="0" w:type="dxa"/>
-          </w:tblCellMar>
-        </w:tblPrEx>
         <w:tc>
           <w:tcPr>
             <w:tcW w:w="2651" w:type="dxa"/>
@@ -26460,12 +24864,6 @@
         </w:tc>
       </w:tr>
       <w:tr>
-        <w:tblPrEx>
-          <w:tblCellMar>
-            <w:top w:w="0" w:type="dxa"/>
-            <w:bottom w:w="0" w:type="dxa"/>
-          </w:tblCellMar>
-        </w:tblPrEx>
         <w:tc>
           <w:tcPr>
             <w:tcW w:w="2651" w:type="dxa"/>
@@ -26543,12 +24941,6 @@
         </w:tc>
       </w:tr>
       <w:tr>
-        <w:tblPrEx>
-          <w:tblCellMar>
-            <w:top w:w="0" w:type="dxa"/>
-            <w:bottom w:w="0" w:type="dxa"/>
-          </w:tblCellMar>
-        </w:tblPrEx>
         <w:tc>
           <w:tcPr>
             <w:tcW w:w="2651" w:type="dxa"/>
@@ -26623,12 +25015,6 @@
         </w:tc>
       </w:tr>
       <w:tr>
-        <w:tblPrEx>
-          <w:tblCellMar>
-            <w:top w:w="0" w:type="dxa"/>
-            <w:bottom w:w="0" w:type="dxa"/>
-          </w:tblCellMar>
-        </w:tblPrEx>
         <w:tc>
           <w:tcPr>
             <w:tcW w:w="2651" w:type="dxa"/>
@@ -26706,12 +25092,6 @@
         </w:tc>
       </w:tr>
       <w:tr>
-        <w:tblPrEx>
-          <w:tblCellMar>
-            <w:top w:w="0" w:type="dxa"/>
-            <w:bottom w:w="0" w:type="dxa"/>
-          </w:tblCellMar>
-        </w:tblPrEx>
         <w:tc>
           <w:tcPr>
             <w:tcW w:w="2651" w:type="dxa"/>
@@ -26786,12 +25166,6 @@
         </w:tc>
       </w:tr>
       <w:tr>
-        <w:tblPrEx>
-          <w:tblCellMar>
-            <w:top w:w="0" w:type="dxa"/>
-            <w:bottom w:w="0" w:type="dxa"/>
-          </w:tblCellMar>
-        </w:tblPrEx>
         <w:tc>
           <w:tcPr>
             <w:tcW w:w="2651" w:type="dxa"/>
@@ -26874,7 +25248,7 @@
         <w:pStyle w:val="Heading2"/>
         <w:spacing w:before="280" w:after="140"/>
       </w:pPr>
-      <w:bookmarkStart w:id="40" w:name="_Toc241524539"/>
+      <w:bookmarkStart w:id="40" w:name="_Toc241690277"/>
       <w:r>
         <w:t>6.4 Comunicación de resultados</w:t>
       </w:r>
@@ -26959,7 +25333,7 @@
         <w:pStyle w:val="Heading1"/>
         <w:spacing w:before="360" w:after="200"/>
       </w:pPr>
-      <w:bookmarkStart w:id="41" w:name="_Toc241524540"/>
+      <w:bookmarkStart w:id="41" w:name="_Toc241690278"/>
       <w:r>
         <w:lastRenderedPageBreak/>
         <w:t>7. Trazabilidad de mejoras</w:t>
@@ -27023,12 +25397,6 @@
         <w:gridCol w:w="2121"/>
       </w:tblGrid>
       <w:tr>
-        <w:tblPrEx>
-          <w:tblCellMar>
-            <w:top w:w="0" w:type="dxa"/>
-            <w:bottom w:w="0" w:type="dxa"/>
-          </w:tblCellMar>
-        </w:tblPrEx>
         <w:trPr>
           <w:tblHeader/>
         </w:trPr>
@@ -27142,12 +25510,6 @@
         </w:tc>
       </w:tr>
       <w:tr>
-        <w:tblPrEx>
-          <w:tblCellMar>
-            <w:top w:w="0" w:type="dxa"/>
-            <w:bottom w:w="0" w:type="dxa"/>
-          </w:tblCellMar>
-        </w:tblPrEx>
         <w:tc>
           <w:tcPr>
             <w:tcW w:w="2651" w:type="dxa"/>
@@ -27246,12 +25608,6 @@
         </w:tc>
       </w:tr>
       <w:tr>
-        <w:tblPrEx>
-          <w:tblCellMar>
-            <w:top w:w="0" w:type="dxa"/>
-            <w:bottom w:w="0" w:type="dxa"/>
-          </w:tblCellMar>
-        </w:tblPrEx>
         <w:tc>
           <w:tcPr>
             <w:tcW w:w="2651" w:type="dxa"/>
@@ -27354,12 +25710,6 @@
         </w:tc>
       </w:tr>
       <w:tr>
-        <w:tblPrEx>
-          <w:tblCellMar>
-            <w:top w:w="0" w:type="dxa"/>
-            <w:bottom w:w="0" w:type="dxa"/>
-          </w:tblCellMar>
-        </w:tblPrEx>
         <w:tc>
           <w:tcPr>
             <w:tcW w:w="2651" w:type="dxa"/>
@@ -27458,12 +25808,6 @@
         </w:tc>
       </w:tr>
       <w:tr>
-        <w:tblPrEx>
-          <w:tblCellMar>
-            <w:top w:w="0" w:type="dxa"/>
-            <w:bottom w:w="0" w:type="dxa"/>
-          </w:tblCellMar>
-        </w:tblPrEx>
         <w:tc>
           <w:tcPr>
             <w:tcW w:w="2651" w:type="dxa"/>
@@ -27566,12 +25910,6 @@
         </w:tc>
       </w:tr>
       <w:tr>
-        <w:tblPrEx>
-          <w:tblCellMar>
-            <w:top w:w="0" w:type="dxa"/>
-            <w:bottom w:w="0" w:type="dxa"/>
-          </w:tblCellMar>
-        </w:tblPrEx>
         <w:tc>
           <w:tcPr>
             <w:tcW w:w="2651" w:type="dxa"/>
@@ -27670,12 +26008,6 @@
         </w:tc>
       </w:tr>
       <w:tr>
-        <w:tblPrEx>
-          <w:tblCellMar>
-            <w:top w:w="0" w:type="dxa"/>
-            <w:bottom w:w="0" w:type="dxa"/>
-          </w:tblCellMar>
-        </w:tblPrEx>
         <w:tc>
           <w:tcPr>
             <w:tcW w:w="2651" w:type="dxa"/>
@@ -27778,12 +26110,6 @@
         </w:tc>
       </w:tr>
       <w:tr>
-        <w:tblPrEx>
-          <w:tblCellMar>
-            <w:top w:w="0" w:type="dxa"/>
-            <w:bottom w:w="0" w:type="dxa"/>
-          </w:tblCellMar>
-        </w:tblPrEx>
         <w:tc>
           <w:tcPr>
             <w:tcW w:w="2651" w:type="dxa"/>
@@ -27882,12 +26208,6 @@
         </w:tc>
       </w:tr>
       <w:tr>
-        <w:tblPrEx>
-          <w:tblCellMar>
-            <w:top w:w="0" w:type="dxa"/>
-            <w:bottom w:w="0" w:type="dxa"/>
-          </w:tblCellMar>
-        </w:tblPrEx>
         <w:tc>
           <w:tcPr>
             <w:tcW w:w="2651" w:type="dxa"/>
@@ -27990,12 +26310,6 @@
         </w:tc>
       </w:tr>
       <w:tr>
-        <w:tblPrEx>
-          <w:tblCellMar>
-            <w:top w:w="0" w:type="dxa"/>
-            <w:bottom w:w="0" w:type="dxa"/>
-          </w:tblCellMar>
-        </w:tblPrEx>
         <w:tc>
           <w:tcPr>
             <w:tcW w:w="2651" w:type="dxa"/>
@@ -28094,12 +26408,6 @@
         </w:tc>
       </w:tr>
       <w:tr>
-        <w:tblPrEx>
-          <w:tblCellMar>
-            <w:top w:w="0" w:type="dxa"/>
-            <w:bottom w:w="0" w:type="dxa"/>
-          </w:tblCellMar>
-        </w:tblPrEx>
         <w:tc>
           <w:tcPr>
             <w:tcW w:w="2651" w:type="dxa"/>
@@ -28219,7 +26527,7 @@
         <w:pStyle w:val="Heading1"/>
         <w:spacing w:before="360" w:after="200"/>
       </w:pPr>
-      <w:bookmarkStart w:id="42" w:name="_Toc241524541"/>
+      <w:bookmarkStart w:id="42" w:name="_Toc241690279"/>
       <w:r>
         <w:lastRenderedPageBreak/>
         <w:t>8. Repositorio y notebooks</w:t>
@@ -28231,7 +26539,7 @@
         <w:pStyle w:val="Heading2"/>
         <w:spacing w:before="280" w:after="140"/>
       </w:pPr>
-      <w:bookmarkStart w:id="43" w:name="_Toc241524542"/>
+      <w:bookmarkStart w:id="43" w:name="_Toc241690280"/>
       <w:r>
         <w:t>8.1 Estructura del repositorio</w:t>
       </w:r>
@@ -28273,12 +26581,6 @@
         <w:gridCol w:w="8838"/>
       </w:tblGrid>
       <w:tr>
-        <w:tblPrEx>
-          <w:tblCellMar>
-            <w:top w:w="0" w:type="dxa"/>
-            <w:bottom w:w="0" w:type="dxa"/>
-          </w:tblCellMar>
-        </w:tblPrEx>
         <w:tc>
           <w:tcPr>
             <w:tcW w:w="8838" w:type="dxa"/>
@@ -28303,12 +26605,6 @@
         </w:tc>
       </w:tr>
       <w:tr>
-        <w:tblPrEx>
-          <w:tblCellMar>
-            <w:top w:w="0" w:type="dxa"/>
-            <w:bottom w:w="0" w:type="dxa"/>
-          </w:tblCellMar>
-        </w:tblPrEx>
         <w:tc>
           <w:tcPr>
             <w:tcW w:w="8838" w:type="dxa"/>
@@ -28333,12 +26629,6 @@
         </w:tc>
       </w:tr>
       <w:tr>
-        <w:tblPrEx>
-          <w:tblCellMar>
-            <w:top w:w="0" w:type="dxa"/>
-            <w:bottom w:w="0" w:type="dxa"/>
-          </w:tblCellMar>
-        </w:tblPrEx>
         <w:tc>
           <w:tcPr>
             <w:tcW w:w="8838" w:type="dxa"/>
@@ -28363,12 +26653,6 @@
         </w:tc>
       </w:tr>
       <w:tr>
-        <w:tblPrEx>
-          <w:tblCellMar>
-            <w:top w:w="0" w:type="dxa"/>
-            <w:bottom w:w="0" w:type="dxa"/>
-          </w:tblCellMar>
-        </w:tblPrEx>
         <w:tc>
           <w:tcPr>
             <w:tcW w:w="8838" w:type="dxa"/>
@@ -28393,12 +26677,6 @@
         </w:tc>
       </w:tr>
       <w:tr>
-        <w:tblPrEx>
-          <w:tblCellMar>
-            <w:top w:w="0" w:type="dxa"/>
-            <w:bottom w:w="0" w:type="dxa"/>
-          </w:tblCellMar>
-        </w:tblPrEx>
         <w:tc>
           <w:tcPr>
             <w:tcW w:w="8838" w:type="dxa"/>
@@ -28423,12 +26701,6 @@
         </w:tc>
       </w:tr>
       <w:tr>
-        <w:tblPrEx>
-          <w:tblCellMar>
-            <w:top w:w="0" w:type="dxa"/>
-            <w:bottom w:w="0" w:type="dxa"/>
-          </w:tblCellMar>
-        </w:tblPrEx>
         <w:tc>
           <w:tcPr>
             <w:tcW w:w="8838" w:type="dxa"/>
@@ -28453,12 +26725,6 @@
         </w:tc>
       </w:tr>
       <w:tr>
-        <w:tblPrEx>
-          <w:tblCellMar>
-            <w:top w:w="0" w:type="dxa"/>
-            <w:bottom w:w="0" w:type="dxa"/>
-          </w:tblCellMar>
-        </w:tblPrEx>
         <w:tc>
           <w:tcPr>
             <w:tcW w:w="8838" w:type="dxa"/>
@@ -28483,12 +26749,6 @@
         </w:tc>
       </w:tr>
       <w:tr>
-        <w:tblPrEx>
-          <w:tblCellMar>
-            <w:top w:w="0" w:type="dxa"/>
-            <w:bottom w:w="0" w:type="dxa"/>
-          </w:tblCellMar>
-        </w:tblPrEx>
         <w:tc>
           <w:tcPr>
             <w:tcW w:w="8838" w:type="dxa"/>
@@ -28513,12 +26773,6 @@
         </w:tc>
       </w:tr>
       <w:tr>
-        <w:tblPrEx>
-          <w:tblCellMar>
-            <w:top w:w="0" w:type="dxa"/>
-            <w:bottom w:w="0" w:type="dxa"/>
-          </w:tblCellMar>
-        </w:tblPrEx>
         <w:tc>
           <w:tcPr>
             <w:tcW w:w="8838" w:type="dxa"/>
@@ -28543,12 +26797,6 @@
         </w:tc>
       </w:tr>
       <w:tr>
-        <w:tblPrEx>
-          <w:tblCellMar>
-            <w:top w:w="0" w:type="dxa"/>
-            <w:bottom w:w="0" w:type="dxa"/>
-          </w:tblCellMar>
-        </w:tblPrEx>
         <w:tc>
           <w:tcPr>
             <w:tcW w:w="8838" w:type="dxa"/>
@@ -28573,12 +26821,6 @@
         </w:tc>
       </w:tr>
       <w:tr>
-        <w:tblPrEx>
-          <w:tblCellMar>
-            <w:top w:w="0" w:type="dxa"/>
-            <w:bottom w:w="0" w:type="dxa"/>
-          </w:tblCellMar>
-        </w:tblPrEx>
         <w:tc>
           <w:tcPr>
             <w:tcW w:w="8838" w:type="dxa"/>
@@ -28603,12 +26845,6 @@
         </w:tc>
       </w:tr>
       <w:tr>
-        <w:tblPrEx>
-          <w:tblCellMar>
-            <w:top w:w="0" w:type="dxa"/>
-            <w:bottom w:w="0" w:type="dxa"/>
-          </w:tblCellMar>
-        </w:tblPrEx>
         <w:tc>
           <w:tcPr>
             <w:tcW w:w="8838" w:type="dxa"/>
@@ -28633,12 +26869,6 @@
         </w:tc>
       </w:tr>
       <w:tr>
-        <w:tblPrEx>
-          <w:tblCellMar>
-            <w:top w:w="0" w:type="dxa"/>
-            <w:bottom w:w="0" w:type="dxa"/>
-          </w:tblCellMar>
-        </w:tblPrEx>
         <w:tc>
           <w:tcPr>
             <w:tcW w:w="8838" w:type="dxa"/>
@@ -28663,12 +26893,6 @@
         </w:tc>
       </w:tr>
       <w:tr>
-        <w:tblPrEx>
-          <w:tblCellMar>
-            <w:top w:w="0" w:type="dxa"/>
-            <w:bottom w:w="0" w:type="dxa"/>
-          </w:tblCellMar>
-        </w:tblPrEx>
         <w:tc>
           <w:tcPr>
             <w:tcW w:w="8838" w:type="dxa"/>
@@ -28693,12 +26917,6 @@
         </w:tc>
       </w:tr>
       <w:tr>
-        <w:tblPrEx>
-          <w:tblCellMar>
-            <w:top w:w="0" w:type="dxa"/>
-            <w:bottom w:w="0" w:type="dxa"/>
-          </w:tblCellMar>
-        </w:tblPrEx>
         <w:tc>
           <w:tcPr>
             <w:tcW w:w="8838" w:type="dxa"/>
@@ -28723,12 +26941,6 @@
         </w:tc>
       </w:tr>
       <w:tr>
-        <w:tblPrEx>
-          <w:tblCellMar>
-            <w:top w:w="0" w:type="dxa"/>
-            <w:bottom w:w="0" w:type="dxa"/>
-          </w:tblCellMar>
-        </w:tblPrEx>
         <w:tc>
           <w:tcPr>
             <w:tcW w:w="8838" w:type="dxa"/>
@@ -28770,7 +26982,7 @@
         <w:pStyle w:val="Heading2"/>
         <w:spacing w:before="280" w:after="140"/>
       </w:pPr>
-      <w:bookmarkStart w:id="44" w:name="_Toc241524543"/>
+      <w:bookmarkStart w:id="44" w:name="_Toc241690281"/>
       <w:r>
         <w:t>8.2 Notebooks del proyecto</w:t>
       </w:r>
@@ -28820,12 +27032,6 @@
         <w:gridCol w:w="2043"/>
       </w:tblGrid>
       <w:tr>
-        <w:tblPrEx>
-          <w:tblCellMar>
-            <w:top w:w="0" w:type="dxa"/>
-            <w:bottom w:w="0" w:type="dxa"/>
-          </w:tblCellMar>
-        </w:tblPrEx>
         <w:trPr>
           <w:tblHeader/>
         </w:trPr>
@@ -28912,12 +27118,6 @@
         </w:tc>
       </w:tr>
       <w:tr>
-        <w:tblPrEx>
-          <w:tblCellMar>
-            <w:top w:w="0" w:type="dxa"/>
-            <w:bottom w:w="0" w:type="dxa"/>
-          </w:tblCellMar>
-        </w:tblPrEx>
         <w:tc>
           <w:tcPr>
             <w:tcW w:w="2651" w:type="dxa"/>
@@ -28992,12 +27192,6 @@
         </w:tc>
       </w:tr>
       <w:tr>
-        <w:tblPrEx>
-          <w:tblCellMar>
-            <w:top w:w="0" w:type="dxa"/>
-            <w:bottom w:w="0" w:type="dxa"/>
-          </w:tblCellMar>
-        </w:tblPrEx>
         <w:tc>
           <w:tcPr>
             <w:tcW w:w="2651" w:type="dxa"/>
@@ -29075,12 +27269,6 @@
         </w:tc>
       </w:tr>
       <w:tr>
-        <w:tblPrEx>
-          <w:tblCellMar>
-            <w:top w:w="0" w:type="dxa"/>
-            <w:bottom w:w="0" w:type="dxa"/>
-          </w:tblCellMar>
-        </w:tblPrEx>
         <w:tc>
           <w:tcPr>
             <w:tcW w:w="2651" w:type="dxa"/>
@@ -29155,12 +27343,6 @@
         </w:tc>
       </w:tr>
       <w:tr>
-        <w:tblPrEx>
-          <w:tblCellMar>
-            <w:top w:w="0" w:type="dxa"/>
-            <w:bottom w:w="0" w:type="dxa"/>
-          </w:tblCellMar>
-        </w:tblPrEx>
         <w:tc>
           <w:tcPr>
             <w:tcW w:w="2651" w:type="dxa"/>
@@ -29238,12 +27420,6 @@
         </w:tc>
       </w:tr>
       <w:tr>
-        <w:tblPrEx>
-          <w:tblCellMar>
-            <w:top w:w="0" w:type="dxa"/>
-            <w:bottom w:w="0" w:type="dxa"/>
-          </w:tblCellMar>
-        </w:tblPrEx>
         <w:tc>
           <w:tcPr>
             <w:tcW w:w="2651" w:type="dxa"/>
@@ -29318,12 +27494,6 @@
         </w:tc>
       </w:tr>
       <w:tr>
-        <w:tblPrEx>
-          <w:tblCellMar>
-            <w:top w:w="0" w:type="dxa"/>
-            <w:bottom w:w="0" w:type="dxa"/>
-          </w:tblCellMar>
-        </w:tblPrEx>
         <w:tc>
           <w:tcPr>
             <w:tcW w:w="2651" w:type="dxa"/>
@@ -29430,7 +27600,7 @@
         <w:pStyle w:val="Heading1"/>
         <w:spacing w:before="360" w:after="200"/>
       </w:pPr>
-      <w:bookmarkStart w:id="45" w:name="_Toc241524544"/>
+      <w:bookmarkStart w:id="45" w:name="_Toc241690282"/>
       <w:r>
         <w:lastRenderedPageBreak/>
         <w:t>9. Referencias</w:t>
@@ -29458,7 +27628,7 @@
         <w:pStyle w:val="Heading2"/>
         <w:spacing w:before="280" w:after="140"/>
       </w:pPr>
-      <w:bookmarkStart w:id="46" w:name="_Toc241524545"/>
+      <w:bookmarkStart w:id="46" w:name="_Toc241690283"/>
       <w:r>
         <w:t>Bibliografía docente</w:t>
       </w:r>
@@ -29505,7 +27675,7 @@
         <w:pStyle w:val="Heading2"/>
         <w:spacing w:before="280" w:after="140"/>
       </w:pPr>
-      <w:bookmarkStart w:id="47" w:name="_Toc241524546"/>
+      <w:bookmarkStart w:id="47" w:name="_Toc241690284"/>
       <w:r>
         <w:t>Fuente de datos</w:t>
       </w:r>
@@ -29528,7 +27698,7 @@
         <w:pStyle w:val="Heading2"/>
         <w:spacing w:before="280" w:after="140"/>
       </w:pPr>
-      <w:bookmarkStart w:id="48" w:name="_Toc241524547"/>
+      <w:bookmarkStart w:id="48" w:name="_Toc241690285"/>
       <w:r>
         <w:t>Documentación técnica oficial</w:t>
       </w:r>
@@ -29599,7 +27769,7 @@
         <w:pStyle w:val="Heading2"/>
         <w:spacing w:before="280" w:after="140"/>
       </w:pPr>
-      <w:bookmarkStart w:id="49" w:name="_Toc241524548"/>
+      <w:bookmarkStart w:id="49" w:name="_Toc241690286"/>
       <w:r>
         <w:t>Bibliografía complementaria</w:t>
       </w:r>
@@ -29676,7 +27846,7 @@
         <w:pStyle w:val="Heading1"/>
         <w:spacing w:before="360" w:after="200"/>
       </w:pPr>
-      <w:bookmarkStart w:id="50" w:name="_Toc241524549"/>
+      <w:bookmarkStart w:id="50" w:name="_Toc241690287"/>
       <w:r>
         <w:lastRenderedPageBreak/>
         <w:t>Anexos</w:t>
@@ -29688,7 +27858,7 @@
         <w:pStyle w:val="Heading2"/>
         <w:spacing w:before="280" w:after="140"/>
       </w:pPr>
-      <w:bookmarkStart w:id="51" w:name="_Toc241524550"/>
+      <w:bookmarkStart w:id="51" w:name="_Toc241690288"/>
       <w:r>
         <w:t>Anexo A. Salida completa de las pruebas automatizadas</w:t>
       </w:r>
@@ -29715,12 +27885,6 @@
         <w:gridCol w:w="8838"/>
       </w:tblGrid>
       <w:tr>
-        <w:tblPrEx>
-          <w:tblCellMar>
-            <w:top w:w="0" w:type="dxa"/>
-            <w:bottom w:w="0" w:type="dxa"/>
-          </w:tblCellMar>
-        </w:tblPrEx>
         <w:tc>
           <w:tcPr>
             <w:tcW w:w="8838" w:type="dxa"/>
@@ -29745,12 +27909,6 @@
         </w:tc>
       </w:tr>
       <w:tr>
-        <w:tblPrEx>
-          <w:tblCellMar>
-            <w:top w:w="0" w:type="dxa"/>
-            <w:bottom w:w="0" w:type="dxa"/>
-          </w:tblCellMar>
-        </w:tblPrEx>
         <w:tc>
           <w:tcPr>
             <w:tcW w:w="8838" w:type="dxa"/>
@@ -29775,12 +27933,6 @@
         </w:tc>
       </w:tr>
       <w:tr>
-        <w:tblPrEx>
-          <w:tblCellMar>
-            <w:top w:w="0" w:type="dxa"/>
-            <w:bottom w:w="0" w:type="dxa"/>
-          </w:tblCellMar>
-        </w:tblPrEx>
         <w:tc>
           <w:tcPr>
             <w:tcW w:w="8838" w:type="dxa"/>
@@ -29805,12 +27957,6 @@
         </w:tc>
       </w:tr>
       <w:tr>
-        <w:tblPrEx>
-          <w:tblCellMar>
-            <w:top w:w="0" w:type="dxa"/>
-            <w:bottom w:w="0" w:type="dxa"/>
-          </w:tblCellMar>
-        </w:tblPrEx>
         <w:tc>
           <w:tcPr>
             <w:tcW w:w="8838" w:type="dxa"/>
@@ -29835,12 +27981,6 @@
         </w:tc>
       </w:tr>
       <w:tr>
-        <w:tblPrEx>
-          <w:tblCellMar>
-            <w:top w:w="0" w:type="dxa"/>
-            <w:bottom w:w="0" w:type="dxa"/>
-          </w:tblCellMar>
-        </w:tblPrEx>
         <w:tc>
           <w:tcPr>
             <w:tcW w:w="8838" w:type="dxa"/>
@@ -29865,12 +28005,6 @@
         </w:tc>
       </w:tr>
       <w:tr>
-        <w:tblPrEx>
-          <w:tblCellMar>
-            <w:top w:w="0" w:type="dxa"/>
-            <w:bottom w:w="0" w:type="dxa"/>
-          </w:tblCellMar>
-        </w:tblPrEx>
         <w:tc>
           <w:tcPr>
             <w:tcW w:w="8838" w:type="dxa"/>
@@ -29895,12 +28029,6 @@
         </w:tc>
       </w:tr>
       <w:tr>
-        <w:tblPrEx>
-          <w:tblCellMar>
-            <w:top w:w="0" w:type="dxa"/>
-            <w:bottom w:w="0" w:type="dxa"/>
-          </w:tblCellMar>
-        </w:tblPrEx>
         <w:tc>
           <w:tcPr>
             <w:tcW w:w="8838" w:type="dxa"/>
@@ -29925,12 +28053,6 @@
         </w:tc>
       </w:tr>
       <w:tr>
-        <w:tblPrEx>
-          <w:tblCellMar>
-            <w:top w:w="0" w:type="dxa"/>
-            <w:bottom w:w="0" w:type="dxa"/>
-          </w:tblCellMar>
-        </w:tblPrEx>
         <w:tc>
           <w:tcPr>
             <w:tcW w:w="8838" w:type="dxa"/>
@@ -29955,12 +28077,6 @@
         </w:tc>
       </w:tr>
       <w:tr>
-        <w:tblPrEx>
-          <w:tblCellMar>
-            <w:top w:w="0" w:type="dxa"/>
-            <w:bottom w:w="0" w:type="dxa"/>
-          </w:tblCellMar>
-        </w:tblPrEx>
         <w:tc>
           <w:tcPr>
             <w:tcW w:w="8838" w:type="dxa"/>
@@ -29985,12 +28101,6 @@
         </w:tc>
       </w:tr>
       <w:tr>
-        <w:tblPrEx>
-          <w:tblCellMar>
-            <w:top w:w="0" w:type="dxa"/>
-            <w:bottom w:w="0" w:type="dxa"/>
-          </w:tblCellMar>
-        </w:tblPrEx>
         <w:tc>
           <w:tcPr>
             <w:tcW w:w="8838" w:type="dxa"/>
@@ -30015,12 +28125,6 @@
         </w:tc>
       </w:tr>
       <w:tr>
-        <w:tblPrEx>
-          <w:tblCellMar>
-            <w:top w:w="0" w:type="dxa"/>
-            <w:bottom w:w="0" w:type="dxa"/>
-          </w:tblCellMar>
-        </w:tblPrEx>
         <w:tc>
           <w:tcPr>
             <w:tcW w:w="8838" w:type="dxa"/>
@@ -30045,12 +28149,6 @@
         </w:tc>
       </w:tr>
       <w:tr>
-        <w:tblPrEx>
-          <w:tblCellMar>
-            <w:top w:w="0" w:type="dxa"/>
-            <w:bottom w:w="0" w:type="dxa"/>
-          </w:tblCellMar>
-        </w:tblPrEx>
         <w:tc>
           <w:tcPr>
             <w:tcW w:w="8838" w:type="dxa"/>
@@ -30075,12 +28173,6 @@
         </w:tc>
       </w:tr>
       <w:tr>
-        <w:tblPrEx>
-          <w:tblCellMar>
-            <w:top w:w="0" w:type="dxa"/>
-            <w:bottom w:w="0" w:type="dxa"/>
-          </w:tblCellMar>
-        </w:tblPrEx>
         <w:tc>
           <w:tcPr>
             <w:tcW w:w="8838" w:type="dxa"/>
@@ -30105,12 +28197,6 @@
         </w:tc>
       </w:tr>
       <w:tr>
-        <w:tblPrEx>
-          <w:tblCellMar>
-            <w:top w:w="0" w:type="dxa"/>
-            <w:bottom w:w="0" w:type="dxa"/>
-          </w:tblCellMar>
-        </w:tblPrEx>
         <w:tc>
           <w:tcPr>
             <w:tcW w:w="8838" w:type="dxa"/>
@@ -30135,12 +28221,6 @@
         </w:tc>
       </w:tr>
       <w:tr>
-        <w:tblPrEx>
-          <w:tblCellMar>
-            <w:top w:w="0" w:type="dxa"/>
-            <w:bottom w:w="0" w:type="dxa"/>
-          </w:tblCellMar>
-        </w:tblPrEx>
         <w:tc>
           <w:tcPr>
             <w:tcW w:w="8838" w:type="dxa"/>
@@ -30165,12 +28245,6 @@
         </w:tc>
       </w:tr>
       <w:tr>
-        <w:tblPrEx>
-          <w:tblCellMar>
-            <w:top w:w="0" w:type="dxa"/>
-            <w:bottom w:w="0" w:type="dxa"/>
-          </w:tblCellMar>
-        </w:tblPrEx>
         <w:tc>
           <w:tcPr>
             <w:tcW w:w="8838" w:type="dxa"/>
@@ -30195,12 +28269,6 @@
         </w:tc>
       </w:tr>
       <w:tr>
-        <w:tblPrEx>
-          <w:tblCellMar>
-            <w:top w:w="0" w:type="dxa"/>
-            <w:bottom w:w="0" w:type="dxa"/>
-          </w:tblCellMar>
-        </w:tblPrEx>
         <w:tc>
           <w:tcPr>
             <w:tcW w:w="8838" w:type="dxa"/>
@@ -30225,12 +28293,6 @@
         </w:tc>
       </w:tr>
       <w:tr>
-        <w:tblPrEx>
-          <w:tblCellMar>
-            <w:top w:w="0" w:type="dxa"/>
-            <w:bottom w:w="0" w:type="dxa"/>
-          </w:tblCellMar>
-        </w:tblPrEx>
         <w:tc>
           <w:tcPr>
             <w:tcW w:w="8838" w:type="dxa"/>
@@ -30255,12 +28317,6 @@
         </w:tc>
       </w:tr>
       <w:tr>
-        <w:tblPrEx>
-          <w:tblCellMar>
-            <w:top w:w="0" w:type="dxa"/>
-            <w:bottom w:w="0" w:type="dxa"/>
-          </w:tblCellMar>
-        </w:tblPrEx>
         <w:tc>
           <w:tcPr>
             <w:tcW w:w="8838" w:type="dxa"/>
@@ -30285,12 +28341,6 @@
         </w:tc>
       </w:tr>
       <w:tr>
-        <w:tblPrEx>
-          <w:tblCellMar>
-            <w:top w:w="0" w:type="dxa"/>
-            <w:bottom w:w="0" w:type="dxa"/>
-          </w:tblCellMar>
-        </w:tblPrEx>
         <w:tc>
           <w:tcPr>
             <w:tcW w:w="8838" w:type="dxa"/>
@@ -30315,12 +28365,6 @@
         </w:tc>
       </w:tr>
       <w:tr>
-        <w:tblPrEx>
-          <w:tblCellMar>
-            <w:top w:w="0" w:type="dxa"/>
-            <w:bottom w:w="0" w:type="dxa"/>
-          </w:tblCellMar>
-        </w:tblPrEx>
         <w:tc>
           <w:tcPr>
             <w:tcW w:w="8838" w:type="dxa"/>
@@ -30345,12 +28389,6 @@
         </w:tc>
       </w:tr>
       <w:tr>
-        <w:tblPrEx>
-          <w:tblCellMar>
-            <w:top w:w="0" w:type="dxa"/>
-            <w:bottom w:w="0" w:type="dxa"/>
-          </w:tblCellMar>
-        </w:tblPrEx>
         <w:tc>
           <w:tcPr>
             <w:tcW w:w="8838" w:type="dxa"/>
@@ -30375,12 +28413,6 @@
         </w:tc>
       </w:tr>
       <w:tr>
-        <w:tblPrEx>
-          <w:tblCellMar>
-            <w:top w:w="0" w:type="dxa"/>
-            <w:bottom w:w="0" w:type="dxa"/>
-          </w:tblCellMar>
-        </w:tblPrEx>
         <w:tc>
           <w:tcPr>
             <w:tcW w:w="8838" w:type="dxa"/>
@@ -30405,12 +28437,6 @@
         </w:tc>
       </w:tr>
       <w:tr>
-        <w:tblPrEx>
-          <w:tblCellMar>
-            <w:top w:w="0" w:type="dxa"/>
-            <w:bottom w:w="0" w:type="dxa"/>
-          </w:tblCellMar>
-        </w:tblPrEx>
         <w:tc>
           <w:tcPr>
             <w:tcW w:w="8838" w:type="dxa"/>
@@ -30435,12 +28461,6 @@
         </w:tc>
       </w:tr>
       <w:tr>
-        <w:tblPrEx>
-          <w:tblCellMar>
-            <w:top w:w="0" w:type="dxa"/>
-            <w:bottom w:w="0" w:type="dxa"/>
-          </w:tblCellMar>
-        </w:tblPrEx>
         <w:tc>
           <w:tcPr>
             <w:tcW w:w="8838" w:type="dxa"/>
@@ -30465,12 +28485,6 @@
         </w:tc>
       </w:tr>
       <w:tr>
-        <w:tblPrEx>
-          <w:tblCellMar>
-            <w:top w:w="0" w:type="dxa"/>
-            <w:bottom w:w="0" w:type="dxa"/>
-          </w:tblCellMar>
-        </w:tblPrEx>
         <w:tc>
           <w:tcPr>
             <w:tcW w:w="8838" w:type="dxa"/>
@@ -30495,12 +28509,6 @@
         </w:tc>
       </w:tr>
       <w:tr>
-        <w:tblPrEx>
-          <w:tblCellMar>
-            <w:top w:w="0" w:type="dxa"/>
-            <w:bottom w:w="0" w:type="dxa"/>
-          </w:tblCellMar>
-        </w:tblPrEx>
         <w:tc>
           <w:tcPr>
             <w:tcW w:w="8838" w:type="dxa"/>
@@ -30525,12 +28533,6 @@
         </w:tc>
       </w:tr>
       <w:tr>
-        <w:tblPrEx>
-          <w:tblCellMar>
-            <w:top w:w="0" w:type="dxa"/>
-            <w:bottom w:w="0" w:type="dxa"/>
-          </w:tblCellMar>
-        </w:tblPrEx>
         <w:tc>
           <w:tcPr>
             <w:tcW w:w="8838" w:type="dxa"/>
@@ -30555,12 +28557,6 @@
         </w:tc>
       </w:tr>
       <w:tr>
-        <w:tblPrEx>
-          <w:tblCellMar>
-            <w:top w:w="0" w:type="dxa"/>
-            <w:bottom w:w="0" w:type="dxa"/>
-          </w:tblCellMar>
-        </w:tblPrEx>
         <w:tc>
           <w:tcPr>
             <w:tcW w:w="8838" w:type="dxa"/>
@@ -30585,12 +28581,6 @@
         </w:tc>
       </w:tr>
       <w:tr>
-        <w:tblPrEx>
-          <w:tblCellMar>
-            <w:top w:w="0" w:type="dxa"/>
-            <w:bottom w:w="0" w:type="dxa"/>
-          </w:tblCellMar>
-        </w:tblPrEx>
         <w:tc>
           <w:tcPr>
             <w:tcW w:w="8838" w:type="dxa"/>
@@ -30615,12 +28605,6 @@
         </w:tc>
       </w:tr>
       <w:tr>
-        <w:tblPrEx>
-          <w:tblCellMar>
-            <w:top w:w="0" w:type="dxa"/>
-            <w:bottom w:w="0" w:type="dxa"/>
-          </w:tblCellMar>
-        </w:tblPrEx>
         <w:tc>
           <w:tcPr>
             <w:tcW w:w="8838" w:type="dxa"/>
@@ -30645,12 +28629,6 @@
         </w:tc>
       </w:tr>
       <w:tr>
-        <w:tblPrEx>
-          <w:tblCellMar>
-            <w:top w:w="0" w:type="dxa"/>
-            <w:bottom w:w="0" w:type="dxa"/>
-          </w:tblCellMar>
-        </w:tblPrEx>
         <w:tc>
           <w:tcPr>
             <w:tcW w:w="8838" w:type="dxa"/>
@@ -30675,12 +28653,6 @@
         </w:tc>
       </w:tr>
       <w:tr>
-        <w:tblPrEx>
-          <w:tblCellMar>
-            <w:top w:w="0" w:type="dxa"/>
-            <w:bottom w:w="0" w:type="dxa"/>
-          </w:tblCellMar>
-        </w:tblPrEx>
         <w:tc>
           <w:tcPr>
             <w:tcW w:w="8838" w:type="dxa"/>
@@ -30705,12 +28677,6 @@
         </w:tc>
       </w:tr>
       <w:tr>
-        <w:tblPrEx>
-          <w:tblCellMar>
-            <w:top w:w="0" w:type="dxa"/>
-            <w:bottom w:w="0" w:type="dxa"/>
-          </w:tblCellMar>
-        </w:tblPrEx>
         <w:tc>
           <w:tcPr>
             <w:tcW w:w="8838" w:type="dxa"/>
@@ -30735,12 +28701,6 @@
         </w:tc>
       </w:tr>
       <w:tr>
-        <w:tblPrEx>
-          <w:tblCellMar>
-            <w:top w:w="0" w:type="dxa"/>
-            <w:bottom w:w="0" w:type="dxa"/>
-          </w:tblCellMar>
-        </w:tblPrEx>
         <w:tc>
           <w:tcPr>
             <w:tcW w:w="8838" w:type="dxa"/>
@@ -30765,12 +28725,6 @@
         </w:tc>
       </w:tr>
       <w:tr>
-        <w:tblPrEx>
-          <w:tblCellMar>
-            <w:top w:w="0" w:type="dxa"/>
-            <w:bottom w:w="0" w:type="dxa"/>
-          </w:tblCellMar>
-        </w:tblPrEx>
         <w:tc>
           <w:tcPr>
             <w:tcW w:w="8838" w:type="dxa"/>
@@ -30795,12 +28749,6 @@
         </w:tc>
       </w:tr>
       <w:tr>
-        <w:tblPrEx>
-          <w:tblCellMar>
-            <w:top w:w="0" w:type="dxa"/>
-            <w:bottom w:w="0" w:type="dxa"/>
-          </w:tblCellMar>
-        </w:tblPrEx>
         <w:tc>
           <w:tcPr>
             <w:tcW w:w="8838" w:type="dxa"/>
@@ -30825,12 +28773,6 @@
         </w:tc>
       </w:tr>
       <w:tr>
-        <w:tblPrEx>
-          <w:tblCellMar>
-            <w:top w:w="0" w:type="dxa"/>
-            <w:bottom w:w="0" w:type="dxa"/>
-          </w:tblCellMar>
-        </w:tblPrEx>
         <w:tc>
           <w:tcPr>
             <w:tcW w:w="8838" w:type="dxa"/>
@@ -30855,12 +28797,6 @@
         </w:tc>
       </w:tr>
       <w:tr>
-        <w:tblPrEx>
-          <w:tblCellMar>
-            <w:top w:w="0" w:type="dxa"/>
-            <w:bottom w:w="0" w:type="dxa"/>
-          </w:tblCellMar>
-        </w:tblPrEx>
         <w:tc>
           <w:tcPr>
             <w:tcW w:w="8838" w:type="dxa"/>
@@ -30885,12 +28821,6 @@
         </w:tc>
       </w:tr>
       <w:tr>
-        <w:tblPrEx>
-          <w:tblCellMar>
-            <w:top w:w="0" w:type="dxa"/>
-            <w:bottom w:w="0" w:type="dxa"/>
-          </w:tblCellMar>
-        </w:tblPrEx>
         <w:tc>
           <w:tcPr>
             <w:tcW w:w="8838" w:type="dxa"/>
@@ -30915,12 +28845,6 @@
         </w:tc>
       </w:tr>
       <w:tr>
-        <w:tblPrEx>
-          <w:tblCellMar>
-            <w:top w:w="0" w:type="dxa"/>
-            <w:bottom w:w="0" w:type="dxa"/>
-          </w:tblCellMar>
-        </w:tblPrEx>
         <w:tc>
           <w:tcPr>
             <w:tcW w:w="8838" w:type="dxa"/>
@@ -30945,12 +28869,6 @@
         </w:tc>
       </w:tr>
       <w:tr>
-        <w:tblPrEx>
-          <w:tblCellMar>
-            <w:top w:w="0" w:type="dxa"/>
-            <w:bottom w:w="0" w:type="dxa"/>
-          </w:tblCellMar>
-        </w:tblPrEx>
         <w:tc>
           <w:tcPr>
             <w:tcW w:w="8838" w:type="dxa"/>
@@ -30975,12 +28893,6 @@
         </w:tc>
       </w:tr>
       <w:tr>
-        <w:tblPrEx>
-          <w:tblCellMar>
-            <w:top w:w="0" w:type="dxa"/>
-            <w:bottom w:w="0" w:type="dxa"/>
-          </w:tblCellMar>
-        </w:tblPrEx>
         <w:tc>
           <w:tcPr>
             <w:tcW w:w="8838" w:type="dxa"/>
@@ -31005,12 +28917,6 @@
         </w:tc>
       </w:tr>
       <w:tr>
-        <w:tblPrEx>
-          <w:tblCellMar>
-            <w:top w:w="0" w:type="dxa"/>
-            <w:bottom w:w="0" w:type="dxa"/>
-          </w:tblCellMar>
-        </w:tblPrEx>
         <w:tc>
           <w:tcPr>
             <w:tcW w:w="8838" w:type="dxa"/>
@@ -31035,12 +28941,6 @@
         </w:tc>
       </w:tr>
       <w:tr>
-        <w:tblPrEx>
-          <w:tblCellMar>
-            <w:top w:w="0" w:type="dxa"/>
-            <w:bottom w:w="0" w:type="dxa"/>
-          </w:tblCellMar>
-        </w:tblPrEx>
         <w:tc>
           <w:tcPr>
             <w:tcW w:w="8838" w:type="dxa"/>
@@ -31065,12 +28965,6 @@
         </w:tc>
       </w:tr>
       <w:tr>
-        <w:tblPrEx>
-          <w:tblCellMar>
-            <w:top w:w="0" w:type="dxa"/>
-            <w:bottom w:w="0" w:type="dxa"/>
-          </w:tblCellMar>
-        </w:tblPrEx>
         <w:tc>
           <w:tcPr>
             <w:tcW w:w="8838" w:type="dxa"/>
@@ -31095,12 +28989,6 @@
         </w:tc>
       </w:tr>
       <w:tr>
-        <w:tblPrEx>
-          <w:tblCellMar>
-            <w:top w:w="0" w:type="dxa"/>
-            <w:bottom w:w="0" w:type="dxa"/>
-          </w:tblCellMar>
-        </w:tblPrEx>
         <w:tc>
           <w:tcPr>
             <w:tcW w:w="8838" w:type="dxa"/>
@@ -31125,12 +29013,6 @@
         </w:tc>
       </w:tr>
       <w:tr>
-        <w:tblPrEx>
-          <w:tblCellMar>
-            <w:top w:w="0" w:type="dxa"/>
-            <w:bottom w:w="0" w:type="dxa"/>
-          </w:tblCellMar>
-        </w:tblPrEx>
         <w:tc>
           <w:tcPr>
             <w:tcW w:w="8838" w:type="dxa"/>
@@ -31155,12 +29037,6 @@
         </w:tc>
       </w:tr>
       <w:tr>
-        <w:tblPrEx>
-          <w:tblCellMar>
-            <w:top w:w="0" w:type="dxa"/>
-            <w:bottom w:w="0" w:type="dxa"/>
-          </w:tblCellMar>
-        </w:tblPrEx>
         <w:tc>
           <w:tcPr>
             <w:tcW w:w="8838" w:type="dxa"/>
@@ -31185,12 +29061,6 @@
         </w:tc>
       </w:tr>
       <w:tr>
-        <w:tblPrEx>
-          <w:tblCellMar>
-            <w:top w:w="0" w:type="dxa"/>
-            <w:bottom w:w="0" w:type="dxa"/>
-          </w:tblCellMar>
-        </w:tblPrEx>
         <w:tc>
           <w:tcPr>
             <w:tcW w:w="8838" w:type="dxa"/>
@@ -31215,12 +29085,6 @@
         </w:tc>
       </w:tr>
       <w:tr>
-        <w:tblPrEx>
-          <w:tblCellMar>
-            <w:top w:w="0" w:type="dxa"/>
-            <w:bottom w:w="0" w:type="dxa"/>
-          </w:tblCellMar>
-        </w:tblPrEx>
         <w:tc>
           <w:tcPr>
             <w:tcW w:w="8838" w:type="dxa"/>
@@ -31246,12 +29110,6 @@
         </w:tc>
       </w:tr>
       <w:tr>
-        <w:tblPrEx>
-          <w:tblCellMar>
-            <w:top w:w="0" w:type="dxa"/>
-            <w:bottom w:w="0" w:type="dxa"/>
-          </w:tblCellMar>
-        </w:tblPrEx>
         <w:tc>
           <w:tcPr>
             <w:tcW w:w="8838" w:type="dxa"/>
@@ -31276,12 +29134,6 @@
         </w:tc>
       </w:tr>
       <w:tr>
-        <w:tblPrEx>
-          <w:tblCellMar>
-            <w:top w:w="0" w:type="dxa"/>
-            <w:bottom w:w="0" w:type="dxa"/>
-          </w:tblCellMar>
-        </w:tblPrEx>
         <w:tc>
           <w:tcPr>
             <w:tcW w:w="8838" w:type="dxa"/>
@@ -31306,12 +29158,6 @@
         </w:tc>
       </w:tr>
       <w:tr>
-        <w:tblPrEx>
-          <w:tblCellMar>
-            <w:top w:w="0" w:type="dxa"/>
-            <w:bottom w:w="0" w:type="dxa"/>
-          </w:tblCellMar>
-        </w:tblPrEx>
         <w:tc>
           <w:tcPr>
             <w:tcW w:w="8838" w:type="dxa"/>
@@ -31336,12 +29182,6 @@
         </w:tc>
       </w:tr>
       <w:tr>
-        <w:tblPrEx>
-          <w:tblCellMar>
-            <w:top w:w="0" w:type="dxa"/>
-            <w:bottom w:w="0" w:type="dxa"/>
-          </w:tblCellMar>
-        </w:tblPrEx>
         <w:tc>
           <w:tcPr>
             <w:tcW w:w="8838" w:type="dxa"/>
@@ -31366,12 +29206,6 @@
         </w:tc>
       </w:tr>
       <w:tr>
-        <w:tblPrEx>
-          <w:tblCellMar>
-            <w:top w:w="0" w:type="dxa"/>
-            <w:bottom w:w="0" w:type="dxa"/>
-          </w:tblCellMar>
-        </w:tblPrEx>
         <w:tc>
           <w:tcPr>
             <w:tcW w:w="8838" w:type="dxa"/>
@@ -31396,12 +29230,6 @@
         </w:tc>
       </w:tr>
       <w:tr>
-        <w:tblPrEx>
-          <w:tblCellMar>
-            <w:top w:w="0" w:type="dxa"/>
-            <w:bottom w:w="0" w:type="dxa"/>
-          </w:tblCellMar>
-        </w:tblPrEx>
         <w:tc>
           <w:tcPr>
             <w:tcW w:w="8838" w:type="dxa"/>
@@ -31426,12 +29254,6 @@
         </w:tc>
       </w:tr>
       <w:tr>
-        <w:tblPrEx>
-          <w:tblCellMar>
-            <w:top w:w="0" w:type="dxa"/>
-            <w:bottom w:w="0" w:type="dxa"/>
-          </w:tblCellMar>
-        </w:tblPrEx>
         <w:tc>
           <w:tcPr>
             <w:tcW w:w="8838" w:type="dxa"/>
@@ -31456,12 +29278,6 @@
         </w:tc>
       </w:tr>
       <w:tr>
-        <w:tblPrEx>
-          <w:tblCellMar>
-            <w:top w:w="0" w:type="dxa"/>
-            <w:bottom w:w="0" w:type="dxa"/>
-          </w:tblCellMar>
-        </w:tblPrEx>
         <w:tc>
           <w:tcPr>
             <w:tcW w:w="8838" w:type="dxa"/>
@@ -31486,12 +29302,6 @@
         </w:tc>
       </w:tr>
       <w:tr>
-        <w:tblPrEx>
-          <w:tblCellMar>
-            <w:top w:w="0" w:type="dxa"/>
-            <w:bottom w:w="0" w:type="dxa"/>
-          </w:tblCellMar>
-        </w:tblPrEx>
         <w:tc>
           <w:tcPr>
             <w:tcW w:w="8838" w:type="dxa"/>
@@ -31516,12 +29326,6 @@
         </w:tc>
       </w:tr>
       <w:tr>
-        <w:tblPrEx>
-          <w:tblCellMar>
-            <w:top w:w="0" w:type="dxa"/>
-            <w:bottom w:w="0" w:type="dxa"/>
-          </w:tblCellMar>
-        </w:tblPrEx>
         <w:tc>
           <w:tcPr>
             <w:tcW w:w="8838" w:type="dxa"/>
@@ -31546,12 +29350,6 @@
         </w:tc>
       </w:tr>
       <w:tr>
-        <w:tblPrEx>
-          <w:tblCellMar>
-            <w:top w:w="0" w:type="dxa"/>
-            <w:bottom w:w="0" w:type="dxa"/>
-          </w:tblCellMar>
-        </w:tblPrEx>
         <w:tc>
           <w:tcPr>
             <w:tcW w:w="8838" w:type="dxa"/>
@@ -31576,12 +29374,6 @@
         </w:tc>
       </w:tr>
       <w:tr>
-        <w:tblPrEx>
-          <w:tblCellMar>
-            <w:top w:w="0" w:type="dxa"/>
-            <w:bottom w:w="0" w:type="dxa"/>
-          </w:tblCellMar>
-        </w:tblPrEx>
         <w:tc>
           <w:tcPr>
             <w:tcW w:w="8838" w:type="dxa"/>
@@ -31606,12 +29398,6 @@
         </w:tc>
       </w:tr>
       <w:tr>
-        <w:tblPrEx>
-          <w:tblCellMar>
-            <w:top w:w="0" w:type="dxa"/>
-            <w:bottom w:w="0" w:type="dxa"/>
-          </w:tblCellMar>
-        </w:tblPrEx>
         <w:tc>
           <w:tcPr>
             <w:tcW w:w="8838" w:type="dxa"/>
@@ -31636,12 +29422,6 @@
         </w:tc>
       </w:tr>
       <w:tr>
-        <w:tblPrEx>
-          <w:tblCellMar>
-            <w:top w:w="0" w:type="dxa"/>
-            <w:bottom w:w="0" w:type="dxa"/>
-          </w:tblCellMar>
-        </w:tblPrEx>
         <w:tc>
           <w:tcPr>
             <w:tcW w:w="8838" w:type="dxa"/>
@@ -31666,12 +29446,6 @@
         </w:tc>
       </w:tr>
       <w:tr>
-        <w:tblPrEx>
-          <w:tblCellMar>
-            <w:top w:w="0" w:type="dxa"/>
-            <w:bottom w:w="0" w:type="dxa"/>
-          </w:tblCellMar>
-        </w:tblPrEx>
         <w:tc>
           <w:tcPr>
             <w:tcW w:w="8838" w:type="dxa"/>
@@ -31696,12 +29470,6 @@
         </w:tc>
       </w:tr>
       <w:tr>
-        <w:tblPrEx>
-          <w:tblCellMar>
-            <w:top w:w="0" w:type="dxa"/>
-            <w:bottom w:w="0" w:type="dxa"/>
-          </w:tblCellMar>
-        </w:tblPrEx>
         <w:tc>
           <w:tcPr>
             <w:tcW w:w="8838" w:type="dxa"/>
@@ -31726,12 +29494,6 @@
         </w:tc>
       </w:tr>
       <w:tr>
-        <w:tblPrEx>
-          <w:tblCellMar>
-            <w:top w:w="0" w:type="dxa"/>
-            <w:bottom w:w="0" w:type="dxa"/>
-          </w:tblCellMar>
-        </w:tblPrEx>
         <w:tc>
           <w:tcPr>
             <w:tcW w:w="8838" w:type="dxa"/>
@@ -31756,12 +29518,6 @@
         </w:tc>
       </w:tr>
       <w:tr>
-        <w:tblPrEx>
-          <w:tblCellMar>
-            <w:top w:w="0" w:type="dxa"/>
-            <w:bottom w:w="0" w:type="dxa"/>
-          </w:tblCellMar>
-        </w:tblPrEx>
         <w:tc>
           <w:tcPr>
             <w:tcW w:w="8838" w:type="dxa"/>
@@ -31786,12 +29542,6 @@
         </w:tc>
       </w:tr>
       <w:tr>
-        <w:tblPrEx>
-          <w:tblCellMar>
-            <w:top w:w="0" w:type="dxa"/>
-            <w:bottom w:w="0" w:type="dxa"/>
-          </w:tblCellMar>
-        </w:tblPrEx>
         <w:tc>
           <w:tcPr>
             <w:tcW w:w="8838" w:type="dxa"/>
@@ -31816,12 +29566,6 @@
         </w:tc>
       </w:tr>
       <w:tr>
-        <w:tblPrEx>
-          <w:tblCellMar>
-            <w:top w:w="0" w:type="dxa"/>
-            <w:bottom w:w="0" w:type="dxa"/>
-          </w:tblCellMar>
-        </w:tblPrEx>
         <w:tc>
           <w:tcPr>
             <w:tcW w:w="8838" w:type="dxa"/>
@@ -31846,12 +29590,6 @@
         </w:tc>
       </w:tr>
       <w:tr>
-        <w:tblPrEx>
-          <w:tblCellMar>
-            <w:top w:w="0" w:type="dxa"/>
-            <w:bottom w:w="0" w:type="dxa"/>
-          </w:tblCellMar>
-        </w:tblPrEx>
         <w:tc>
           <w:tcPr>
             <w:tcW w:w="8838" w:type="dxa"/>
@@ -31876,12 +29614,6 @@
         </w:tc>
       </w:tr>
       <w:tr>
-        <w:tblPrEx>
-          <w:tblCellMar>
-            <w:top w:w="0" w:type="dxa"/>
-            <w:bottom w:w="0" w:type="dxa"/>
-          </w:tblCellMar>
-        </w:tblPrEx>
         <w:tc>
           <w:tcPr>
             <w:tcW w:w="8838" w:type="dxa"/>
@@ -31906,12 +29638,6 @@
         </w:tc>
       </w:tr>
       <w:tr>
-        <w:tblPrEx>
-          <w:tblCellMar>
-            <w:top w:w="0" w:type="dxa"/>
-            <w:bottom w:w="0" w:type="dxa"/>
-          </w:tblCellMar>
-        </w:tblPrEx>
         <w:tc>
           <w:tcPr>
             <w:tcW w:w="8838" w:type="dxa"/>
@@ -31936,12 +29662,6 @@
         </w:tc>
       </w:tr>
       <w:tr>
-        <w:tblPrEx>
-          <w:tblCellMar>
-            <w:top w:w="0" w:type="dxa"/>
-            <w:bottom w:w="0" w:type="dxa"/>
-          </w:tblCellMar>
-        </w:tblPrEx>
         <w:tc>
           <w:tcPr>
             <w:tcW w:w="8838" w:type="dxa"/>
@@ -31966,12 +29686,6 @@
         </w:tc>
       </w:tr>
       <w:tr>
-        <w:tblPrEx>
-          <w:tblCellMar>
-            <w:top w:w="0" w:type="dxa"/>
-            <w:bottom w:w="0" w:type="dxa"/>
-          </w:tblCellMar>
-        </w:tblPrEx>
         <w:tc>
           <w:tcPr>
             <w:tcW w:w="8838" w:type="dxa"/>
@@ -31996,12 +29710,6 @@
         </w:tc>
       </w:tr>
       <w:tr>
-        <w:tblPrEx>
-          <w:tblCellMar>
-            <w:top w:w="0" w:type="dxa"/>
-            <w:bottom w:w="0" w:type="dxa"/>
-          </w:tblCellMar>
-        </w:tblPrEx>
         <w:tc>
           <w:tcPr>
             <w:tcW w:w="8838" w:type="dxa"/>
@@ -32026,12 +29734,6 @@
         </w:tc>
       </w:tr>
       <w:tr>
-        <w:tblPrEx>
-          <w:tblCellMar>
-            <w:top w:w="0" w:type="dxa"/>
-            <w:bottom w:w="0" w:type="dxa"/>
-          </w:tblCellMar>
-        </w:tblPrEx>
         <w:tc>
           <w:tcPr>
             <w:tcW w:w="8838" w:type="dxa"/>
@@ -32056,12 +29758,6 @@
         </w:tc>
       </w:tr>
       <w:tr>
-        <w:tblPrEx>
-          <w:tblCellMar>
-            <w:top w:w="0" w:type="dxa"/>
-            <w:bottom w:w="0" w:type="dxa"/>
-          </w:tblCellMar>
-        </w:tblPrEx>
         <w:tc>
           <w:tcPr>
             <w:tcW w:w="8838" w:type="dxa"/>
@@ -32086,12 +29782,6 @@
         </w:tc>
       </w:tr>
       <w:tr>
-        <w:tblPrEx>
-          <w:tblCellMar>
-            <w:top w:w="0" w:type="dxa"/>
-            <w:bottom w:w="0" w:type="dxa"/>
-          </w:tblCellMar>
-        </w:tblPrEx>
         <w:tc>
           <w:tcPr>
             <w:tcW w:w="8838" w:type="dxa"/>
@@ -32121,7 +29811,7 @@
         <w:pStyle w:val="Heading2"/>
         <w:spacing w:before="280" w:after="140"/>
       </w:pPr>
-      <w:bookmarkStart w:id="52" w:name="_Toc241524551"/>
+      <w:bookmarkStart w:id="52" w:name="_Toc241690289"/>
       <w:r>
         <w:t>Anexo B. Historial completo de commits</w:t>
       </w:r>
@@ -32150,12 +29840,6 @@
         <w:gridCol w:w="6451"/>
       </w:tblGrid>
       <w:tr>
-        <w:tblPrEx>
-          <w:tblCellMar>
-            <w:top w:w="0" w:type="dxa"/>
-            <w:bottom w:w="0" w:type="dxa"/>
-          </w:tblCellMar>
-        </w:tblPrEx>
         <w:trPr>
           <w:tblHeader/>
         </w:trPr>
@@ -32242,12 +29926,6 @@
         </w:tc>
       </w:tr>
       <w:tr>
-        <w:tblPrEx>
-          <w:tblCellMar>
-            <w:top w:w="0" w:type="dxa"/>
-            <w:bottom w:w="0" w:type="dxa"/>
-          </w:tblCellMar>
-        </w:tblPrEx>
         <w:tc>
           <w:tcPr>
             <w:tcW w:w="1061" w:type="dxa"/>
@@ -32322,12 +30000,6 @@
         </w:tc>
       </w:tr>
       <w:tr>
-        <w:tblPrEx>
-          <w:tblCellMar>
-            <w:top w:w="0" w:type="dxa"/>
-            <w:bottom w:w="0" w:type="dxa"/>
-          </w:tblCellMar>
-        </w:tblPrEx>
         <w:tc>
           <w:tcPr>
             <w:tcW w:w="1061" w:type="dxa"/>
@@ -32405,12 +30077,6 @@
         </w:tc>
       </w:tr>
       <w:tr>
-        <w:tblPrEx>
-          <w:tblCellMar>
-            <w:top w:w="0" w:type="dxa"/>
-            <w:bottom w:w="0" w:type="dxa"/>
-          </w:tblCellMar>
-        </w:tblPrEx>
         <w:tc>
           <w:tcPr>
             <w:tcW w:w="1061" w:type="dxa"/>
@@ -32485,12 +30151,6 @@
         </w:tc>
       </w:tr>
       <w:tr>
-        <w:tblPrEx>
-          <w:tblCellMar>
-            <w:top w:w="0" w:type="dxa"/>
-            <w:bottom w:w="0" w:type="dxa"/>
-          </w:tblCellMar>
-        </w:tblPrEx>
         <w:tc>
           <w:tcPr>
             <w:tcW w:w="1061" w:type="dxa"/>
@@ -32568,12 +30228,6 @@
         </w:tc>
       </w:tr>
       <w:tr>
-        <w:tblPrEx>
-          <w:tblCellMar>
-            <w:top w:w="0" w:type="dxa"/>
-            <w:bottom w:w="0" w:type="dxa"/>
-          </w:tblCellMar>
-        </w:tblPrEx>
         <w:tc>
           <w:tcPr>
             <w:tcW w:w="1061" w:type="dxa"/>
@@ -32648,12 +30302,6 @@
         </w:tc>
       </w:tr>
       <w:tr>
-        <w:tblPrEx>
-          <w:tblCellMar>
-            <w:top w:w="0" w:type="dxa"/>
-            <w:bottom w:w="0" w:type="dxa"/>
-          </w:tblCellMar>
-        </w:tblPrEx>
         <w:tc>
           <w:tcPr>
             <w:tcW w:w="1061" w:type="dxa"/>
@@ -32731,12 +30379,6 @@
         </w:tc>
       </w:tr>
       <w:tr>
-        <w:tblPrEx>
-          <w:tblCellMar>
-            <w:top w:w="0" w:type="dxa"/>
-            <w:bottom w:w="0" w:type="dxa"/>
-          </w:tblCellMar>
-        </w:tblPrEx>
         <w:tc>
           <w:tcPr>
             <w:tcW w:w="1061" w:type="dxa"/>
@@ -32811,12 +30453,6 @@
         </w:tc>
       </w:tr>
       <w:tr>
-        <w:tblPrEx>
-          <w:tblCellMar>
-            <w:top w:w="0" w:type="dxa"/>
-            <w:bottom w:w="0" w:type="dxa"/>
-          </w:tblCellMar>
-        </w:tblPrEx>
         <w:tc>
           <w:tcPr>
             <w:tcW w:w="1061" w:type="dxa"/>
@@ -32894,12 +30530,6 @@
         </w:tc>
       </w:tr>
       <w:tr>
-        <w:tblPrEx>
-          <w:tblCellMar>
-            <w:top w:w="0" w:type="dxa"/>
-            <w:bottom w:w="0" w:type="dxa"/>
-          </w:tblCellMar>
-        </w:tblPrEx>
         <w:tc>
           <w:tcPr>
             <w:tcW w:w="1061" w:type="dxa"/>
@@ -32974,12 +30604,6 @@
         </w:tc>
       </w:tr>
       <w:tr>
-        <w:tblPrEx>
-          <w:tblCellMar>
-            <w:top w:w="0" w:type="dxa"/>
-            <w:bottom w:w="0" w:type="dxa"/>
-          </w:tblCellMar>
-        </w:tblPrEx>
         <w:tc>
           <w:tcPr>
             <w:tcW w:w="1061" w:type="dxa"/>
@@ -33057,12 +30681,6 @@
         </w:tc>
       </w:tr>
       <w:tr>
-        <w:tblPrEx>
-          <w:tblCellMar>
-            <w:top w:w="0" w:type="dxa"/>
-            <w:bottom w:w="0" w:type="dxa"/>
-          </w:tblCellMar>
-        </w:tblPrEx>
         <w:tc>
           <w:tcPr>
             <w:tcW w:w="1061" w:type="dxa"/>
@@ -33137,12 +30755,6 @@
         </w:tc>
       </w:tr>
       <w:tr>
-        <w:tblPrEx>
-          <w:tblCellMar>
-            <w:top w:w="0" w:type="dxa"/>
-            <w:bottom w:w="0" w:type="dxa"/>
-          </w:tblCellMar>
-        </w:tblPrEx>
         <w:tc>
           <w:tcPr>
             <w:tcW w:w="1061" w:type="dxa"/>
@@ -33220,12 +30832,6 @@
         </w:tc>
       </w:tr>
       <w:tr>
-        <w:tblPrEx>
-          <w:tblCellMar>
-            <w:top w:w="0" w:type="dxa"/>
-            <w:bottom w:w="0" w:type="dxa"/>
-          </w:tblCellMar>
-        </w:tblPrEx>
         <w:tc>
           <w:tcPr>
             <w:tcW w:w="1061" w:type="dxa"/>
@@ -33300,12 +30906,6 @@
         </w:tc>
       </w:tr>
       <w:tr>
-        <w:tblPrEx>
-          <w:tblCellMar>
-            <w:top w:w="0" w:type="dxa"/>
-            <w:bottom w:w="0" w:type="dxa"/>
-          </w:tblCellMar>
-        </w:tblPrEx>
         <w:tc>
           <w:tcPr>
             <w:tcW w:w="1061" w:type="dxa"/>
@@ -33384,12 +30984,6 @@
         </w:tc>
       </w:tr>
       <w:tr>
-        <w:tblPrEx>
-          <w:tblCellMar>
-            <w:top w:w="0" w:type="dxa"/>
-            <w:bottom w:w="0" w:type="dxa"/>
-          </w:tblCellMar>
-        </w:tblPrEx>
         <w:tc>
           <w:tcPr>
             <w:tcW w:w="1061" w:type="dxa"/>
@@ -33464,12 +31058,6 @@
         </w:tc>
       </w:tr>
       <w:tr>
-        <w:tblPrEx>
-          <w:tblCellMar>
-            <w:top w:w="0" w:type="dxa"/>
-            <w:bottom w:w="0" w:type="dxa"/>
-          </w:tblCellMar>
-        </w:tblPrEx>
         <w:tc>
           <w:tcPr>
             <w:tcW w:w="1061" w:type="dxa"/>
@@ -33547,12 +31135,6 @@
         </w:tc>
       </w:tr>
       <w:tr>
-        <w:tblPrEx>
-          <w:tblCellMar>
-            <w:top w:w="0" w:type="dxa"/>
-            <w:bottom w:w="0" w:type="dxa"/>
-          </w:tblCellMar>
-        </w:tblPrEx>
         <w:tc>
           <w:tcPr>
             <w:tcW w:w="1061" w:type="dxa"/>
@@ -33627,12 +31209,6 @@
         </w:tc>
       </w:tr>
       <w:tr>
-        <w:tblPrEx>
-          <w:tblCellMar>
-            <w:top w:w="0" w:type="dxa"/>
-            <w:bottom w:w="0" w:type="dxa"/>
-          </w:tblCellMar>
-        </w:tblPrEx>
         <w:tc>
           <w:tcPr>
             <w:tcW w:w="1061" w:type="dxa"/>
@@ -33710,12 +31286,6 @@
         </w:tc>
       </w:tr>
       <w:tr>
-        <w:tblPrEx>
-          <w:tblCellMar>
-            <w:top w:w="0" w:type="dxa"/>
-            <w:bottom w:w="0" w:type="dxa"/>
-          </w:tblCellMar>
-        </w:tblPrEx>
         <w:tc>
           <w:tcPr>
             <w:tcW w:w="1061" w:type="dxa"/>
@@ -33790,12 +31360,6 @@
         </w:tc>
       </w:tr>
       <w:tr>
-        <w:tblPrEx>
-          <w:tblCellMar>
-            <w:top w:w="0" w:type="dxa"/>
-            <w:bottom w:w="0" w:type="dxa"/>
-          </w:tblCellMar>
-        </w:tblPrEx>
         <w:tc>
           <w:tcPr>
             <w:tcW w:w="1061" w:type="dxa"/>
@@ -33873,12 +31437,6 @@
         </w:tc>
       </w:tr>
       <w:tr>
-        <w:tblPrEx>
-          <w:tblCellMar>
-            <w:top w:w="0" w:type="dxa"/>
-            <w:bottom w:w="0" w:type="dxa"/>
-          </w:tblCellMar>
-        </w:tblPrEx>
         <w:tc>
           <w:tcPr>
             <w:tcW w:w="1061" w:type="dxa"/>
@@ -33953,12 +31511,6 @@
         </w:tc>
       </w:tr>
       <w:tr>
-        <w:tblPrEx>
-          <w:tblCellMar>
-            <w:top w:w="0" w:type="dxa"/>
-            <w:bottom w:w="0" w:type="dxa"/>
-          </w:tblCellMar>
-        </w:tblPrEx>
         <w:tc>
           <w:tcPr>
             <w:tcW w:w="1061" w:type="dxa"/>
@@ -34036,12 +31588,6 @@
         </w:tc>
       </w:tr>
       <w:tr>
-        <w:tblPrEx>
-          <w:tblCellMar>
-            <w:top w:w="0" w:type="dxa"/>
-            <w:bottom w:w="0" w:type="dxa"/>
-          </w:tblCellMar>
-        </w:tblPrEx>
         <w:tc>
           <w:tcPr>
             <w:tcW w:w="1061" w:type="dxa"/>
@@ -34116,12 +31662,6 @@
         </w:tc>
       </w:tr>
       <w:tr>
-        <w:tblPrEx>
-          <w:tblCellMar>
-            <w:top w:w="0" w:type="dxa"/>
-            <w:bottom w:w="0" w:type="dxa"/>
-          </w:tblCellMar>
-        </w:tblPrEx>
         <w:tc>
           <w:tcPr>
             <w:tcW w:w="1061" w:type="dxa"/>
@@ -34199,12 +31739,6 @@
         </w:tc>
       </w:tr>
       <w:tr>
-        <w:tblPrEx>
-          <w:tblCellMar>
-            <w:top w:w="0" w:type="dxa"/>
-            <w:bottom w:w="0" w:type="dxa"/>
-          </w:tblCellMar>
-        </w:tblPrEx>
         <w:tc>
           <w:tcPr>
             <w:tcW w:w="1061" w:type="dxa"/>
@@ -34279,12 +31813,6 @@
         </w:tc>
       </w:tr>
       <w:tr>
-        <w:tblPrEx>
-          <w:tblCellMar>
-            <w:top w:w="0" w:type="dxa"/>
-            <w:bottom w:w="0" w:type="dxa"/>
-          </w:tblCellMar>
-        </w:tblPrEx>
         <w:tc>
           <w:tcPr>
             <w:tcW w:w="1061" w:type="dxa"/>
@@ -34362,12 +31890,6 @@
         </w:tc>
       </w:tr>
       <w:tr>
-        <w:tblPrEx>
-          <w:tblCellMar>
-            <w:top w:w="0" w:type="dxa"/>
-            <w:bottom w:w="0" w:type="dxa"/>
-          </w:tblCellMar>
-        </w:tblPrEx>
         <w:tc>
           <w:tcPr>
             <w:tcW w:w="1061" w:type="dxa"/>
@@ -34442,12 +31964,6 @@
         </w:tc>
       </w:tr>
       <w:tr>
-        <w:tblPrEx>
-          <w:tblCellMar>
-            <w:top w:w="0" w:type="dxa"/>
-            <w:bottom w:w="0" w:type="dxa"/>
-          </w:tblCellMar>
-        </w:tblPrEx>
         <w:tc>
           <w:tcPr>
             <w:tcW w:w="1061" w:type="dxa"/>
@@ -34525,12 +32041,6 @@
         </w:tc>
       </w:tr>
       <w:tr>
-        <w:tblPrEx>
-          <w:tblCellMar>
-            <w:top w:w="0" w:type="dxa"/>
-            <w:bottom w:w="0" w:type="dxa"/>
-          </w:tblCellMar>
-        </w:tblPrEx>
         <w:tc>
           <w:tcPr>
             <w:tcW w:w="1061" w:type="dxa"/>
@@ -34605,12 +32115,6 @@
         </w:tc>
       </w:tr>
       <w:tr>
-        <w:tblPrEx>
-          <w:tblCellMar>
-            <w:top w:w="0" w:type="dxa"/>
-            <w:bottom w:w="0" w:type="dxa"/>
-          </w:tblCellMar>
-        </w:tblPrEx>
         <w:tc>
           <w:tcPr>
             <w:tcW w:w="1061" w:type="dxa"/>
@@ -34688,12 +32192,6 @@
         </w:tc>
       </w:tr>
       <w:tr>
-        <w:tblPrEx>
-          <w:tblCellMar>
-            <w:top w:w="0" w:type="dxa"/>
-            <w:bottom w:w="0" w:type="dxa"/>
-          </w:tblCellMar>
-        </w:tblPrEx>
         <w:tc>
           <w:tcPr>
             <w:tcW w:w="1061" w:type="dxa"/>
@@ -34768,12 +32266,6 @@
         </w:tc>
       </w:tr>
       <w:tr>
-        <w:tblPrEx>
-          <w:tblCellMar>
-            <w:top w:w="0" w:type="dxa"/>
-            <w:bottom w:w="0" w:type="dxa"/>
-          </w:tblCellMar>
-        </w:tblPrEx>
         <w:tc>
           <w:tcPr>
             <w:tcW w:w="1061" w:type="dxa"/>
@@ -34851,12 +32343,6 @@
         </w:tc>
       </w:tr>
       <w:tr>
-        <w:tblPrEx>
-          <w:tblCellMar>
-            <w:top w:w="0" w:type="dxa"/>
-            <w:bottom w:w="0" w:type="dxa"/>
-          </w:tblCellMar>
-        </w:tblPrEx>
         <w:tc>
           <w:tcPr>
             <w:tcW w:w="1061" w:type="dxa"/>
@@ -34931,12 +32417,6 @@
         </w:tc>
       </w:tr>
       <w:tr>
-        <w:tblPrEx>
-          <w:tblCellMar>
-            <w:top w:w="0" w:type="dxa"/>
-            <w:bottom w:w="0" w:type="dxa"/>
-          </w:tblCellMar>
-        </w:tblPrEx>
         <w:tc>
           <w:tcPr>
             <w:tcW w:w="1061" w:type="dxa"/>
@@ -35014,12 +32494,6 @@
         </w:tc>
       </w:tr>
       <w:tr>
-        <w:tblPrEx>
-          <w:tblCellMar>
-            <w:top w:w="0" w:type="dxa"/>
-            <w:bottom w:w="0" w:type="dxa"/>
-          </w:tblCellMar>
-        </w:tblPrEx>
         <w:tc>
           <w:tcPr>
             <w:tcW w:w="1061" w:type="dxa"/>
@@ -35094,12 +32568,6 @@
         </w:tc>
       </w:tr>
       <w:tr>
-        <w:tblPrEx>
-          <w:tblCellMar>
-            <w:top w:w="0" w:type="dxa"/>
-            <w:bottom w:w="0" w:type="dxa"/>
-          </w:tblCellMar>
-        </w:tblPrEx>
         <w:tc>
           <w:tcPr>
             <w:tcW w:w="1061" w:type="dxa"/>
@@ -35182,7 +32650,7 @@
         <w:pStyle w:val="Heading2"/>
         <w:spacing w:before="280" w:after="140"/>
       </w:pPr>
-      <w:bookmarkStart w:id="53" w:name="_Toc241524552"/>
+      <w:bookmarkStart w:id="53" w:name="_Toc241690290"/>
       <w:r>
         <w:t>Anexo C. Contribuciones y ramas</w:t>
       </w:r>
@@ -35224,12 +32692,6 @@
         <w:gridCol w:w="8838"/>
       </w:tblGrid>
       <w:tr>
-        <w:tblPrEx>
-          <w:tblCellMar>
-            <w:top w:w="0" w:type="dxa"/>
-            <w:bottom w:w="0" w:type="dxa"/>
-          </w:tblCellMar>
-        </w:tblPrEx>
         <w:tc>
           <w:tcPr>
             <w:tcW w:w="8838" w:type="dxa"/>
@@ -35248,7 +32710,7 @@
                 <w:sz w:val="16"/>
                 <w:szCs w:val="16"/>
               </w:rPr>
-              <w:t xml:space="preserve">    33</w:t>
+              <w:t>43</w:t>
             </w:r>
             <w:r>
               <w:rPr>
@@ -35257,18 +32719,12 @@
                 <w:szCs w:val="16"/>
               </w:rPr>
               <w:tab/>
-              <w:t>Sebastian Antunez</w:t>
-            </w:r>
-          </w:p>
-        </w:tc>
-      </w:tr>
-      <w:tr>
-        <w:tblPrEx>
-          <w:tblCellMar>
-            <w:top w:w="0" w:type="dxa"/>
-            <w:bottom w:w="0" w:type="dxa"/>
-          </w:tblCellMar>
-        </w:tblPrEx>
+              <w:t>Sebastian Antunez Noguera &lt;s.antuneznoguera@uandresbello.edu&gt;</w:t>
+            </w:r>
+          </w:p>
+        </w:tc>
+      </w:tr>
+      <w:tr>
         <w:tc>
           <w:tcPr>
             <w:tcW w:w="8838" w:type="dxa"/>
@@ -35280,34 +32736,10 @@
               <w:right w:w="120" w:type="dxa"/>
             </w:tcMar>
           </w:tcPr>
-          <w:p>
-            <w:r>
-              <w:rPr>
-                <w:rFonts w:ascii="Consolas" w:eastAsia="Consolas" w:hAnsi="Consolas" w:cs="Consolas"/>
-                <w:sz w:val="16"/>
-                <w:szCs w:val="16"/>
-              </w:rPr>
-              <w:t xml:space="preserve">     3</w:t>
-            </w:r>
-            <w:r>
-              <w:rPr>
-                <w:rFonts w:ascii="Consolas" w:eastAsia="Consolas" w:hAnsi="Consolas" w:cs="Consolas"/>
-                <w:sz w:val="16"/>
-                <w:szCs w:val="16"/>
-              </w:rPr>
-              <w:tab/>
-              <w:t>santunez75</w:t>
-            </w:r>
-          </w:p>
-        </w:tc>
-      </w:tr>
-      <w:tr>
-        <w:tblPrEx>
-          <w:tblCellMar>
-            <w:top w:w="0" w:type="dxa"/>
-            <w:bottom w:w="0" w:type="dxa"/>
-          </w:tblCellMar>
-        </w:tblPrEx>
+          <w:p/>
+        </w:tc>
+      </w:tr>
+      <w:tr>
         <w:tc>
           <w:tcPr>
             <w:tcW w:w="8838" w:type="dxa"/>
@@ -35319,16 +32751,7 @@
               <w:right w:w="120" w:type="dxa"/>
             </w:tcMar>
           </w:tcPr>
-          <w:p>
-            <w:r>
-              <w:rPr>
-                <w:rFonts w:ascii="Consolas" w:eastAsia="Consolas" w:hAnsi="Consolas" w:cs="Consolas"/>
-                <w:sz w:val="16"/>
-                <w:szCs w:val="16"/>
-              </w:rPr>
-              <w:t xml:space="preserve"> </w:t>
-            </w:r>
-          </w:p>
+          <w:p/>
         </w:tc>
       </w:tr>
     </w:tbl>
@@ -35343,7 +32766,7 @@
           <w:iCs/>
           <w:color w:val="000000"/>
         </w:rPr>
-        <w:t>El proyecto es de autoría individual. Las dos identidades de Git corresponden a los dos equipos utilizados durante el desarrollo y ambas pertenecen al autor.</w:t>
+        <w:t>El proyecto es de autoría individual. Las dos identidades que registró el historial quedan unificadas por el archivo .mailmap de la raíz del repositorio: la salida anterior, obtenida con ese archivo activo, informa un solo autor.</w:t>
       </w:r>
     </w:p>
     <w:sectPr>

--- a/informe/Sumativa3_Fase4_Sebastian_Antunez.docx
+++ b/informe/Sumativa3_Fase4_Sebastian_Antunez.docx
@@ -218,7 +218,6 @@
         <w:rPr>
           <w:b/>
           <w:bCs/>
-          <w:color w:val="1F4E79"/>
           <w:sz w:val="32"/>
           <w:szCs w:val="32"/>
         </w:rPr>
@@ -1003,7 +1002,7 @@
           <w:r>
             <w:fldChar w:fldCharType="separate"/>
           </w:r>
-          <w:hyperlink w:anchor="_Toc241690237" w:history="1">
+          <w:hyperlink w:anchor="_Toc241722971" w:history="1">
             <w:r>
               <w:rPr>
                 <w:rStyle w:val="Hyperlink"/>
@@ -1027,7 +1026,7 @@
               <w:rPr>
                 <w:noProof/>
               </w:rPr>
-              <w:instrText xml:space="preserve"> PAGEREF _Toc241690237 \h </w:instrText>
+              <w:instrText xml:space="preserve"> PAGEREF _Toc241722971 \h </w:instrText>
             </w:r>
             <w:r>
               <w:rPr>
@@ -1069,7 +1068,7 @@
               <w14:ligatures w14:val="standardContextual"/>
             </w:rPr>
           </w:pPr>
-          <w:hyperlink w:anchor="_Toc241690238" w:history="1">
+          <w:hyperlink w:anchor="_Toc241722972" w:history="1">
             <w:r>
               <w:rPr>
                 <w:rStyle w:val="Hyperlink"/>
@@ -1093,7 +1092,7 @@
               <w:rPr>
                 <w:noProof/>
               </w:rPr>
-              <w:instrText xml:space="preserve"> PAGEREF _Toc241690238 \h </w:instrText>
+              <w:instrText xml:space="preserve"> PAGEREF _Toc241722972 \h </w:instrText>
             </w:r>
             <w:r>
               <w:rPr>
@@ -1135,7 +1134,7 @@
               <w14:ligatures w14:val="standardContextual"/>
             </w:rPr>
           </w:pPr>
-          <w:hyperlink w:anchor="_Toc241690239" w:history="1">
+          <w:hyperlink w:anchor="_Toc241722973" w:history="1">
             <w:r>
               <w:rPr>
                 <w:rStyle w:val="Hyperlink"/>
@@ -1159,7 +1158,7 @@
               <w:rPr>
                 <w:noProof/>
               </w:rPr>
-              <w:instrText xml:space="preserve"> PAGEREF _Toc241690239 \h </w:instrText>
+              <w:instrText xml:space="preserve"> PAGEREF _Toc241722973 \h </w:instrText>
             </w:r>
             <w:r>
               <w:rPr>
@@ -1201,7 +1200,7 @@
               <w14:ligatures w14:val="standardContextual"/>
             </w:rPr>
           </w:pPr>
-          <w:hyperlink w:anchor="_Toc241690240" w:history="1">
+          <w:hyperlink w:anchor="_Toc241722974" w:history="1">
             <w:r>
               <w:rPr>
                 <w:rStyle w:val="Hyperlink"/>
@@ -1225,7 +1224,7 @@
               <w:rPr>
                 <w:noProof/>
               </w:rPr>
-              <w:instrText xml:space="preserve"> PAGEREF _Toc241690240 \h </w:instrText>
+              <w:instrText xml:space="preserve"> PAGEREF _Toc241722974 \h </w:instrText>
             </w:r>
             <w:r>
               <w:rPr>
@@ -1267,7 +1266,7 @@
               <w14:ligatures w14:val="standardContextual"/>
             </w:rPr>
           </w:pPr>
-          <w:hyperlink w:anchor="_Toc241690241" w:history="1">
+          <w:hyperlink w:anchor="_Toc241722975" w:history="1">
             <w:r>
               <w:rPr>
                 <w:rStyle w:val="Hyperlink"/>
@@ -1291,7 +1290,7 @@
               <w:rPr>
                 <w:noProof/>
               </w:rPr>
-              <w:instrText xml:space="preserve"> PAGEREF _Toc241690241 \h </w:instrText>
+              <w:instrText xml:space="preserve"> PAGEREF _Toc241722975 \h </w:instrText>
             </w:r>
             <w:r>
               <w:rPr>
@@ -1333,7 +1332,7 @@
               <w14:ligatures w14:val="standardContextual"/>
             </w:rPr>
           </w:pPr>
-          <w:hyperlink w:anchor="_Toc241690242" w:history="1">
+          <w:hyperlink w:anchor="_Toc241722976" w:history="1">
             <w:r>
               <w:rPr>
                 <w:rStyle w:val="Hyperlink"/>
@@ -1357,7 +1356,7 @@
               <w:rPr>
                 <w:noProof/>
               </w:rPr>
-              <w:instrText xml:space="preserve"> PAGEREF _Toc241690242 \h </w:instrText>
+              <w:instrText xml:space="preserve"> PAGEREF _Toc241722976 \h </w:instrText>
             </w:r>
             <w:r>
               <w:rPr>
@@ -1374,7 +1373,7 @@
               <w:rPr>
                 <w:noProof/>
               </w:rPr>
-              <w:t>9</w:t>
+              <w:t>8</w:t>
             </w:r>
             <w:r>
               <w:rPr>
@@ -1399,7 +1398,7 @@
               <w14:ligatures w14:val="standardContextual"/>
             </w:rPr>
           </w:pPr>
-          <w:hyperlink w:anchor="_Toc241690243" w:history="1">
+          <w:hyperlink w:anchor="_Toc241722977" w:history="1">
             <w:r>
               <w:rPr>
                 <w:rStyle w:val="Hyperlink"/>
@@ -1423,7 +1422,7 @@
               <w:rPr>
                 <w:noProof/>
               </w:rPr>
-              <w:instrText xml:space="preserve"> PAGEREF _Toc241690243 \h </w:instrText>
+              <w:instrText xml:space="preserve"> PAGEREF _Toc241722977 \h </w:instrText>
             </w:r>
             <w:r>
               <w:rPr>
@@ -1440,7 +1439,7 @@
               <w:rPr>
                 <w:noProof/>
               </w:rPr>
-              <w:t>9</w:t>
+              <w:t>8</w:t>
             </w:r>
             <w:r>
               <w:rPr>
@@ -1465,7 +1464,7 @@
               <w14:ligatures w14:val="standardContextual"/>
             </w:rPr>
           </w:pPr>
-          <w:hyperlink w:anchor="_Toc241690244" w:history="1">
+          <w:hyperlink w:anchor="_Toc241722978" w:history="1">
             <w:r>
               <w:rPr>
                 <w:rStyle w:val="Hyperlink"/>
@@ -1489,7 +1488,7 @@
               <w:rPr>
                 <w:noProof/>
               </w:rPr>
-              <w:instrText xml:space="preserve"> PAGEREF _Toc241690244 \h </w:instrText>
+              <w:instrText xml:space="preserve"> PAGEREF _Toc241722978 \h </w:instrText>
             </w:r>
             <w:r>
               <w:rPr>
@@ -1531,7 +1530,7 @@
               <w14:ligatures w14:val="standardContextual"/>
             </w:rPr>
           </w:pPr>
-          <w:hyperlink w:anchor="_Toc241690245" w:history="1">
+          <w:hyperlink w:anchor="_Toc241722979" w:history="1">
             <w:r>
               <w:rPr>
                 <w:rStyle w:val="Hyperlink"/>
@@ -1555,7 +1554,7 @@
               <w:rPr>
                 <w:noProof/>
               </w:rPr>
-              <w:instrText xml:space="preserve"> PAGEREF _Toc241690245 \h </w:instrText>
+              <w:instrText xml:space="preserve"> PAGEREF _Toc241722979 \h </w:instrText>
             </w:r>
             <w:r>
               <w:rPr>
@@ -1597,7 +1596,7 @@
               <w14:ligatures w14:val="standardContextual"/>
             </w:rPr>
           </w:pPr>
-          <w:hyperlink w:anchor="_Toc241690246" w:history="1">
+          <w:hyperlink w:anchor="_Toc241722980" w:history="1">
             <w:r>
               <w:rPr>
                 <w:rStyle w:val="Hyperlink"/>
@@ -1621,7 +1620,7 @@
               <w:rPr>
                 <w:noProof/>
               </w:rPr>
-              <w:instrText xml:space="preserve"> PAGEREF _Toc241690246 \h </w:instrText>
+              <w:instrText xml:space="preserve"> PAGEREF _Toc241722980 \h </w:instrText>
             </w:r>
             <w:r>
               <w:rPr>
@@ -1663,7 +1662,7 @@
               <w14:ligatures w14:val="standardContextual"/>
             </w:rPr>
           </w:pPr>
-          <w:hyperlink w:anchor="_Toc241690247" w:history="1">
+          <w:hyperlink w:anchor="_Toc241722981" w:history="1">
             <w:r>
               <w:rPr>
                 <w:rStyle w:val="Hyperlink"/>
@@ -1687,7 +1686,7 @@
               <w:rPr>
                 <w:noProof/>
               </w:rPr>
-              <w:instrText xml:space="preserve"> PAGEREF _Toc241690247 \h </w:instrText>
+              <w:instrText xml:space="preserve"> PAGEREF _Toc241722981 \h </w:instrText>
             </w:r>
             <w:r>
               <w:rPr>
@@ -1729,7 +1728,7 @@
               <w14:ligatures w14:val="standardContextual"/>
             </w:rPr>
           </w:pPr>
-          <w:hyperlink w:anchor="_Toc241690248" w:history="1">
+          <w:hyperlink w:anchor="_Toc241722982" w:history="1">
             <w:r>
               <w:rPr>
                 <w:rStyle w:val="Hyperlink"/>
@@ -1753,7 +1752,7 @@
               <w:rPr>
                 <w:noProof/>
               </w:rPr>
-              <w:instrText xml:space="preserve"> PAGEREF _Toc241690248 \h </w:instrText>
+              <w:instrText xml:space="preserve"> PAGEREF _Toc241722982 \h </w:instrText>
             </w:r>
             <w:r>
               <w:rPr>
@@ -1795,7 +1794,7 @@
               <w14:ligatures w14:val="standardContextual"/>
             </w:rPr>
           </w:pPr>
-          <w:hyperlink w:anchor="_Toc241690249" w:history="1">
+          <w:hyperlink w:anchor="_Toc241722983" w:history="1">
             <w:r>
               <w:rPr>
                 <w:rStyle w:val="Hyperlink"/>
@@ -1819,7 +1818,7 @@
               <w:rPr>
                 <w:noProof/>
               </w:rPr>
-              <w:instrText xml:space="preserve"> PAGEREF _Toc241690249 \h </w:instrText>
+              <w:instrText xml:space="preserve"> PAGEREF _Toc241722983 \h </w:instrText>
             </w:r>
             <w:r>
               <w:rPr>
@@ -1836,7 +1835,7 @@
               <w:rPr>
                 <w:noProof/>
               </w:rPr>
-              <w:t>13</w:t>
+              <w:t>12</w:t>
             </w:r>
             <w:r>
               <w:rPr>
@@ -1861,7 +1860,7 @@
               <w14:ligatures w14:val="standardContextual"/>
             </w:rPr>
           </w:pPr>
-          <w:hyperlink w:anchor="_Toc241690250" w:history="1">
+          <w:hyperlink w:anchor="_Toc241722984" w:history="1">
             <w:r>
               <w:rPr>
                 <w:rStyle w:val="Hyperlink"/>
@@ -1885,7 +1884,7 @@
               <w:rPr>
                 <w:noProof/>
               </w:rPr>
-              <w:instrText xml:space="preserve"> PAGEREF _Toc241690250 \h </w:instrText>
+              <w:instrText xml:space="preserve"> PAGEREF _Toc241722984 \h </w:instrText>
             </w:r>
             <w:r>
               <w:rPr>
@@ -1902,7 +1901,7 @@
               <w:rPr>
                 <w:noProof/>
               </w:rPr>
-              <w:t>13</w:t>
+              <w:t>12</w:t>
             </w:r>
             <w:r>
               <w:rPr>
@@ -1927,7 +1926,7 @@
               <w14:ligatures w14:val="standardContextual"/>
             </w:rPr>
           </w:pPr>
-          <w:hyperlink w:anchor="_Toc241690251" w:history="1">
+          <w:hyperlink w:anchor="_Toc241722985" w:history="1">
             <w:r>
               <w:rPr>
                 <w:rStyle w:val="Hyperlink"/>
@@ -1951,7 +1950,7 @@
               <w:rPr>
                 <w:noProof/>
               </w:rPr>
-              <w:instrText xml:space="preserve"> PAGEREF _Toc241690251 \h </w:instrText>
+              <w:instrText xml:space="preserve"> PAGEREF _Toc241722985 \h </w:instrText>
             </w:r>
             <w:r>
               <w:rPr>
@@ -1968,7 +1967,7 @@
               <w:rPr>
                 <w:noProof/>
               </w:rPr>
-              <w:t>14</w:t>
+              <w:t>13</w:t>
             </w:r>
             <w:r>
               <w:rPr>
@@ -1993,7 +1992,7 @@
               <w14:ligatures w14:val="standardContextual"/>
             </w:rPr>
           </w:pPr>
-          <w:hyperlink w:anchor="_Toc241690252" w:history="1">
+          <w:hyperlink w:anchor="_Toc241722986" w:history="1">
             <w:r>
               <w:rPr>
                 <w:rStyle w:val="Hyperlink"/>
@@ -2017,7 +2016,7 @@
               <w:rPr>
                 <w:noProof/>
               </w:rPr>
-              <w:instrText xml:space="preserve"> PAGEREF _Toc241690252 \h </w:instrText>
+              <w:instrText xml:space="preserve"> PAGEREF _Toc241722986 \h </w:instrText>
             </w:r>
             <w:r>
               <w:rPr>
@@ -2059,7 +2058,7 @@
               <w14:ligatures w14:val="standardContextual"/>
             </w:rPr>
           </w:pPr>
-          <w:hyperlink w:anchor="_Toc241690253" w:history="1">
+          <w:hyperlink w:anchor="_Toc241722987" w:history="1">
             <w:r>
               <w:rPr>
                 <w:rStyle w:val="Hyperlink"/>
@@ -2083,7 +2082,7 @@
               <w:rPr>
                 <w:noProof/>
               </w:rPr>
-              <w:instrText xml:space="preserve"> PAGEREF _Toc241690253 \h </w:instrText>
+              <w:instrText xml:space="preserve"> PAGEREF _Toc241722987 \h </w:instrText>
             </w:r>
             <w:r>
               <w:rPr>
@@ -2125,7 +2124,7 @@
               <w14:ligatures w14:val="standardContextual"/>
             </w:rPr>
           </w:pPr>
-          <w:hyperlink w:anchor="_Toc241690254" w:history="1">
+          <w:hyperlink w:anchor="_Toc241722988" w:history="1">
             <w:r>
               <w:rPr>
                 <w:rStyle w:val="Hyperlink"/>
@@ -2149,7 +2148,7 @@
               <w:rPr>
                 <w:noProof/>
               </w:rPr>
-              <w:instrText xml:space="preserve"> PAGEREF _Toc241690254 \h </w:instrText>
+              <w:instrText xml:space="preserve"> PAGEREF _Toc241722988 \h </w:instrText>
             </w:r>
             <w:r>
               <w:rPr>
@@ -2191,7 +2190,7 @@
               <w14:ligatures w14:val="standardContextual"/>
             </w:rPr>
           </w:pPr>
-          <w:hyperlink w:anchor="_Toc241690255" w:history="1">
+          <w:hyperlink w:anchor="_Toc241722989" w:history="1">
             <w:r>
               <w:rPr>
                 <w:rStyle w:val="Hyperlink"/>
@@ -2215,7 +2214,7 @@
               <w:rPr>
                 <w:noProof/>
               </w:rPr>
-              <w:instrText xml:space="preserve"> PAGEREF _Toc241690255 \h </w:instrText>
+              <w:instrText xml:space="preserve"> PAGEREF _Toc241722989 \h </w:instrText>
             </w:r>
             <w:r>
               <w:rPr>
@@ -2257,7 +2256,7 @@
               <w14:ligatures w14:val="standardContextual"/>
             </w:rPr>
           </w:pPr>
-          <w:hyperlink w:anchor="_Toc241690256" w:history="1">
+          <w:hyperlink w:anchor="_Toc241722990" w:history="1">
             <w:r>
               <w:rPr>
                 <w:rStyle w:val="Hyperlink"/>
@@ -2281,7 +2280,7 @@
               <w:rPr>
                 <w:noProof/>
               </w:rPr>
-              <w:instrText xml:space="preserve"> PAGEREF _Toc241690256 \h </w:instrText>
+              <w:instrText xml:space="preserve"> PAGEREF _Toc241722990 \h </w:instrText>
             </w:r>
             <w:r>
               <w:rPr>
@@ -2323,7 +2322,7 @@
               <w14:ligatures w14:val="standardContextual"/>
             </w:rPr>
           </w:pPr>
-          <w:hyperlink w:anchor="_Toc241690257" w:history="1">
+          <w:hyperlink w:anchor="_Toc241722991" w:history="1">
             <w:r>
               <w:rPr>
                 <w:rStyle w:val="Hyperlink"/>
@@ -2347,7 +2346,7 @@
               <w:rPr>
                 <w:noProof/>
               </w:rPr>
-              <w:instrText xml:space="preserve"> PAGEREF _Toc241690257 \h </w:instrText>
+              <w:instrText xml:space="preserve"> PAGEREF _Toc241722991 \h </w:instrText>
             </w:r>
             <w:r>
               <w:rPr>
@@ -2389,7 +2388,7 @@
               <w14:ligatures w14:val="standardContextual"/>
             </w:rPr>
           </w:pPr>
-          <w:hyperlink w:anchor="_Toc241690258" w:history="1">
+          <w:hyperlink w:anchor="_Toc241722992" w:history="1">
             <w:r>
               <w:rPr>
                 <w:rStyle w:val="Hyperlink"/>
@@ -2413,7 +2412,7 @@
               <w:rPr>
                 <w:noProof/>
               </w:rPr>
-              <w:instrText xml:space="preserve"> PAGEREF _Toc241690258 \h </w:instrText>
+              <w:instrText xml:space="preserve"> PAGEREF _Toc241722992 \h </w:instrText>
             </w:r>
             <w:r>
               <w:rPr>
@@ -2455,7 +2454,7 @@
               <w14:ligatures w14:val="standardContextual"/>
             </w:rPr>
           </w:pPr>
-          <w:hyperlink w:anchor="_Toc241690259" w:history="1">
+          <w:hyperlink w:anchor="_Toc241722993" w:history="1">
             <w:r>
               <w:rPr>
                 <w:rStyle w:val="Hyperlink"/>
@@ -2479,7 +2478,7 @@
               <w:rPr>
                 <w:noProof/>
               </w:rPr>
-              <w:instrText xml:space="preserve"> PAGEREF _Toc241690259 \h </w:instrText>
+              <w:instrText xml:space="preserve"> PAGEREF _Toc241722993 \h </w:instrText>
             </w:r>
             <w:r>
               <w:rPr>
@@ -2521,7 +2520,7 @@
               <w14:ligatures w14:val="standardContextual"/>
             </w:rPr>
           </w:pPr>
-          <w:hyperlink w:anchor="_Toc241690260" w:history="1">
+          <w:hyperlink w:anchor="_Toc241722994" w:history="1">
             <w:r>
               <w:rPr>
                 <w:rStyle w:val="Hyperlink"/>
@@ -2545,7 +2544,7 @@
               <w:rPr>
                 <w:noProof/>
               </w:rPr>
-              <w:instrText xml:space="preserve"> PAGEREF _Toc241690260 \h </w:instrText>
+              <w:instrText xml:space="preserve"> PAGEREF _Toc241722994 \h </w:instrText>
             </w:r>
             <w:r>
               <w:rPr>
@@ -2587,7 +2586,7 @@
               <w14:ligatures w14:val="standardContextual"/>
             </w:rPr>
           </w:pPr>
-          <w:hyperlink w:anchor="_Toc241690261" w:history="1">
+          <w:hyperlink w:anchor="_Toc241722995" w:history="1">
             <w:r>
               <w:rPr>
                 <w:rStyle w:val="Hyperlink"/>
@@ -2611,7 +2610,7 @@
               <w:rPr>
                 <w:noProof/>
               </w:rPr>
-              <w:instrText xml:space="preserve"> PAGEREF _Toc241690261 \h </w:instrText>
+              <w:instrText xml:space="preserve"> PAGEREF _Toc241722995 \h </w:instrText>
             </w:r>
             <w:r>
               <w:rPr>
@@ -2628,7 +2627,7 @@
               <w:rPr>
                 <w:noProof/>
               </w:rPr>
-              <w:t>20</w:t>
+              <w:t>21</w:t>
             </w:r>
             <w:r>
               <w:rPr>
@@ -2653,7 +2652,7 @@
               <w14:ligatures w14:val="standardContextual"/>
             </w:rPr>
           </w:pPr>
-          <w:hyperlink w:anchor="_Toc241690262" w:history="1">
+          <w:hyperlink w:anchor="_Toc241722996" w:history="1">
             <w:r>
               <w:rPr>
                 <w:rStyle w:val="Hyperlink"/>
@@ -2677,7 +2676,7 @@
               <w:rPr>
                 <w:noProof/>
               </w:rPr>
-              <w:instrText xml:space="preserve"> PAGEREF _Toc241690262 \h </w:instrText>
+              <w:instrText xml:space="preserve"> PAGEREF _Toc241722996 \h </w:instrText>
             </w:r>
             <w:r>
               <w:rPr>
@@ -2694,7 +2693,7 @@
               <w:rPr>
                 <w:noProof/>
               </w:rPr>
-              <w:t>21</w:t>
+              <w:t>22</w:t>
             </w:r>
             <w:r>
               <w:rPr>
@@ -2719,7 +2718,7 @@
               <w14:ligatures w14:val="standardContextual"/>
             </w:rPr>
           </w:pPr>
-          <w:hyperlink w:anchor="_Toc241690263" w:history="1">
+          <w:hyperlink w:anchor="_Toc241722997" w:history="1">
             <w:r>
               <w:rPr>
                 <w:rStyle w:val="Hyperlink"/>
@@ -2743,7 +2742,7 @@
               <w:rPr>
                 <w:noProof/>
               </w:rPr>
-              <w:instrText xml:space="preserve"> PAGEREF _Toc241690263 \h </w:instrText>
+              <w:instrText xml:space="preserve"> PAGEREF _Toc241722997 \h </w:instrText>
             </w:r>
             <w:r>
               <w:rPr>
@@ -2760,7 +2759,7 @@
               <w:rPr>
                 <w:noProof/>
               </w:rPr>
-              <w:t>22</w:t>
+              <w:t>23</w:t>
             </w:r>
             <w:r>
               <w:rPr>
@@ -2785,7 +2784,7 @@
               <w14:ligatures w14:val="standardContextual"/>
             </w:rPr>
           </w:pPr>
-          <w:hyperlink w:anchor="_Toc241690264" w:history="1">
+          <w:hyperlink w:anchor="_Toc241722998" w:history="1">
             <w:r>
               <w:rPr>
                 <w:rStyle w:val="Hyperlink"/>
@@ -2809,7 +2808,7 @@
               <w:rPr>
                 <w:noProof/>
               </w:rPr>
-              <w:instrText xml:space="preserve"> PAGEREF _Toc241690264 \h </w:instrText>
+              <w:instrText xml:space="preserve"> PAGEREF _Toc241722998 \h </w:instrText>
             </w:r>
             <w:r>
               <w:rPr>
@@ -2826,7 +2825,7 @@
               <w:rPr>
                 <w:noProof/>
               </w:rPr>
-              <w:t>23</w:t>
+              <w:t>24</w:t>
             </w:r>
             <w:r>
               <w:rPr>
@@ -2851,7 +2850,7 @@
               <w14:ligatures w14:val="standardContextual"/>
             </w:rPr>
           </w:pPr>
-          <w:hyperlink w:anchor="_Toc241690265" w:history="1">
+          <w:hyperlink w:anchor="_Toc241722999" w:history="1">
             <w:r>
               <w:rPr>
                 <w:rStyle w:val="Hyperlink"/>
@@ -2875,7 +2874,7 @@
               <w:rPr>
                 <w:noProof/>
               </w:rPr>
-              <w:instrText xml:space="preserve"> PAGEREF _Toc241690265 \h </w:instrText>
+              <w:instrText xml:space="preserve"> PAGEREF _Toc241722999 \h </w:instrText>
             </w:r>
             <w:r>
               <w:rPr>
@@ -2892,7 +2891,7 @@
               <w:rPr>
                 <w:noProof/>
               </w:rPr>
-              <w:t>24</w:t>
+              <w:t>25</w:t>
             </w:r>
             <w:r>
               <w:rPr>
@@ -2917,7 +2916,7 @@
               <w14:ligatures w14:val="standardContextual"/>
             </w:rPr>
           </w:pPr>
-          <w:hyperlink w:anchor="_Toc241690266" w:history="1">
+          <w:hyperlink w:anchor="_Toc241723000" w:history="1">
             <w:r>
               <w:rPr>
                 <w:rStyle w:val="Hyperlink"/>
@@ -2941,7 +2940,7 @@
               <w:rPr>
                 <w:noProof/>
               </w:rPr>
-              <w:instrText xml:space="preserve"> PAGEREF _Toc241690266 \h </w:instrText>
+              <w:instrText xml:space="preserve"> PAGEREF _Toc241723000 \h </w:instrText>
             </w:r>
             <w:r>
               <w:rPr>
@@ -2983,7 +2982,7 @@
               <w14:ligatures w14:val="standardContextual"/>
             </w:rPr>
           </w:pPr>
-          <w:hyperlink w:anchor="_Toc241690267" w:history="1">
+          <w:hyperlink w:anchor="_Toc241723001" w:history="1">
             <w:r>
               <w:rPr>
                 <w:rStyle w:val="Hyperlink"/>
@@ -3007,7 +3006,7 @@
               <w:rPr>
                 <w:noProof/>
               </w:rPr>
-              <w:instrText xml:space="preserve"> PAGEREF _Toc241690267 \h </w:instrText>
+              <w:instrText xml:space="preserve"> PAGEREF _Toc241723001 \h </w:instrText>
             </w:r>
             <w:r>
               <w:rPr>
@@ -3049,7 +3048,7 @@
               <w14:ligatures w14:val="standardContextual"/>
             </w:rPr>
           </w:pPr>
-          <w:hyperlink w:anchor="_Toc241690268" w:history="1">
+          <w:hyperlink w:anchor="_Toc241723002" w:history="1">
             <w:r>
               <w:rPr>
                 <w:rStyle w:val="Hyperlink"/>
@@ -3073,7 +3072,7 @@
               <w:rPr>
                 <w:noProof/>
               </w:rPr>
-              <w:instrText xml:space="preserve"> PAGEREF _Toc241690268 \h </w:instrText>
+              <w:instrText xml:space="preserve"> PAGEREF _Toc241723002 \h </w:instrText>
             </w:r>
             <w:r>
               <w:rPr>
@@ -3090,7 +3089,7 @@
               <w:rPr>
                 <w:noProof/>
               </w:rPr>
-              <w:t>27</w:t>
+              <w:t>28</w:t>
             </w:r>
             <w:r>
               <w:rPr>
@@ -3115,7 +3114,7 @@
               <w14:ligatures w14:val="standardContextual"/>
             </w:rPr>
           </w:pPr>
-          <w:hyperlink w:anchor="_Toc241690269" w:history="1">
+          <w:hyperlink w:anchor="_Toc241723003" w:history="1">
             <w:r>
               <w:rPr>
                 <w:rStyle w:val="Hyperlink"/>
@@ -3139,7 +3138,7 @@
               <w:rPr>
                 <w:noProof/>
               </w:rPr>
-              <w:instrText xml:space="preserve"> PAGEREF _Toc241690269 \h </w:instrText>
+              <w:instrText xml:space="preserve"> PAGEREF _Toc241723003 \h </w:instrText>
             </w:r>
             <w:r>
               <w:rPr>
@@ -3156,7 +3155,7 @@
               <w:rPr>
                 <w:noProof/>
               </w:rPr>
-              <w:t>28</w:t>
+              <w:t>29</w:t>
             </w:r>
             <w:r>
               <w:rPr>
@@ -3181,7 +3180,7 @@
               <w14:ligatures w14:val="standardContextual"/>
             </w:rPr>
           </w:pPr>
-          <w:hyperlink w:anchor="_Toc241690270" w:history="1">
+          <w:hyperlink w:anchor="_Toc241723004" w:history="1">
             <w:r>
               <w:rPr>
                 <w:rStyle w:val="Hyperlink"/>
@@ -3205,7 +3204,7 @@
               <w:rPr>
                 <w:noProof/>
               </w:rPr>
-              <w:instrText xml:space="preserve"> PAGEREF _Toc241690270 \h </w:instrText>
+              <w:instrText xml:space="preserve"> PAGEREF _Toc241723004 \h </w:instrText>
             </w:r>
             <w:r>
               <w:rPr>
@@ -3222,7 +3221,7 @@
               <w:rPr>
                 <w:noProof/>
               </w:rPr>
-              <w:t>28</w:t>
+              <w:t>29</w:t>
             </w:r>
             <w:r>
               <w:rPr>
@@ -3247,7 +3246,7 @@
               <w14:ligatures w14:val="standardContextual"/>
             </w:rPr>
           </w:pPr>
-          <w:hyperlink w:anchor="_Toc241690271" w:history="1">
+          <w:hyperlink w:anchor="_Toc241723005" w:history="1">
             <w:r>
               <w:rPr>
                 <w:rStyle w:val="Hyperlink"/>
@@ -3271,7 +3270,7 @@
               <w:rPr>
                 <w:noProof/>
               </w:rPr>
-              <w:instrText xml:space="preserve"> PAGEREF _Toc241690271 \h </w:instrText>
+              <w:instrText xml:space="preserve"> PAGEREF _Toc241723005 \h </w:instrText>
             </w:r>
             <w:r>
               <w:rPr>
@@ -3313,7 +3312,7 @@
               <w14:ligatures w14:val="standardContextual"/>
             </w:rPr>
           </w:pPr>
-          <w:hyperlink w:anchor="_Toc241690272" w:history="1">
+          <w:hyperlink w:anchor="_Toc241723006" w:history="1">
             <w:r>
               <w:rPr>
                 <w:rStyle w:val="Hyperlink"/>
@@ -3337,7 +3336,7 @@
               <w:rPr>
                 <w:noProof/>
               </w:rPr>
-              <w:instrText xml:space="preserve"> PAGEREF _Toc241690272 \h </w:instrText>
+              <w:instrText xml:space="preserve"> PAGEREF _Toc241723006 \h </w:instrText>
             </w:r>
             <w:r>
               <w:rPr>
@@ -3354,7 +3353,7 @@
               <w:rPr>
                 <w:noProof/>
               </w:rPr>
-              <w:t>29</w:t>
+              <w:t>30</w:t>
             </w:r>
             <w:r>
               <w:rPr>
@@ -3379,7 +3378,7 @@
               <w14:ligatures w14:val="standardContextual"/>
             </w:rPr>
           </w:pPr>
-          <w:hyperlink w:anchor="_Toc241690273" w:history="1">
+          <w:hyperlink w:anchor="_Toc241723007" w:history="1">
             <w:r>
               <w:rPr>
                 <w:rStyle w:val="Hyperlink"/>
@@ -3403,7 +3402,7 @@
               <w:rPr>
                 <w:noProof/>
               </w:rPr>
-              <w:instrText xml:space="preserve"> PAGEREF _Toc241690273 \h </w:instrText>
+              <w:instrText xml:space="preserve"> PAGEREF _Toc241723007 \h </w:instrText>
             </w:r>
             <w:r>
               <w:rPr>
@@ -3445,7 +3444,7 @@
               <w14:ligatures w14:val="standardContextual"/>
             </w:rPr>
           </w:pPr>
-          <w:hyperlink w:anchor="_Toc241690274" w:history="1">
+          <w:hyperlink w:anchor="_Toc241723008" w:history="1">
             <w:r>
               <w:rPr>
                 <w:rStyle w:val="Hyperlink"/>
@@ -3469,7 +3468,7 @@
               <w:rPr>
                 <w:noProof/>
               </w:rPr>
-              <w:instrText xml:space="preserve"> PAGEREF _Toc241690274 \h </w:instrText>
+              <w:instrText xml:space="preserve"> PAGEREF _Toc241723008 \h </w:instrText>
             </w:r>
             <w:r>
               <w:rPr>
@@ -3511,7 +3510,7 @@
               <w14:ligatures w14:val="standardContextual"/>
             </w:rPr>
           </w:pPr>
-          <w:hyperlink w:anchor="_Toc241690275" w:history="1">
+          <w:hyperlink w:anchor="_Toc241723009" w:history="1">
             <w:r>
               <w:rPr>
                 <w:rStyle w:val="Hyperlink"/>
@@ -3535,7 +3534,7 @@
               <w:rPr>
                 <w:noProof/>
               </w:rPr>
-              <w:instrText xml:space="preserve"> PAGEREF _Toc241690275 \h </w:instrText>
+              <w:instrText xml:space="preserve"> PAGEREF _Toc241723009 \h </w:instrText>
             </w:r>
             <w:r>
               <w:rPr>
@@ -3577,7 +3576,7 @@
               <w14:ligatures w14:val="standardContextual"/>
             </w:rPr>
           </w:pPr>
-          <w:hyperlink w:anchor="_Toc241690276" w:history="1">
+          <w:hyperlink w:anchor="_Toc241723010" w:history="1">
             <w:r>
               <w:rPr>
                 <w:rStyle w:val="Hyperlink"/>
@@ -3601,7 +3600,7 @@
               <w:rPr>
                 <w:noProof/>
               </w:rPr>
-              <w:instrText xml:space="preserve"> PAGEREF _Toc241690276 \h </w:instrText>
+              <w:instrText xml:space="preserve"> PAGEREF _Toc241723010 \h </w:instrText>
             </w:r>
             <w:r>
               <w:rPr>
@@ -3643,7 +3642,7 @@
               <w14:ligatures w14:val="standardContextual"/>
             </w:rPr>
           </w:pPr>
-          <w:hyperlink w:anchor="_Toc241690277" w:history="1">
+          <w:hyperlink w:anchor="_Toc241723011" w:history="1">
             <w:r>
               <w:rPr>
                 <w:rStyle w:val="Hyperlink"/>
@@ -3667,7 +3666,7 @@
               <w:rPr>
                 <w:noProof/>
               </w:rPr>
-              <w:instrText xml:space="preserve"> PAGEREF _Toc241690277 \h </w:instrText>
+              <w:instrText xml:space="preserve"> PAGEREF _Toc241723011 \h </w:instrText>
             </w:r>
             <w:r>
               <w:rPr>
@@ -3709,7 +3708,7 @@
               <w14:ligatures w14:val="standardContextual"/>
             </w:rPr>
           </w:pPr>
-          <w:hyperlink w:anchor="_Toc241690278" w:history="1">
+          <w:hyperlink w:anchor="_Toc241723012" w:history="1">
             <w:r>
               <w:rPr>
                 <w:rStyle w:val="Hyperlink"/>
@@ -3733,7 +3732,7 @@
               <w:rPr>
                 <w:noProof/>
               </w:rPr>
-              <w:instrText xml:space="preserve"> PAGEREF _Toc241690278 \h </w:instrText>
+              <w:instrText xml:space="preserve"> PAGEREF _Toc241723012 \h </w:instrText>
             </w:r>
             <w:r>
               <w:rPr>
@@ -3750,7 +3749,7 @@
               <w:rPr>
                 <w:noProof/>
               </w:rPr>
-              <w:t>34</w:t>
+              <w:t>33</w:t>
             </w:r>
             <w:r>
               <w:rPr>
@@ -3775,7 +3774,7 @@
               <w14:ligatures w14:val="standardContextual"/>
             </w:rPr>
           </w:pPr>
-          <w:hyperlink w:anchor="_Toc241690279" w:history="1">
+          <w:hyperlink w:anchor="_Toc241723013" w:history="1">
             <w:r>
               <w:rPr>
                 <w:rStyle w:val="Hyperlink"/>
@@ -3799,7 +3798,7 @@
               <w:rPr>
                 <w:noProof/>
               </w:rPr>
-              <w:instrText xml:space="preserve"> PAGEREF _Toc241690279 \h </w:instrText>
+              <w:instrText xml:space="preserve"> PAGEREF _Toc241723013 \h </w:instrText>
             </w:r>
             <w:r>
               <w:rPr>
@@ -3816,7 +3815,7 @@
               <w:rPr>
                 <w:noProof/>
               </w:rPr>
-              <w:t>35</w:t>
+              <w:t>34</w:t>
             </w:r>
             <w:r>
               <w:rPr>
@@ -3841,7 +3840,7 @@
               <w14:ligatures w14:val="standardContextual"/>
             </w:rPr>
           </w:pPr>
-          <w:hyperlink w:anchor="_Toc241690280" w:history="1">
+          <w:hyperlink w:anchor="_Toc241723014" w:history="1">
             <w:r>
               <w:rPr>
                 <w:rStyle w:val="Hyperlink"/>
@@ -3865,7 +3864,7 @@
               <w:rPr>
                 <w:noProof/>
               </w:rPr>
-              <w:instrText xml:space="preserve"> PAGEREF _Toc241690280 \h </w:instrText>
+              <w:instrText xml:space="preserve"> PAGEREF _Toc241723014 \h </w:instrText>
             </w:r>
             <w:r>
               <w:rPr>
@@ -3882,7 +3881,7 @@
               <w:rPr>
                 <w:noProof/>
               </w:rPr>
-              <w:t>35</w:t>
+              <w:t>34</w:t>
             </w:r>
             <w:r>
               <w:rPr>
@@ -3907,7 +3906,7 @@
               <w14:ligatures w14:val="standardContextual"/>
             </w:rPr>
           </w:pPr>
-          <w:hyperlink w:anchor="_Toc241690281" w:history="1">
+          <w:hyperlink w:anchor="_Toc241723015" w:history="1">
             <w:r>
               <w:rPr>
                 <w:rStyle w:val="Hyperlink"/>
@@ -3931,7 +3930,7 @@
               <w:rPr>
                 <w:noProof/>
               </w:rPr>
-              <w:instrText xml:space="preserve"> PAGEREF _Toc241690281 \h </w:instrText>
+              <w:instrText xml:space="preserve"> PAGEREF _Toc241723015 \h </w:instrText>
             </w:r>
             <w:r>
               <w:rPr>
@@ -3948,7 +3947,7 @@
               <w:rPr>
                 <w:noProof/>
               </w:rPr>
-              <w:t>35</w:t>
+              <w:t>34</w:t>
             </w:r>
             <w:r>
               <w:rPr>
@@ -3973,7 +3972,7 @@
               <w14:ligatures w14:val="standardContextual"/>
             </w:rPr>
           </w:pPr>
-          <w:hyperlink w:anchor="_Toc241690282" w:history="1">
+          <w:hyperlink w:anchor="_Toc241723016" w:history="1">
             <w:r>
               <w:rPr>
                 <w:rStyle w:val="Hyperlink"/>
@@ -3997,7 +3996,7 @@
               <w:rPr>
                 <w:noProof/>
               </w:rPr>
-              <w:instrText xml:space="preserve"> PAGEREF _Toc241690282 \h </w:instrText>
+              <w:instrText xml:space="preserve"> PAGEREF _Toc241723016 \h </w:instrText>
             </w:r>
             <w:r>
               <w:rPr>
@@ -4014,7 +4013,7 @@
               <w:rPr>
                 <w:noProof/>
               </w:rPr>
-              <w:t>37</w:t>
+              <w:t>35</w:t>
             </w:r>
             <w:r>
               <w:rPr>
@@ -4039,7 +4038,7 @@
               <w14:ligatures w14:val="standardContextual"/>
             </w:rPr>
           </w:pPr>
-          <w:hyperlink w:anchor="_Toc241690283" w:history="1">
+          <w:hyperlink w:anchor="_Toc241723017" w:history="1">
             <w:r>
               <w:rPr>
                 <w:rStyle w:val="Hyperlink"/>
@@ -4063,7 +4062,7 @@
               <w:rPr>
                 <w:noProof/>
               </w:rPr>
-              <w:instrText xml:space="preserve"> PAGEREF _Toc241690283 \h </w:instrText>
+              <w:instrText xml:space="preserve"> PAGEREF _Toc241723017 \h </w:instrText>
             </w:r>
             <w:r>
               <w:rPr>
@@ -4080,7 +4079,7 @@
               <w:rPr>
                 <w:noProof/>
               </w:rPr>
-              <w:t>37</w:t>
+              <w:t>35</w:t>
             </w:r>
             <w:r>
               <w:rPr>
@@ -4105,7 +4104,7 @@
               <w14:ligatures w14:val="standardContextual"/>
             </w:rPr>
           </w:pPr>
-          <w:hyperlink w:anchor="_Toc241690284" w:history="1">
+          <w:hyperlink w:anchor="_Toc241723018" w:history="1">
             <w:r>
               <w:rPr>
                 <w:rStyle w:val="Hyperlink"/>
@@ -4129,7 +4128,7 @@
               <w:rPr>
                 <w:noProof/>
               </w:rPr>
-              <w:instrText xml:space="preserve"> PAGEREF _Toc241690284 \h </w:instrText>
+              <w:instrText xml:space="preserve"> PAGEREF _Toc241723018 \h </w:instrText>
             </w:r>
             <w:r>
               <w:rPr>
@@ -4146,7 +4145,7 @@
               <w:rPr>
                 <w:noProof/>
               </w:rPr>
-              <w:t>37</w:t>
+              <w:t>35</w:t>
             </w:r>
             <w:r>
               <w:rPr>
@@ -4171,7 +4170,7 @@
               <w14:ligatures w14:val="standardContextual"/>
             </w:rPr>
           </w:pPr>
-          <w:hyperlink w:anchor="_Toc241690285" w:history="1">
+          <w:hyperlink w:anchor="_Toc241723019" w:history="1">
             <w:r>
               <w:rPr>
                 <w:rStyle w:val="Hyperlink"/>
@@ -4195,7 +4194,7 @@
               <w:rPr>
                 <w:noProof/>
               </w:rPr>
-              <w:instrText xml:space="preserve"> PAGEREF _Toc241690285 \h </w:instrText>
+              <w:instrText xml:space="preserve"> PAGEREF _Toc241723019 \h </w:instrText>
             </w:r>
             <w:r>
               <w:rPr>
@@ -4212,7 +4211,7 @@
               <w:rPr>
                 <w:noProof/>
               </w:rPr>
-              <w:t>37</w:t>
+              <w:t>35</w:t>
             </w:r>
             <w:r>
               <w:rPr>
@@ -4237,11 +4236,12 @@
               <w14:ligatures w14:val="standardContextual"/>
             </w:rPr>
           </w:pPr>
-          <w:hyperlink w:anchor="_Toc241690286" w:history="1">
+          <w:hyperlink w:anchor="_Toc241723020" w:history="1">
             <w:r>
               <w:rPr>
                 <w:rStyle w:val="Hyperlink"/>
                 <w:noProof/>
+                <w:lang w:val="en-US"/>
               </w:rPr>
               <w:t>Bibliografía complementaria</w:t>
             </w:r>
@@ -4261,7 +4261,7 @@
               <w:rPr>
                 <w:noProof/>
               </w:rPr>
-              <w:instrText xml:space="preserve"> PAGEREF _Toc241690286 \h </w:instrText>
+              <w:instrText xml:space="preserve"> PAGEREF _Toc241723020 \h </w:instrText>
             </w:r>
             <w:r>
               <w:rPr>
@@ -4278,7 +4278,7 @@
               <w:rPr>
                 <w:noProof/>
               </w:rPr>
-              <w:t>37</w:t>
+              <w:t>36</w:t>
             </w:r>
             <w:r>
               <w:rPr>
@@ -4303,7 +4303,7 @@
               <w14:ligatures w14:val="standardContextual"/>
             </w:rPr>
           </w:pPr>
-          <w:hyperlink w:anchor="_Toc241690287" w:history="1">
+          <w:hyperlink w:anchor="_Toc241723021" w:history="1">
             <w:r>
               <w:rPr>
                 <w:rStyle w:val="Hyperlink"/>
@@ -4327,7 +4327,7 @@
               <w:rPr>
                 <w:noProof/>
               </w:rPr>
-              <w:instrText xml:space="preserve"> PAGEREF _Toc241690287 \h </w:instrText>
+              <w:instrText xml:space="preserve"> PAGEREF _Toc241723021 \h </w:instrText>
             </w:r>
             <w:r>
               <w:rPr>
@@ -4344,7 +4344,7 @@
               <w:rPr>
                 <w:noProof/>
               </w:rPr>
-              <w:t>39</w:t>
+              <w:t>37</w:t>
             </w:r>
             <w:r>
               <w:rPr>
@@ -4369,7 +4369,7 @@
               <w14:ligatures w14:val="standardContextual"/>
             </w:rPr>
           </w:pPr>
-          <w:hyperlink w:anchor="_Toc241690288" w:history="1">
+          <w:hyperlink w:anchor="_Toc241723022" w:history="1">
             <w:r>
               <w:rPr>
                 <w:rStyle w:val="Hyperlink"/>
@@ -4393,7 +4393,7 @@
               <w:rPr>
                 <w:noProof/>
               </w:rPr>
-              <w:instrText xml:space="preserve"> PAGEREF _Toc241690288 \h </w:instrText>
+              <w:instrText xml:space="preserve"> PAGEREF _Toc241723022 \h </w:instrText>
             </w:r>
             <w:r>
               <w:rPr>
@@ -4410,7 +4410,7 @@
               <w:rPr>
                 <w:noProof/>
               </w:rPr>
-              <w:t>39</w:t>
+              <w:t>37</w:t>
             </w:r>
             <w:r>
               <w:rPr>
@@ -4435,7 +4435,7 @@
               <w14:ligatures w14:val="standardContextual"/>
             </w:rPr>
           </w:pPr>
-          <w:hyperlink w:anchor="_Toc241690289" w:history="1">
+          <w:hyperlink w:anchor="_Toc241723023" w:history="1">
             <w:r>
               <w:rPr>
                 <w:rStyle w:val="Hyperlink"/>
@@ -4459,7 +4459,7 @@
               <w:rPr>
                 <w:noProof/>
               </w:rPr>
-              <w:instrText xml:space="preserve"> PAGEREF _Toc241690289 \h </w:instrText>
+              <w:instrText xml:space="preserve"> PAGEREF _Toc241723023 \h </w:instrText>
             </w:r>
             <w:r>
               <w:rPr>
@@ -4476,7 +4476,7 @@
               <w:rPr>
                 <w:noProof/>
               </w:rPr>
-              <w:t>40</w:t>
+              <w:t>38</w:t>
             </w:r>
             <w:r>
               <w:rPr>
@@ -4501,7 +4501,7 @@
               <w14:ligatures w14:val="standardContextual"/>
             </w:rPr>
           </w:pPr>
-          <w:hyperlink w:anchor="_Toc241690290" w:history="1">
+          <w:hyperlink w:anchor="_Toc241723024" w:history="1">
             <w:r>
               <w:rPr>
                 <w:rStyle w:val="Hyperlink"/>
@@ -4525,7 +4525,7 @@
               <w:rPr>
                 <w:noProof/>
               </w:rPr>
-              <w:instrText xml:space="preserve"> PAGEREF _Toc241690290 \h </w:instrText>
+              <w:instrText xml:space="preserve"> PAGEREF _Toc241723024 \h </w:instrText>
             </w:r>
             <w:r>
               <w:rPr>
@@ -4542,7 +4542,7 @@
               <w:rPr>
                 <w:noProof/>
               </w:rPr>
-              <w:t>41</w:t>
+              <w:t>39</w:t>
             </w:r>
             <w:r>
               <w:rPr>
@@ -4568,9 +4568,15 @@
       <w:pPr>
         <w:pStyle w:val="Heading1"/>
         <w:spacing w:before="360" w:after="200"/>
+        <w:rPr>
+          <w:color w:val="auto"/>
+        </w:rPr>
       </w:pPr>
-      <w:bookmarkStart w:id="0" w:name="_Toc241690237"/>
-      <w:r>
+      <w:bookmarkStart w:id="0" w:name="_Toc241722971"/>
+      <w:r>
+        <w:rPr>
+          <w:color w:val="auto"/>
+        </w:rPr>
         <w:lastRenderedPageBreak/>
         <w:t>1. Introducción y contextualización</w:t>
       </w:r>
@@ -4633,7 +4639,127 @@
         <w:rPr>
           <w:color w:val="000000"/>
         </w:rPr>
-        <w:t>Este informe cierra un proyecto desarrollado en cuatro fases, cada una construida sobre la anterior. La Fase 1 definió el problema y levantó un entorno reproducible. La Fase 2 construyó el pipeline que convierte 955 MB de archivos crudos en un conjunto analítico validado. La Fase 3 implementó desde primeros principios el núcleo algorítmico —algoritmos, mediciones de complejidad, modelo de dominio orientado a objetos y modelos predictivos—. La Fase 4, que aquí se documenta, ejecuta ese instrumental de extremo a extremo, produce los resultados finales, los discute y los comunica.</w:t>
+        <w:t xml:space="preserve">Este informe cierra un proyecto desarrollado en cuatro fases, cada una construida sobre la anterior. </w:t>
+      </w:r>
+      <w:r>
+        <w:rPr>
+          <w:color w:val="000000"/>
+        </w:rPr>
+        <w:t>La Fase 1 definió el problema</w:t>
+      </w:r>
+      <w:r>
+        <w:rPr>
+          <w:color w:val="000000"/>
+        </w:rPr>
+        <w:t xml:space="preserve"> y levantó un entorno reproducible</w:t>
+      </w:r>
+      <w:r>
+        <w:rPr>
+          <w:color w:val="000000"/>
+        </w:rPr>
+        <w:t>, l</w:t>
+      </w:r>
+      <w:r>
+        <w:rPr>
+          <w:color w:val="000000"/>
+        </w:rPr>
+        <w:t>a Fase 2 construyó el pipeline que convierte 955 MB de archivos crudos en un conjunto analítico validado</w:t>
+      </w:r>
+      <w:r>
+        <w:rPr>
+          <w:color w:val="000000"/>
+        </w:rPr>
+        <w:t>, en l</w:t>
+      </w:r>
+      <w:r>
+        <w:rPr>
+          <w:color w:val="000000"/>
+        </w:rPr>
+        <w:t>a Fase 3 implementó desde primeros principios el núcleo algorítmico</w:t>
+      </w:r>
+      <w:r>
+        <w:rPr>
+          <w:color w:val="000000"/>
+        </w:rPr>
+        <w:t xml:space="preserve">, </w:t>
+      </w:r>
+      <w:r>
+        <w:rPr>
+          <w:color w:val="000000"/>
+        </w:rPr>
+        <w:t>algoritmos, mediciones de complejidad, modelo de dominio orientado a objetos y modelos predictivos</w:t>
+      </w:r>
+      <w:r>
+        <w:rPr>
+          <w:color w:val="000000"/>
+        </w:rPr>
+        <w:t>. Finalmente, en l</w:t>
+      </w:r>
+      <w:r>
+        <w:rPr>
+          <w:color w:val="000000"/>
+        </w:rPr>
+        <w:t xml:space="preserve">a Fase 4, se documenta, </w:t>
+      </w:r>
+      <w:r>
+        <w:rPr>
+          <w:color w:val="000000"/>
+        </w:rPr>
+        <w:t xml:space="preserve">se </w:t>
+      </w:r>
+      <w:r>
+        <w:rPr>
+          <w:color w:val="000000"/>
+        </w:rPr>
+        <w:t xml:space="preserve">ejecuta de extremo a extremo, </w:t>
+      </w:r>
+      <w:r>
+        <w:rPr>
+          <w:color w:val="000000"/>
+        </w:rPr>
+        <w:t xml:space="preserve">se </w:t>
+      </w:r>
+      <w:r>
+        <w:rPr>
+          <w:color w:val="000000"/>
+        </w:rPr>
+        <w:t>produce</w:t>
+      </w:r>
+      <w:r>
+        <w:rPr>
+          <w:color w:val="000000"/>
+        </w:rPr>
+        <w:t>n</w:t>
+      </w:r>
+      <w:r>
+        <w:rPr>
+          <w:color w:val="000000"/>
+        </w:rPr>
+        <w:t xml:space="preserve"> los resultados finales, </w:t>
+      </w:r>
+      <w:r>
+        <w:rPr>
+          <w:color w:val="000000"/>
+        </w:rPr>
+        <w:t xml:space="preserve">se </w:t>
+      </w:r>
+      <w:r>
+        <w:rPr>
+          <w:color w:val="000000"/>
+        </w:rPr>
+        <w:t xml:space="preserve">discute y </w:t>
+      </w:r>
+      <w:r>
+        <w:rPr>
+          <w:color w:val="000000"/>
+        </w:rPr>
+        <w:t xml:space="preserve">se </w:t>
+      </w:r>
+      <w:r>
+        <w:rPr>
+          <w:color w:val="000000"/>
+        </w:rPr>
+        <w:t>comunica.</w:t>
       </w:r>
     </w:p>
     <w:p>
@@ -4645,16 +4771,22 @@
         <w:rPr>
           <w:color w:val="000000"/>
         </w:rPr>
-        <w:t>El propósito general del trabajo es, por tanto, doble: responder con evidencia a una pregunta sustantiva sobre el sistema educativo chileno y hacerlo con un desarrollo técnico íntegramente reproducible, trazable y verificable por terceros.</w:t>
+        <w:t>El propósito general del trabajo es, por tanto, responder con evidencia a una pregunta sustantiva sobre el sistema educativo chileno y hacerlo con un desarrollo técnico íntegramente reproducible, trazable y verificable por terceros.</w:t>
       </w:r>
     </w:p>
     <w:p>
       <w:pPr>
         <w:pStyle w:val="Heading1"/>
         <w:spacing w:before="360" w:after="200"/>
+        <w:rPr>
+          <w:color w:val="auto"/>
+        </w:rPr>
       </w:pPr>
-      <w:bookmarkStart w:id="1" w:name="_Toc241690238"/>
-      <w:r>
+      <w:bookmarkStart w:id="1" w:name="_Toc241722972"/>
+      <w:r>
+        <w:rPr>
+          <w:color w:val="auto"/>
+        </w:rPr>
         <w:lastRenderedPageBreak/>
         <w:t>2. Definición de la problemática y objetivos</w:t>
       </w:r>
@@ -4664,9 +4796,15 @@
       <w:pPr>
         <w:pStyle w:val="Heading2"/>
         <w:spacing w:before="280" w:after="140"/>
+        <w:rPr>
+          <w:color w:val="auto"/>
+        </w:rPr>
       </w:pPr>
-      <w:bookmarkStart w:id="2" w:name="_Toc241690239"/>
-      <w:r>
+      <w:bookmarkStart w:id="2" w:name="_Toc241722973"/>
+      <w:r>
+        <w:rPr>
+          <w:color w:val="auto"/>
+        </w:rPr>
         <w:t>2.1 Problemática y pregunta técnica</w:t>
       </w:r>
       <w:bookmarkEnd w:id="2"/>
@@ -4680,7 +4818,31 @@
         <w:rPr>
           <w:color w:val="000000"/>
         </w:rPr>
-        <w:t>El hallazgo que delimitó el proyecto apareció al leer el esquema de registro oficial del SIES. Las tres columnas que parecían contener la respuesta —dur_estudio_carr, dur_proceso_tit y dur_total_carr— no registran lo que el estudiante tardó, sino lo que el plan declara. Son un atributo de la carrera, no del estudiante. La duración real no está en la base.</w:t>
+        <w:t>El hallazgo que delimitó el proyecto apareció al leer el esquema de registro oficial del SIES. Las tres columnas que parecían contener la respuesta</w:t>
+      </w:r>
+      <w:r>
+        <w:rPr>
+          <w:color w:val="000000"/>
+        </w:rPr>
+        <w:t xml:space="preserve">, </w:t>
+      </w:r>
+      <w:r>
+        <w:rPr>
+          <w:color w:val="000000"/>
+        </w:rPr>
+        <w:t>dur_estudio_carr, dur_proceso_tit y dur_total_carr</w:t>
+      </w:r>
+      <w:r>
+        <w:rPr>
+          <w:color w:val="000000"/>
+        </w:rPr>
+        <w:t xml:space="preserve">, </w:t>
+      </w:r>
+      <w:r>
+        <w:rPr>
+          <w:color w:val="000000"/>
+        </w:rPr>
+        <w:t>no registran lo que el estudiante tardó, sino lo que el plan declara. Son un atributo de la carrera, no del estudiante. La duración real no está en la base.</w:t>
       </w:r>
     </w:p>
     <w:p>
@@ -4715,9 +4877,15 @@
       <w:pPr>
         <w:pStyle w:val="Heading2"/>
         <w:spacing w:before="280" w:after="140"/>
+        <w:rPr>
+          <w:color w:val="auto"/>
+        </w:rPr>
       </w:pPr>
-      <w:bookmarkStart w:id="3" w:name="_Toc241690240"/>
-      <w:r>
+      <w:bookmarkStart w:id="3" w:name="_Toc241722974"/>
+      <w:r>
+        <w:rPr>
+          <w:color w:val="auto"/>
+        </w:rPr>
         <w:t>2.2 Objetivos</w:t>
       </w:r>
       <w:bookmarkEnd w:id="3"/>
@@ -4745,9 +4913,17 @@
       </w:pPr>
       <w:r>
         <w:rPr>
+          <w:b/>
+          <w:bCs/>
           <w:color w:val="000000"/>
         </w:rPr>
-        <w:t>Objetivos específicos. Los tres primeros son instrumentales: producen el instrumento. Los tres últimos son analíticos y cada uno tiene su figura en el apartado 4.</w:t>
+        <w:t>Objetivos específicos.</w:t>
+      </w:r>
+      <w:r>
+        <w:rPr>
+          <w:color w:val="000000"/>
+        </w:rPr>
+        <w:t xml:space="preserve"> Los tres primeros son instrumentales: producen el instrumento. Los tres últimos son analíticos y cada uno tiene su figura en el capítulo 4.</w:t>
       </w:r>
     </w:p>
     <w:p>
@@ -5199,16 +5375,34 @@
         <w:rPr>
           <w:color w:val="000000"/>
         </w:rPr>
-        <w:t>Los objetivos instrumentales no tienen figura porque no formulan una pregunta sobre el fenómeno: producen las condiciones para formularla. Su evidencia son el repositorio, las pruebas automatizadas y las mediciones de eficiencia del apartado 3.</w:t>
+        <w:t>Los objetivos instrumentales no tienen figura porque no formulan una pregunta</w:t>
+      </w:r>
+      <w:r>
+        <w:rPr>
+          <w:color w:val="000000"/>
+        </w:rPr>
+        <w:t xml:space="preserve">, </w:t>
+      </w:r>
+      <w:r>
+        <w:rPr>
+          <w:color w:val="000000"/>
+        </w:rPr>
+        <w:t>producen las condiciones para formularla. Su evidencia son el repositorio, las pruebas automatizadas y las mediciones de eficiencia del apartado 3.</w:t>
       </w:r>
     </w:p>
     <w:p>
       <w:pPr>
         <w:pStyle w:val="Heading2"/>
         <w:spacing w:before="280" w:after="140"/>
+        <w:rPr>
+          <w:color w:val="auto"/>
+        </w:rPr>
       </w:pPr>
-      <w:bookmarkStart w:id="4" w:name="_Toc241690241"/>
-      <w:r>
+      <w:bookmarkStart w:id="4" w:name="_Toc241722975"/>
+      <w:r>
+        <w:rPr>
+          <w:color w:val="auto"/>
+        </w:rPr>
         <w:t>2.3 Alcance, restricciones y supuestos</w:t>
       </w:r>
       <w:bookmarkEnd w:id="4"/>
@@ -5843,18 +6037,18 @@
       </w:r>
     </w:p>
     <w:p>
-      <w:r>
-        <w:br w:type="page"/>
-      </w:r>
-    </w:p>
-    <w:p>
       <w:pPr>
         <w:pStyle w:val="Heading1"/>
         <w:spacing w:before="360" w:after="200"/>
+        <w:rPr>
+          <w:color w:val="auto"/>
+        </w:rPr>
       </w:pPr>
-      <w:bookmarkStart w:id="5" w:name="_Toc241690242"/>
-      <w:r>
-        <w:lastRenderedPageBreak/>
+      <w:bookmarkStart w:id="5" w:name="_Toc241722976"/>
+      <w:r>
+        <w:rPr>
+          <w:color w:val="auto"/>
+        </w:rPr>
         <w:t>3. Metodología del desarrollo técnico</w:t>
       </w:r>
       <w:bookmarkEnd w:id="5"/>
@@ -5865,9 +6059,6 @@
         <w:jc w:val="both"/>
       </w:pPr>
       <w:r>
-        <w:rPr>
-          <w:color w:val="000000"/>
-        </w:rPr>
         <w:t>Esta sección describe cómo se construyó el proyecto: las herramientas empleadas, las decisiones técnicas de cada fase y la forma en que se garantizó que los resultados puedan reproducirse y auditarse.</w:t>
       </w:r>
     </w:p>
@@ -5875,9 +6066,15 @@
       <w:pPr>
         <w:pStyle w:val="Heading2"/>
         <w:spacing w:before="280" w:after="140"/>
+        <w:rPr>
+          <w:color w:val="auto"/>
+        </w:rPr>
       </w:pPr>
-      <w:bookmarkStart w:id="6" w:name="_Toc241690243"/>
-      <w:r>
+      <w:bookmarkStart w:id="6" w:name="_Toc241722977"/>
+      <w:r>
+        <w:rPr>
+          <w:color w:val="auto"/>
+        </w:rPr>
         <w:t>3.1 Herramientas del ecosistema científico de Python</w:t>
       </w:r>
       <w:bookmarkEnd w:id="6"/>
@@ -6699,16 +6896,35 @@
         <w:rPr>
           <w:color w:val="000000"/>
         </w:rPr>
-        <w:t>La integración entre herramientas es coherente de extremo a extremo: los notebooks importan el paquete src/, que a su vez usa pandas y NumPy; las figuras y tablas que producen se escriben en reports/ y desde ahí las lee este informe. Ningún número de este documento se transcribió a mano.</w:t>
+        <w:lastRenderedPageBreak/>
+        <w:t>La integración entre herramientas es coherente de extremo a extremo: los notebooks importan el paquete src/, que a su vez usa pandas y NumPy</w:t>
+      </w:r>
+      <w:r>
+        <w:rPr>
+          <w:color w:val="000000"/>
+        </w:rPr>
+        <w:t>. L</w:t>
+      </w:r>
+      <w:r>
+        <w:rPr>
+          <w:color w:val="000000"/>
+        </w:rPr>
+        <w:t>as figuras y tablas que producen se escriben en reports/ y desde ahí las lee este informe. Ningún número de este documento se transcribió a mano.</w:t>
       </w:r>
     </w:p>
     <w:p>
       <w:pPr>
         <w:pStyle w:val="Heading2"/>
         <w:spacing w:before="280" w:after="140"/>
+        <w:rPr>
+          <w:color w:val="auto"/>
+        </w:rPr>
       </w:pPr>
-      <w:bookmarkStart w:id="7" w:name="_Toc241690244"/>
-      <w:r>
+      <w:bookmarkStart w:id="7" w:name="_Toc241722978"/>
+      <w:r>
+        <w:rPr>
+          <w:color w:val="auto"/>
+        </w:rPr>
         <w:t>3.2 Reproducibilidad técnica</w:t>
       </w:r>
       <w:bookmarkEnd w:id="7"/>
@@ -6773,11 +6989,17 @@
             </w:tcMar>
           </w:tcPr>
           <w:p>
+            <w:pPr>
+              <w:rPr>
+                <w:lang w:val="en-US"/>
+              </w:rPr>
+            </w:pPr>
             <w:r>
               <w:rPr>
                 <w:rFonts w:ascii="Consolas" w:eastAsia="Consolas" w:hAnsi="Consolas" w:cs="Consolas"/>
                 <w:sz w:val="16"/>
                 <w:szCs w:val="16"/>
+                <w:lang w:val="en-US"/>
               </w:rPr>
               <w:t>git clone https://github.com/santunez75/proyecto-titulados.git</w:t>
             </w:r>
@@ -6845,11 +7067,17 @@
             </w:tcMar>
           </w:tcPr>
           <w:p>
+            <w:pPr>
+              <w:rPr>
+                <w:lang w:val="en-US"/>
+              </w:rPr>
+            </w:pPr>
             <w:r>
               <w:rPr>
                 <w:rFonts w:ascii="Consolas" w:eastAsia="Consolas" w:hAnsi="Consolas" w:cs="Consolas"/>
                 <w:sz w:val="16"/>
                 <w:szCs w:val="16"/>
+                <w:lang w:val="en-US"/>
               </w:rPr>
               <w:t>.venv\Scripts\python.exe -m pip install -r requirements.txt</w:t>
             </w:r>
@@ -6917,11 +7145,17 @@
             </w:tcMar>
           </w:tcPr>
           <w:p>
+            <w:pPr>
+              <w:rPr>
+                <w:lang w:val="en-US"/>
+              </w:rPr>
+            </w:pPr>
             <w:r>
               <w:rPr>
                 <w:rFonts w:ascii="Consolas" w:eastAsia="Consolas" w:hAnsi="Consolas" w:cs="Consolas"/>
                 <w:sz w:val="16"/>
                 <w:szCs w:val="16"/>
+                <w:lang w:val="en-US"/>
               </w:rPr>
               <w:t>.venv\Scripts\python.exe -m jupyter lab           # ejecuta los notebooks</w:t>
             </w:r>
@@ -6938,7 +7172,6 @@
         <w:rPr>
           <w:color w:val="000000"/>
         </w:rPr>
-        <w:lastRenderedPageBreak/>
         <w:t>Tres decisiones sostienen esa reproducibilidad, y las tres se adoptaron después de detectar un fallo concreto al reproducir el proyecto en un segundo equipo:</w:t>
       </w:r>
     </w:p>
@@ -7001,8 +7234,27 @@
         <w:pStyle w:val="Heading2"/>
         <w:spacing w:before="280" w:after="140"/>
       </w:pPr>
-      <w:bookmarkStart w:id="8" w:name="_Toc241690245"/>
-      <w:r>
+    </w:p>
+    <w:p>
+      <w:pPr>
+        <w:pStyle w:val="Heading2"/>
+        <w:spacing w:before="280" w:after="140"/>
+      </w:pPr>
+    </w:p>
+    <w:p>
+      <w:pPr>
+        <w:pStyle w:val="Heading2"/>
+        <w:spacing w:before="280" w:after="140"/>
+        <w:rPr>
+          <w:color w:val="auto"/>
+        </w:rPr>
+      </w:pPr>
+      <w:bookmarkStart w:id="8" w:name="_Toc241722979"/>
+      <w:r>
+        <w:rPr>
+          <w:color w:val="auto"/>
+        </w:rPr>
+        <w:lastRenderedPageBreak/>
         <w:t>3.3 Control de versiones</w:t>
       </w:r>
       <w:bookmarkEnd w:id="8"/>
@@ -7016,7 +7268,7 @@
         <w:rPr>
           <w:color w:val="000000"/>
         </w:rPr>
-        <w:t>El repositorio acumula 36 commits distribuidos a lo largo de las cuatro fases. Los mensajes siguen la convención de commits semánticos (feat, fix, perf, test, docs, chore) y explican qué se hizo y por qué, no solo qué archivo cambió.</w:t>
+        <w:t>El repositorio acumula 45 commits distribuidos a lo largo de las cuatro fases. Los mensajes siguen la convención de commits semánticos (feat, fix, perf, test, docs, chore) y explican qué se hizo y por qué, no solo qué archivo cambió.</w:t>
       </w:r>
     </w:p>
     <w:p>
@@ -7028,7 +7280,43 @@
         <w:rPr>
           <w:color w:val="000000"/>
         </w:rPr>
-        <w:t>El trabajo de las Fases 2 y 3 se desarrolló en ramas propias —fase-2/pipeline-datos y fase-3/nucleo-algoritmico— que se integraron a main mediante fusiones explícitas sin avance rápido, de modo que el punto de integración queda registrado en el historial y la estructura del desarrollo puede reconstruirse.</w:t>
+        <w:t>El trabajo de las Fases 2 y 3 se desarrolló en ramas propias</w:t>
+      </w:r>
+      <w:r>
+        <w:rPr>
+          <w:color w:val="000000"/>
+        </w:rPr>
+        <w:t xml:space="preserve">, </w:t>
+      </w:r>
+      <w:r>
+        <w:rPr>
+          <w:color w:val="000000"/>
+        </w:rPr>
+        <w:t>fase-2/pipeline-datos y fase</w:t>
+      </w:r>
+      <w:r>
+        <w:rPr>
+          <w:color w:val="000000"/>
+        </w:rPr>
+        <w:t>-</w:t>
+      </w:r>
+      <w:r>
+        <w:rPr>
+          <w:color w:val="000000"/>
+        </w:rPr>
+        <w:t>3/nucleo-algoritmico</w:t>
+      </w:r>
+      <w:r>
+        <w:rPr>
+          <w:color w:val="000000"/>
+        </w:rPr>
+        <w:t xml:space="preserve">, </w:t>
+      </w:r>
+      <w:r>
+        <w:rPr>
+          <w:color w:val="000000"/>
+        </w:rPr>
+        <w:t>que se integraron a main mediante fusiones explícitas sin avance rápido, de modo que el punto de integración queda registrado en el historial y la estructura del desarrollo puede reconstruirse.</w:t>
       </w:r>
     </w:p>
     <w:p>
@@ -7181,7 +7469,7 @@
                 <w:sz w:val="19"/>
                 <w:szCs w:val="19"/>
               </w:rPr>
-              <w:t>12ae178</w:t>
+              <w:t>21cfbb9</w:t>
             </w:r>
           </w:p>
         </w:tc>
@@ -7634,7 +7922,6 @@
                 <w:sz w:val="19"/>
                 <w:szCs w:val="19"/>
               </w:rPr>
-              <w:lastRenderedPageBreak/>
               <w:t>b769379</w:t>
             </w:r>
           </w:p>
@@ -8122,7 +8409,7 @@
                 <w:sz w:val="16"/>
                 <w:szCs w:val="16"/>
               </w:rPr>
-              <w:t>* 12ae178 feat(f4): notebook del reporte analitico integrador con cuatro figuras</w:t>
+              <w:t>* 21cfbb9 feat(f4): notebook del reporte analitico integrador con cuatro figuras</w:t>
             </w:r>
           </w:p>
         </w:tc>
@@ -8401,16 +8688,41 @@
         <w:rPr>
           <w:color w:val="000000"/>
         </w:rPr>
-        <w:t>Contribuciones. El proyecto es de autoría individual: la totalidad de los commits corresponde al autor. Durante el desarrollo el historial registró dos identidades de Git —«Sebastian Antunez» y «santunez75»—, originadas en que uno de los dos equipos quedó configurado con el nombre de usuario de GitHub. Ambas comparten el correo institucional. El repositorio incluye un archivo .mailmap que las unifica, de modo que git shortlog, git blame y las estadísticas de GitHub informan un único autor. Sin ese archivo, cualquier herramienta que contabilice contribuyentes reportaría dos personas donde hay una. El detalle está en el Anexo C.</w:t>
+        <w:t>Contribuciones. El proyecto es de autoría individual: la totalidad de los commits corresponde al autor. Durante el desarrollo el historial registró dos identidades de Git</w:t>
+      </w:r>
+      <w:r>
+        <w:rPr>
+          <w:color w:val="000000"/>
+        </w:rPr>
+        <w:t xml:space="preserve"> “Sebastian Antunez” y “santunez75”, originadas en que uno de los dos equipos quedó configurado con </w:t>
+      </w:r>
+      <w:r>
+        <w:rPr>
+          <w:color w:val="000000"/>
+        </w:rPr>
+        <w:lastRenderedPageBreak/>
+        <w:t>el nombre de usuario de GitHub. Ambas comparten el correo institucional. El repositorio incluye un archivo .mailmap que las unifica, de modo que git shortlog, git blame y las estadísticas de GitHub informan un único autor. Sin ese archivo, cualquier herramienta que contabilice contribuyentes reportaría dos personas donde hay una. El detalle está en el Anexo C.</w:t>
+      </w:r>
+      <w:r>
+        <w:rPr>
+          <w:color w:val="000000"/>
+        </w:rPr>
+        <w:t xml:space="preserve"> </w:t>
       </w:r>
     </w:p>
     <w:p>
       <w:pPr>
         <w:pStyle w:val="Heading2"/>
         <w:spacing w:before="280" w:after="140"/>
+        <w:rPr>
+          <w:color w:val="auto"/>
+        </w:rPr>
       </w:pPr>
-      <w:bookmarkStart w:id="9" w:name="_Toc241690246"/>
-      <w:r>
+      <w:bookmarkStart w:id="9" w:name="_Toc241722980"/>
+      <w:r>
+        <w:rPr>
+          <w:color w:val="auto"/>
+        </w:rPr>
         <w:t>3.4 Fase 1 — Definición del problema y entorno</w:t>
       </w:r>
       <w:bookmarkEnd w:id="9"/>
@@ -8431,9 +8743,15 @@
       <w:pPr>
         <w:pStyle w:val="Heading2"/>
         <w:spacing w:before="280" w:after="140"/>
+        <w:rPr>
+          <w:color w:val="auto"/>
+        </w:rPr>
       </w:pPr>
-      <w:bookmarkStart w:id="10" w:name="_Toc241690247"/>
-      <w:r>
+      <w:bookmarkStart w:id="10" w:name="_Toc241722981"/>
+      <w:r>
+        <w:rPr>
+          <w:color w:val="auto"/>
+        </w:rPr>
         <w:t>3.5 Fase 2 — Preprocesamiento y transformación del dataset</w:t>
       </w:r>
       <w:bookmarkEnd w:id="10"/>
@@ -8447,7 +8765,6 @@
         <w:rPr>
           <w:color w:val="000000"/>
         </w:rPr>
-        <w:lastRenderedPageBreak/>
         <w:t>El pipeline de la Fase 2 convierte seis CSV heterogéneos en un conjunto analítico validado. Se ejecuta con un comando y deja bitácora de cada paso. La tabla documenta las ocho etapas, su efecto cuantificado y la justificación técnica de cada una.</w:t>
       </w:r>
     </w:p>
@@ -9229,6 +9546,7 @@
                 <w:sz w:val="19"/>
                 <w:szCs w:val="19"/>
               </w:rPr>
+              <w:lastRenderedPageBreak/>
               <w:t>Derivación y casting</w:t>
             </w:r>
           </w:p>
@@ -9425,9 +9743,15 @@
       <w:pPr>
         <w:pStyle w:val="Heading3"/>
         <w:spacing w:before="220" w:after="120"/>
+        <w:rPr>
+          <w:color w:val="auto"/>
+        </w:rPr>
       </w:pPr>
-      <w:bookmarkStart w:id="11" w:name="_Toc241690248"/>
-      <w:r>
+      <w:bookmarkStart w:id="11" w:name="_Toc241722982"/>
+      <w:r>
+        <w:rPr>
+          <w:color w:val="auto"/>
+        </w:rPr>
         <w:t>La transformación central: reconstruir la duración real</w:t>
       </w:r>
       <w:bookmarkEnd w:id="11"/>
@@ -9486,7 +9810,23 @@
                 <w:sz w:val="16"/>
                 <w:szCs w:val="16"/>
               </w:rPr>
-              <w:t># La duracion real no existe en la fuente: se deriva del ingreso y la titulacion.</w:t>
+              <w:t># La duracion real no existe en la fuente: se deriva del ingreso y la titulaci</w:t>
+            </w:r>
+            <w:r>
+              <w:rPr>
+                <w:rFonts w:ascii="Consolas" w:eastAsia="Consolas" w:hAnsi="Consolas" w:cs="Consolas"/>
+                <w:sz w:val="16"/>
+                <w:szCs w:val="16"/>
+              </w:rPr>
+              <w:t>o</w:t>
+            </w:r>
+            <w:r>
+              <w:rPr>
+                <w:rFonts w:ascii="Consolas" w:eastAsia="Consolas" w:hAnsi="Consolas" w:cs="Consolas"/>
+                <w:sz w:val="16"/>
+                <w:szCs w:val="16"/>
+              </w:rPr>
+              <w:t>n.</w:t>
             </w:r>
           </w:p>
         </w:tc>
@@ -9534,7 +9874,6 @@
                 <w:sz w:val="16"/>
                 <w:szCs w:val="16"/>
               </w:rPr>
-              <w:lastRenderedPageBreak/>
               <w:t>semestre_titulo = np.where(mes_titulo &lt;= 7, 1, 2)</w:t>
             </w:r>
           </w:p>
@@ -9694,16 +10033,34 @@
         <w:rPr>
           <w:color w:val="000000"/>
         </w:rPr>
-        <w:t>El «+1» no es un ajuste arbitrario: un estudiante que ingresa y se titula en el mismo semestre cursó un semestre, no cero. La coherencia aritmética de esta derivación se comprueba como regla de validación sobre el dataset completo.</w:t>
+        <w:t>El «+1» no es un ajuste arbitrario</w:t>
+      </w:r>
+      <w:r>
+        <w:rPr>
+          <w:color w:val="000000"/>
+        </w:rPr>
+        <w:t xml:space="preserve">, </w:t>
+      </w:r>
+      <w:r>
+        <w:rPr>
+          <w:color w:val="000000"/>
+        </w:rPr>
+        <w:t>un estudiante que ingresa y se titula en el mismo semestre cursó un semestre, no cero. La coherencia aritmética de esta derivación se comprueba como regla de validación sobre el dataset completo.</w:t>
       </w:r>
     </w:p>
     <w:p>
       <w:pPr>
         <w:pStyle w:val="Heading2"/>
         <w:spacing w:before="280" w:after="140"/>
+        <w:rPr>
+          <w:color w:val="auto"/>
+        </w:rPr>
       </w:pPr>
-      <w:bookmarkStart w:id="12" w:name="_Toc241690249"/>
-      <w:r>
+      <w:bookmarkStart w:id="12" w:name="_Toc241722983"/>
+      <w:r>
+        <w:rPr>
+          <w:color w:val="auto"/>
+        </w:rPr>
         <w:t>3.6 Fase 3 — Núcleo algorítmico, eficiencia y orientación a objetos</w:t>
       </w:r>
       <w:bookmarkEnd w:id="12"/>
@@ -9714,9 +10071,6 @@
         <w:jc w:val="both"/>
       </w:pPr>
       <w:r>
-        <w:rPr>
-          <w:color w:val="000000"/>
-        </w:rPr>
         <w:t>La Fase 2 resolvió el problema con pandas. La Fase 3 preguntó qué hay debajo: implementó desde primeros principios los algoritmos centrales del análisis, midió su costo y organizó el dominio con programación orientada a objetos.</w:t>
       </w:r>
     </w:p>
@@ -9725,8 +10079,11 @@
         <w:pStyle w:val="Heading3"/>
         <w:spacing w:before="220" w:after="120"/>
       </w:pPr>
-      <w:bookmarkStart w:id="13" w:name="_Toc241690250"/>
-      <w:r>
+      <w:bookmarkStart w:id="13" w:name="_Toc241722984"/>
+      <w:r>
+        <w:rPr>
+          <w:color w:val="auto"/>
+        </w:rPr>
         <w:t>Algoritmos implementados y verificados</w:t>
       </w:r>
       <w:bookmarkEnd w:id="13"/>
@@ -9953,6 +10310,7 @@
                 <w:sz w:val="16"/>
                 <w:szCs w:val="16"/>
               </w:rPr>
+              <w:lastRenderedPageBreak/>
               <w:t xml:space="preserve">        cuenta[clave] = cuenta.get(clave, 0) + 1</w:t>
             </w:r>
           </w:p>
@@ -10019,11 +10377,17 @@
             </w:tcMar>
           </w:tcPr>
           <w:p>
+            <w:pPr>
+              <w:rPr>
+                <w:lang w:val="en-US"/>
+              </w:rPr>
+            </w:pPr>
             <w:r>
               <w:rPr>
                 <w:rFonts w:ascii="Consolas" w:eastAsia="Consolas" w:hAnsi="Consolas" w:cs="Consolas"/>
                 <w:sz w:val="16"/>
                 <w:szCs w:val="16"/>
+                <w:lang w:val="en-US"/>
               </w:rPr>
               <w:t>def _quickselect(datos, k, rng):</w:t>
             </w:r>
@@ -10048,8 +10412,17 @@
                 <w:rFonts w:ascii="Consolas" w:eastAsia="Consolas" w:hAnsi="Consolas" w:cs="Consolas"/>
                 <w:sz w:val="16"/>
                 <w:szCs w:val="16"/>
-              </w:rPr>
-              <w:t xml:space="preserve">    if len(datos) == 1:                          # caso base</w:t>
+                <w:lang w:val="en-US"/>
+              </w:rPr>
+              <w:t xml:space="preserve">    </w:t>
+            </w:r>
+            <w:r>
+              <w:rPr>
+                <w:rFonts w:ascii="Consolas" w:eastAsia="Consolas" w:hAnsi="Consolas" w:cs="Consolas"/>
+                <w:sz w:val="16"/>
+                <w:szCs w:val="16"/>
+              </w:rPr>
+              <w:t>if len(datos) == 1:                          # caso base</w:t>
             </w:r>
           </w:p>
         </w:tc>
@@ -10163,13 +10536,27 @@
             </w:tcMar>
           </w:tcPr>
           <w:p>
+            <w:pPr>
+              <w:rPr>
+                <w:lang w:val="en-US"/>
+              </w:rPr>
+            </w:pPr>
             <w:r>
               <w:rPr>
                 <w:rFonts w:ascii="Consolas" w:eastAsia="Consolas" w:hAnsi="Consolas" w:cs="Consolas"/>
                 <w:sz w:val="16"/>
                 <w:szCs w:val="16"/>
               </w:rPr>
-              <w:t xml:space="preserve">    mayores = [x for x in datos if x &gt; pivote]</w:t>
+              <w:t xml:space="preserve">    </w:t>
+            </w:r>
+            <w:r>
+              <w:rPr>
+                <w:rFonts w:ascii="Consolas" w:eastAsia="Consolas" w:hAnsi="Consolas" w:cs="Consolas"/>
+                <w:sz w:val="16"/>
+                <w:szCs w:val="16"/>
+                <w:lang w:val="en-US"/>
+              </w:rPr>
+              <w:t>mayores = [x for x in datos if x &gt; pivote]</w:t>
             </w:r>
           </w:p>
         </w:tc>
@@ -10192,8 +10579,17 @@
                 <w:rFonts w:ascii="Consolas" w:eastAsia="Consolas" w:hAnsi="Consolas" w:cs="Consolas"/>
                 <w:sz w:val="16"/>
                 <w:szCs w:val="16"/>
-              </w:rPr>
-              <w:t xml:space="preserve">    if k &lt; len(menores):                         # recurre solo donde esta la posicion</w:t>
+                <w:lang w:val="en-US"/>
+              </w:rPr>
+              <w:t xml:space="preserve">    </w:t>
+            </w:r>
+            <w:r>
+              <w:rPr>
+                <w:rFonts w:ascii="Consolas" w:eastAsia="Consolas" w:hAnsi="Consolas" w:cs="Consolas"/>
+                <w:sz w:val="16"/>
+                <w:szCs w:val="16"/>
+              </w:rPr>
+              <w:t>if k &lt; len(menores):                         # recurre solo donde esta la posicion</w:t>
             </w:r>
           </w:p>
         </w:tc>
@@ -10211,13 +10607,27 @@
             </w:tcMar>
           </w:tcPr>
           <w:p>
+            <w:pPr>
+              <w:rPr>
+                <w:lang w:val="en-US"/>
+              </w:rPr>
+            </w:pPr>
             <w:r>
               <w:rPr>
                 <w:rFonts w:ascii="Consolas" w:eastAsia="Consolas" w:hAnsi="Consolas" w:cs="Consolas"/>
                 <w:sz w:val="16"/>
                 <w:szCs w:val="16"/>
               </w:rPr>
-              <w:t xml:space="preserve">        return _quickselect(menores, k, rng)</w:t>
+              <w:t xml:space="preserve">        </w:t>
+            </w:r>
+            <w:r>
+              <w:rPr>
+                <w:rFonts w:ascii="Consolas" w:eastAsia="Consolas" w:hAnsi="Consolas" w:cs="Consolas"/>
+                <w:sz w:val="16"/>
+                <w:szCs w:val="16"/>
+                <w:lang w:val="en-US"/>
+              </w:rPr>
+              <w:t>return _quickselect(menores, k, rng)</w:t>
             </w:r>
           </w:p>
         </w:tc>
@@ -10240,8 +10650,17 @@
                 <w:rFonts w:ascii="Consolas" w:eastAsia="Consolas" w:hAnsi="Consolas" w:cs="Consolas"/>
                 <w:sz w:val="16"/>
                 <w:szCs w:val="16"/>
-              </w:rPr>
-              <w:t xml:space="preserve">    if k &lt; len(menores) + len(iguales):</w:t>
+                <w:lang w:val="en-US"/>
+              </w:rPr>
+              <w:t xml:space="preserve">    </w:t>
+            </w:r>
+            <w:r>
+              <w:rPr>
+                <w:rFonts w:ascii="Consolas" w:eastAsia="Consolas" w:hAnsi="Consolas" w:cs="Consolas"/>
+                <w:sz w:val="16"/>
+                <w:szCs w:val="16"/>
+              </w:rPr>
+              <w:t>if k &lt; len(menores) + len(iguales):</w:t>
             </w:r>
           </w:p>
         </w:tc>
@@ -10311,10 +10730,15 @@
       <w:pPr>
         <w:pStyle w:val="Heading3"/>
         <w:spacing w:before="220" w:after="120"/>
+        <w:rPr>
+          <w:color w:val="auto"/>
+        </w:rPr>
       </w:pPr>
-      <w:bookmarkStart w:id="14" w:name="_Toc241690251"/>
-      <w:r>
-        <w:lastRenderedPageBreak/>
+      <w:bookmarkStart w:id="14" w:name="_Toc241722985"/>
+      <w:r>
+        <w:rPr>
+          <w:color w:val="auto"/>
+        </w:rPr>
         <w:t>Mediciones de eficiencia</w:t>
       </w:r>
       <w:bookmarkEnd w:id="14"/>
@@ -11812,6 +12236,7 @@
                 <w:sz w:val="19"/>
                 <w:szCs w:val="19"/>
               </w:rPr>
+              <w:lastRenderedPageBreak/>
               <w:t>búsqueda</w:t>
             </w:r>
           </w:p>
@@ -11931,6 +12356,50 @@
         </w:rPr>
         <w:t>La razón indica cuántas veces más lenta es cada implementación respecto de la mejor de su operación. La inserción O(n²) se midió aparte con n = 3.000.</w:t>
       </w:r>
+    </w:p>
+    <w:p>
+      <w:pPr>
+        <w:spacing w:before="220" w:after="80"/>
+        <w:rPr>
+          <w:b/>
+          <w:bCs/>
+          <w:sz w:val="19"/>
+          <w:szCs w:val="19"/>
+        </w:rPr>
+      </w:pPr>
+    </w:p>
+    <w:p>
+      <w:pPr>
+        <w:spacing w:before="220" w:after="80"/>
+        <w:rPr>
+          <w:b/>
+          <w:bCs/>
+          <w:sz w:val="19"/>
+          <w:szCs w:val="19"/>
+        </w:rPr>
+      </w:pPr>
+    </w:p>
+    <w:p>
+      <w:pPr>
+        <w:spacing w:before="220" w:after="80"/>
+        <w:rPr>
+          <w:b/>
+          <w:bCs/>
+          <w:sz w:val="19"/>
+          <w:szCs w:val="19"/>
+        </w:rPr>
+      </w:pPr>
+    </w:p>
+    <w:p>
+      <w:pPr>
+        <w:spacing w:before="220" w:after="80"/>
+        <w:rPr>
+          <w:b/>
+          <w:bCs/>
+          <w:sz w:val="19"/>
+          <w:szCs w:val="19"/>
+        </w:rPr>
+      </w:pPr>
     </w:p>
     <w:p>
       <w:pPr>
@@ -12626,7 +13095,6 @@
         <w:jc w:val="both"/>
       </w:pPr>
       <w:r>
-        <w:lastRenderedPageBreak/>
         <w:t>La agregación ingenua O(n·k) se reemplazó por una de una sola pasada O(n): 1,9 veces más rápida con diez grupos y 860 veces más económica en memoria (0,7 KB frente a 603,9 KB), porque no materializa una sublista por grupo.</w:t>
       </w:r>
     </w:p>
@@ -12669,7 +13137,10 @@
         <w:jc w:val="both"/>
       </w:pPr>
       <w:r>
-        <w:t>pandas y NumPy se conservan para las operaciones masivas. A igual complejidad su constante es uno o dos órdenes de magnitud menor por estar escritos en C: sorted y numpy.sort superan a merge sort entre 48 y 66 veces. Los algoritmos propios se reservan para los casos en que su orden es estrictamente mejor y no existe equivalente en C sobre objetos.</w:t>
+        <w:t>pandas y NumPy se conservan</w:t>
+      </w:r>
+      <w:r>
+        <w:t xml:space="preserve"> para las operaciones masivas. A igual complejidad su constante es uno o dos órdenes de magnitud menor por estar escritos en C: sorted y numpy.sort superan a merge sort entre 48 y 66 veces. Los algoritmos propios se reservan para los casos en que su orden es estrictamente mejor y no existe equivalente en C sobre objetos.</w:t>
       </w:r>
     </w:p>
     <w:p>
@@ -12681,6 +13152,7 @@
         <w:rPr>
           <w:color w:val="000000"/>
         </w:rPr>
+        <w:lastRenderedPageBreak/>
         <w:t>Una excepción resultó instructiva: quickselect es O(n) en número de comparaciones, pero su exponente empírico es 1,22 porque cada nivel de recursión asigna tres listas nuevas. La cota describe el crecimiento, no la constante ni el comportamiento de la memoria. Ese contraste entre teoría y medición es, en sí mismo, un resultado del proyecto.</w:t>
       </w:r>
     </w:p>
@@ -12688,9 +13160,15 @@
       <w:pPr>
         <w:pStyle w:val="Heading3"/>
         <w:spacing w:before="220" w:after="120"/>
+        <w:rPr>
+          <w:color w:val="auto"/>
+        </w:rPr>
       </w:pPr>
-      <w:bookmarkStart w:id="15" w:name="_Toc241690252"/>
-      <w:r>
+      <w:bookmarkStart w:id="15" w:name="_Toc241722986"/>
+      <w:r>
+        <w:rPr>
+          <w:color w:val="auto"/>
+        </w:rPr>
         <w:t>Programación orientada a objetos</w:t>
       </w:r>
       <w:bookmarkEnd w:id="15"/>
@@ -12706,6 +13184,18 @@
         </w:rPr>
         <w:t>Las clases del núcleo se diseñaron a partir de una necesidad concreta cada una, y no al revés: encapsulamiento donde hay invariantes que proteger, herencia donde hay comportamiento común real, composición donde la relación es de pertenencia.</w:t>
       </w:r>
+    </w:p>
+    <w:p>
+      <w:pPr>
+        <w:spacing w:before="160" w:after="60"/>
+        <w:rPr>
+          <w:b/>
+          <w:bCs/>
+          <w:color w:val="444444"/>
+          <w:sz w:val="19"/>
+          <w:szCs w:val="19"/>
+        </w:rPr>
+      </w:pPr>
     </w:p>
     <w:p>
       <w:pPr>
@@ -12851,11 +13341,17 @@
             </w:tcMar>
           </w:tcPr>
           <w:p>
+            <w:pPr>
+              <w:rPr>
+                <w:lang w:val="en-US"/>
+              </w:rPr>
+            </w:pPr>
             <w:r>
               <w:rPr>
                 <w:rFonts w:ascii="Consolas" w:eastAsia="Consolas" w:hAnsi="Consolas" w:cs="Consolas"/>
                 <w:sz w:val="16"/>
                 <w:szCs w:val="16"/>
+                <w:lang w:val="en-US"/>
               </w:rPr>
               <w:t xml:space="preserve">    def duracion_real(self, valor: int) -&gt; None:</w:t>
             </w:r>
@@ -12880,8 +13376,17 @@
                 <w:rFonts w:ascii="Consolas" w:eastAsia="Consolas" w:hAnsi="Consolas" w:cs="Consolas"/>
                 <w:sz w:val="16"/>
                 <w:szCs w:val="16"/>
-              </w:rPr>
-              <w:t xml:space="preserve">        if int(valor) &lt; config.DURACION_REAL_MIN:      # el invariante vive en el objeto</w:t>
+                <w:lang w:val="en-US"/>
+              </w:rPr>
+              <w:t xml:space="preserve">        </w:t>
+            </w:r>
+            <w:r>
+              <w:rPr>
+                <w:rFonts w:ascii="Consolas" w:eastAsia="Consolas" w:hAnsi="Consolas" w:cs="Consolas"/>
+                <w:sz w:val="16"/>
+                <w:szCs w:val="16"/>
+              </w:rPr>
+              <w:t>if int(valor) &lt; config.DURACION_REAL_MIN:      # el invariante vive en el objeto</w:t>
             </w:r>
           </w:p>
         </w:tc>
@@ -13067,11 +13572,17 @@
             </w:tcMar>
           </w:tcPr>
           <w:p>
+            <w:pPr>
+              <w:rPr>
+                <w:lang w:val="en-US"/>
+              </w:rPr>
+            </w:pPr>
             <w:r>
               <w:rPr>
                 <w:rFonts w:ascii="Consolas" w:eastAsia="Consolas" w:hAnsi="Consolas" w:cs="Consolas"/>
                 <w:sz w:val="16"/>
                 <w:szCs w:val="16"/>
+                <w:lang w:val="en-US"/>
               </w:rPr>
               <w:t>class Metrica(ABC):                                    # patron Strategy</w:t>
             </w:r>
@@ -13096,8 +13607,17 @@
                 <w:rFonts w:ascii="Consolas" w:eastAsia="Consolas" w:hAnsi="Consolas" w:cs="Consolas"/>
                 <w:sz w:val="16"/>
                 <w:szCs w:val="16"/>
-              </w:rPr>
-              <w:t xml:space="preserve">    @abstractmethod</w:t>
+                <w:lang w:val="en-US"/>
+              </w:rPr>
+              <w:t xml:space="preserve">    </w:t>
+            </w:r>
+            <w:r>
+              <w:rPr>
+                <w:rFonts w:ascii="Consolas" w:eastAsia="Consolas" w:hAnsi="Consolas" w:cs="Consolas"/>
+                <w:sz w:val="16"/>
+                <w:szCs w:val="16"/>
+              </w:rPr>
+              <w:t>@abstractmethod</w:t>
             </w:r>
           </w:p>
         </w:tc>
@@ -13120,9 +13640,17 @@
                 <w:rFonts w:ascii="Consolas" w:eastAsia="Consolas" w:hAnsi="Consolas" w:cs="Consolas"/>
                 <w:sz w:val="16"/>
                 <w:szCs w:val="16"/>
-              </w:rPr>
-              <w:lastRenderedPageBreak/>
-              <w:t xml:space="preserve">    def calcular(self, cohorte) -&gt; float: ...          # cada subclase aporta la formula</w:t>
+                <w:lang w:val="en-US"/>
+              </w:rPr>
+              <w:t xml:space="preserve">    def calcular(self, cohorte) -&gt; float: ...          </w:t>
+            </w:r>
+            <w:r>
+              <w:rPr>
+                <w:rFonts w:ascii="Consolas" w:eastAsia="Consolas" w:hAnsi="Consolas" w:cs="Consolas"/>
+                <w:sz w:val="16"/>
+                <w:szCs w:val="16"/>
+              </w:rPr>
+              <w:t># cada subclase aporta la formula</w:t>
             </w:r>
           </w:p>
         </w:tc>
@@ -13212,13 +13740,27 @@
             </w:tcMar>
           </w:tcPr>
           <w:p>
+            <w:pPr>
+              <w:rPr>
+                <w:lang w:val="en-US"/>
+              </w:rPr>
+            </w:pPr>
             <w:r>
               <w:rPr>
                 <w:rFonts w:ascii="Consolas" w:eastAsia="Consolas" w:hAnsi="Consolas" w:cs="Consolas"/>
                 <w:sz w:val="16"/>
                 <w:szCs w:val="16"/>
               </w:rPr>
-              <w:t xml:space="preserve">        if self._cache_total is None:</w:t>
+              <w:t xml:space="preserve">        </w:t>
+            </w:r>
+            <w:r>
+              <w:rPr>
+                <w:rFonts w:ascii="Consolas" w:eastAsia="Consolas" w:hAnsi="Consolas" w:cs="Consolas"/>
+                <w:sz w:val="16"/>
+                <w:szCs w:val="16"/>
+                <w:lang w:val="en-US"/>
+              </w:rPr>
+              <w:t>if self._cache_total is None:</w:t>
             </w:r>
           </w:p>
         </w:tc>
@@ -13236,11 +13778,17 @@
             </w:tcMar>
           </w:tcPr>
           <w:p>
+            <w:pPr>
+              <w:rPr>
+                <w:lang w:val="en-US"/>
+              </w:rPr>
+            </w:pPr>
             <w:r>
               <w:rPr>
                 <w:rFonts w:ascii="Consolas" w:eastAsia="Consolas" w:hAnsi="Consolas" w:cs="Consolas"/>
                 <w:sz w:val="16"/>
                 <w:szCs w:val="16"/>
+                <w:lang w:val="en-US"/>
               </w:rPr>
               <w:t xml:space="preserve">            self._cache_total = len(self._titulados) + sum(h.total() for h in self._hijos.values())</w:t>
             </w:r>
@@ -13265,8 +13813,17 @@
                 <w:rFonts w:ascii="Consolas" w:eastAsia="Consolas" w:hAnsi="Consolas" w:cs="Consolas"/>
                 <w:sz w:val="16"/>
                 <w:szCs w:val="16"/>
-              </w:rPr>
-              <w:t xml:space="preserve">        return self._cache_total</w:t>
+                <w:lang w:val="en-US"/>
+              </w:rPr>
+              <w:t xml:space="preserve">        </w:t>
+            </w:r>
+            <w:r>
+              <w:rPr>
+                <w:rFonts w:ascii="Consolas" w:eastAsia="Consolas" w:hAnsi="Consolas" w:cs="Consolas"/>
+                <w:sz w:val="16"/>
+                <w:szCs w:val="16"/>
+              </w:rPr>
+              <w:t>return self._cache_total</w:t>
             </w:r>
           </w:p>
         </w:tc>
@@ -13650,6 +14207,7 @@
                 <w:sz w:val="19"/>
                 <w:szCs w:val="19"/>
               </w:rPr>
+              <w:lastRenderedPageBreak/>
               <w:t>Template Method</w:t>
             </w:r>
           </w:p>
@@ -13933,8 +14491,26 @@
         <w:pStyle w:val="Heading2"/>
         <w:spacing w:before="280" w:after="140"/>
       </w:pPr>
-      <w:bookmarkStart w:id="16" w:name="_Toc241690253"/>
-      <w:r>
+    </w:p>
+    <w:p>
+      <w:pPr>
+        <w:pStyle w:val="Heading2"/>
+        <w:spacing w:before="280" w:after="140"/>
+      </w:pPr>
+    </w:p>
+    <w:p>
+      <w:pPr>
+        <w:pStyle w:val="Heading2"/>
+        <w:spacing w:before="280" w:after="140"/>
+        <w:rPr>
+          <w:color w:val="auto"/>
+        </w:rPr>
+      </w:pPr>
+      <w:bookmarkStart w:id="16" w:name="_Toc241722987"/>
+      <w:r>
+        <w:rPr>
+          <w:color w:val="auto"/>
+        </w:rPr>
         <w:t>3.7 Arquitectura del código</w:t>
       </w:r>
       <w:bookmarkEnd w:id="16"/>
@@ -14341,7 +14917,6 @@
                 <w:sz w:val="16"/>
                 <w:szCs w:val="16"/>
               </w:rPr>
-              <w:lastRenderedPageBreak/>
               <w:t xml:space="preserve">    |-- preparacion.py    Transformador -&gt; escaladores y one-hot (herencia)</w:t>
             </w:r>
           </w:p>
@@ -14495,23 +15070,10 @@
     <w:p>
       <w:pPr>
         <w:pStyle w:val="ListParagraph"/>
-        <w:numPr>
-          <w:ilvl w:val="0"/>
-          <w:numId w:val="1"/>
-        </w:numPr>
         <w:spacing w:after="100" w:line="360" w:lineRule="auto"/>
+        <w:ind w:left="720"/>
         <w:jc w:val="both"/>
       </w:pPr>
-      <w:r>
-        <w:rPr>
-          <w:b/>
-          <w:bCs/>
-        </w:rPr>
-        <w:t xml:space="preserve">Alta cohesión. </w:t>
-      </w:r>
-      <w:r>
-        <w:t>Cada módulo agrupa lo que cambia junto: los algoritmos no saben qué es un titulado; las métricas no saben cómo se construye una cohorte; los modelos no saben de dónde salen las matrices.</w:t>
-      </w:r>
     </w:p>
     <w:p>
       <w:pPr>
@@ -14528,10 +15090,11 @@
           <w:b/>
           <w:bCs/>
         </w:rPr>
-        <w:t xml:space="preserve">Bajo acoplamiento. </w:t>
-      </w:r>
-      <w:r>
-        <w:t>Las dependencias apuntan en un solo sentido y los módulos se comunican por interfaces pequeñas: una secuencia iterable, una matriz NumPy, una función que devuelve un booleano y un detalle. Ese bajo acoplamiento es lo que permitió probar cada módulo por separado con datos construidos en memoria, sin necesidad de los archivos del SIES.</w:t>
+        <w:lastRenderedPageBreak/>
+        <w:t xml:space="preserve">Alta cohesión. </w:t>
+      </w:r>
+      <w:r>
+        <w:t>Cada módulo agrupa lo que cambia junto: los algoritmos no saben qué es un titulado; las métricas no saben cómo se construye una cohorte; los modelos no saben de dónde salen las matrices.</w:t>
       </w:r>
     </w:p>
     <w:p>
@@ -14549,6 +15112,27 @@
           <w:b/>
           <w:bCs/>
         </w:rPr>
+        <w:t xml:space="preserve">Bajo acoplamiento. </w:t>
+      </w:r>
+      <w:r>
+        <w:t>Las dependencias apuntan en un solo sentido y los módulos se comunican por interfaces pequeñas: una secuencia iterable, una matriz NumPy, una función que devuelve un booleano y un detalle. Ese bajo acoplamiento es lo que permitió probar cada módulo por separado con datos construidos en memoria, sin necesidad de los archivos del SIES.</w:t>
+      </w:r>
+    </w:p>
+    <w:p>
+      <w:pPr>
+        <w:pStyle w:val="ListParagraph"/>
+        <w:numPr>
+          <w:ilvl w:val="0"/>
+          <w:numId w:val="1"/>
+        </w:numPr>
+        <w:spacing w:after="100" w:line="360" w:lineRule="auto"/>
+        <w:jc w:val="both"/>
+      </w:pPr>
+      <w:r>
+        <w:rPr>
+          <w:b/>
+          <w:bCs/>
+        </w:rPr>
         <w:t xml:space="preserve">Extensibilidad. </w:t>
       </w:r>
       <w:r>
@@ -14564,16 +15148,46 @@
         <w:rPr>
           <w:color w:val="000000"/>
         </w:rPr>
-        <w:t>La recursividad se aplica donde el problema es recursivo por naturaleza y no como ejercicio: en el ordenamiento por mezcla, en la selección del k-ésimo menor, en las búsquedas binarias y en el árbol jerárquico, donde insertar, contar y recorrer se definen sobre un nodo en términos de sus hijos. En todos los casos la profundidad está acotada por O(log n) —21 niveles para 1,25 millones de elementos— y el caso base está explícito en las primeras líneas.</w:t>
+        <w:t>La recursividad se aplica donde el problema es recursivo por naturaleza y no como ejercicio: en el ordenamiento por mezcla, en la selección del k-ésimo menor, en las búsquedas binarias y en el árbol jerárquico, donde insertar, contar y recorrer se definen sobre un nodo en términos de sus hijos. En todos los casos la profundidad está acotada por O(log n)</w:t>
+      </w:r>
+      <w:r>
+        <w:rPr>
+          <w:color w:val="000000"/>
+        </w:rPr>
+        <w:t xml:space="preserve">, </w:t>
+      </w:r>
+      <w:r>
+        <w:rPr>
+          <w:color w:val="000000"/>
+        </w:rPr>
+        <w:t>21 niveles para 1,25 millones de elementos</w:t>
+      </w:r>
+      <w:r>
+        <w:rPr>
+          <w:color w:val="000000"/>
+        </w:rPr>
+        <w:t xml:space="preserve">, </w:t>
+      </w:r>
+      <w:r>
+        <w:rPr>
+          <w:color w:val="000000"/>
+        </w:rPr>
+        <w:t>y el caso base está explícito en las primeras líneas.</w:t>
       </w:r>
     </w:p>
     <w:p>
       <w:pPr>
         <w:pStyle w:val="Heading2"/>
         <w:spacing w:before="280" w:after="140"/>
+        <w:rPr>
+          <w:color w:val="auto"/>
+        </w:rPr>
       </w:pPr>
-      <w:bookmarkStart w:id="17" w:name="_Toc241690254"/>
-      <w:r>
+      <w:bookmarkStart w:id="17" w:name="_Toc241722988"/>
+      <w:r>
+        <w:rPr>
+          <w:color w:val="auto"/>
+        </w:rPr>
         <w:t>3.8 Validación técnica y verificación del código</w:t>
       </w:r>
       <w:bookmarkEnd w:id="17"/>
@@ -14584,9 +15198,6 @@
         <w:jc w:val="both"/>
       </w:pPr>
       <w:r>
-        <w:rPr>
-          <w:color w:val="000000"/>
-        </w:rPr>
         <w:t>La verificación opera en cuatro niveles, todos con evidencia registrada en el repositorio.</w:t>
       </w:r>
     </w:p>
@@ -14594,9 +15205,15 @@
       <w:pPr>
         <w:pStyle w:val="Heading3"/>
         <w:spacing w:before="220" w:after="120"/>
+        <w:rPr>
+          <w:color w:val="auto"/>
+        </w:rPr>
       </w:pPr>
-      <w:bookmarkStart w:id="18" w:name="_Toc241690255"/>
-      <w:r>
+      <w:bookmarkStart w:id="18" w:name="_Toc241722989"/>
+      <w:r>
+        <w:rPr>
+          <w:color w:val="auto"/>
+        </w:rPr>
         <w:t>Nivel 1: corrección contra referencias independientes</w:t>
       </w:r>
       <w:bookmarkEnd w:id="18"/>
@@ -14617,9 +15234,15 @@
       <w:pPr>
         <w:pStyle w:val="Heading3"/>
         <w:spacing w:before="220" w:after="120"/>
+        <w:rPr>
+          <w:color w:val="auto"/>
+        </w:rPr>
       </w:pPr>
-      <w:bookmarkStart w:id="19" w:name="_Toc241690256"/>
-      <w:r>
+      <w:bookmarkStart w:id="19" w:name="_Toc241722990"/>
+      <w:r>
+        <w:rPr>
+          <w:color w:val="auto"/>
+        </w:rPr>
         <w:t>Nivel 2: pruebas automatizadas</w:t>
       </w:r>
       <w:bookmarkEnd w:id="19"/>
@@ -14695,7 +15318,6 @@
                 <w:sz w:val="19"/>
                 <w:szCs w:val="19"/>
               </w:rPr>
-              <w:lastRenderedPageBreak/>
               <w:t>Módulo</w:t>
             </w:r>
           </w:p>
@@ -15003,6 +15625,7 @@
                 <w:sz w:val="19"/>
                 <w:szCs w:val="19"/>
               </w:rPr>
+              <w:lastRenderedPageBreak/>
               <w:t>benchmark</w:t>
             </w:r>
           </w:p>
@@ -15496,8 +16119,32 @@
         <w:pStyle w:val="Heading3"/>
         <w:spacing w:before="220" w:after="120"/>
       </w:pPr>
-      <w:bookmarkStart w:id="20" w:name="_Toc241690257"/>
-      <w:r>
+    </w:p>
+    <w:p>
+      <w:pPr>
+        <w:pStyle w:val="Heading3"/>
+        <w:spacing w:before="220" w:after="120"/>
+      </w:pPr>
+    </w:p>
+    <w:p>
+      <w:pPr>
+        <w:pStyle w:val="Heading3"/>
+        <w:spacing w:before="220" w:after="120"/>
+      </w:pPr>
+    </w:p>
+    <w:p>
+      <w:pPr>
+        <w:pStyle w:val="Heading3"/>
+        <w:spacing w:before="220" w:after="120"/>
+        <w:rPr>
+          <w:color w:val="auto"/>
+        </w:rPr>
+      </w:pPr>
+      <w:bookmarkStart w:id="20" w:name="_Toc241722991"/>
+      <w:r>
+        <w:rPr>
+          <w:color w:val="auto"/>
+        </w:rPr>
         <w:t>Nivel 3: reglas de coherencia del dominio</w:t>
       </w:r>
       <w:bookmarkEnd w:id="20"/>
@@ -16335,9 +16982,15 @@
       <w:pPr>
         <w:pStyle w:val="Heading3"/>
         <w:spacing w:before="220" w:after="120"/>
+        <w:rPr>
+          <w:color w:val="auto"/>
+        </w:rPr>
       </w:pPr>
-      <w:bookmarkStart w:id="21" w:name="_Toc241690258"/>
-      <w:r>
+      <w:bookmarkStart w:id="21" w:name="_Toc241722992"/>
+      <w:r>
+        <w:rPr>
+          <w:color w:val="auto"/>
+        </w:rPr>
         <w:lastRenderedPageBreak/>
         <w:t>Nivel 4: ejecución de extremo a extremo</w:t>
       </w:r>
@@ -16364,9 +17017,15 @@
       <w:pPr>
         <w:pStyle w:val="Heading1"/>
         <w:spacing w:before="360" w:after="200"/>
+        <w:rPr>
+          <w:color w:val="auto"/>
+        </w:rPr>
       </w:pPr>
-      <w:bookmarkStart w:id="22" w:name="_Toc241690259"/>
-      <w:r>
+      <w:bookmarkStart w:id="22" w:name="_Toc241722993"/>
+      <w:r>
+        <w:rPr>
+          <w:color w:val="auto"/>
+        </w:rPr>
         <w:lastRenderedPageBreak/>
         <w:t>4. Resultados</w:t>
       </w:r>
@@ -16381,16 +17040,34 @@
         <w:rPr>
           <w:color w:val="000000"/>
         </w:rPr>
-        <w:t>Las tres figuras de este apartado no son una selección estética: cada una responde uno de los objetivos analíticos declarados en 2.2, y las tres están encadenadas como un argumento. El título de cada figura enuncia el hallazgo en lugar de rotular el tema, y cada una se acompaña de cuatro lecturas: qué muestra, qué se infiere, qué límite tiene y qué papel cumple en la secuencia.</w:t>
+        <w:t xml:space="preserve">Las tres figuras de este </w:t>
+      </w:r>
+      <w:r>
+        <w:rPr>
+          <w:color w:val="000000"/>
+        </w:rPr>
+        <w:t>capítulo</w:t>
+      </w:r>
+      <w:r>
+        <w:rPr>
+          <w:color w:val="000000"/>
+        </w:rPr>
+        <w:t xml:space="preserve"> no son una selección estética: cada una responde uno de los objetivos analíticos declarados en 2.2, y las tres están encadenadas como un argumento. El título de cada figura enuncia el hallazgo en lugar de rotular el tema, y cada una se acompaña de cuatro lecturas: qué muestra, qué se infiere, qué límite tiene y qué papel cumple en la secuencia.</w:t>
       </w:r>
     </w:p>
     <w:p>
       <w:pPr>
         <w:pStyle w:val="Heading2"/>
         <w:spacing w:before="280" w:after="140"/>
+        <w:rPr>
+          <w:color w:val="auto"/>
+        </w:rPr>
       </w:pPr>
-      <w:bookmarkStart w:id="23" w:name="_Toc241690260"/>
-      <w:r>
+      <w:bookmarkStart w:id="23" w:name="_Toc241722994"/>
+      <w:r>
+        <w:rPr>
+          <w:color w:val="auto"/>
+        </w:rPr>
         <w:t>4.1 Panorama general</w:t>
       </w:r>
       <w:bookmarkEnd w:id="23"/>
@@ -17142,8 +17819,60 @@
         <w:pStyle w:val="Heading2"/>
         <w:spacing w:before="280" w:after="140"/>
       </w:pPr>
-      <w:bookmarkStart w:id="24" w:name="_Toc241690261"/>
-      <w:r>
+    </w:p>
+    <w:p>
+      <w:pPr>
+        <w:pStyle w:val="Heading2"/>
+        <w:spacing w:before="280" w:after="140"/>
+      </w:pPr>
+    </w:p>
+    <w:p>
+      <w:pPr>
+        <w:pStyle w:val="Heading2"/>
+        <w:spacing w:before="280" w:after="140"/>
+      </w:pPr>
+    </w:p>
+    <w:p>
+      <w:pPr>
+        <w:pStyle w:val="Heading2"/>
+        <w:spacing w:before="280" w:after="140"/>
+      </w:pPr>
+    </w:p>
+    <w:p>
+      <w:pPr>
+        <w:pStyle w:val="Heading2"/>
+        <w:spacing w:before="280" w:after="140"/>
+      </w:pPr>
+    </w:p>
+    <w:p>
+      <w:pPr>
+        <w:pStyle w:val="Heading2"/>
+        <w:spacing w:before="280" w:after="140"/>
+      </w:pPr>
+    </w:p>
+    <w:p>
+      <w:pPr>
+        <w:pStyle w:val="Heading2"/>
+        <w:spacing w:before="280" w:after="140"/>
+      </w:pPr>
+    </w:p>
+    <w:p>
+      <w:pPr>
+        <w:pStyle w:val="Heading2"/>
+        <w:spacing w:before="280" w:after="140"/>
+      </w:pPr>
+    </w:p>
+    <w:p>
+      <w:pPr>
+        <w:pStyle w:val="Heading2"/>
+        <w:spacing w:before="280" w:after="140"/>
+      </w:pPr>
+      <w:bookmarkStart w:id="24" w:name="_Toc241722995"/>
+      <w:r>
+        <w:rPr>
+          <w:color w:val="auto"/>
+        </w:rPr>
+        <w:lastRenderedPageBreak/>
         <w:t>4.2 La magnitud del rezago (OE4)</w:t>
       </w:r>
       <w:bookmarkEnd w:id="24"/>
@@ -17157,7 +17886,6 @@
         <w:rPr>
           <w:noProof/>
         </w:rPr>
-        <w:lastRenderedPageBreak/>
         <w:drawing>
           <wp:inline distT="0" distB="0" distL="0" distR="0" wp14:anchorId="0E0367EE" wp14:editId="33B6D680">
             <wp:extent cx="5476875" cy="3095625"/>
@@ -17233,7 +17961,7 @@
         <w:t xml:space="preserve">Qué muestra. </w:t>
       </w:r>
       <w:r>
-        <w:t>El reparto de la sobreduración entre los 1.246.760 titulados de pregrado del período, con el plazo teórico marcado en cero y la cola de rezago severo —más de cuatro semestres— destacada en color. La vista se recortó entre −4 y 20 semestres, intervalo que contiene al 99 % de los casos.</w:t>
+        <w:t>El reparto de la sobreduración entre los 1.246.760 titulados de pregrado del período, con el plazo teórico marcado en cero y la cola de rezago severo, de más de cuatro semestres, destacada en color. La vista se recortó entre −4 y 20 semestres, intervalo que contiene al 99 % de los casos.</w:t>
       </w:r>
     </w:p>
     <w:p>
@@ -17249,7 +17977,13 @@
         <w:t xml:space="preserve">Qué se infiere. </w:t>
       </w:r>
       <w:r>
-        <w:t>El rezago no es una anomalía sino la norma: cuatro de cada cinco titulados egresan fuera de plazo. La distribución es marcadamente asimétrica y una cola larga arrastra la media (2,76) muy por encima de la mediana (1,0). El grupo con rezago severo (20,4 %) es tan numeroso como el que se titula a tiempo (19,0 %).</w:t>
+        <w:t>El rezago no es una anomalía sino la norma</w:t>
+      </w:r>
+      <w:r>
+        <w:t xml:space="preserve">, </w:t>
+      </w:r>
+      <w:r>
+        <w:t>cuatro de cada cinco titulados egresan fuera de plazo. La distribución es marcadamente asimétrica y una cola larga arrastra la media (2,76) muy por encima de la mediana (1,0). El grupo con rezago severo (20,4 %) es tan numeroso como el que se titula a tiempo (19,0 %).</w:t>
       </w:r>
     </w:p>
     <w:p>
@@ -17265,7 +17999,13 @@
         <w:t xml:space="preserve">Qué límite tiene. </w:t>
       </w:r>
       <w:r>
-        <w:t>La figura describe a quienes se titularon: quien abandonó no aparece, de modo que la magnitud está subestimada en la dirección más grave. El recorte del eje deja fuera unos doce mil casos extremos que no alteran la forma pero sí el promedio.</w:t>
+        <w:t xml:space="preserve">La figura describe a quienes se titularon: quien abandonó no aparece, de modo que la magnitud está subestimada en la dirección más grave. El recorte del eje deja fuera unos doce mil casos extremos que no alteran la </w:t>
+      </w:r>
+      <w:r>
+        <w:t>forma,</w:t>
+      </w:r>
+      <w:r>
+        <w:t xml:space="preserve"> pero sí el promedio.</w:t>
       </w:r>
     </w:p>
     <w:p>
@@ -17289,8 +18029,27 @@
         <w:pStyle w:val="Heading2"/>
         <w:spacing w:before="280" w:after="140"/>
       </w:pPr>
-      <w:bookmarkStart w:id="25" w:name="_Toc241690262"/>
-      <w:r>
+    </w:p>
+    <w:p>
+      <w:pPr>
+        <w:pStyle w:val="Heading2"/>
+        <w:spacing w:before="280" w:after="140"/>
+      </w:pPr>
+    </w:p>
+    <w:p>
+      <w:pPr>
+        <w:pStyle w:val="Heading2"/>
+        <w:spacing w:before="280" w:after="140"/>
+        <w:rPr>
+          <w:color w:val="auto"/>
+        </w:rPr>
+      </w:pPr>
+      <w:bookmarkStart w:id="25" w:name="_Toc241722996"/>
+      <w:r>
+        <w:rPr>
+          <w:color w:val="auto"/>
+        </w:rPr>
+        <w:lastRenderedPageBreak/>
         <w:t>4.3 Dónde se concentra el rezago (OE5)</w:t>
       </w:r>
       <w:bookmarkEnd w:id="25"/>
@@ -17304,7 +18063,6 @@
         <w:rPr>
           <w:noProof/>
         </w:rPr>
-        <w:lastRenderedPageBreak/>
         <w:drawing>
           <wp:inline distT="0" distB="0" distL="0" distR="0" wp14:anchorId="084FB975" wp14:editId="758A5F85">
             <wp:extent cx="5476875" cy="3219450"/>
@@ -17396,7 +18154,19 @@
         <w:t xml:space="preserve">Qué se infiere. </w:t>
       </w:r>
       <w:r>
-        <w:t>El rezago se distribuye de forma muy desigual: casi cuatro semestres —dos años— separan al área más rezagada de la menos rezagada. El patrón se repite por tipo de institución (universidades 3,32 frente a institutos profesionales 2,05) y por género, donde las mujeres se titulan 0,93 semestres antes en las diez áreas sin excepción.</w:t>
+        <w:t>El rezago se distribuye de forma muy desigual: casi cuatro semestres</w:t>
+      </w:r>
+      <w:r>
+        <w:t xml:space="preserve">, </w:t>
+      </w:r>
+      <w:r>
+        <w:t>dos años</w:t>
+      </w:r>
+      <w:r>
+        <w:t xml:space="preserve">, </w:t>
+      </w:r>
+      <w:r>
+        <w:t>separan al área más rezagada de la menos rezagada. El patrón se repite por tipo de institución (universidades 3,32 frente a institutos profesionales 2,05) y por género, donde las mujeres se titulan 0,93 semestres antes en las diez áreas sin excepción.</w:t>
       </w:r>
     </w:p>
     <w:p>
@@ -17436,8 +18206,21 @@
         <w:pStyle w:val="Heading3"/>
         <w:spacing w:before="220" w:after="120"/>
       </w:pPr>
-      <w:bookmarkStart w:id="26" w:name="_Toc241690263"/>
-      <w:r>
+    </w:p>
+    <w:p>
+      <w:pPr>
+        <w:pStyle w:val="Heading3"/>
+        <w:spacing w:before="220" w:after="120"/>
+        <w:rPr>
+          <w:color w:val="auto"/>
+        </w:rPr>
+      </w:pPr>
+      <w:bookmarkStart w:id="26" w:name="_Toc241722997"/>
+      <w:r>
+        <w:rPr>
+          <w:color w:val="auto"/>
+        </w:rPr>
+        <w:lastRenderedPageBreak/>
         <w:t>La brecha de género resiste la estratificación</w:t>
       </w:r>
       <w:bookmarkEnd w:id="26"/>
@@ -17451,7 +18234,6 @@
         <w:rPr>
           <w:color w:val="000000"/>
         </w:rPr>
-        <w:lastRenderedPageBreak/>
         <w:t>Que las mujeres se titulen antes podría ser un efecto de composición: si estudiaran carreras más cortas, la diferencia no diría nada sobre su trayectoria. El procedimiento para descartar esa confusión es estratificar, es decir, dividir por la variable sospechosa y comprobar si la diferencia persiste dentro de cada estrato.</w:t>
       </w:r>
     </w:p>
@@ -18659,9 +19441,97 @@
       <w:pPr>
         <w:pStyle w:val="Heading2"/>
         <w:spacing w:before="280" w:after="140"/>
+        <w:rPr>
+          <w:color w:val="auto"/>
+        </w:rPr>
       </w:pPr>
-      <w:bookmarkStart w:id="27" w:name="_Toc241690264"/>
-      <w:r>
+    </w:p>
+    <w:p>
+      <w:pPr>
+        <w:pStyle w:val="Heading2"/>
+        <w:spacing w:before="280" w:after="140"/>
+        <w:rPr>
+          <w:color w:val="auto"/>
+        </w:rPr>
+      </w:pPr>
+    </w:p>
+    <w:p>
+      <w:pPr>
+        <w:pStyle w:val="Heading2"/>
+        <w:spacing w:before="280" w:after="140"/>
+        <w:rPr>
+          <w:color w:val="auto"/>
+        </w:rPr>
+      </w:pPr>
+    </w:p>
+    <w:p>
+      <w:pPr>
+        <w:pStyle w:val="Heading2"/>
+        <w:spacing w:before="280" w:after="140"/>
+        <w:rPr>
+          <w:color w:val="auto"/>
+        </w:rPr>
+      </w:pPr>
+    </w:p>
+    <w:p>
+      <w:pPr>
+        <w:pStyle w:val="Heading2"/>
+        <w:spacing w:before="280" w:after="140"/>
+        <w:rPr>
+          <w:color w:val="auto"/>
+        </w:rPr>
+      </w:pPr>
+    </w:p>
+    <w:p>
+      <w:pPr>
+        <w:pStyle w:val="Heading2"/>
+        <w:spacing w:before="280" w:after="140"/>
+        <w:rPr>
+          <w:color w:val="auto"/>
+        </w:rPr>
+      </w:pPr>
+    </w:p>
+    <w:p>
+      <w:pPr>
+        <w:pStyle w:val="Heading2"/>
+        <w:spacing w:before="280" w:after="140"/>
+        <w:rPr>
+          <w:color w:val="auto"/>
+        </w:rPr>
+      </w:pPr>
+    </w:p>
+    <w:p>
+      <w:pPr>
+        <w:pStyle w:val="Heading2"/>
+        <w:spacing w:before="280" w:after="140"/>
+        <w:rPr>
+          <w:color w:val="auto"/>
+        </w:rPr>
+      </w:pPr>
+    </w:p>
+    <w:p>
+      <w:pPr>
+        <w:pStyle w:val="Heading2"/>
+        <w:spacing w:before="280" w:after="140"/>
+        <w:rPr>
+          <w:color w:val="auto"/>
+        </w:rPr>
+      </w:pPr>
+    </w:p>
+    <w:p>
+      <w:pPr>
+        <w:pStyle w:val="Heading2"/>
+        <w:spacing w:before="280" w:after="140"/>
+        <w:rPr>
+          <w:color w:val="auto"/>
+        </w:rPr>
+      </w:pPr>
+      <w:bookmarkStart w:id="27" w:name="_Toc241722998"/>
+      <w:r>
+        <w:rPr>
+          <w:color w:val="auto"/>
+        </w:rPr>
+        <w:lastRenderedPageBreak/>
         <w:t>4.4 La evolución temporal y sus límites (OE6)</w:t>
       </w:r>
       <w:bookmarkEnd w:id="27"/>
@@ -18718,7 +19588,7 @@
     <w:p>
       <w:pPr>
         <w:spacing w:after="220"/>
-        <w:jc w:val="center"/>
+        <w:jc w:val="both"/>
       </w:pPr>
       <w:r>
         <w:rPr>
@@ -18727,7 +19597,6 @@
           <w:sz w:val="19"/>
           <w:szCs w:val="19"/>
         </w:rPr>
-        <w:lastRenderedPageBreak/>
         <w:t xml:space="preserve">Figura 3. </w:t>
       </w:r>
       <w:r>
@@ -18767,7 +19636,13 @@
         <w:t xml:space="preserve">Qué se infiere. </w:t>
       </w:r>
       <w:r>
-        <w:t>En 2020 se titularon 87.051 personas menos que en 2021 y la sobreduración tocó su mínimo; al año siguiente el volumen se recuperó y la sobreduración alcanzó su máximo. La lectura no es que 2020 fuera un buen año: las titulaciones se postergaron, y quienes debían egresar entonces lo hicieron en 2021 con uno o dos semestres adicionales encima. El mecanismo es de desplazamiento administrativo, no de deterioro académico.</w:t>
+        <w:t>En 2020 se titularon 87.051 personas menos que en 2021 y la sobreduración tocó su mínimo; al año siguiente el volumen se recuperó y la sobreduración alcanzó su máximo. La lectura no es que 2020 fuera un buen año: las titulaciones se postergaron, y quienes debían egresar entonces lo hicieron en 2021 con uno o dos semestres adicionales</w:t>
+      </w:r>
+      <w:r>
+        <w:t xml:space="preserve">. </w:t>
+      </w:r>
+      <w:r>
+        <w:t>El mecanismo es de desplazamiento administrativo, no de deterioro académico.</w:t>
       </w:r>
     </w:p>
     <w:p>
@@ -18783,7 +19658,13 @@
         <w:t xml:space="preserve">Qué límite tiene. </w:t>
       </w:r>
       <w:r>
-        <w:t>La coincidencia temporal con la pandemia no prueba que la pandemia sea la causa: es una asociación sobre datos observacionales, sin grupo de control. Y el descenso sostenido desde 2024 no puede leerse como una mejora del sistema, por la razón que documenta el apartado siguiente.</w:t>
+        <w:t>La coincidencia temporal con la pandemia no prueba que la pandemia sea la causa</w:t>
+      </w:r>
+      <w:r>
+        <w:t xml:space="preserve">, </w:t>
+      </w:r>
+      <w:r>
+        <w:t>es una asociación sobre datos observacionales, sin grupo de control. Y el descenso sostenido desde 2024 no puede leerse como una mejora del sistema, por la razón que documenta el apartado siguiente.</w:t>
       </w:r>
     </w:p>
     <w:p>
@@ -18799,16 +19680,35 @@
         <w:t xml:space="preserve">Cómo aporta al relato. </w:t>
       </w:r>
       <w:r>
-        <w:t>Es el movimiento de resolución: confirma el patrón sobre una evidencia distinta —la dimensión temporal, que las dos figuras anteriores no usaban— y declara explícitamente hasta dónde alcanza la lectura.</w:t>
+        <w:t>Es el movimiento de resolución: confirma el patrón sobre una evidencia distinta</w:t>
+      </w:r>
+      <w:r>
+        <w:t xml:space="preserve">, </w:t>
+      </w:r>
+      <w:r>
+        <w:t>la dimensión temporal, que las dos figuras anteriores no usaban</w:t>
+      </w:r>
+      <w:r>
+        <w:t xml:space="preserve">, </w:t>
+      </w:r>
+      <w:r>
+        <w:t>y declara explícitamente hasta dónde alcanza la lectura.</w:t>
       </w:r>
     </w:p>
     <w:p>
       <w:pPr>
         <w:pStyle w:val="Heading2"/>
         <w:spacing w:before="280" w:after="140"/>
+        <w:rPr>
+          <w:color w:val="auto"/>
+        </w:rPr>
       </w:pPr>
-      <w:bookmarkStart w:id="28" w:name="_Toc241690265"/>
-      <w:r>
+      <w:bookmarkStart w:id="28" w:name="_Toc241722999"/>
+      <w:r>
+        <w:rPr>
+          <w:color w:val="auto"/>
+        </w:rPr>
+        <w:lastRenderedPageBreak/>
         <w:t>4.5 El sesgo que limita la lectura longitudinal</w:t>
       </w:r>
       <w:bookmarkEnd w:id="28"/>
@@ -18834,7 +19734,6 @@
         <w:rPr>
           <w:noProof/>
         </w:rPr>
-        <w:lastRenderedPageBreak/>
         <w:drawing>
           <wp:inline distT="0" distB="0" distL="0" distR="0" wp14:anchorId="2C946921" wp14:editId="5491ED88">
             <wp:extent cx="5476875" cy="2924175"/>
@@ -18894,7 +19793,21 @@
           <w:sz w:val="19"/>
           <w:szCs w:val="19"/>
         </w:rPr>
-        <w:t>De las cohortes recientes solo se han titulado los más rápidos: ninguna cohorte está completa. Fuente: elaboración propia a partir de SIES, Titulados de Educación Superior 2020-2025.</w:t>
+        <w:t xml:space="preserve">De </w:t>
+      </w:r>
+      <w:r>
+        <w:rPr>
+          <w:sz w:val="19"/>
+          <w:szCs w:val="19"/>
+        </w:rPr>
+        <w:t>las cohortes recientes</w:t>
+      </w:r>
+      <w:r>
+        <w:rPr>
+          <w:sz w:val="19"/>
+          <w:szCs w:val="19"/>
+        </w:rPr>
+        <w:t xml:space="preserve"> solo se han titulado los más rápidos: ninguna cohorte está completa. Fuente: elaboración propia a partir de SIES, Titulados de Educación Superior 2020-2025.</w:t>
       </w:r>
     </w:p>
     <w:p>
@@ -19973,28 +20886,61 @@
       <w:pPr>
         <w:spacing w:before="160" w:after="140" w:line="360" w:lineRule="auto"/>
         <w:jc w:val="both"/>
+        <w:rPr>
+          <w:color w:val="000000"/>
+        </w:rPr>
       </w:pPr>
+    </w:p>
+    <w:p>
+      <w:pPr>
+        <w:spacing w:before="160" w:after="140" w:line="360" w:lineRule="auto"/>
+        <w:jc w:val="both"/>
+      </w:pPr>
       <w:r>
         <w:rPr>
           <w:color w:val="000000"/>
         </w:rPr>
-        <w:t xml:space="preserve">La sobreduración media cae de forma monótona en las cohortes recientes hasta hacerse negativa. De la cohorte 2024 solo se han titulado los excepcionalmente rápidos, porque son los únicos que alcanzaron a hacerlo; de las cohortes antiguas, quienes aparecen en una base de 2020-2025 son los extremadamente rezagados. Ninguna cohorte está completa y lo están en direcciones opuestas. Es una limitación del diseño de la fuente, no del </w:t>
+        <w:lastRenderedPageBreak/>
+        <w:t>La sobreduración media cae de forma monótona en las cohortes recientes hasta hacerse negativa. De la cohorte 2024 solo se han titulado los excepcionalmente rápidos, porque son los únicos que alcanzaron a hacerlo</w:t>
       </w:r>
       <w:r>
         <w:rPr>
           <w:color w:val="000000"/>
         </w:rPr>
-        <w:lastRenderedPageBreak/>
-        <w:t>procesamiento, y por eso las comparaciones longitudinales solo son válidas entre cohortes con horizonte de titulación equivalente.</w:t>
+        <w:t xml:space="preserve">, </w:t>
+      </w:r>
+      <w:r>
+        <w:rPr>
+          <w:color w:val="000000"/>
+        </w:rPr>
+        <w:t xml:space="preserve">de </w:t>
+      </w:r>
+      <w:r>
+        <w:rPr>
+          <w:color w:val="000000"/>
+        </w:rPr>
+        <w:t>las cohortes antiguas</w:t>
+      </w:r>
+      <w:r>
+        <w:rPr>
+          <w:color w:val="000000"/>
+        </w:rPr>
+        <w:t>, quienes aparecen en una base de 2020-2025 son los extremadamente rezagados. Ninguna cohorte está completa y lo están en direcciones opuestas. Es una limitación del diseño de la fuente, no del procesamiento, y por eso las comparaciones longitudinales solo son válidas entre cohortes con horizonte de titulación equivalente.</w:t>
       </w:r>
     </w:p>
     <w:p>
       <w:pPr>
         <w:pStyle w:val="Heading2"/>
         <w:spacing w:before="280" w:after="140"/>
+        <w:rPr>
+          <w:color w:val="auto"/>
+        </w:rPr>
       </w:pPr>
-      <w:bookmarkStart w:id="29" w:name="_Toc241690266"/>
-      <w:r>
+      <w:bookmarkStart w:id="29" w:name="_Toc241723000"/>
+      <w:r>
+        <w:rPr>
+          <w:color w:val="auto"/>
+        </w:rPr>
         <w:t>4.6 Otros cortes examinados</w:t>
       </w:r>
       <w:bookmarkEnd w:id="29"/>
@@ -20447,9 +21393,15 @@
       <w:pPr>
         <w:pStyle w:val="Heading2"/>
         <w:spacing w:before="280" w:after="140"/>
+        <w:rPr>
+          <w:color w:val="auto"/>
+        </w:rPr>
       </w:pPr>
-      <w:bookmarkStart w:id="30" w:name="_Toc241690267"/>
-      <w:r>
+      <w:bookmarkStart w:id="30" w:name="_Toc241723001"/>
+      <w:r>
+        <w:rPr>
+          <w:color w:val="auto"/>
+        </w:rPr>
         <w:t>4.7 Modelación desde primeros principios</w:t>
       </w:r>
       <w:bookmarkEnd w:id="30"/>
@@ -20458,6 +21410,9 @@
       <w:pPr>
         <w:spacing w:after="140" w:line="360" w:lineRule="auto"/>
         <w:jc w:val="both"/>
+        <w:rPr>
+          <w:color w:val="000000"/>
+        </w:rPr>
       </w:pPr>
       <w:r>
         <w:rPr>
@@ -20465,6 +21420,30 @@
         </w:rPr>
         <w:t>Los modelos implementados en la Fase 3 —regresión lineal y logística por descenso de gradiente, sin bibliotecas de aprendizaje automático— se ejecutan sobre el conjunto analítico para cuantificar la asociación de cada factor. La regresión lineal se contrasta con su solución cerrada por ecuaciones normales, que es exacta, para verificar que la optimización converge al óptimo.</w:t>
       </w:r>
+    </w:p>
+    <w:p>
+      <w:pPr>
+        <w:spacing w:after="140" w:line="360" w:lineRule="auto"/>
+        <w:jc w:val="both"/>
+        <w:rPr>
+          <w:color w:val="000000"/>
+        </w:rPr>
+      </w:pPr>
+    </w:p>
+    <w:p>
+      <w:pPr>
+        <w:spacing w:after="140" w:line="360" w:lineRule="auto"/>
+        <w:jc w:val="both"/>
+        <w:rPr>
+          <w:color w:val="000000"/>
+        </w:rPr>
+      </w:pPr>
+    </w:p>
+    <w:p>
+      <w:pPr>
+        <w:spacing w:after="140" w:line="360" w:lineRule="auto"/>
+        <w:jc w:val="both"/>
+      </w:pPr>
     </w:p>
     <w:p>
       <w:pPr>
@@ -20477,6 +21456,7 @@
           <w:sz w:val="19"/>
           <w:szCs w:val="19"/>
         </w:rPr>
+        <w:lastRenderedPageBreak/>
         <w:t xml:space="preserve">Tabla 15. </w:t>
       </w:r>
       <w:r>
@@ -21443,7 +22423,6 @@
                 <w:sz w:val="19"/>
                 <w:szCs w:val="19"/>
               </w:rPr>
-              <w:lastRenderedPageBreak/>
               <w:t>area_conocimiento=Arte y Arquitectura</w:t>
             </w:r>
           </w:p>
@@ -23434,6 +24413,7 @@
         <w:rPr>
           <w:color w:val="000000"/>
         </w:rPr>
+        <w:lastRenderedPageBreak/>
         <w:t>Bajar el umbral a la prevalencia (0,19) eleva la sensibilidad al 59,6 % a costa de la precisión, lo que convierte la elección del umbral en una decisión de política —a cuántos estudiantes acompañar— y no en un problema estadístico.</w:t>
       </w:r>
     </w:p>
@@ -23441,9 +24421,15 @@
       <w:pPr>
         <w:pStyle w:val="Heading2"/>
         <w:spacing w:before="280" w:after="140"/>
+        <w:rPr>
+          <w:color w:val="auto"/>
+        </w:rPr>
       </w:pPr>
-      <w:bookmarkStart w:id="31" w:name="_Toc241690268"/>
-      <w:r>
+      <w:bookmarkStart w:id="31" w:name="_Toc241723002"/>
+      <w:r>
+        <w:rPr>
+          <w:color w:val="auto"/>
+        </w:rPr>
         <w:t>4.8 El relato de los hallazgos</w:t>
       </w:r>
       <w:bookmarkEnd w:id="31"/>
@@ -23457,7 +24443,19 @@
         <w:rPr>
           <w:color w:val="000000"/>
         </w:rPr>
-        <w:t>Un gráfico aislado informa; una secuencia de gráficos argumenta. Las tres figuras de este apartado están encadenadas de forma deliberada, y el color cumple la misma función en las tres: señala aquello sobre lo que se dirige la mirada, mientras el gris es siempre el contexto.</w:t>
+        <w:t>Un gráfico aislado informa; una secuencia de gráficos argumenta. Las tres figuras de este apartado están encadenadas de forma deliberada, y el color cumple la misma función en las tres</w:t>
+      </w:r>
+      <w:r>
+        <w:rPr>
+          <w:color w:val="000000"/>
+        </w:rPr>
+        <w:t xml:space="preserve">, </w:t>
+      </w:r>
+      <w:r>
+        <w:rPr>
+          <w:color w:val="000000"/>
+        </w:rPr>
+        <w:t>señala aquello sobre lo que se dirige la mirada, mientras el gris es siempre el contexto.</w:t>
       </w:r>
     </w:p>
     <w:p>
@@ -23471,7 +24469,6 @@
           <w:sz w:val="19"/>
           <w:szCs w:val="19"/>
         </w:rPr>
-        <w:lastRenderedPageBreak/>
         <w:t xml:space="preserve">Tabla 17. </w:t>
       </w:r>
       <w:r>
@@ -23825,7 +24822,19 @@
         <w:rPr>
           <w:color w:val="000000"/>
         </w:rPr>
-        <w:t>Cuatro de cada cinco titulados de pregrado en Chile egresan fuera del plazo que su propio plan de estudios declara, con un exceso medio de 2,76 semestres que suma 3.551.990 semestres-estudiante en el período. Ese rezago no se reparte de forma pareja: Derecho triplica a Educación, las universidades superan a institutos y centros de formación técnica, y las mujeres se titulan casi un semestre antes de manera consistente en las diez áreas, diferencia que resiste la estratificación. La dimensión temporal confirma el patrón y revela sus límites: la caída de titulaciones de 2020 y el máximo de 2021 son el mismo fenómeno, y el descenso posterior no puede leerse como mejora porque ninguna cohorte del período está completa.</w:t>
+        <w:t>Cuatro de cada cinco titulados de pregrado en Chile egresan fuera del plazo que su propio plan de estudios declara, con un exceso medio de 2,76 semestres que suma 3.551.990 semestres-estudiante en el período. Ese rezago no se reparte de forma pareja: Derecho triplica a Educación, las universidades superan a institutos y centros de formación técnica, y las mujeres se titulan casi un semestre antes de manera consistente en las diez áreas, diferencia que resiste la estratificación. La dimensión temporal confirma el patrón y revela sus límites</w:t>
+      </w:r>
+      <w:r>
+        <w:rPr>
+          <w:color w:val="000000"/>
+        </w:rPr>
+        <w:t xml:space="preserve">, </w:t>
+      </w:r>
+      <w:r>
+        <w:rPr>
+          <w:color w:val="000000"/>
+        </w:rPr>
+        <w:t>la caída de titulaciones de 2020 y el máximo de 2021 son el mismo fenómeno, y el descenso posterior no puede leerse como mejora porque ninguna cohorte del período está completa.</w:t>
       </w:r>
     </w:p>
     <w:p>
@@ -23845,8 +24854,27 @@
         <w:pStyle w:val="Heading1"/>
         <w:spacing w:before="360" w:after="200"/>
       </w:pPr>
-      <w:bookmarkStart w:id="32" w:name="_Toc241690269"/>
-      <w:r>
+    </w:p>
+    <w:p>
+      <w:pPr>
+        <w:pStyle w:val="Heading1"/>
+        <w:spacing w:before="360" w:after="200"/>
+      </w:pPr>
+    </w:p>
+    <w:p>
+      <w:pPr>
+        <w:pStyle w:val="Heading1"/>
+        <w:spacing w:before="360" w:after="200"/>
+        <w:rPr>
+          <w:color w:val="auto"/>
+        </w:rPr>
+      </w:pPr>
+      <w:bookmarkStart w:id="32" w:name="_Toc241723003"/>
+      <w:r>
+        <w:rPr>
+          <w:color w:val="auto"/>
+        </w:rPr>
+        <w:lastRenderedPageBreak/>
         <w:t>5. Discusión</w:t>
       </w:r>
       <w:bookmarkEnd w:id="32"/>
@@ -23855,9 +24883,15 @@
       <w:pPr>
         <w:pStyle w:val="Heading2"/>
         <w:spacing w:before="280" w:after="140"/>
+        <w:rPr>
+          <w:color w:val="auto"/>
+        </w:rPr>
       </w:pPr>
-      <w:bookmarkStart w:id="33" w:name="_Toc241690270"/>
-      <w:r>
+      <w:bookmarkStart w:id="33" w:name="_Toc241723004"/>
+      <w:r>
+        <w:rPr>
+          <w:color w:val="auto"/>
+        </w:rPr>
         <w:t>5.1 Contraste con las hipótesis iniciales</w:t>
       </w:r>
       <w:bookmarkEnd w:id="33"/>
@@ -24241,7 +25275,6 @@
         <w:rPr>
           <w:color w:val="000000"/>
         </w:rPr>
-        <w:lastRenderedPageBreak/>
         <w:t>La tercera hipótesis es la más valiosa precisamente porque no se cumplió. Muestra que el rezago es un fenómeno individual que los registros administrativos no capturan, y acota qué tipo de conclusiones puede sostener esta fuente. Un proyecto que solo confirmara lo que esperaba habría aprendido menos.</w:t>
       </w:r>
     </w:p>
@@ -24249,9 +25282,15 @@
       <w:pPr>
         <w:pStyle w:val="Heading2"/>
         <w:spacing w:before="280" w:after="140"/>
+        <w:rPr>
+          <w:color w:val="auto"/>
+        </w:rPr>
       </w:pPr>
-      <w:bookmarkStart w:id="34" w:name="_Toc241690271"/>
-      <w:r>
+      <w:bookmarkStart w:id="34" w:name="_Toc241723005"/>
+      <w:r>
+        <w:rPr>
+          <w:color w:val="auto"/>
+        </w:rPr>
         <w:t>5.2 Limitaciones y riesgos</w:t>
       </w:r>
       <w:bookmarkEnd w:id="34"/>
@@ -24281,7 +25320,19 @@
         <w:jc w:val="both"/>
       </w:pPr>
       <w:r>
-        <w:t>Sesgo de supervivencia. La base contiene únicamente a quienes se titularon. La deserción —probablemente la consecuencia más grave del rezago— es invisible. Riesgo: subestimar el problema, porque quien abandonó tras años de rezago no aparece.</w:t>
+        <w:t>Sesgo de supervivencia. La base contiene únicamente a quienes se titularon. La deserción</w:t>
+      </w:r>
+      <w:r>
+        <w:t xml:space="preserve">, </w:t>
+      </w:r>
+      <w:r>
+        <w:t>probablemente la consecuencia más grave del rezago</w:t>
+      </w:r>
+      <w:r>
+        <w:t xml:space="preserve">, </w:t>
+      </w:r>
+      <w:r>
+        <w:t>es invisible. Riesgo: subestimar el problema, porque quien abandonó tras años de rezago no aparece.</w:t>
       </w:r>
     </w:p>
     <w:p>
@@ -24323,6 +25374,7 @@
         <w:jc w:val="both"/>
       </w:pPr>
       <w:r>
+        <w:lastRenderedPageBreak/>
         <w:t>Variables ausentes. No hay información sobre situación laboral, financiamiento, salud ni carga familiar, que es justamente donde el modelo sugiere que reside la explicación. El bajo R² es evidencia de esa ausencia, no de un error de especificación.</w:t>
       </w:r>
     </w:p>
@@ -24344,9 +25396,15 @@
       <w:pPr>
         <w:pStyle w:val="Heading2"/>
         <w:spacing w:before="280" w:after="140"/>
+        <w:rPr>
+          <w:color w:val="auto"/>
+        </w:rPr>
       </w:pPr>
-      <w:bookmarkStart w:id="35" w:name="_Toc241690272"/>
-      <w:r>
+      <w:bookmarkStart w:id="35" w:name="_Toc241723006"/>
+      <w:r>
+        <w:rPr>
+          <w:color w:val="auto"/>
+        </w:rPr>
         <w:t>5.3 Relación entre las fases y decisiones determinantes</w:t>
       </w:r>
       <w:bookmarkEnd w:id="35"/>
@@ -24378,7 +25436,6 @@
           <w:b/>
           <w:bCs/>
         </w:rPr>
-        <w:lastRenderedPageBreak/>
         <w:t xml:space="preserve">F1 → F2. </w:t>
       </w:r>
       <w:r>
@@ -24424,7 +25481,13 @@
         <w:t xml:space="preserve">F3 → F4. </w:t>
       </w:r>
       <w:r>
-        <w:t>El motor de reglas de la Fase 2 se reutilizó sin modificación sobre los artefactos de la Fase 3, y la fachada permitió que el notebook final coordine nueve módulos con cinco llamadas. La modularidad no fue un ejercicio académico: redujo trabajo real.</w:t>
+        <w:t xml:space="preserve">El motor de reglas de la Fase 2 se reutilizó sin modificación sobre los artefactos de la Fase 3, y la fachada permitió que el notebook final coordine nueve módulos con cinco llamadas. </w:t>
+      </w:r>
+      <w:r>
+        <w:t>La modularidad no fue</w:t>
+      </w:r>
+      <w:r>
+        <w:t xml:space="preserve"> un ejercicio académico: redujo trabajo real.</w:t>
       </w:r>
     </w:p>
     <w:p>
@@ -24457,9 +25520,15 @@
       <w:pPr>
         <w:pStyle w:val="Heading1"/>
         <w:spacing w:before="360" w:after="200"/>
+        <w:rPr>
+          <w:color w:val="auto"/>
+        </w:rPr>
       </w:pPr>
-      <w:bookmarkStart w:id="36" w:name="_Toc241690273"/>
-      <w:r>
+      <w:bookmarkStart w:id="36" w:name="_Toc241723007"/>
+      <w:r>
+        <w:rPr>
+          <w:color w:val="auto"/>
+        </w:rPr>
         <w:lastRenderedPageBreak/>
         <w:t>6. Conclusiones</w:t>
       </w:r>
@@ -24469,9 +25538,15 @@
       <w:pPr>
         <w:pStyle w:val="Heading2"/>
         <w:spacing w:before="280" w:after="140"/>
+        <w:rPr>
+          <w:color w:val="auto"/>
+        </w:rPr>
       </w:pPr>
-      <w:bookmarkStart w:id="37" w:name="_Toc241690274"/>
-      <w:r>
+      <w:bookmarkStart w:id="37" w:name="_Toc241723008"/>
+      <w:r>
+        <w:rPr>
+          <w:color w:val="auto"/>
+        </w:rPr>
         <w:t>6.1 Hallazgos sustantivos</w:t>
       </w:r>
       <w:bookmarkEnd w:id="37"/>
@@ -24536,9 +25611,15 @@
       <w:pPr>
         <w:pStyle w:val="Heading2"/>
         <w:spacing w:before="280" w:after="140"/>
+        <w:rPr>
+          <w:color w:val="auto"/>
+        </w:rPr>
       </w:pPr>
-      <w:bookmarkStart w:id="38" w:name="_Toc241690275"/>
-      <w:r>
+      <w:bookmarkStart w:id="38" w:name="_Toc241723009"/>
+      <w:r>
+        <w:rPr>
+          <w:color w:val="auto"/>
+        </w:rPr>
         <w:t>6.2 Aprendizajes técnicos</w:t>
       </w:r>
       <w:bookmarkEnd w:id="38"/>
@@ -24582,7 +25663,13 @@
         <w:t xml:space="preserve">La cota teórica no basta. </w:t>
       </w:r>
       <w:r>
-        <w:t>El exponente empírico de quickselect (1,22 frente al 1,00 teórico) mostró que el análisis asintótico describe el crecimiento pero no la constante ni el costo de asignar memoria. La medición y la teoría son complementarias, no sustitutas.</w:t>
+        <w:t>El exponente empírico de quickselect (1,22 frente al 1,00 teórico) mostró que el análisis asintótico describe el crecimiento</w:t>
+      </w:r>
+      <w:r>
+        <w:t>,</w:t>
+      </w:r>
+      <w:r>
+        <w:t xml:space="preserve"> pero no la constante ni el costo de asignar memoria. La medición y la teoría son complementarias, no sustitutas.</w:t>
       </w:r>
     </w:p>
     <w:p>
@@ -24653,9 +25740,15 @@
       <w:pPr>
         <w:pStyle w:val="Heading2"/>
         <w:spacing w:before="280" w:after="140"/>
+        <w:rPr>
+          <w:color w:val="auto"/>
+        </w:rPr>
       </w:pPr>
-      <w:bookmarkStart w:id="39" w:name="_Toc241690276"/>
-      <w:r>
+      <w:bookmarkStart w:id="39" w:name="_Toc241723010"/>
+      <w:r>
+        <w:rPr>
+          <w:color w:val="auto"/>
+        </w:rPr>
         <w:t>6.3 Mejoras propuestas, basadas en la evidencia del proyecto</w:t>
       </w:r>
       <w:bookmarkEnd w:id="39"/>
@@ -25247,9 +26340,15 @@
       <w:pPr>
         <w:pStyle w:val="Heading2"/>
         <w:spacing w:before="280" w:after="140"/>
+        <w:rPr>
+          <w:color w:val="auto"/>
+        </w:rPr>
       </w:pPr>
-      <w:bookmarkStart w:id="40" w:name="_Toc241690277"/>
-      <w:r>
+      <w:bookmarkStart w:id="40" w:name="_Toc241723011"/>
+      <w:r>
+        <w:rPr>
+          <w:color w:val="auto"/>
+        </w:rPr>
         <w:t>6.4 Comunicación de resultados</w:t>
       </w:r>
       <w:bookmarkEnd w:id="40"/>
@@ -25324,18 +26423,18 @@
       </w:r>
     </w:p>
     <w:p>
-      <w:r>
-        <w:br w:type="page"/>
-      </w:r>
-    </w:p>
-    <w:p>
       <w:pPr>
         <w:pStyle w:val="Heading1"/>
         <w:spacing w:before="360" w:after="200"/>
+        <w:rPr>
+          <w:color w:val="auto"/>
+        </w:rPr>
       </w:pPr>
-      <w:bookmarkStart w:id="41" w:name="_Toc241690278"/>
-      <w:r>
-        <w:lastRenderedPageBreak/>
+      <w:bookmarkStart w:id="41" w:name="_Toc241723012"/>
+      <w:r>
+        <w:rPr>
+          <w:color w:val="auto"/>
+        </w:rPr>
         <w:t>7. Trazabilidad de mejoras</w:t>
       </w:r>
       <w:bookmarkEnd w:id="41"/>
@@ -26479,7 +27578,7 @@
                 <w:sz w:val="19"/>
                 <w:szCs w:val="19"/>
               </w:rPr>
-              <w:t>12ae178</w:t>
+              <w:t>21cfbb9</w:t>
             </w:r>
           </w:p>
         </w:tc>
@@ -26519,6 +27618,7 @@
         <w:rPr>
           <w:color w:val="000000"/>
         </w:rPr>
+        <w:lastRenderedPageBreak/>
         <w:t>El criterio común a las diez mejoras es el mismo que atraviesa el proyecto: hacer explícito lo que fallaba en silencio, y dejar registro verificable de por qué se cambió.</w:t>
       </w:r>
     </w:p>
@@ -26526,10 +27626,15 @@
       <w:pPr>
         <w:pStyle w:val="Heading1"/>
         <w:spacing w:before="360" w:after="200"/>
+        <w:rPr>
+          <w:color w:val="auto"/>
+        </w:rPr>
       </w:pPr>
-      <w:bookmarkStart w:id="42" w:name="_Toc241690279"/>
-      <w:r>
-        <w:lastRenderedPageBreak/>
+      <w:bookmarkStart w:id="42" w:name="_Toc241723013"/>
+      <w:r>
+        <w:rPr>
+          <w:color w:val="auto"/>
+        </w:rPr>
         <w:t>8. Repositorio y notebooks</w:t>
       </w:r>
       <w:bookmarkEnd w:id="42"/>
@@ -26538,9 +27643,15 @@
       <w:pPr>
         <w:pStyle w:val="Heading2"/>
         <w:spacing w:before="280" w:after="140"/>
+        <w:rPr>
+          <w:color w:val="auto"/>
+        </w:rPr>
       </w:pPr>
-      <w:bookmarkStart w:id="43" w:name="_Toc241690280"/>
-      <w:r>
+      <w:bookmarkStart w:id="43" w:name="_Toc241723014"/>
+      <w:r>
+        <w:rPr>
+          <w:color w:val="auto"/>
+        </w:rPr>
         <w:t>8.1 Estructura del repositorio</w:t>
       </w:r>
       <w:bookmarkEnd w:id="43"/>
@@ -26981,9 +28092,15 @@
       <w:pPr>
         <w:pStyle w:val="Heading2"/>
         <w:spacing w:before="280" w:after="140"/>
+        <w:rPr>
+          <w:color w:val="auto"/>
+        </w:rPr>
       </w:pPr>
-      <w:bookmarkStart w:id="44" w:name="_Toc241690281"/>
-      <w:r>
+      <w:bookmarkStart w:id="44" w:name="_Toc241723015"/>
+      <w:r>
+        <w:rPr>
+          <w:color w:val="auto"/>
+        </w:rPr>
         <w:t>8.2 Notebooks del proyecto</w:t>
       </w:r>
       <w:bookmarkEnd w:id="44"/>
@@ -27580,29 +28697,23 @@
         <w:rPr>
           <w:color w:val="000000"/>
         </w:rPr>
-        <w:t xml:space="preserve">Los seis notebooks se ejecutan de corrido sin errores. El de la Fase 4 no repite el trabajo de las anteriores: importa el pipeline de la Fase 2 y el núcleo de la Fase 3 a través de la fachada, de modo que ninguna lógica se redefine en celdas. Las tablas que produce se </w:t>
-      </w:r>
-      <w:r>
-        <w:rPr>
-          <w:color w:val="000000"/>
-        </w:rPr>
         <w:lastRenderedPageBreak/>
-        <w:t>exportan a reports/tables/f4_*.csv y las figuras a reports/figures/f4_*.png; todas las cifras de este informe provienen de esos archivos.</w:t>
-      </w:r>
-    </w:p>
-    <w:p>
-      <w:r>
-        <w:br w:type="page"/>
+        <w:t>Los seis notebooks se ejecutan de corrido sin errores. El de la Fase 4 no repite el trabajo de las anteriores: importa el pipeline de la Fase 2 y el núcleo de la Fase 3 a través de la fachada, de modo que ninguna lógica se redefine en celdas. Las tablas que produce se exportan a reports/tables/f4_*.csv y las figuras a reports/figures/f4_*.png; todas las cifras de este informe provienen de esos archivos.</w:t>
       </w:r>
     </w:p>
     <w:p>
       <w:pPr>
         <w:pStyle w:val="Heading1"/>
         <w:spacing w:before="360" w:after="200"/>
+        <w:rPr>
+          <w:color w:val="auto"/>
+        </w:rPr>
       </w:pPr>
-      <w:bookmarkStart w:id="45" w:name="_Toc241690282"/>
-      <w:r>
-        <w:lastRenderedPageBreak/>
+      <w:bookmarkStart w:id="45" w:name="_Toc241723016"/>
+      <w:r>
+        <w:rPr>
+          <w:color w:val="auto"/>
+        </w:rPr>
         <w:t>9. Referencias</w:t>
       </w:r>
       <w:bookmarkEnd w:id="45"/>
@@ -27616,7 +28727,6 @@
         <w:rPr>
           <w:i/>
           <w:iCs/>
-          <w:color w:val="000000"/>
           <w:sz w:val="19"/>
           <w:szCs w:val="19"/>
         </w:rPr>
@@ -27627,9 +28737,15 @@
       <w:pPr>
         <w:pStyle w:val="Heading2"/>
         <w:spacing w:before="280" w:after="140"/>
+        <w:rPr>
+          <w:color w:val="auto"/>
+        </w:rPr>
       </w:pPr>
-      <w:bookmarkStart w:id="46" w:name="_Toc241690283"/>
-      <w:r>
+      <w:bookmarkStart w:id="46" w:name="_Toc241723017"/>
+      <w:r>
+        <w:rPr>
+          <w:color w:val="auto"/>
+        </w:rPr>
         <w:t>Bibliografía docente</w:t>
       </w:r>
       <w:bookmarkEnd w:id="46"/>
@@ -27638,12 +28754,22 @@
       <w:pPr>
         <w:spacing w:after="160" w:line="360" w:lineRule="auto"/>
         <w:jc w:val="both"/>
+        <w:rPr>
+          <w:lang w:val="en-US"/>
+        </w:rPr>
       </w:pPr>
       <w:r>
         <w:rPr>
           <w:color w:val="000000"/>
         </w:rPr>
-        <w:t>Contreras Bravo, L. E., &amp; Padilla Beltrán, J. E. (2024). Ciencia de datos con Python: transformación y selección de variables. Ediciones de la U.</w:t>
+        <w:t xml:space="preserve">Contreras Bravo, L. E., &amp; Padilla Beltrán, J. E. (2024). Ciencia de datos con Python: transformación y selección de variables. </w:t>
+      </w:r>
+      <w:r>
+        <w:rPr>
+          <w:color w:val="000000"/>
+          <w:lang w:val="en-US"/>
+        </w:rPr>
+        <w:t>Ediciones de la U.</w:t>
       </w:r>
     </w:p>
     <w:p>
@@ -27654,9 +28780,39 @@
       <w:r>
         <w:rPr>
           <w:color w:val="000000"/>
-        </w:rPr>
-        <w:t>Grus, J. (2019). Data science from scratch: First principles with Python (2.ª ed.). O'Reilly Media.</w:t>
-      </w:r>
+          <w:lang w:val="en-US"/>
+        </w:rPr>
+        <w:t xml:space="preserve">Grus, J. (2019). Data science from scratch: First principles with Python (2.ª ed.). </w:t>
+      </w:r>
+      <w:r>
+        <w:rPr>
+          <w:color w:val="000000"/>
+        </w:rPr>
+        <w:t>O'Reilly Media.</w:t>
+      </w:r>
+    </w:p>
+    <w:p>
+      <w:pPr>
+        <w:spacing w:after="160" w:line="360" w:lineRule="auto"/>
+        <w:jc w:val="both"/>
+        <w:rPr>
+          <w:color w:val="000000"/>
+        </w:rPr>
+      </w:pPr>
+      <w:r>
+        <w:rPr>
+          <w:color w:val="000000"/>
+        </w:rPr>
+        <w:t xml:space="preserve">Wickham, H., &amp; Grolemund, G. (2017). R para la ciencia de datos: importar, ordenar, transformar, visualizar y modelar datos. O'Reilly Media. </w:t>
+      </w:r>
+      <w:hyperlink r:id="rId12" w:history="1">
+        <w:r>
+          <w:rPr>
+            <w:rStyle w:val="Hyperlink"/>
+          </w:rPr>
+          <w:t>https://es.r4ds.hadley.nz/</w:t>
+        </w:r>
+      </w:hyperlink>
     </w:p>
     <w:p>
       <w:pPr>
@@ -27664,19 +28820,34 @@
         <w:jc w:val="both"/>
       </w:pPr>
       <w:r>
-        <w:rPr>
-          <w:color w:val="000000"/>
-        </w:rPr>
-        <w:t>Wickham, H., &amp; Grolemund, G. (2017). R para la ciencia de datos: importar, ordenar, transformar, visualizar y modelar datos. O'Reilly Media. https://es.r4ds.hadley.nz/</w:t>
+        <w:t>Tesis “Predicción de duración de estudios Pregrado SIES 2007 a 2020” (2024), Carlos Labarca Jara</w:t>
+      </w:r>
+      <w:r>
+        <w:t xml:space="preserve"> </w:t>
+      </w:r>
+      <w:r>
+        <w:t>/</w:t>
+      </w:r>
+      <w:r>
+        <w:t xml:space="preserve"> </w:t>
+      </w:r>
+      <w:r>
+        <w:t>Sebastian Antunez Noguera, Universidad Andres Bello, Magister en Gestión de Tecnologías y Telecomunicaciones.</w:t>
       </w:r>
     </w:p>
     <w:p>
       <w:pPr>
         <w:pStyle w:val="Heading2"/>
         <w:spacing w:before="280" w:after="140"/>
+        <w:rPr>
+          <w:color w:val="auto"/>
+        </w:rPr>
       </w:pPr>
-      <w:bookmarkStart w:id="47" w:name="_Toc241690284"/>
-      <w:r>
+      <w:bookmarkStart w:id="47" w:name="_Toc241723018"/>
+      <w:r>
+        <w:rPr>
+          <w:color w:val="auto"/>
+        </w:rPr>
         <w:t>Fuente de datos</w:t>
       </w:r>
       <w:bookmarkEnd w:id="47"/>
@@ -27687,9 +28858,6 @@
         <w:jc w:val="both"/>
       </w:pPr>
       <w:r>
-        <w:rPr>
-          <w:color w:val="000000"/>
-        </w:rPr>
         <w:t>Servicio de Información de Educación Superior. (2025). Titulados de Educación Superior 2020-2025 [conjunto de datos]. Ministerio de Educación de Chile. https://www.mifuturo.cl/bases-de-datos-de-titulados/</w:t>
       </w:r>
     </w:p>
@@ -27697,12 +28865,180 @@
       <w:pPr>
         <w:pStyle w:val="Heading2"/>
         <w:spacing w:before="280" w:after="140"/>
+        <w:rPr>
+          <w:color w:val="auto"/>
+        </w:rPr>
       </w:pPr>
-      <w:bookmarkStart w:id="48" w:name="_Toc241690285"/>
-      <w:r>
+      <w:bookmarkStart w:id="48" w:name="_Toc241723019"/>
+      <w:r>
+        <w:rPr>
+          <w:color w:val="auto"/>
+        </w:rPr>
         <w:t>Documentación técnica oficial</w:t>
       </w:r>
       <w:bookmarkEnd w:id="48"/>
+    </w:p>
+    <w:p>
+      <w:pPr>
+        <w:spacing w:after="160" w:line="360" w:lineRule="auto"/>
+      </w:pPr>
+      <w:r>
+        <w:rPr>
+          <w:color w:val="000000"/>
+        </w:rPr>
+        <w:t>NumPy Developers. (2025). NumPy documentation (versión 2.5). https://numpy.org/doc/stable/</w:t>
+      </w:r>
+    </w:p>
+    <w:p>
+      <w:pPr>
+        <w:spacing w:after="160" w:line="360" w:lineRule="auto"/>
+        <w:rPr>
+          <w:lang w:val="en-US"/>
+        </w:rPr>
+      </w:pPr>
+      <w:r>
+        <w:rPr>
+          <w:color w:val="000000"/>
+          <w:lang w:val="en-US"/>
+        </w:rPr>
+        <w:t>pandas Development Team</w:t>
+      </w:r>
+      <w:r>
+        <w:rPr>
+          <w:color w:val="000000"/>
+          <w:lang w:val="en-US"/>
+        </w:rPr>
+        <w:t>. (2025). pandas documentation (versión 3.0). https://pandas.pydata.org/docs/</w:t>
+      </w:r>
+    </w:p>
+    <w:p>
+      <w:pPr>
+        <w:spacing w:after="160" w:line="360" w:lineRule="auto"/>
+        <w:rPr>
+          <w:lang w:val="en-US"/>
+        </w:rPr>
+      </w:pPr>
+      <w:r>
+        <w:rPr>
+          <w:color w:val="000000"/>
+          <w:lang w:val="en-US"/>
+        </w:rPr>
+        <w:t>Python Software Foundation. (2025a). timeit — Measure execution time of small code snippets. https://docs.python.org/3/library/timeit.html</w:t>
+      </w:r>
+    </w:p>
+    <w:p>
+      <w:pPr>
+        <w:spacing w:after="160" w:line="360" w:lineRule="auto"/>
+        <w:rPr>
+          <w:lang w:val="en-US"/>
+        </w:rPr>
+      </w:pPr>
+      <w:r>
+        <w:rPr>
+          <w:color w:val="000000"/>
+          <w:lang w:val="en-US"/>
+        </w:rPr>
+        <w:lastRenderedPageBreak/>
+        <w:t>Python Software Foundation. (2025b). tracemalloc — Trace memory allocations. https://docs.python.org/3/library/tracemalloc.html</w:t>
+      </w:r>
+    </w:p>
+    <w:p>
+      <w:pPr>
+        <w:spacing w:after="160" w:line="360" w:lineRule="auto"/>
+        <w:rPr>
+          <w:lang w:val="en-US"/>
+        </w:rPr>
+      </w:pPr>
+      <w:r>
+        <w:rPr>
+          <w:color w:val="000000"/>
+          <w:lang w:val="en-US"/>
+        </w:rPr>
+        <w:t>Python Software Foundation. (2025c). abc — Abstract base classes. https://docs.python.org/3/library/abc.html</w:t>
+      </w:r>
+    </w:p>
+    <w:p>
+      <w:pPr>
+        <w:pStyle w:val="Heading2"/>
+        <w:spacing w:before="280" w:after="140"/>
+        <w:rPr>
+          <w:color w:val="auto"/>
+          <w:lang w:val="en-US"/>
+        </w:rPr>
+      </w:pPr>
+      <w:bookmarkStart w:id="49" w:name="_Toc241723020"/>
+      <w:r>
+        <w:rPr>
+          <w:color w:val="auto"/>
+          <w:lang w:val="en-US"/>
+        </w:rPr>
+        <w:t>Bibliografía complementaria</w:t>
+      </w:r>
+      <w:bookmarkEnd w:id="49"/>
+    </w:p>
+    <w:p>
+      <w:pPr>
+        <w:spacing w:after="160" w:line="360" w:lineRule="auto"/>
+        <w:jc w:val="both"/>
+        <w:rPr>
+          <w:lang w:val="en-US"/>
+        </w:rPr>
+      </w:pPr>
+      <w:r>
+        <w:rPr>
+          <w:color w:val="000000"/>
+          <w:lang w:val="en-US"/>
+        </w:rPr>
+        <w:t>Cormen, T. H., Leiserson, C. E., Rivest, R. L., &amp; Stein, C. (2022). Introduction to algorithms (4.ª ed.). MIT Press.</w:t>
+      </w:r>
+    </w:p>
+    <w:p>
+      <w:pPr>
+        <w:spacing w:after="160" w:line="360" w:lineRule="auto"/>
+        <w:jc w:val="both"/>
+        <w:rPr>
+          <w:lang w:val="en-US"/>
+        </w:rPr>
+      </w:pPr>
+      <w:r>
+        <w:rPr>
+          <w:color w:val="000000"/>
+          <w:lang w:val="en-US"/>
+        </w:rPr>
+        <w:t>Gamma, E., Helm, R., Johnson, R., &amp; Vlissides, J. (1994). Design patterns: Elements of reusable object-oriented software. Addison-Wesley.</w:t>
+      </w:r>
+    </w:p>
+    <w:p>
+      <w:pPr>
+        <w:spacing w:after="160" w:line="360" w:lineRule="auto"/>
+        <w:jc w:val="both"/>
+        <w:rPr>
+          <w:lang w:val="en-US"/>
+        </w:rPr>
+      </w:pPr>
+      <w:r>
+        <w:rPr>
+          <w:color w:val="000000"/>
+          <w:lang w:val="en-US"/>
+        </w:rPr>
+        <w:t>Harris, C. R., Millman, K. J., van der Walt, S. J., Gommers, R., Virtanen, P., Cournapeau, D., Wieser, E., Taylor, J., Berg, S., Smith, N. J., Kern, R., Picus, M., Hoyer, S., van Kerkwijk, M. H., Brett, M., Haldane, A., del Río, J. F., Wiebe, M., Peterson, P., … Oliphant, T. E. (2020). Array programming with NumPy. Nature, 585(7825), 357-362. https://doi.org/10.1038/s41586-020-2649-2</w:t>
+      </w:r>
+    </w:p>
+    <w:p>
+      <w:pPr>
+        <w:spacing w:after="160" w:line="360" w:lineRule="auto"/>
+        <w:jc w:val="both"/>
+        <w:rPr>
+          <w:lang w:val="en-US"/>
+        </w:rPr>
+      </w:pPr>
+      <w:r>
+        <w:rPr>
+          <w:color w:val="000000"/>
+          <w:lang w:val="en-US"/>
+        </w:rPr>
+        <w:t>McKinney, W. (2022). Python for data analysis: Data wrangling with pandas, NumPy, and Jupyter (3.ª ed.). O'Reilly Media.</w:t>
+      </w:r>
     </w:p>
     <w:p>
       <w:pPr>
@@ -27712,128 +29048,15 @@
       <w:r>
         <w:rPr>
           <w:color w:val="000000"/>
-        </w:rPr>
-        <w:t>NumPy Developers. (2025). NumPy documentation (versión 2.5). https://numpy.org/doc/stable/</w:t>
-      </w:r>
-    </w:p>
-    <w:p>
-      <w:pPr>
-        <w:spacing w:after="160" w:line="360" w:lineRule="auto"/>
-        <w:jc w:val="both"/>
-      </w:pPr>
+          <w:lang w:val="en-US"/>
+        </w:rPr>
+        <w:t xml:space="preserve">Ramalho, L. (2022). Fluent Python: Clear, concise, and effective programming (2.ª ed.). </w:t>
+      </w:r>
       <w:r>
         <w:rPr>
           <w:color w:val="000000"/>
         </w:rPr>
-        <w:t>pandas Development Team. (2025). pandas documentation (versión 3.0). https://pandas.pydata.org/docs/</w:t>
-      </w:r>
-    </w:p>
-    <w:p>
-      <w:pPr>
-        <w:spacing w:after="160" w:line="360" w:lineRule="auto"/>
-        <w:jc w:val="both"/>
-      </w:pPr>
-      <w:r>
-        <w:rPr>
-          <w:color w:val="000000"/>
-        </w:rPr>
-        <w:t>Python Software Foundation. (2025a). timeit — Measure execution time of small code snippets. https://docs.python.org/3/library/timeit.html</w:t>
-      </w:r>
-    </w:p>
-    <w:p>
-      <w:pPr>
-        <w:spacing w:after="160" w:line="360" w:lineRule="auto"/>
-        <w:jc w:val="both"/>
-      </w:pPr>
-      <w:r>
-        <w:rPr>
-          <w:color w:val="000000"/>
-        </w:rPr>
-        <w:t>Python Software Foundation. (2025b). tracemalloc — Trace memory allocations. https://docs.python.org/3/library/tracemalloc.html</w:t>
-      </w:r>
-    </w:p>
-    <w:p>
-      <w:pPr>
-        <w:spacing w:after="160" w:line="360" w:lineRule="auto"/>
-        <w:jc w:val="both"/>
-      </w:pPr>
-      <w:r>
-        <w:rPr>
-          <w:color w:val="000000"/>
-        </w:rPr>
-        <w:t>Python Software Foundation. (2025c). abc — Abstract base classes. https://docs.python.org/3/library/abc.html</w:t>
-      </w:r>
-    </w:p>
-    <w:p>
-      <w:pPr>
-        <w:pStyle w:val="Heading2"/>
-        <w:spacing w:before="280" w:after="140"/>
-      </w:pPr>
-      <w:bookmarkStart w:id="49" w:name="_Toc241690286"/>
-      <w:r>
-        <w:t>Bibliografía complementaria</w:t>
-      </w:r>
-      <w:bookmarkEnd w:id="49"/>
-    </w:p>
-    <w:p>
-      <w:pPr>
-        <w:spacing w:after="160" w:line="360" w:lineRule="auto"/>
-        <w:jc w:val="both"/>
-      </w:pPr>
-      <w:r>
-        <w:rPr>
-          <w:color w:val="000000"/>
-        </w:rPr>
-        <w:t>Cormen, T. H., Leiserson, C. E., Rivest, R. L., &amp; Stein, C. (2022). Introduction to algorithms (4.ª ed.). MIT Press.</w:t>
-      </w:r>
-    </w:p>
-    <w:p>
-      <w:pPr>
-        <w:spacing w:after="160" w:line="360" w:lineRule="auto"/>
-        <w:jc w:val="both"/>
-      </w:pPr>
-      <w:r>
-        <w:rPr>
-          <w:color w:val="000000"/>
-        </w:rPr>
-        <w:lastRenderedPageBreak/>
-        <w:t>Gamma, E., Helm, R., Johnson, R., &amp; Vlissides, J. (1994). Design patterns: Elements of reusable object-oriented software. Addison-Wesley.</w:t>
-      </w:r>
-    </w:p>
-    <w:p>
-      <w:pPr>
-        <w:spacing w:after="160" w:line="360" w:lineRule="auto"/>
-        <w:jc w:val="both"/>
-      </w:pPr>
-      <w:r>
-        <w:rPr>
-          <w:color w:val="000000"/>
-        </w:rPr>
-        <w:t>Harris, C. R., Millman, K. J., van der Walt, S. J., Gommers, R., Virtanen, P., Cournapeau, D., Wieser, E., Taylor, J., Berg, S., Smith, N. J., Kern, R., Picus, M., Hoyer, S., van Kerkwijk, M. H., Brett, M., Haldane, A., del Río, J. F., Wiebe, M., Peterson, P., … Oliphant, T. E. (2020). Array programming with NumPy. Nature, 585(7825), 357-362. https://doi.org/10.1038/s41586-020-2649-2</w:t>
-      </w:r>
-    </w:p>
-    <w:p>
-      <w:pPr>
-        <w:spacing w:after="160" w:line="360" w:lineRule="auto"/>
-        <w:jc w:val="both"/>
-      </w:pPr>
-      <w:r>
-        <w:rPr>
-          <w:color w:val="000000"/>
-        </w:rPr>
-        <w:t>McKinney, W. (2022). Python for data analysis: Data wrangling with pandas, NumPy, and Jupyter (3.ª ed.). O'Reilly Media.</w:t>
-      </w:r>
-    </w:p>
-    <w:p>
-      <w:pPr>
-        <w:spacing w:after="160" w:line="360" w:lineRule="auto"/>
-        <w:jc w:val="both"/>
-      </w:pPr>
-      <w:r>
-        <w:rPr>
-          <w:color w:val="000000"/>
-        </w:rPr>
-        <w:t>Ramalho, L. (2022). Fluent Python: Clear, concise, and effective programming (2.ª ed.). O'Reilly Media.</w:t>
+        <w:t>O'Reilly Media.</w:t>
       </w:r>
     </w:p>
     <w:p>
@@ -27845,9 +29068,15 @@
       <w:pPr>
         <w:pStyle w:val="Heading1"/>
         <w:spacing w:before="360" w:after="200"/>
+        <w:rPr>
+          <w:color w:val="auto"/>
+        </w:rPr>
       </w:pPr>
-      <w:bookmarkStart w:id="50" w:name="_Toc241690287"/>
-      <w:r>
+      <w:bookmarkStart w:id="50" w:name="_Toc241723021"/>
+      <w:r>
+        <w:rPr>
+          <w:color w:val="auto"/>
+        </w:rPr>
         <w:lastRenderedPageBreak/>
         <w:t>Anexos</w:t>
       </w:r>
@@ -27857,9 +29086,15 @@
       <w:pPr>
         <w:pStyle w:val="Heading2"/>
         <w:spacing w:before="280" w:after="140"/>
+        <w:rPr>
+          <w:color w:val="auto"/>
+        </w:rPr>
       </w:pPr>
-      <w:bookmarkStart w:id="51" w:name="_Toc241690288"/>
-      <w:r>
+      <w:bookmarkStart w:id="51" w:name="_Toc241723022"/>
+      <w:r>
+        <w:rPr>
+          <w:color w:val="auto"/>
+        </w:rPr>
         <w:t>Anexo A. Salida completa de las pruebas automatizadas</w:t>
       </w:r>
       <w:bookmarkEnd w:id="51"/>
@@ -28065,11 +29300,17 @@
             </w:tcMar>
           </w:tcPr>
           <w:p>
+            <w:pPr>
+              <w:rPr>
+                <w:lang w:val="en-US"/>
+              </w:rPr>
+            </w:pPr>
             <w:r>
               <w:rPr>
                 <w:rFonts w:ascii="Consolas" w:eastAsia="Consolas" w:hAnsi="Consolas" w:cs="Consolas"/>
                 <w:sz w:val="16"/>
                 <w:szCs w:val="16"/>
+                <w:lang w:val="en-US"/>
               </w:rPr>
               <w:t>tests/test_nucleo.py::TestAgrupacion::test_un_solo_grupo PASSED          [  2%]</w:t>
             </w:r>
@@ -28113,11 +29354,17 @@
             </w:tcMar>
           </w:tcPr>
           <w:p>
+            <w:pPr>
+              <w:rPr>
+                <w:lang w:val="en-US"/>
+              </w:rPr>
+            </w:pPr>
             <w:r>
               <w:rPr>
                 <w:rFonts w:ascii="Consolas" w:eastAsia="Consolas" w:hAnsi="Consolas" w:cs="Consolas"/>
                 <w:sz w:val="16"/>
                 <w:szCs w:val="16"/>
+                <w:lang w:val="en-US"/>
               </w:rPr>
               <w:t>tests/test_nucleo.py::TestOrdenamiento::test_merge_sort_coincide_con_sorted PASSED [  5%]</w:t>
             </w:r>
@@ -28185,11 +29432,17 @@
             </w:tcMar>
           </w:tcPr>
           <w:p>
+            <w:pPr>
+              <w:rPr>
+                <w:lang w:val="en-US"/>
+              </w:rPr>
+            </w:pPr>
             <w:r>
               <w:rPr>
                 <w:rFonts w:ascii="Consolas" w:eastAsia="Consolas" w:hAnsi="Consolas" w:cs="Consolas"/>
                 <w:sz w:val="16"/>
                 <w:szCs w:val="16"/>
+                <w:lang w:val="en-US"/>
               </w:rPr>
               <w:t>tests/test_nucleo.py::TestOrdenamiento::test_es_estable PASSED           [  9%]</w:t>
             </w:r>
@@ -28209,11 +29462,17 @@
             </w:tcMar>
           </w:tcPr>
           <w:p>
+            <w:pPr>
+              <w:rPr>
+                <w:lang w:val="en-US"/>
+              </w:rPr>
+            </w:pPr>
             <w:r>
               <w:rPr>
                 <w:rFonts w:ascii="Consolas" w:eastAsia="Consolas" w:hAnsi="Consolas" w:cs="Consolas"/>
                 <w:sz w:val="16"/>
                 <w:szCs w:val="16"/>
+                <w:lang w:val="en-US"/>
               </w:rPr>
               <w:t>tests/test_nucleo.py::TestSeleccion::test_mediana_coincide_con_statistics PASSED [ 10%]</w:t>
             </w:r>
@@ -28233,11 +29492,17 @@
             </w:tcMar>
           </w:tcPr>
           <w:p>
+            <w:pPr>
+              <w:rPr>
+                <w:lang w:val="en-US"/>
+              </w:rPr>
+            </w:pPr>
             <w:r>
               <w:rPr>
                 <w:rFonts w:ascii="Consolas" w:eastAsia="Consolas" w:hAnsi="Consolas" w:cs="Consolas"/>
                 <w:sz w:val="16"/>
                 <w:szCs w:val="16"/>
+                <w:lang w:val="en-US"/>
               </w:rPr>
               <w:t>tests/test_nucleo.py::TestSeleccion::test_quickselect_recupera_cada_posicion PASSED [ 12%]</w:t>
             </w:r>
@@ -28257,11 +29522,17 @@
             </w:tcMar>
           </w:tcPr>
           <w:p>
+            <w:pPr>
+              <w:rPr>
+                <w:lang w:val="en-US"/>
+              </w:rPr>
+            </w:pPr>
             <w:r>
               <w:rPr>
                 <w:rFonts w:ascii="Consolas" w:eastAsia="Consolas" w:hAnsi="Consolas" w:cs="Consolas"/>
                 <w:sz w:val="16"/>
                 <w:szCs w:val="16"/>
+                <w:lang w:val="en-US"/>
               </w:rPr>
               <w:t>tests/test_nucleo.py::TestSeleccion::test_mediana_par_e_impar PASSED     [ 13%]</w:t>
             </w:r>
@@ -28377,11 +29648,17 @@
             </w:tcMar>
           </w:tcPr>
           <w:p>
+            <w:pPr>
+              <w:rPr>
+                <w:lang w:val="en-US"/>
+              </w:rPr>
+            </w:pPr>
             <w:r>
               <w:rPr>
                 <w:rFonts w:ascii="Consolas" w:eastAsia="Consolas" w:hAnsi="Consolas" w:cs="Consolas"/>
                 <w:sz w:val="16"/>
                 <w:szCs w:val="16"/>
+                <w:lang w:val="en-US"/>
               </w:rPr>
               <w:t>tests/test_nucleo.py::TestBusqueda::test_cotas_en_bordes PASSED          [ 20%]</w:t>
             </w:r>
@@ -28401,11 +29678,17 @@
             </w:tcMar>
           </w:tcPr>
           <w:p>
+            <w:pPr>
+              <w:rPr>
+                <w:lang w:val="en-US"/>
+              </w:rPr>
+            </w:pPr>
             <w:r>
               <w:rPr>
                 <w:rFonts w:ascii="Consolas" w:eastAsia="Consolas" w:hAnsi="Consolas" w:cs="Consolas"/>
                 <w:sz w:val="16"/>
                 <w:szCs w:val="16"/>
+                <w:lang w:val="en-US"/>
               </w:rPr>
               <w:t>tests/test_nucleo.py::TestBenchmark::test_medicion_basica PASSED         [ 21%]</w:t>
             </w:r>
@@ -28449,11 +29732,17 @@
             </w:tcMar>
           </w:tcPr>
           <w:p>
+            <w:pPr>
+              <w:rPr>
+                <w:lang w:val="en-US"/>
+              </w:rPr>
+            </w:pPr>
             <w:r>
               <w:rPr>
                 <w:rFonts w:ascii="Consolas" w:eastAsia="Consolas" w:hAnsi="Consolas" w:cs="Consolas"/>
                 <w:sz w:val="16"/>
                 <w:szCs w:val="16"/>
+                <w:lang w:val="en-US"/>
               </w:rPr>
               <w:t>tests/test_nucleo.py::TestBenchmark::test_exponente_cuadratico PASSED    [ 24%]</w:t>
             </w:r>
@@ -28473,11 +29762,17 @@
             </w:tcMar>
           </w:tcPr>
           <w:p>
+            <w:pPr>
+              <w:rPr>
+                <w:lang w:val="en-US"/>
+              </w:rPr>
+            </w:pPr>
             <w:r>
               <w:rPr>
                 <w:rFonts w:ascii="Consolas" w:eastAsia="Consolas" w:hAnsi="Consolas" w:cs="Consolas"/>
                 <w:sz w:val="16"/>
                 <w:szCs w:val="16"/>
+                <w:lang w:val="en-US"/>
               </w:rPr>
               <w:t>tests/test_nucleo.py::TestBenchmark::test_estimar_orden_exige_dos_tamanos PASSED [ 26%]</w:t>
             </w:r>
@@ -28497,11 +29792,17 @@
             </w:tcMar>
           </w:tcPr>
           <w:p>
+            <w:pPr>
+              <w:rPr>
+                <w:lang w:val="en-US"/>
+              </w:rPr>
+            </w:pPr>
             <w:r>
               <w:rPr>
                 <w:rFonts w:ascii="Consolas" w:eastAsia="Consolas" w:hAnsi="Consolas" w:cs="Consolas"/>
                 <w:sz w:val="16"/>
                 <w:szCs w:val="16"/>
+                <w:lang w:val="en-US"/>
               </w:rPr>
               <w:t>tests/test_nucleo.py::TestBenchmark::test_comparar_ordena_por_tiempo PASSED [ 27%]</w:t>
             </w:r>
@@ -28569,11 +29870,17 @@
             </w:tcMar>
           </w:tcPr>
           <w:p>
+            <w:pPr>
+              <w:rPr>
+                <w:lang w:val="en-US"/>
+              </w:rPr>
+            </w:pPr>
             <w:r>
               <w:rPr>
                 <w:rFonts w:ascii="Consolas" w:eastAsia="Consolas" w:hAnsi="Consolas" w:cs="Consolas"/>
                 <w:sz w:val="16"/>
                 <w:szCs w:val="16"/>
+                <w:lang w:val="en-US"/>
               </w:rPr>
               <w:t>tests/test_nucleo.py::TestTitulado::test_setters_validan PASSED          [ 31%]</w:t>
             </w:r>
@@ -28617,11 +29924,17 @@
             </w:tcMar>
           </w:tcPr>
           <w:p>
+            <w:pPr>
+              <w:rPr>
+                <w:lang w:val="en-US"/>
+              </w:rPr>
+            </w:pPr>
             <w:r>
               <w:rPr>
                 <w:rFonts w:ascii="Consolas" w:eastAsia="Consolas" w:hAnsi="Consolas" w:cs="Consolas"/>
                 <w:sz w:val="16"/>
                 <w:szCs w:val="16"/>
+                <w:lang w:val="en-US"/>
               </w:rPr>
               <w:t>tests/test_nucleo.py::TestTitulado::test_desde_fila_con_dict_y_series PASSED [ 34%]</w:t>
             </w:r>
@@ -28641,11 +29954,17 @@
             </w:tcMar>
           </w:tcPr>
           <w:p>
+            <w:pPr>
+              <w:rPr>
+                <w:lang w:val="en-US"/>
+              </w:rPr>
+            </w:pPr>
             <w:r>
               <w:rPr>
                 <w:rFonts w:ascii="Consolas" w:eastAsia="Consolas" w:hAnsi="Consolas" w:cs="Consolas"/>
                 <w:sz w:val="16"/>
                 <w:szCs w:val="16"/>
+                <w:lang w:val="en-US"/>
               </w:rPr>
               <w:t>tests/test_nucleo.py::TestCohorte::test_protocolo_de_secuencia PASSED    [ 35%]</w:t>
             </w:r>
@@ -28665,11 +29984,17 @@
             </w:tcMar>
           </w:tcPr>
           <w:p>
+            <w:pPr>
+              <w:rPr>
+                <w:lang w:val="en-US"/>
+              </w:rPr>
+            </w:pPr>
             <w:r>
               <w:rPr>
                 <w:rFonts w:ascii="Consolas" w:eastAsia="Consolas" w:hAnsi="Consolas" w:cs="Consolas"/>
                 <w:sz w:val="16"/>
                 <w:szCs w:val="16"/>
+                <w:lang w:val="en-US"/>
               </w:rPr>
               <w:t>tests/test_nucleo.py::TestCohorte::test_filtrar_y_agrupar_no_mutan PASSED [ 36%]</w:t>
             </w:r>
@@ -28689,11 +30014,17 @@
             </w:tcMar>
           </w:tcPr>
           <w:p>
+            <w:pPr>
+              <w:rPr>
+                <w:lang w:val="en-US"/>
+              </w:rPr>
+            </w:pPr>
             <w:r>
               <w:rPr>
                 <w:rFonts w:ascii="Consolas" w:eastAsia="Consolas" w:hAnsi="Consolas" w:cs="Consolas"/>
                 <w:sz w:val="16"/>
                 <w:szCs w:val="16"/>
+                <w:lang w:val="en-US"/>
               </w:rPr>
               <w:t>tests/test_nucleo.py::TestCohorte::test_strategy_con_metricas PASSED     [ 38%]</w:t>
             </w:r>
@@ -28713,11 +30044,17 @@
             </w:tcMar>
           </w:tcPr>
           <w:p>
+            <w:pPr>
+              <w:rPr>
+                <w:lang w:val="en-US"/>
+              </w:rPr>
+            </w:pPr>
             <w:r>
               <w:rPr>
                 <w:rFonts w:ascii="Consolas" w:eastAsia="Consolas" w:hAnsi="Consolas" w:cs="Consolas"/>
                 <w:sz w:val="16"/>
                 <w:szCs w:val="16"/>
+                <w:lang w:val="en-US"/>
               </w:rPr>
               <w:t>tests/test_nucleo.py::TestCohorte::test_ordenados_con_merge_sort PASSED  [ 39%]</w:t>
             </w:r>
@@ -28737,11 +30074,17 @@
             </w:tcMar>
           </w:tcPr>
           <w:p>
+            <w:pPr>
+              <w:rPr>
+                <w:lang w:val="en-US"/>
+              </w:rPr>
+            </w:pPr>
             <w:r>
               <w:rPr>
                 <w:rFonts w:ascii="Consolas" w:eastAsia="Consolas" w:hAnsi="Consolas" w:cs="Consolas"/>
                 <w:sz w:val="16"/>
                 <w:szCs w:val="16"/>
+                <w:lang w:val="en-US"/>
               </w:rPr>
               <w:t>tests/test_nucleo.py::TestCohorte::test_agregar_rechaza_tipos_ajenos PASSED [ 41%]</w:t>
             </w:r>
@@ -28785,11 +30128,17 @@
             </w:tcMar>
           </w:tcPr>
           <w:p>
+            <w:pPr>
+              <w:rPr>
+                <w:lang w:val="en-US"/>
+              </w:rPr>
+            </w:pPr>
             <w:r>
               <w:rPr>
                 <w:rFonts w:ascii="Consolas" w:eastAsia="Consolas" w:hAnsi="Consolas" w:cs="Consolas"/>
                 <w:sz w:val="16"/>
                 <w:szCs w:val="16"/>
+                <w:lang w:val="en-US"/>
               </w:rPr>
               <w:t>tests/test_nucleo.py::TestCohorte::test_desde_dataframe_exige_columnas PASSED [ 43%]</w:t>
             </w:r>
@@ -28809,11 +30158,17 @@
             </w:tcMar>
           </w:tcPr>
           <w:p>
+            <w:pPr>
+              <w:rPr>
+                <w:lang w:val="en-US"/>
+              </w:rPr>
+            </w:pPr>
             <w:r>
               <w:rPr>
                 <w:rFonts w:ascii="Consolas" w:eastAsia="Consolas" w:hAnsi="Consolas" w:cs="Consolas"/>
                 <w:sz w:val="16"/>
                 <w:szCs w:val="16"/>
+                <w:lang w:val="en-US"/>
               </w:rPr>
               <w:t>tests/test_nucleo.py::TestCohorte::test_percentil_valida_rango PASSED    [ 45%]</w:t>
             </w:r>
@@ -28857,11 +30212,17 @@
             </w:tcMar>
           </w:tcPr>
           <w:p>
+            <w:pPr>
+              <w:rPr>
+                <w:lang w:val="en-US"/>
+              </w:rPr>
+            </w:pPr>
             <w:r>
               <w:rPr>
                 <w:rFonts w:ascii="Consolas" w:eastAsia="Consolas" w:hAnsi="Consolas" w:cs="Consolas"/>
                 <w:sz w:val="16"/>
                 <w:szCs w:val="16"/>
+                <w:lang w:val="en-US"/>
               </w:rPr>
               <w:t>tests/test_nucleo.py::TestJerarquia::test_cache_se_invalida_al_insertar PASSED [ 47%]</w:t>
             </w:r>
@@ -28881,11 +30242,17 @@
             </w:tcMar>
           </w:tcPr>
           <w:p>
+            <w:pPr>
+              <w:rPr>
+                <w:lang w:val="en-US"/>
+              </w:rPr>
+            </w:pPr>
             <w:r>
               <w:rPr>
                 <w:rFonts w:ascii="Consolas" w:eastAsia="Consolas" w:hAnsi="Consolas" w:cs="Consolas"/>
                 <w:sz w:val="16"/>
                 <w:szCs w:val="16"/>
+                <w:lang w:val="en-US"/>
               </w:rPr>
               <w:t>tests/test_nucleo.py::TestJerarquia::test_metrica_composite_y_descenso PASSED [ 49%]</w:t>
             </w:r>
@@ -28905,11 +30272,17 @@
             </w:tcMar>
           </w:tcPr>
           <w:p>
+            <w:pPr>
+              <w:rPr>
+                <w:lang w:val="en-US"/>
+              </w:rPr>
+            </w:pPr>
             <w:r>
               <w:rPr>
                 <w:rFonts w:ascii="Consolas" w:eastAsia="Consolas" w:hAnsi="Consolas" w:cs="Consolas"/>
                 <w:sz w:val="16"/>
                 <w:szCs w:val="16"/>
+                <w:lang w:val="en-US"/>
               </w:rPr>
               <w:t>tests/test_nucleo.py::TestJerarquia::test_buscar_y_dataframe PASSED      [ 50%]</w:t>
             </w:r>
@@ -28929,11 +30302,17 @@
             </w:tcMar>
           </w:tcPr>
           <w:p>
+            <w:pPr>
+              <w:rPr>
+                <w:lang w:val="en-US"/>
+              </w:rPr>
+            </w:pPr>
             <w:r>
               <w:rPr>
                 <w:rFonts w:ascii="Consolas" w:eastAsia="Consolas" w:hAnsi="Consolas" w:cs="Consolas"/>
                 <w:sz w:val="16"/>
                 <w:szCs w:val="16"/>
+                <w:lang w:val="en-US"/>
               </w:rPr>
               <w:t>tests/test_nucleo.py::TestJerarquia::test_nodo_vacio PASSED              [ 52%]</w:t>
             </w:r>
@@ -28953,11 +30332,17 @@
             </w:tcMar>
           </w:tcPr>
           <w:p>
+            <w:pPr>
+              <w:rPr>
+                <w:lang w:val="en-US"/>
+              </w:rPr>
+            </w:pPr>
             <w:r>
               <w:rPr>
                 <w:rFonts w:ascii="Consolas" w:eastAsia="Consolas" w:hAnsi="Consolas" w:cs="Consolas"/>
                 <w:sz w:val="16"/>
                 <w:szCs w:val="16"/>
+                <w:lang w:val="en-US"/>
               </w:rPr>
               <w:t>tests/test_nucleo.py::TestPreparacion::test_escalador_estandar PASSED    [ 53%]</w:t>
             </w:r>
@@ -28977,11 +30362,17 @@
             </w:tcMar>
           </w:tcPr>
           <w:p>
+            <w:pPr>
+              <w:rPr>
+                <w:lang w:val="en-US"/>
+              </w:rPr>
+            </w:pPr>
             <w:r>
               <w:rPr>
                 <w:rFonts w:ascii="Consolas" w:eastAsia="Consolas" w:hAnsi="Consolas" w:cs="Consolas"/>
                 <w:sz w:val="16"/>
                 <w:szCs w:val="16"/>
+                <w:lang w:val="en-US"/>
               </w:rPr>
               <w:t>tests/test_nucleo.py::TestPreparacion::test_estandar_invertir PASSED     [ 54%]</w:t>
             </w:r>
@@ -29001,11 +30392,17 @@
             </w:tcMar>
           </w:tcPr>
           <w:p>
+            <w:pPr>
+              <w:rPr>
+                <w:lang w:val="en-US"/>
+              </w:rPr>
+            </w:pPr>
             <w:r>
               <w:rPr>
                 <w:rFonts w:ascii="Consolas" w:eastAsia="Consolas" w:hAnsi="Consolas" w:cs="Consolas"/>
                 <w:sz w:val="16"/>
                 <w:szCs w:val="16"/>
+                <w:lang w:val="en-US"/>
               </w:rPr>
               <w:t>tests/test_nucleo.py::TestPreparacion::test_minmax_en_cero_uno PASSED    [ 56%]</w:t>
             </w:r>
@@ -29073,11 +30470,17 @@
             </w:tcMar>
           </w:tcPr>
           <w:p>
+            <w:pPr>
+              <w:rPr>
+                <w:lang w:val="en-US"/>
+              </w:rPr>
+            </w:pPr>
             <w:r>
               <w:rPr>
                 <w:rFonts w:ascii="Consolas" w:eastAsia="Consolas" w:hAnsi="Consolas" w:cs="Consolas"/>
                 <w:sz w:val="16"/>
                 <w:szCs w:val="16"/>
+                <w:lang w:val="en-US"/>
               </w:rPr>
               <w:t>tests/test_nucleo.py::TestPreparacion::test_particion_reproducible_y_disjunta PASSED [ 60%]</w:t>
             </w:r>
@@ -29146,11 +30549,17 @@
             </w:tcMar>
           </w:tcPr>
           <w:p>
+            <w:pPr>
+              <w:rPr>
+                <w:lang w:val="en-US"/>
+              </w:rPr>
+            </w:pPr>
             <w:r>
               <w:rPr>
                 <w:rFonts w:ascii="Consolas" w:eastAsia="Consolas" w:hAnsi="Consolas" w:cs="Consolas"/>
                 <w:sz w:val="16"/>
                 <w:szCs w:val="16"/>
+                <w:lang w:val="en-US"/>
               </w:rPr>
               <w:t>tests/test_nucleo.py::TestModelos::test_perdida_decrece PASSED           [ 64%]</w:t>
             </w:r>
@@ -29170,11 +30579,17 @@
             </w:tcMar>
           </w:tcPr>
           <w:p>
+            <w:pPr>
+              <w:rPr>
+                <w:lang w:val="en-US"/>
+              </w:rPr>
+            </w:pPr>
             <w:r>
               <w:rPr>
                 <w:rFonts w:ascii="Consolas" w:eastAsia="Consolas" w:hAnsi="Consolas" w:cs="Consolas"/>
                 <w:sz w:val="16"/>
                 <w:szCs w:val="16"/>
+                <w:lang w:val="en-US"/>
               </w:rPr>
               <w:t>tests/test_nucleo.py::TestModelos::test_logistica_separa_datos_separables PASSED [ 65%]</w:t>
             </w:r>
@@ -29218,11 +30633,17 @@
             </w:tcMar>
           </w:tcPr>
           <w:p>
+            <w:pPr>
+              <w:rPr>
+                <w:lang w:val="en-US"/>
+              </w:rPr>
+            </w:pPr>
             <w:r>
               <w:rPr>
                 <w:rFonts w:ascii="Consolas" w:eastAsia="Consolas" w:hAnsi="Consolas" w:cs="Consolas"/>
                 <w:sz w:val="16"/>
                 <w:szCs w:val="16"/>
+                <w:lang w:val="en-US"/>
               </w:rPr>
               <w:t>tests/test_nucleo.py::TestModelos::test_errores_controlados PASSED       [ 68%]</w:t>
             </w:r>
@@ -29266,11 +30687,17 @@
             </w:tcMar>
           </w:tcPr>
           <w:p>
+            <w:pPr>
+              <w:rPr>
+                <w:lang w:val="en-US"/>
+              </w:rPr>
+            </w:pPr>
             <w:r>
               <w:rPr>
                 <w:rFonts w:ascii="Consolas" w:eastAsia="Consolas" w:hAnsi="Consolas" w:cs="Consolas"/>
                 <w:sz w:val="16"/>
                 <w:szCs w:val="16"/>
+                <w:lang w:val="en-US"/>
               </w:rPr>
               <w:t>tests/test_pipeline.py::test_duracion_real_caso_normal PASSED            [ 71%]</w:t>
             </w:r>
@@ -29290,11 +30717,17 @@
             </w:tcMar>
           </w:tcPr>
           <w:p>
+            <w:pPr>
+              <w:rPr>
+                <w:lang w:val="en-US"/>
+              </w:rPr>
+            </w:pPr>
             <w:r>
               <w:rPr>
                 <w:rFonts w:ascii="Consolas" w:eastAsia="Consolas" w:hAnsi="Consolas" w:cs="Consolas"/>
                 <w:sz w:val="16"/>
                 <w:szCs w:val="16"/>
+                <w:lang w:val="en-US"/>
               </w:rPr>
               <w:t>tests/test_pipeline.py::test_sobreduracion_y_categoria PASSED            [ 72%]</w:t>
             </w:r>
@@ -29506,11 +30939,17 @@
             </w:tcMar>
           </w:tcPr>
           <w:p>
+            <w:pPr>
+              <w:rPr>
+                <w:lang w:val="en-US"/>
+              </w:rPr>
+            </w:pPr>
             <w:r>
               <w:rPr>
                 <w:rFonts w:ascii="Consolas" w:eastAsia="Consolas" w:hAnsi="Consolas" w:cs="Consolas"/>
                 <w:sz w:val="16"/>
                 <w:szCs w:val="16"/>
+                <w:lang w:val="en-US"/>
               </w:rPr>
               <w:t>tests/test_pipeline.py::test_duplicado_exacto_se_elimina PASSED          [ 84%]</w:t>
             </w:r>
@@ -29578,11 +31017,17 @@
             </w:tcMar>
           </w:tcPr>
           <w:p>
+            <w:pPr>
+              <w:rPr>
+                <w:lang w:val="en-US"/>
+              </w:rPr>
+            </w:pPr>
             <w:r>
               <w:rPr>
                 <w:rFonts w:ascii="Consolas" w:eastAsia="Consolas" w:hAnsi="Consolas" w:cs="Consolas"/>
                 <w:sz w:val="16"/>
                 <w:szCs w:val="16"/>
+                <w:lang w:val="en-US"/>
               </w:rPr>
               <w:t>tests/test_pipeline.py::test_archivos_faltantes_lanza_excepcion PASSED   [ 89%]</w:t>
             </w:r>
@@ -29626,11 +31071,17 @@
             </w:tcMar>
           </w:tcPr>
           <w:p>
+            <w:pPr>
+              <w:rPr>
+                <w:lang w:val="en-US"/>
+              </w:rPr>
+            </w:pPr>
             <w:r>
               <w:rPr>
                 <w:rFonts w:ascii="Consolas" w:eastAsia="Consolas" w:hAnsi="Consolas" w:cs="Consolas"/>
                 <w:sz w:val="16"/>
                 <w:szCs w:val="16"/>
+                <w:lang w:val="en-US"/>
               </w:rPr>
               <w:t>tests/test_pipeline.py::test_validador_detecta_dataset_corrupto PASSED   [ 91%]</w:t>
             </w:r>
@@ -29650,11 +31101,17 @@
             </w:tcMar>
           </w:tcPr>
           <w:p>
+            <w:pPr>
+              <w:rPr>
+                <w:lang w:val="en-US"/>
+              </w:rPr>
+            </w:pPr>
             <w:r>
               <w:rPr>
                 <w:rFonts w:ascii="Consolas" w:eastAsia="Consolas" w:hAnsi="Consolas" w:cs="Consolas"/>
                 <w:sz w:val="16"/>
                 <w:szCs w:val="16"/>
+                <w:lang w:val="en-US"/>
               </w:rPr>
               <w:t>tests/test_pipeline.py::test_validador_aprueba_dataset_correcto PASSED   [ 93%]</w:t>
             </w:r>
@@ -29746,11 +31203,17 @@
             </w:tcMar>
           </w:tcPr>
           <w:p>
+            <w:pPr>
+              <w:rPr>
+                <w:lang w:val="en-US"/>
+              </w:rPr>
+            </w:pPr>
             <w:r>
               <w:rPr>
                 <w:rFonts w:ascii="Consolas" w:eastAsia="Consolas" w:hAnsi="Consolas" w:cs="Consolas"/>
                 <w:sz w:val="16"/>
                 <w:szCs w:val="16"/>
+                <w:lang w:val="en-US"/>
               </w:rPr>
               <w:t>tests/test_pipeline.py::test_formato_numerico_chileno PASSED             [ 98%]</w:t>
             </w:r>
@@ -29770,11 +31233,17 @@
             </w:tcMar>
           </w:tcPr>
           <w:p>
+            <w:pPr>
+              <w:rPr>
+                <w:lang w:val="en-US"/>
+              </w:rPr>
+            </w:pPr>
             <w:r>
               <w:rPr>
                 <w:rFonts w:ascii="Consolas" w:eastAsia="Consolas" w:hAnsi="Consolas" w:cs="Consolas"/>
                 <w:sz w:val="16"/>
                 <w:szCs w:val="16"/>
+                <w:lang w:val="en-US"/>
               </w:rPr>
               <w:t>tests/test_pipeline.py::test_configuracion_expone_versiones PASSED       [100%]</w:t>
             </w:r>
@@ -29810,9 +31279,15 @@
       <w:pPr>
         <w:pStyle w:val="Heading2"/>
         <w:spacing w:before="280" w:after="140"/>
+        <w:rPr>
+          <w:color w:val="auto"/>
+        </w:rPr>
       </w:pPr>
-      <w:bookmarkStart w:id="52" w:name="_Toc241690289"/>
-      <w:r>
+      <w:bookmarkStart w:id="52" w:name="_Toc241723023"/>
+      <w:r>
+        <w:rPr>
+          <w:color w:val="auto"/>
+        </w:rPr>
         <w:t>Anexo B. Historial completo de commits</w:t>
       </w:r>
       <w:bookmarkEnd w:id="52"/>
@@ -29946,7 +31421,7 @@
                 <w:sz w:val="19"/>
                 <w:szCs w:val="19"/>
               </w:rPr>
-              <w:t>12ae178</w:t>
+              <w:t>21cfbb9</w:t>
             </w:r>
           </w:p>
         </w:tc>
@@ -32650,7 +34125,7 @@
         <w:pStyle w:val="Heading2"/>
         <w:spacing w:before="280" w:after="140"/>
       </w:pPr>
-      <w:bookmarkStart w:id="53" w:name="_Toc241690290"/>
+      <w:bookmarkStart w:id="53" w:name="_Toc241723024"/>
       <w:r>
         <w:t>Anexo C. Contribuciones y ramas</w:t>
       </w:r>
@@ -32710,7 +34185,7 @@
                 <w:sz w:val="16"/>
                 <w:szCs w:val="16"/>
               </w:rPr>
-              <w:t>43</w:t>
+              <w:t>45</w:t>
             </w:r>
             <w:r>
               <w:rPr>
@@ -32770,10 +34245,10 @@
       </w:r>
     </w:p>
     <w:sectPr>
-      <w:headerReference w:type="default" r:id="rId12"/>
-      <w:footerReference w:type="default" r:id="rId13"/>
-      <w:headerReference w:type="first" r:id="rId14"/>
-      <w:footerReference w:type="first" r:id="rId15"/>
+      <w:headerReference w:type="default" r:id="rId13"/>
+      <w:footerReference w:type="default" r:id="rId14"/>
+      <w:headerReference w:type="first" r:id="rId15"/>
+      <w:footerReference w:type="first" r:id="rId16"/>
       <w:pgSz w:w="12240" w:h="15840"/>
       <w:pgMar w:top="1417" w:right="1701" w:bottom="1417" w:left="1701" w:header="708" w:footer="708" w:gutter="0"/>
       <w:cols w:space="720"/>
@@ -33785,6 +35260,18 @@
       <w:ind w:left="440"/>
     </w:pPr>
   </w:style>
+  <w:style w:type="character" w:styleId="UnresolvedMention">
+    <w:name w:val="Unresolved Mention"/>
+    <w:basedOn w:val="DefaultParagraphFont"/>
+    <w:uiPriority w:val="99"/>
+    <w:semiHidden/>
+    <w:unhideWhenUsed/>
+    <w:rsid w:val="00D22B6E"/>
+    <w:rPr>
+      <w:color w:val="605E5C"/>
+      <w:shd w:val="clear" w:color="auto" w:fill="E1DFDD"/>
+    </w:rPr>
+  </w:style>
 </w:styles>
 </file>
 
